--- a/WebContent/docx/肺癌25基因检测报告-武汉平安好医.docx
+++ b/WebContent/docx/肺癌25基因检测报告-武汉平安好医.docx
@@ -2914,18 +2914,18 @@
         <w:jc w:val="left"/>
       </w:pPr>
       <w:bookmarkStart w:id="0" w:name="_Toc28946"/>
-      <w:bookmarkStart w:id="1" w:name="_Toc21253"/>
-      <w:bookmarkStart w:id="2" w:name="_Toc10575"/>
-      <w:bookmarkStart w:id="3" w:name="_Toc15567"/>
-      <w:bookmarkStart w:id="4" w:name="_Toc23530"/>
-      <w:bookmarkStart w:id="5" w:name="_Toc15112"/>
-      <w:bookmarkStart w:id="6" w:name="_Toc13044"/>
-      <w:bookmarkStart w:id="7" w:name="_Toc23010"/>
-      <w:bookmarkStart w:id="8" w:name="_Toc6195"/>
-      <w:bookmarkStart w:id="9" w:name="_Toc30629"/>
-      <w:bookmarkStart w:id="10" w:name="_Toc18886"/>
-      <w:bookmarkStart w:id="11" w:name="_Toc24686"/>
-      <w:bookmarkStart w:id="12" w:name="_Toc20532"/>
+      <w:bookmarkStart w:id="1" w:name="_Toc23010"/>
+      <w:bookmarkStart w:id="2" w:name="_Toc15112"/>
+      <w:bookmarkStart w:id="3" w:name="_Toc6195"/>
+      <w:bookmarkStart w:id="4" w:name="_Toc20532"/>
+      <w:bookmarkStart w:id="5" w:name="_Toc24686"/>
+      <w:bookmarkStart w:id="6" w:name="_Toc23530"/>
+      <w:bookmarkStart w:id="7" w:name="_Toc18886"/>
+      <w:bookmarkStart w:id="8" w:name="_Toc21253"/>
+      <w:bookmarkStart w:id="9" w:name="_Toc10575"/>
+      <w:bookmarkStart w:id="10" w:name="_Toc15567"/>
+      <w:bookmarkStart w:id="11" w:name="_Toc30629"/>
+      <w:bookmarkStart w:id="12" w:name="_Toc13044"/>
       <w:r>
         <w:t>样本信息</w:t>
       </w:r>
@@ -2981,6 +2981,7 @@
             <w:insideH w:val="single" w:color="BEBEBE" w:themeColor="background1" w:themeShade="BF" w:sz="4" w:space="0"/>
             <w:insideV w:val="single" w:color="BEBEBE" w:themeColor="background1" w:themeShade="BF" w:sz="4" w:space="0"/>
           </w:tblBorders>
+          <w:shd w:val="clear" w:color="auto" w:fill="FFFFFF" w:themeFill="background1"/>
           <w:tblCellMar>
             <w:top w:w="0" w:type="dxa"/>
             <w:left w:w="108" w:type="dxa"/>
@@ -3124,477 +3125,6 @@
                 <w:lang w:eastAsia="zh-CN"/>
               </w:rPr>
               <w:t>{{ subbarcode }}</w:t>
-            </w:r>
-          </w:p>
-        </w:tc>
-      </w:tr>
-      <w:tr>
-        <w:tblPrEx>
-          <w:tblBorders>
-            <w:top w:val="single" w:color="5A9D46" w:sz="24" w:space="0"/>
-            <w:left w:val="none" w:color="auto" w:sz="0" w:space="0"/>
-            <w:bottom w:val="none" w:color="auto" w:sz="0" w:space="0"/>
-            <w:right w:val="none" w:color="auto" w:sz="0" w:space="0"/>
-            <w:insideH w:val="single" w:color="BEBEBE" w:themeColor="background1" w:themeShade="BF" w:sz="4" w:space="0"/>
-            <w:insideV w:val="single" w:color="BEBEBE" w:themeColor="background1" w:themeShade="BF" w:sz="4" w:space="0"/>
-          </w:tblBorders>
-          <w:tblCellMar>
-            <w:top w:w="0" w:type="dxa"/>
-            <w:left w:w="108" w:type="dxa"/>
-            <w:bottom w:w="0" w:type="dxa"/>
-            <w:right w:w="108" w:type="dxa"/>
-          </w:tblCellMar>
-        </w:tblPrEx>
-        <w:trPr>
-          <w:trHeight w:val="397" w:hRule="atLeast"/>
-          <w:jc w:val="center"/>
-        </w:trPr>
-        <w:tc>
-          <w:tcPr>
-            <w:tcW w:w="3231" w:type="dxa"/>
-            <w:tcBorders>
-              <w:tl2br w:val="nil"/>
-              <w:tr2bl w:val="nil"/>
-            </w:tcBorders>
-            <w:shd w:val="clear" w:color="auto" w:fill="auto"/>
-            <w:vAlign w:val="center"/>
-          </w:tcPr>
-          <w:p>
-            <w:pPr>
-              <w:jc w:val="both"/>
-              <w:rPr>
-                <w:rFonts w:ascii="Times New Roman" w:hAnsi="Times New Roman" w:eastAsia="微软雅黑" w:cs="Times New Roman"/>
-                <w:bCs/>
-                <w:color w:val="000000"/>
-                <w:sz w:val="21"/>
-                <w:szCs w:val="21"/>
-                <w:lang w:eastAsia="zh-CN"/>
-              </w:rPr>
-            </w:pPr>
-            <w:r>
-              <w:rPr>
-                <w:rFonts w:ascii="Times New Roman" w:hAnsi="Times New Roman" w:eastAsia="微软雅黑" w:cs="Times New Roman"/>
-                <w:bCs/>
-                <w:color w:val="000000"/>
-                <w:sz w:val="21"/>
-                <w:szCs w:val="21"/>
-                <w:lang w:eastAsia="zh-CN"/>
-              </w:rPr>
-              <w:t>性别：</w:t>
-            </w:r>
-            <w:r>
-              <w:rPr>
-                <w:rFonts w:hint="eastAsia" w:ascii="Times New Roman" w:hAnsi="Times New Roman" w:eastAsia="微软雅黑" w:cs="Times New Roman"/>
-                <w:bCs/>
-                <w:color w:val="000000"/>
-                <w:sz w:val="21"/>
-                <w:szCs w:val="21"/>
-                <w:lang w:eastAsia="zh-CN"/>
-              </w:rPr>
-              <w:t>{{ sex }}</w:t>
-            </w:r>
-          </w:p>
-        </w:tc>
-        <w:tc>
-          <w:tcPr>
-            <w:tcW w:w="3323" w:type="dxa"/>
-            <w:tcBorders>
-              <w:tl2br w:val="nil"/>
-              <w:tr2bl w:val="nil"/>
-            </w:tcBorders>
-            <w:shd w:val="clear" w:color="auto" w:fill="auto"/>
-            <w:vAlign w:val="center"/>
-          </w:tcPr>
-          <w:p>
-            <w:pPr>
-              <w:jc w:val="both"/>
-              <w:rPr>
-                <w:rFonts w:ascii="Times New Roman" w:hAnsi="Times New Roman" w:eastAsia="微软雅黑" w:cs="Times New Roman"/>
-                <w:color w:val="000000"/>
-                <w:sz w:val="21"/>
-                <w:szCs w:val="21"/>
-                <w:lang w:eastAsia="zh-CN"/>
-              </w:rPr>
-            </w:pPr>
-            <w:r>
-              <w:rPr>
-                <w:rFonts w:ascii="Times New Roman" w:hAnsi="Times New Roman" w:eastAsia="微软雅黑" w:cs="Times New Roman"/>
-                <w:color w:val="000000"/>
-                <w:sz w:val="21"/>
-                <w:szCs w:val="21"/>
-                <w:lang w:eastAsia="zh-CN"/>
-              </w:rPr>
-              <w:t>送检科室：</w:t>
-            </w:r>
-            <w:r>
-              <w:rPr>
-                <w:rFonts w:hint="eastAsia" w:ascii="Times New Roman" w:hAnsi="Times New Roman" w:eastAsia="微软雅黑" w:cs="Times New Roman"/>
-                <w:color w:val="000000"/>
-                <w:sz w:val="21"/>
-                <w:szCs w:val="21"/>
-                <w:lang w:eastAsia="zh-CN"/>
-              </w:rPr>
-              <w:t>{{ locationname }}</w:t>
-            </w:r>
-          </w:p>
-        </w:tc>
-        <w:tc>
-          <w:tcPr>
-            <w:tcW w:w="3316" w:type="dxa"/>
-            <w:tcBorders>
-              <w:tl2br w:val="nil"/>
-              <w:tr2bl w:val="nil"/>
-            </w:tcBorders>
-            <w:shd w:val="clear" w:color="auto" w:fill="auto"/>
-            <w:vAlign w:val="center"/>
-          </w:tcPr>
-          <w:p>
-            <w:pPr>
-              <w:jc w:val="both"/>
-              <w:rPr>
-                <w:rFonts w:ascii="Times New Roman" w:hAnsi="Times New Roman" w:eastAsia="微软雅黑" w:cs="Times New Roman"/>
-                <w:bCs/>
-                <w:color w:val="000000"/>
-                <w:sz w:val="21"/>
-                <w:szCs w:val="21"/>
-                <w:lang w:eastAsia="zh-CN"/>
-              </w:rPr>
-            </w:pPr>
-            <w:r>
-              <w:rPr>
-                <w:rFonts w:ascii="Times New Roman" w:hAnsi="Times New Roman" w:eastAsia="微软雅黑" w:cs="Times New Roman"/>
-                <w:bCs/>
-                <w:color w:val="000000"/>
-                <w:sz w:val="21"/>
-                <w:szCs w:val="21"/>
-                <w:lang w:eastAsia="zh-CN"/>
-              </w:rPr>
-              <w:t>样本编号：</w:t>
-            </w:r>
-            <w:r>
-              <w:rPr>
-                <w:rFonts w:hint="eastAsia" w:ascii="Times New Roman" w:hAnsi="Times New Roman" w:eastAsia="微软雅黑" w:cs="Times New Roman"/>
-                <w:bCs/>
-                <w:color w:val="000000"/>
-                <w:sz w:val="21"/>
-                <w:szCs w:val="21"/>
-                <w:lang w:eastAsia="zh-CN"/>
-              </w:rPr>
-              <w:t>{{ subbarcode }}</w:t>
-            </w:r>
-          </w:p>
-        </w:tc>
-      </w:tr>
-      <w:tr>
-        <w:tblPrEx>
-          <w:tblBorders>
-            <w:top w:val="single" w:color="5A9D46" w:sz="24" w:space="0"/>
-            <w:left w:val="none" w:color="auto" w:sz="0" w:space="0"/>
-            <w:bottom w:val="none" w:color="auto" w:sz="0" w:space="0"/>
-            <w:right w:val="none" w:color="auto" w:sz="0" w:space="0"/>
-            <w:insideH w:val="single" w:color="BEBEBE" w:themeColor="background1" w:themeShade="BF" w:sz="4" w:space="0"/>
-            <w:insideV w:val="single" w:color="BEBEBE" w:themeColor="background1" w:themeShade="BF" w:sz="4" w:space="0"/>
-          </w:tblBorders>
-          <w:tblCellMar>
-            <w:top w:w="0" w:type="dxa"/>
-            <w:left w:w="108" w:type="dxa"/>
-            <w:bottom w:w="0" w:type="dxa"/>
-            <w:right w:w="108" w:type="dxa"/>
-          </w:tblCellMar>
-        </w:tblPrEx>
-        <w:trPr>
-          <w:trHeight w:val="397" w:hRule="atLeast"/>
-          <w:jc w:val="center"/>
-        </w:trPr>
-        <w:tc>
-          <w:tcPr>
-            <w:tcW w:w="3231" w:type="dxa"/>
-            <w:tcBorders>
-              <w:tl2br w:val="nil"/>
-              <w:tr2bl w:val="nil"/>
-            </w:tcBorders>
-            <w:shd w:val="clear" w:color="auto" w:fill="auto"/>
-            <w:vAlign w:val="center"/>
-          </w:tcPr>
-          <w:p>
-            <w:pPr>
-              <w:jc w:val="both"/>
-              <w:rPr>
-                <w:rFonts w:ascii="Times New Roman" w:hAnsi="Times New Roman" w:eastAsia="微软雅黑" w:cs="Times New Roman"/>
-                <w:bCs/>
-                <w:color w:val="000000"/>
-                <w:sz w:val="21"/>
-                <w:szCs w:val="21"/>
-                <w:lang w:eastAsia="zh-CN"/>
-              </w:rPr>
-            </w:pPr>
-            <w:r>
-              <w:rPr>
-                <w:rFonts w:ascii="Times New Roman" w:hAnsi="Times New Roman" w:eastAsia="微软雅黑" w:cs="Times New Roman"/>
-                <w:bCs/>
-                <w:color w:val="000000"/>
-                <w:sz w:val="21"/>
-                <w:szCs w:val="21"/>
-                <w:lang w:eastAsia="zh-CN"/>
-              </w:rPr>
-              <w:t>年龄：</w:t>
-            </w:r>
-            <w:r>
-              <w:rPr>
-                <w:rFonts w:hint="eastAsia" w:ascii="Times New Roman" w:hAnsi="Times New Roman" w:eastAsia="微软雅黑" w:cs="Times New Roman"/>
-                <w:bCs/>
-                <w:color w:val="000000"/>
-                <w:sz w:val="21"/>
-                <w:szCs w:val="21"/>
-                <w:lang w:eastAsia="zh-CN"/>
-              </w:rPr>
-              <w:t>{{ age }}</w:t>
-            </w:r>
-          </w:p>
-        </w:tc>
-        <w:tc>
-          <w:tcPr>
-            <w:tcW w:w="3323" w:type="dxa"/>
-            <w:tcBorders>
-              <w:tl2br w:val="nil"/>
-              <w:tr2bl w:val="nil"/>
-            </w:tcBorders>
-            <w:shd w:val="clear" w:color="auto" w:fill="auto"/>
-            <w:vAlign w:val="center"/>
-          </w:tcPr>
-          <w:p>
-            <w:pPr>
-              <w:jc w:val="both"/>
-              <w:rPr>
-                <w:rFonts w:ascii="Times New Roman" w:hAnsi="Times New Roman" w:eastAsia="微软雅黑" w:cs="Times New Roman"/>
-                <w:color w:val="000000"/>
-                <w:sz w:val="21"/>
-                <w:szCs w:val="21"/>
-                <w:lang w:eastAsia="zh-CN"/>
-              </w:rPr>
-            </w:pPr>
-            <w:r>
-              <w:rPr>
-                <w:rFonts w:ascii="Times New Roman" w:hAnsi="Times New Roman" w:eastAsia="微软雅黑" w:cs="Times New Roman"/>
-                <w:color w:val="000000"/>
-                <w:sz w:val="21"/>
-                <w:szCs w:val="21"/>
-                <w:lang w:eastAsia="zh-CN"/>
-              </w:rPr>
-              <w:t>送检医生：</w:t>
-            </w:r>
-            <w:r>
-              <w:rPr>
-                <w:rFonts w:hint="eastAsia" w:ascii="Times New Roman" w:hAnsi="Times New Roman" w:eastAsia="微软雅黑" w:cs="Times New Roman"/>
-                <w:color w:val="000000"/>
-                <w:sz w:val="21"/>
-                <w:szCs w:val="21"/>
-                <w:lang w:eastAsia="zh-CN"/>
-              </w:rPr>
-              <w:t>{{ doctorname }}</w:t>
-            </w:r>
-          </w:p>
-        </w:tc>
-        <w:tc>
-          <w:tcPr>
-            <w:tcW w:w="3316" w:type="dxa"/>
-            <w:tcBorders>
-              <w:tl2br w:val="nil"/>
-              <w:tr2bl w:val="nil"/>
-            </w:tcBorders>
-            <w:shd w:val="clear" w:color="auto" w:fill="auto"/>
-            <w:vAlign w:val="center"/>
-          </w:tcPr>
-          <w:p>
-            <w:pPr>
-              <w:jc w:val="both"/>
-              <w:rPr>
-                <w:rFonts w:ascii="Times New Roman" w:hAnsi="Times New Roman" w:eastAsia="微软雅黑" w:cs="Times New Roman"/>
-                <w:bCs/>
-                <w:color w:val="000000"/>
-                <w:sz w:val="21"/>
-                <w:szCs w:val="21"/>
-                <w:lang w:eastAsia="zh-CN"/>
-              </w:rPr>
-            </w:pPr>
-            <w:r>
-              <w:rPr>
-                <w:rFonts w:ascii="Times New Roman" w:hAnsi="Times New Roman" w:eastAsia="微软雅黑" w:cs="Times New Roman"/>
-                <w:bCs/>
-                <w:color w:val="000000"/>
-                <w:sz w:val="21"/>
-                <w:szCs w:val="21"/>
-                <w:lang w:eastAsia="zh-CN"/>
-              </w:rPr>
-              <w:t>门诊/住院号：</w:t>
-            </w:r>
-            <w:r>
-              <w:rPr>
-                <w:rFonts w:hint="eastAsia" w:ascii="Times New Roman" w:hAnsi="Times New Roman" w:eastAsia="微软雅黑" w:cs="Times New Roman"/>
-                <w:bCs/>
-                <w:color w:val="000000"/>
-                <w:sz w:val="21"/>
-                <w:szCs w:val="21"/>
-                <w:lang w:eastAsia="zh-CN"/>
-              </w:rPr>
-              <w:t>{{ room }}</w:t>
-            </w:r>
-          </w:p>
-        </w:tc>
-      </w:tr>
-      <w:tr>
-        <w:tblPrEx>
-          <w:tblBorders>
-            <w:top w:val="single" w:color="5A9D46" w:sz="24" w:space="0"/>
-            <w:left w:val="none" w:color="auto" w:sz="0" w:space="0"/>
-            <w:bottom w:val="none" w:color="auto" w:sz="0" w:space="0"/>
-            <w:right w:val="none" w:color="auto" w:sz="0" w:space="0"/>
-            <w:insideH w:val="single" w:color="BEBEBE" w:themeColor="background1" w:themeShade="BF" w:sz="4" w:space="0"/>
-            <w:insideV w:val="single" w:color="BEBEBE" w:themeColor="background1" w:themeShade="BF" w:sz="4" w:space="0"/>
-          </w:tblBorders>
-          <w:tblCellMar>
-            <w:top w:w="0" w:type="dxa"/>
-            <w:left w:w="108" w:type="dxa"/>
-            <w:bottom w:w="0" w:type="dxa"/>
-            <w:right w:w="108" w:type="dxa"/>
-          </w:tblCellMar>
-        </w:tblPrEx>
-        <w:trPr>
-          <w:trHeight w:val="397" w:hRule="atLeast"/>
-          <w:jc w:val="center"/>
-        </w:trPr>
-        <w:tc>
-          <w:tcPr>
-            <w:tcW w:w="3231" w:type="dxa"/>
-            <w:tcBorders>
-              <w:tl2br w:val="nil"/>
-              <w:tr2bl w:val="nil"/>
-            </w:tcBorders>
-            <w:shd w:val="clear" w:color="auto" w:fill="auto"/>
-            <w:vAlign w:val="center"/>
-          </w:tcPr>
-          <w:p>
-            <w:pPr>
-              <w:jc w:val="both"/>
-              <w:rPr>
-                <w:rFonts w:ascii="Times New Roman" w:hAnsi="Times New Roman" w:eastAsia="微软雅黑" w:cs="Times New Roman"/>
-                <w:bCs/>
-                <w:color w:val="000000"/>
-                <w:sz w:val="21"/>
-                <w:szCs w:val="21"/>
-                <w:lang w:eastAsia="zh-CN"/>
-              </w:rPr>
-            </w:pPr>
-            <w:r>
-              <w:rPr>
-                <w:rFonts w:ascii="Times New Roman" w:hAnsi="Times New Roman" w:eastAsia="微软雅黑" w:cs="Times New Roman"/>
-                <w:bCs/>
-                <w:color w:val="000000"/>
-                <w:sz w:val="21"/>
-                <w:szCs w:val="21"/>
-                <w:lang w:eastAsia="zh-CN"/>
-              </w:rPr>
-              <w:t>联系电话：</w:t>
-            </w:r>
-            <w:r>
-              <w:rPr>
-                <w:rFonts w:hint="eastAsia" w:ascii="Times New Roman" w:hAnsi="Times New Roman" w:eastAsia="微软雅黑" w:cs="Times New Roman"/>
-                <w:bCs/>
-                <w:color w:val="000000"/>
-                <w:sz w:val="21"/>
-                <w:szCs w:val="21"/>
-                <w:lang w:eastAsia="zh-CN"/>
-              </w:rPr>
-              <w:t>{{ patient_phone }}</w:t>
-            </w:r>
-          </w:p>
-        </w:tc>
-        <w:tc>
-          <w:tcPr>
-            <w:tcW w:w="3323" w:type="dxa"/>
-            <w:tcBorders>
-              <w:tl2br w:val="nil"/>
-              <w:tr2bl w:val="nil"/>
-            </w:tcBorders>
-            <w:shd w:val="clear" w:color="auto" w:fill="auto"/>
-            <w:vAlign w:val="center"/>
-          </w:tcPr>
-          <w:p>
-            <w:pPr>
-              <w:jc w:val="both"/>
-              <w:rPr>
-                <w:rFonts w:ascii="Times New Roman" w:hAnsi="Times New Roman" w:eastAsia="微软雅黑" w:cs="Times New Roman"/>
-                <w:color w:val="000000"/>
-                <w:sz w:val="21"/>
-                <w:szCs w:val="21"/>
-                <w:lang w:eastAsia="zh-CN"/>
-              </w:rPr>
-            </w:pPr>
-            <w:r>
-              <w:rPr>
-                <w:rFonts w:ascii="Times New Roman" w:hAnsi="Times New Roman" w:eastAsia="微软雅黑" w:cs="Times New Roman"/>
-                <w:color w:val="000000"/>
-                <w:sz w:val="21"/>
-                <w:szCs w:val="21"/>
-                <w:lang w:eastAsia="zh-CN"/>
-              </w:rPr>
-              <w:t>标本类型：</w:t>
-            </w:r>
-            <w:r>
-              <w:rPr>
-                <w:rFonts w:hint="eastAsia" w:ascii="Times New Roman" w:hAnsi="Times New Roman" w:eastAsia="微软雅黑" w:cs="Times New Roman"/>
-                <w:color w:val="000000"/>
-                <w:sz w:val="21"/>
-                <w:szCs w:val="21"/>
-                <w:lang w:eastAsia="zh-CN"/>
-              </w:rPr>
-              <w:t>{{ specimentype }}</w:t>
-            </w:r>
-          </w:p>
-        </w:tc>
-        <w:tc>
-          <w:tcPr>
-            <w:tcW w:w="3316" w:type="dxa"/>
-            <w:tcBorders>
-              <w:tl2br w:val="nil"/>
-              <w:tr2bl w:val="nil"/>
-            </w:tcBorders>
-            <w:shd w:val="clear" w:color="auto" w:fill="auto"/>
-            <w:vAlign w:val="center"/>
-          </w:tcPr>
-          <w:p>
-            <w:pPr>
-              <w:jc w:val="both"/>
-              <w:rPr>
-                <w:rFonts w:ascii="Times New Roman" w:hAnsi="Times New Roman" w:eastAsia="微软雅黑" w:cs="Times New Roman"/>
-                <w:bCs/>
-                <w:color w:val="000000"/>
-                <w:sz w:val="21"/>
-                <w:szCs w:val="21"/>
-                <w:lang w:eastAsia="zh-CN"/>
-              </w:rPr>
-            </w:pPr>
-            <w:r>
-              <w:rPr>
-                <w:rFonts w:ascii="Times New Roman" w:hAnsi="Times New Roman" w:eastAsia="微软雅黑" w:cs="Times New Roman"/>
-                <w:bCs/>
-                <w:color w:val="000000"/>
-                <w:sz w:val="21"/>
-                <w:szCs w:val="21"/>
-                <w:lang w:eastAsia="zh-CN"/>
-              </w:rPr>
-              <w:t>送检时间：</w:t>
-            </w:r>
-            <w:r>
-              <w:rPr>
-                <w:rFonts w:hint="eastAsia" w:ascii="Times New Roman" w:hAnsi="Times New Roman" w:eastAsia="微软雅黑" w:cs="Times New Roman"/>
-                <w:bCs/>
-                <w:color w:val="000000"/>
-                <w:sz w:val="21"/>
-                <w:szCs w:val="21"/>
-                <w:lang w:eastAsia="zh-CN"/>
-              </w:rPr>
-              <w:t>{{ commission_date }}</w:t>
             </w:r>
           </w:p>
         </w:tc>
@@ -3625,6 +3155,480 @@
           <w:tcPr>
             <w:tcW w:w="3231" w:type="dxa"/>
             <w:tcBorders>
+              <w:tl2br w:val="nil"/>
+              <w:tr2bl w:val="nil"/>
+            </w:tcBorders>
+            <w:shd w:val="clear" w:color="auto" w:fill="auto"/>
+            <w:vAlign w:val="center"/>
+          </w:tcPr>
+          <w:p>
+            <w:pPr>
+              <w:jc w:val="both"/>
+              <w:rPr>
+                <w:rFonts w:ascii="Times New Roman" w:hAnsi="Times New Roman" w:eastAsia="微软雅黑" w:cs="Times New Roman"/>
+                <w:bCs/>
+                <w:color w:val="000000"/>
+                <w:sz w:val="21"/>
+                <w:szCs w:val="21"/>
+                <w:lang w:eastAsia="zh-CN"/>
+              </w:rPr>
+            </w:pPr>
+            <w:r>
+              <w:rPr>
+                <w:rFonts w:ascii="Times New Roman" w:hAnsi="Times New Roman" w:eastAsia="微软雅黑" w:cs="Times New Roman"/>
+                <w:bCs/>
+                <w:color w:val="000000"/>
+                <w:sz w:val="21"/>
+                <w:szCs w:val="21"/>
+                <w:lang w:eastAsia="zh-CN"/>
+              </w:rPr>
+              <w:t>性别：</w:t>
+            </w:r>
+            <w:r>
+              <w:rPr>
+                <w:rFonts w:hint="eastAsia" w:ascii="Times New Roman" w:hAnsi="Times New Roman" w:eastAsia="微软雅黑" w:cs="Times New Roman"/>
+                <w:bCs/>
+                <w:color w:val="000000"/>
+                <w:sz w:val="21"/>
+                <w:szCs w:val="21"/>
+                <w:lang w:eastAsia="zh-CN"/>
+              </w:rPr>
+              <w:t>{{ sex }}</w:t>
+            </w:r>
+          </w:p>
+        </w:tc>
+        <w:tc>
+          <w:tcPr>
+            <w:tcW w:w="3323" w:type="dxa"/>
+            <w:tcBorders>
+              <w:tl2br w:val="nil"/>
+              <w:tr2bl w:val="nil"/>
+            </w:tcBorders>
+            <w:shd w:val="clear" w:color="auto" w:fill="auto"/>
+            <w:vAlign w:val="center"/>
+          </w:tcPr>
+          <w:p>
+            <w:pPr>
+              <w:jc w:val="both"/>
+              <w:rPr>
+                <w:rFonts w:ascii="Times New Roman" w:hAnsi="Times New Roman" w:eastAsia="微软雅黑" w:cs="Times New Roman"/>
+                <w:color w:val="000000"/>
+                <w:sz w:val="21"/>
+                <w:szCs w:val="21"/>
+                <w:lang w:eastAsia="zh-CN"/>
+              </w:rPr>
+            </w:pPr>
+            <w:r>
+              <w:rPr>
+                <w:rFonts w:ascii="Times New Roman" w:hAnsi="Times New Roman" w:eastAsia="微软雅黑" w:cs="Times New Roman"/>
+                <w:color w:val="000000"/>
+                <w:sz w:val="21"/>
+                <w:szCs w:val="21"/>
+                <w:lang w:eastAsia="zh-CN"/>
+              </w:rPr>
+              <w:t>送检科室：</w:t>
+            </w:r>
+            <w:r>
+              <w:rPr>
+                <w:rFonts w:hint="eastAsia" w:ascii="Times New Roman" w:hAnsi="Times New Roman" w:eastAsia="微软雅黑" w:cs="Times New Roman"/>
+                <w:color w:val="000000"/>
+                <w:sz w:val="21"/>
+                <w:szCs w:val="21"/>
+                <w:lang w:eastAsia="zh-CN"/>
+              </w:rPr>
+              <w:t>{{ locationname }}</w:t>
+            </w:r>
+          </w:p>
+        </w:tc>
+        <w:tc>
+          <w:tcPr>
+            <w:tcW w:w="3316" w:type="dxa"/>
+            <w:tcBorders>
+              <w:tl2br w:val="nil"/>
+              <w:tr2bl w:val="nil"/>
+            </w:tcBorders>
+            <w:shd w:val="clear" w:color="auto" w:fill="auto"/>
+            <w:vAlign w:val="center"/>
+          </w:tcPr>
+          <w:p>
+            <w:pPr>
+              <w:jc w:val="both"/>
+              <w:rPr>
+                <w:rFonts w:ascii="Times New Roman" w:hAnsi="Times New Roman" w:eastAsia="微软雅黑" w:cs="Times New Roman"/>
+                <w:bCs/>
+                <w:color w:val="000000"/>
+                <w:sz w:val="21"/>
+                <w:szCs w:val="21"/>
+                <w:lang w:eastAsia="zh-CN"/>
+              </w:rPr>
+            </w:pPr>
+            <w:r>
+              <w:rPr>
+                <w:rFonts w:ascii="Times New Roman" w:hAnsi="Times New Roman" w:eastAsia="微软雅黑" w:cs="Times New Roman"/>
+                <w:bCs/>
+                <w:color w:val="000000"/>
+                <w:sz w:val="21"/>
+                <w:szCs w:val="21"/>
+                <w:lang w:eastAsia="zh-CN"/>
+              </w:rPr>
+              <w:t>样本编号：</w:t>
+            </w:r>
+            <w:r>
+              <w:rPr>
+                <w:rFonts w:hint="eastAsia" w:ascii="Times New Roman" w:hAnsi="Times New Roman" w:eastAsia="微软雅黑" w:cs="Times New Roman"/>
+                <w:bCs/>
+                <w:color w:val="000000"/>
+                <w:sz w:val="21"/>
+                <w:szCs w:val="21"/>
+                <w:lang w:eastAsia="zh-CN"/>
+              </w:rPr>
+              <w:t>{{ subbarcode }}</w:t>
+            </w:r>
+          </w:p>
+        </w:tc>
+      </w:tr>
+      <w:tr>
+        <w:tblPrEx>
+          <w:tblBorders>
+            <w:top w:val="single" w:color="5A9D46" w:sz="24" w:space="0"/>
+            <w:left w:val="none" w:color="auto" w:sz="0" w:space="0"/>
+            <w:bottom w:val="none" w:color="auto" w:sz="0" w:space="0"/>
+            <w:right w:val="none" w:color="auto" w:sz="0" w:space="0"/>
+            <w:insideH w:val="single" w:color="BEBEBE" w:themeColor="background1" w:themeShade="BF" w:sz="4" w:space="0"/>
+            <w:insideV w:val="single" w:color="BEBEBE" w:themeColor="background1" w:themeShade="BF" w:sz="4" w:space="0"/>
+          </w:tblBorders>
+          <w:shd w:val="clear" w:color="auto" w:fill="FFFFFF" w:themeFill="background1"/>
+          <w:tblCellMar>
+            <w:top w:w="0" w:type="dxa"/>
+            <w:left w:w="108" w:type="dxa"/>
+            <w:bottom w:w="0" w:type="dxa"/>
+            <w:right w:w="108" w:type="dxa"/>
+          </w:tblCellMar>
+        </w:tblPrEx>
+        <w:trPr>
+          <w:trHeight w:val="397" w:hRule="atLeast"/>
+          <w:jc w:val="center"/>
+        </w:trPr>
+        <w:tc>
+          <w:tcPr>
+            <w:tcW w:w="3231" w:type="dxa"/>
+            <w:tcBorders>
+              <w:tl2br w:val="nil"/>
+              <w:tr2bl w:val="nil"/>
+            </w:tcBorders>
+            <w:shd w:val="clear" w:color="auto" w:fill="auto"/>
+            <w:vAlign w:val="center"/>
+          </w:tcPr>
+          <w:p>
+            <w:pPr>
+              <w:jc w:val="both"/>
+              <w:rPr>
+                <w:rFonts w:ascii="Times New Roman" w:hAnsi="Times New Roman" w:eastAsia="微软雅黑" w:cs="Times New Roman"/>
+                <w:bCs/>
+                <w:color w:val="000000"/>
+                <w:sz w:val="21"/>
+                <w:szCs w:val="21"/>
+                <w:lang w:eastAsia="zh-CN"/>
+              </w:rPr>
+            </w:pPr>
+            <w:r>
+              <w:rPr>
+                <w:rFonts w:ascii="Times New Roman" w:hAnsi="Times New Roman" w:eastAsia="微软雅黑" w:cs="Times New Roman"/>
+                <w:bCs/>
+                <w:color w:val="000000"/>
+                <w:sz w:val="21"/>
+                <w:szCs w:val="21"/>
+                <w:lang w:eastAsia="zh-CN"/>
+              </w:rPr>
+              <w:t>年龄：</w:t>
+            </w:r>
+            <w:r>
+              <w:rPr>
+                <w:rFonts w:hint="eastAsia" w:ascii="Times New Roman" w:hAnsi="Times New Roman" w:eastAsia="微软雅黑" w:cs="Times New Roman"/>
+                <w:bCs/>
+                <w:color w:val="000000"/>
+                <w:sz w:val="21"/>
+                <w:szCs w:val="21"/>
+                <w:lang w:eastAsia="zh-CN"/>
+              </w:rPr>
+              <w:t>{{ age }}</w:t>
+            </w:r>
+          </w:p>
+        </w:tc>
+        <w:tc>
+          <w:tcPr>
+            <w:tcW w:w="3323" w:type="dxa"/>
+            <w:tcBorders>
+              <w:tl2br w:val="nil"/>
+              <w:tr2bl w:val="nil"/>
+            </w:tcBorders>
+            <w:shd w:val="clear" w:color="auto" w:fill="auto"/>
+            <w:vAlign w:val="center"/>
+          </w:tcPr>
+          <w:p>
+            <w:pPr>
+              <w:jc w:val="both"/>
+              <w:rPr>
+                <w:rFonts w:ascii="Times New Roman" w:hAnsi="Times New Roman" w:eastAsia="微软雅黑" w:cs="Times New Roman"/>
+                <w:color w:val="000000"/>
+                <w:sz w:val="21"/>
+                <w:szCs w:val="21"/>
+                <w:lang w:eastAsia="zh-CN"/>
+              </w:rPr>
+            </w:pPr>
+            <w:r>
+              <w:rPr>
+                <w:rFonts w:ascii="Times New Roman" w:hAnsi="Times New Roman" w:eastAsia="微软雅黑" w:cs="Times New Roman"/>
+                <w:color w:val="000000"/>
+                <w:sz w:val="21"/>
+                <w:szCs w:val="21"/>
+                <w:lang w:eastAsia="zh-CN"/>
+              </w:rPr>
+              <w:t>送检医生：</w:t>
+            </w:r>
+            <w:r>
+              <w:rPr>
+                <w:rFonts w:hint="eastAsia" w:ascii="Times New Roman" w:hAnsi="Times New Roman" w:eastAsia="微软雅黑" w:cs="Times New Roman"/>
+                <w:color w:val="000000"/>
+                <w:sz w:val="21"/>
+                <w:szCs w:val="21"/>
+                <w:lang w:eastAsia="zh-CN"/>
+              </w:rPr>
+              <w:t>{{ doctorname }}</w:t>
+            </w:r>
+          </w:p>
+        </w:tc>
+        <w:tc>
+          <w:tcPr>
+            <w:tcW w:w="3316" w:type="dxa"/>
+            <w:tcBorders>
+              <w:tl2br w:val="nil"/>
+              <w:tr2bl w:val="nil"/>
+            </w:tcBorders>
+            <w:shd w:val="clear" w:color="auto" w:fill="auto"/>
+            <w:vAlign w:val="center"/>
+          </w:tcPr>
+          <w:p>
+            <w:pPr>
+              <w:jc w:val="both"/>
+              <w:rPr>
+                <w:rFonts w:ascii="Times New Roman" w:hAnsi="Times New Roman" w:eastAsia="微软雅黑" w:cs="Times New Roman"/>
+                <w:bCs/>
+                <w:color w:val="000000"/>
+                <w:sz w:val="21"/>
+                <w:szCs w:val="21"/>
+                <w:lang w:eastAsia="zh-CN"/>
+              </w:rPr>
+            </w:pPr>
+            <w:r>
+              <w:rPr>
+                <w:rFonts w:ascii="Times New Roman" w:hAnsi="Times New Roman" w:eastAsia="微软雅黑" w:cs="Times New Roman"/>
+                <w:bCs/>
+                <w:color w:val="000000"/>
+                <w:sz w:val="21"/>
+                <w:szCs w:val="21"/>
+                <w:lang w:eastAsia="zh-CN"/>
+              </w:rPr>
+              <w:t>门诊/住院号：</w:t>
+            </w:r>
+            <w:r>
+              <w:rPr>
+                <w:rFonts w:hint="eastAsia" w:ascii="Times New Roman" w:hAnsi="Times New Roman" w:eastAsia="微软雅黑" w:cs="Times New Roman"/>
+                <w:bCs/>
+                <w:color w:val="000000"/>
+                <w:sz w:val="21"/>
+                <w:szCs w:val="21"/>
+                <w:lang w:eastAsia="zh-CN"/>
+              </w:rPr>
+              <w:t>{{ room }}</w:t>
+            </w:r>
+          </w:p>
+        </w:tc>
+      </w:tr>
+      <w:tr>
+        <w:tblPrEx>
+          <w:tblBorders>
+            <w:top w:val="single" w:color="5A9D46" w:sz="24" w:space="0"/>
+            <w:left w:val="none" w:color="auto" w:sz="0" w:space="0"/>
+            <w:bottom w:val="none" w:color="auto" w:sz="0" w:space="0"/>
+            <w:right w:val="none" w:color="auto" w:sz="0" w:space="0"/>
+            <w:insideH w:val="single" w:color="BEBEBE" w:themeColor="background1" w:themeShade="BF" w:sz="4" w:space="0"/>
+            <w:insideV w:val="single" w:color="BEBEBE" w:themeColor="background1" w:themeShade="BF" w:sz="4" w:space="0"/>
+          </w:tblBorders>
+          <w:shd w:val="clear" w:color="auto" w:fill="FFFFFF" w:themeFill="background1"/>
+          <w:tblCellMar>
+            <w:top w:w="0" w:type="dxa"/>
+            <w:left w:w="108" w:type="dxa"/>
+            <w:bottom w:w="0" w:type="dxa"/>
+            <w:right w:w="108" w:type="dxa"/>
+          </w:tblCellMar>
+        </w:tblPrEx>
+        <w:trPr>
+          <w:trHeight w:val="397" w:hRule="atLeast"/>
+          <w:jc w:val="center"/>
+        </w:trPr>
+        <w:tc>
+          <w:tcPr>
+            <w:tcW w:w="3231" w:type="dxa"/>
+            <w:tcBorders>
+              <w:tl2br w:val="nil"/>
+              <w:tr2bl w:val="nil"/>
+            </w:tcBorders>
+            <w:shd w:val="clear" w:color="auto" w:fill="auto"/>
+            <w:vAlign w:val="center"/>
+          </w:tcPr>
+          <w:p>
+            <w:pPr>
+              <w:jc w:val="both"/>
+              <w:rPr>
+                <w:rFonts w:ascii="Times New Roman" w:hAnsi="Times New Roman" w:eastAsia="微软雅黑" w:cs="Times New Roman"/>
+                <w:bCs/>
+                <w:color w:val="000000"/>
+                <w:sz w:val="21"/>
+                <w:szCs w:val="21"/>
+                <w:lang w:eastAsia="zh-CN"/>
+              </w:rPr>
+            </w:pPr>
+            <w:r>
+              <w:rPr>
+                <w:rFonts w:ascii="Times New Roman" w:hAnsi="Times New Roman" w:eastAsia="微软雅黑" w:cs="Times New Roman"/>
+                <w:bCs/>
+                <w:color w:val="000000"/>
+                <w:sz w:val="21"/>
+                <w:szCs w:val="21"/>
+                <w:lang w:eastAsia="zh-CN"/>
+              </w:rPr>
+              <w:t>联系电话：</w:t>
+            </w:r>
+            <w:r>
+              <w:rPr>
+                <w:rFonts w:hint="eastAsia" w:ascii="Times New Roman" w:hAnsi="Times New Roman" w:eastAsia="微软雅黑" w:cs="Times New Roman"/>
+                <w:bCs/>
+                <w:color w:val="000000"/>
+                <w:sz w:val="21"/>
+                <w:szCs w:val="21"/>
+                <w:lang w:eastAsia="zh-CN"/>
+              </w:rPr>
+              <w:t>{{ patient_phone }}</w:t>
+            </w:r>
+          </w:p>
+        </w:tc>
+        <w:tc>
+          <w:tcPr>
+            <w:tcW w:w="3323" w:type="dxa"/>
+            <w:tcBorders>
+              <w:tl2br w:val="nil"/>
+              <w:tr2bl w:val="nil"/>
+            </w:tcBorders>
+            <w:shd w:val="clear" w:color="auto" w:fill="auto"/>
+            <w:vAlign w:val="center"/>
+          </w:tcPr>
+          <w:p>
+            <w:pPr>
+              <w:jc w:val="both"/>
+              <w:rPr>
+                <w:rFonts w:ascii="Times New Roman" w:hAnsi="Times New Roman" w:eastAsia="微软雅黑" w:cs="Times New Roman"/>
+                <w:color w:val="000000"/>
+                <w:sz w:val="21"/>
+                <w:szCs w:val="21"/>
+                <w:lang w:eastAsia="zh-CN"/>
+              </w:rPr>
+            </w:pPr>
+            <w:r>
+              <w:rPr>
+                <w:rFonts w:ascii="Times New Roman" w:hAnsi="Times New Roman" w:eastAsia="微软雅黑" w:cs="Times New Roman"/>
+                <w:color w:val="000000"/>
+                <w:sz w:val="21"/>
+                <w:szCs w:val="21"/>
+                <w:lang w:eastAsia="zh-CN"/>
+              </w:rPr>
+              <w:t>标本类型：</w:t>
+            </w:r>
+            <w:r>
+              <w:rPr>
+                <w:rFonts w:hint="eastAsia" w:ascii="Times New Roman" w:hAnsi="Times New Roman" w:eastAsia="微软雅黑" w:cs="Times New Roman"/>
+                <w:color w:val="000000"/>
+                <w:sz w:val="21"/>
+                <w:szCs w:val="21"/>
+                <w:lang w:eastAsia="zh-CN"/>
+              </w:rPr>
+              <w:t>{{ specimentype }}</w:t>
+            </w:r>
+          </w:p>
+        </w:tc>
+        <w:tc>
+          <w:tcPr>
+            <w:tcW w:w="3316" w:type="dxa"/>
+            <w:tcBorders>
+              <w:tl2br w:val="nil"/>
+              <w:tr2bl w:val="nil"/>
+            </w:tcBorders>
+            <w:shd w:val="clear" w:color="auto" w:fill="auto"/>
+            <w:vAlign w:val="center"/>
+          </w:tcPr>
+          <w:p>
+            <w:pPr>
+              <w:jc w:val="both"/>
+              <w:rPr>
+                <w:rFonts w:ascii="Times New Roman" w:hAnsi="Times New Roman" w:eastAsia="微软雅黑" w:cs="Times New Roman"/>
+                <w:bCs/>
+                <w:color w:val="000000"/>
+                <w:sz w:val="21"/>
+                <w:szCs w:val="21"/>
+                <w:lang w:eastAsia="zh-CN"/>
+              </w:rPr>
+            </w:pPr>
+            <w:r>
+              <w:rPr>
+                <w:rFonts w:ascii="Times New Roman" w:hAnsi="Times New Roman" w:eastAsia="微软雅黑" w:cs="Times New Roman"/>
+                <w:bCs/>
+                <w:color w:val="000000"/>
+                <w:sz w:val="21"/>
+                <w:szCs w:val="21"/>
+                <w:lang w:eastAsia="zh-CN"/>
+              </w:rPr>
+              <w:t>送检时间：</w:t>
+            </w:r>
+            <w:r>
+              <w:rPr>
+                <w:rFonts w:hint="eastAsia" w:ascii="Times New Roman" w:hAnsi="Times New Roman" w:eastAsia="微软雅黑" w:cs="Times New Roman"/>
+                <w:bCs/>
+                <w:color w:val="000000"/>
+                <w:sz w:val="21"/>
+                <w:szCs w:val="21"/>
+                <w:lang w:eastAsia="zh-CN"/>
+              </w:rPr>
+              <w:t>{{ commission_date }}</w:t>
+            </w:r>
+          </w:p>
+        </w:tc>
+      </w:tr>
+      <w:tr>
+        <w:tblPrEx>
+          <w:tblBorders>
+            <w:top w:val="single" w:color="5A9D46" w:sz="24" w:space="0"/>
+            <w:left w:val="none" w:color="auto" w:sz="0" w:space="0"/>
+            <w:bottom w:val="none" w:color="auto" w:sz="0" w:space="0"/>
+            <w:right w:val="none" w:color="auto" w:sz="0" w:space="0"/>
+            <w:insideH w:val="single" w:color="BEBEBE" w:themeColor="background1" w:themeShade="BF" w:sz="4" w:space="0"/>
+            <w:insideV w:val="single" w:color="BEBEBE" w:themeColor="background1" w:themeShade="BF" w:sz="4" w:space="0"/>
+          </w:tblBorders>
+          <w:shd w:val="clear" w:color="auto" w:fill="FFFFFF" w:themeFill="background1"/>
+          <w:tblCellMar>
+            <w:top w:w="0" w:type="dxa"/>
+            <w:left w:w="108" w:type="dxa"/>
+            <w:bottom w:w="0" w:type="dxa"/>
+            <w:right w:w="108" w:type="dxa"/>
+          </w:tblCellMar>
+        </w:tblPrEx>
+        <w:trPr>
+          <w:trHeight w:val="397" w:hRule="atLeast"/>
+          <w:jc w:val="center"/>
+        </w:trPr>
+        <w:tc>
+          <w:tcPr>
+            <w:tcW w:w="3231" w:type="dxa"/>
+            <w:tcBorders>
               <w:bottom w:val="single" w:color="A4A4A4" w:sz="4" w:space="0"/>
               <w:tl2br w:val="nil"/>
               <w:tr2bl w:val="nil"/>
@@ -3783,15 +3787,15 @@
         </w:numPr>
         <w:jc w:val="left"/>
       </w:pPr>
-      <w:bookmarkStart w:id="13" w:name="_Toc11015_WPSOffice_Level1"/>
-      <w:bookmarkStart w:id="14" w:name="_Toc18062_WPSOffice_Level1"/>
-      <w:bookmarkStart w:id="15" w:name="_Toc17451"/>
-      <w:bookmarkStart w:id="16" w:name="_Toc11465"/>
-      <w:bookmarkStart w:id="17" w:name="_Toc27191"/>
+      <w:bookmarkStart w:id="13" w:name="_Toc17451"/>
+      <w:bookmarkStart w:id="14" w:name="_Toc11465"/>
+      <w:bookmarkStart w:id="15" w:name="_Toc19594"/>
+      <w:bookmarkStart w:id="16" w:name="_Toc11015_WPSOffice_Level1"/>
+      <w:bookmarkStart w:id="17" w:name="_Toc18062_WPSOffice_Level1"/>
       <w:bookmarkStart w:id="18" w:name="_Toc8766"/>
-      <w:bookmarkStart w:id="19" w:name="_Toc7021_WPSOffice_Level1"/>
-      <w:bookmarkStart w:id="20" w:name="_Toc10518"/>
-      <w:bookmarkStart w:id="21" w:name="_Toc19594"/>
+      <w:bookmarkStart w:id="19" w:name="_Toc27191"/>
+      <w:bookmarkStart w:id="20" w:name="_Toc7021_WPSOffice_Level1"/>
+      <w:bookmarkStart w:id="21" w:name="_Toc10518"/>
       <w:r>
         <w:t>检测项目</w:t>
       </w:r>
@@ -4010,15 +4014,15 @@
         </w:numPr>
         <w:jc w:val="left"/>
       </w:pPr>
-      <w:bookmarkStart w:id="22" w:name="_Toc6221_WPSOffice_Level1"/>
-      <w:bookmarkStart w:id="23" w:name="_Toc23369_WPSOffice_Level1"/>
-      <w:bookmarkStart w:id="24" w:name="_Toc18058"/>
+      <w:bookmarkStart w:id="22" w:name="_Toc4088"/>
+      <w:bookmarkStart w:id="23" w:name="_Toc6221_WPSOffice_Level1"/>
+      <w:bookmarkStart w:id="24" w:name="_Toc1410"/>
       <w:bookmarkStart w:id="25" w:name="_Toc25920"/>
       <w:bookmarkStart w:id="26" w:name="_Toc3871"/>
-      <w:bookmarkStart w:id="27" w:name="_Toc1410"/>
-      <w:bookmarkStart w:id="28" w:name="_Toc4088"/>
-      <w:bookmarkStart w:id="29" w:name="_Toc8889"/>
-      <w:bookmarkStart w:id="30" w:name="_Toc5916"/>
+      <w:bookmarkStart w:id="27" w:name="_Toc23369_WPSOffice_Level1"/>
+      <w:bookmarkStart w:id="28" w:name="_Toc18058"/>
+      <w:bookmarkStart w:id="29" w:name="_Toc5916"/>
+      <w:bookmarkStart w:id="30" w:name="_Toc8889"/>
       <w:r>
         <w:rPr>
           <w:rFonts w:hint="eastAsia"/>
@@ -4053,11 +4057,11 @@
           <w:lang w:eastAsia="zh-CN"/>
         </w:rPr>
       </w:pPr>
-      <w:bookmarkStart w:id="31" w:name="_Toc23217"/>
-      <w:bookmarkStart w:id="32" w:name="_Toc149826003"/>
-      <w:bookmarkStart w:id="33" w:name="_Toc11674"/>
-      <w:bookmarkStart w:id="34" w:name="_Toc149832728"/>
-      <w:bookmarkStart w:id="35" w:name="_Toc24468"/>
+      <w:bookmarkStart w:id="31" w:name="_Toc149826003"/>
+      <w:bookmarkStart w:id="32" w:name="_Toc11674"/>
+      <w:bookmarkStart w:id="33" w:name="_Toc24468"/>
+      <w:bookmarkStart w:id="34" w:name="_Toc23217"/>
+      <w:bookmarkStart w:id="35" w:name="_Toc149832728"/>
       <w:r>
         <w:rPr>
           <w:rFonts w:hint="eastAsia"/>
@@ -5042,16 +5046,18 @@
     <w:p>
       <w:pPr>
         <w:rPr>
-          <w:rFonts w:ascii="Times New Roman" w:hAnsi="Times New Roman" w:eastAsia="微软雅黑" w:cs="Times New Roman"/>
+          <w:rFonts w:hint="default" w:ascii="Times New Roman" w:hAnsi="Times New Roman" w:eastAsia="微软雅黑" w:cs="Times New Roman"/>
           <w:sz w:val="24"/>
           <w:szCs w:val="24"/>
-          <w:lang w:eastAsia="zh-CN"/>
+          <w:lang w:val="en-US" w:eastAsia="zh-CN"/>
         </w:rPr>
       </w:pPr>
-      <w:bookmarkStart w:id="36" w:name="_Toc149832729"/>
-      <w:bookmarkStart w:id="37" w:name="_Toc1037"/>
-      <w:bookmarkStart w:id="38" w:name="_Toc31425"/>
-      <w:bookmarkStart w:id="39" w:name="_Toc4687"/>
+      <w:bookmarkStart w:id="36" w:name="_Toc21059"/>
+      <w:bookmarkStart w:id="37" w:name="_Toc14270"/>
+      <w:bookmarkStart w:id="38" w:name="_Toc149832729"/>
+      <w:bookmarkStart w:id="39" w:name="_Toc31425"/>
+      <w:bookmarkStart w:id="40" w:name="_Toc1037"/>
+      <w:bookmarkStart w:id="41" w:name="_Toc4687"/>
       <w:r>
         <w:rPr>
           <w:rFonts w:hint="eastAsia" w:ascii="Times New Roman" w:hAnsi="Times New Roman" w:eastAsia="微软雅黑" w:cs="Times New Roman"/>
@@ -5111,6 +5117,7 @@
           <w:lang w:eastAsia="zh-CN"/>
         </w:rPr>
       </w:pPr>
+      <w:bookmarkStart w:id="157" w:name="_GoBack"/>
       <w:r>
         <w:rPr>
           <w:sz w:val="22"/>
@@ -5121,15 +5128,15 @@
               <wp:anchor distT="0" distB="0" distL="114300" distR="114300" simplePos="0" relativeHeight="251666432" behindDoc="0" locked="0" layoutInCell="1" allowOverlap="1">
                 <wp:simplePos x="0" y="0"/>
                 <wp:positionH relativeFrom="column">
-                  <wp:posOffset>2806065</wp:posOffset>
+                  <wp:posOffset>2775585</wp:posOffset>
                 </wp:positionH>
                 <wp:positionV relativeFrom="paragraph">
-                  <wp:posOffset>46355</wp:posOffset>
+                  <wp:posOffset>80010</wp:posOffset>
                 </wp:positionV>
-                <wp:extent cx="2907030" cy="454025"/>
-                <wp:effectExtent l="0" t="0" r="3810" b="3175"/>
+                <wp:extent cx="2571115" cy="410210"/>
+                <wp:effectExtent l="0" t="0" r="4445" b="1270"/>
                 <wp:wrapNone/>
-                <wp:docPr id="1" name="组合 6"/>
+                <wp:docPr id="35" name="组合 16"/>
                 <wp:cNvGraphicFramePr/>
                 <a:graphic xmlns:a="http://schemas.openxmlformats.org/drawingml/2006/main">
                   <a:graphicData uri="http://schemas.microsoft.com/office/word/2010/wordprocessingGroup">
@@ -5137,15 +5144,15 @@
                       <wpg:cNvGrpSpPr/>
                       <wpg:grpSpPr>
                         <a:xfrm rot="0">
-                          <a:off x="3453765" y="1440180"/>
-                          <a:ext cx="2907030" cy="454025"/>
-                          <a:chOff x="10964" y="4458"/>
-                          <a:chExt cx="4578" cy="715"/>
+                          <a:off x="3423285" y="2708910"/>
+                          <a:ext cx="2571115" cy="410210"/>
+                          <a:chOff x="17956" y="38313"/>
+                          <a:chExt cx="4049" cy="646"/>
                         </a:xfrm>
                       </wpg:grpSpPr>
                       <pic:pic xmlns:pic="http://schemas.openxmlformats.org/drawingml/2006/picture">
                         <pic:nvPicPr>
-                          <pic:cNvPr id="30" name="图片 30" descr="微信图片_20220215110121"/>
+                          <pic:cNvPr id="5" name="图片 29" descr="IMG_256"/>
                           <pic:cNvPicPr>
                             <a:picLocks noChangeAspect="1"/>
                           </pic:cNvPicPr>
@@ -5154,18 +5161,17 @@
                           <a:blip r:embed="rId11">
                             <a:clrChange>
                               <a:clrFrom>
-                                <a:srgbClr val="A09D98">
+                                <a:srgbClr val="FFFFFF">
                                   <a:alpha val="100000"/>
                                 </a:srgbClr>
                               </a:clrFrom>
                               <a:clrTo>
-                                <a:srgbClr val="A09D98">
+                                <a:srgbClr val="FFFFFF">
                                   <a:alpha val="100000"/>
                                   <a:alpha val="0"/>
                                 </a:srgbClr>
                               </a:clrTo>
                             </a:clrChange>
-                            <a:biLevel thresh="50000"/>
                           </a:blip>
                           <a:stretch>
                             <a:fillRect/>
@@ -5173,51 +5179,40 @@
                         </pic:blipFill>
                         <pic:spPr>
                           <a:xfrm>
-                            <a:off x="10964" y="4458"/>
-                            <a:ext cx="1234" cy="715"/>
+                            <a:off x="21031" y="38313"/>
+                            <a:ext cx="975" cy="570"/>
                           </a:xfrm>
                           <a:prstGeom prst="rect">
                             <a:avLst/>
                           </a:prstGeom>
+                          <a:noFill/>
+                          <a:ln w="9525">
+                            <a:noFill/>
+                          </a:ln>
                         </pic:spPr>
                       </pic:pic>
                       <pic:pic xmlns:pic="http://schemas.openxmlformats.org/drawingml/2006/picture">
                         <pic:nvPicPr>
-                          <pic:cNvPr id="21" name="图片 34" descr="晓敏"/>
+                          <pic:cNvPr id="6" name="图片 15" descr="c9514d16fd70679bf0495aeebb03c72d_compress"/>
                           <pic:cNvPicPr>
                             <a:picLocks noChangeAspect="1"/>
                           </pic:cNvPicPr>
                         </pic:nvPicPr>
                         <pic:blipFill>
-                          <a:blip r:embed="rId12">
-                            <a:clrChange>
-                              <a:clrFrom>
-                                <a:srgbClr val="949FA1"/>
-                              </a:clrFrom>
-                              <a:clrTo>
-                                <a:srgbClr val="949FA1">
-                                  <a:alpha val="0"/>
-                                </a:srgbClr>
-                              </a:clrTo>
-                            </a:clrChange>
-                          </a:blip>
-                          <a:srcRect l="34062" t="26445" r="34097" b="9325"/>
+                          <a:blip r:embed="rId12"/>
+                          <a:srcRect l="21003" t="56913" r="27176" b="26386"/>
                           <a:stretch>
                             <a:fillRect/>
                           </a:stretch>
                         </pic:blipFill>
                         <pic:spPr>
-                          <a:xfrm rot="16200000">
-                            <a:off x="14524" y="4047"/>
-                            <a:ext cx="560" cy="1475"/>
+                          <a:xfrm>
+                            <a:off x="17956" y="38485"/>
+                            <a:ext cx="1550" cy="475"/>
                           </a:xfrm>
                           <a:prstGeom prst="rect">
                             <a:avLst/>
                           </a:prstGeom>
-                          <a:noFill/>
-                          <a:ln>
-                            <a:noFill/>
-                          </a:ln>
                         </pic:spPr>
                       </pic:pic>
                     </wpg:wgp>
@@ -5228,18 +5223,18 @@
           </mc:Choice>
           <mc:Fallback>
             <w:pict>
-              <v:group id="组合 6" o:spid="_x0000_s1026" o:spt="203" style="position:absolute;left:0pt;margin-left:220.95pt;margin-top:3.65pt;height:35.75pt;width:228.9pt;z-index:251666432;mso-width-relative:page;mso-height-relative:page;" coordorigin="10964,4458" coordsize="4578,715" o:gfxdata="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">
+              <v:group id="组合 16" o:spid="_x0000_s1026" o:spt="203" style="position:absolute;left:0pt;margin-left:218.55pt;margin-top:6.3pt;height:32.3pt;width:202.45pt;z-index:251666432;mso-width-relative:page;mso-height-relative:page;" coordorigin="17956,38313" coordsize="4049,646" o:gfxdata="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">
                 <o:lock v:ext="edit" aspectratio="f"/>
-                <v:shape id="_x0000_s1026" o:spid="_x0000_s1026" o:spt="75" alt="微信图片_20220215110121" type="#_x0000_t75" style="position:absolute;left:10964;top:4458;height:715;width:1234;" filled="f" o:preferrelative="t" stroked="f" coordsize="21600,21600" o:gfxdata="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">
+                <v:shape id="图片 29" o:spid="_x0000_s1026" o:spt="75" alt="IMG_256" type="#_x0000_t75" style="position:absolute;left:21031;top:38313;height:570;width:975;" filled="f" o:preferrelative="t" stroked="f" coordsize="21600,21600" o:gfxdata="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">
                   <v:fill on="f" focussize="0,0"/>
                   <v:stroke on="f"/>
-                  <v:imagedata r:id="rId11" grayscale="t" bilevel="t" chromakey="#A09D98" o:title=""/>
+                  <v:imagedata r:id="rId11" chromakey="#FFFFFF" o:title=""/>
                   <o:lock v:ext="edit" aspectratio="t"/>
                 </v:shape>
-                <v:shape id="图片 34" o:spid="_x0000_s1026" o:spt="75" alt="晓敏" type="#_x0000_t75" style="position:absolute;left:14524;top:4047;height:1475;width:560;rotation:-5898240f;" filled="f" o:preferrelative="t" stroked="f" coordsize="21600,21600" o:gfxdata="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">
+                <v:shape id="图片 15" o:spid="_x0000_s1026" o:spt="75" alt="c9514d16fd70679bf0495aeebb03c72d_compress" type="#_x0000_t75" style="position:absolute;left:17956;top:38485;height:475;width:1550;" filled="f" o:preferrelative="t" stroked="f" coordsize="21600,21600" o:gfxdata="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">
                   <v:fill on="f" focussize="0,0"/>
                   <v:stroke on="f"/>
-                  <v:imagedata r:id="rId12" cropleft="22323f" croptop="17331f" cropright="22346f" cropbottom="6111f" chromakey="#949FA1" o:title=""/>
+                  <v:imagedata r:id="rId12" cropleft="13765f" croptop="37299f" cropright="17810f" cropbottom="17292f" o:title=""/>
                   <o:lock v:ext="edit" aspectratio="t"/>
                 </v:shape>
               </v:group>
@@ -5247,6 +5242,7 @@
           </mc:Fallback>
         </mc:AlternateContent>
       </w:r>
+      <w:bookmarkEnd w:id="157"/>
     </w:p>
     <w:tbl>
       <w:tblPr>
@@ -5612,8 +5608,9 @@
     <w:p>
       <w:pPr>
         <w:rPr>
+          <w:rFonts w:hint="default"/>
           <w:sz w:val="24"/>
-          <w:lang w:eastAsia="zh-CN"/>
+          <w:lang w:val="en-US" w:eastAsia="zh-CN"/>
         </w:rPr>
       </w:pPr>
     </w:p>
@@ -5634,15 +5631,15 @@
               <wp:anchor distT="0" distB="0" distL="114300" distR="114300" simplePos="0" relativeHeight="251667456" behindDoc="0" locked="0" layoutInCell="1" allowOverlap="1">
                 <wp:simplePos x="0" y="0"/>
                 <wp:positionH relativeFrom="column">
-                  <wp:posOffset>2766695</wp:posOffset>
+                  <wp:posOffset>2775585</wp:posOffset>
                 </wp:positionH>
                 <wp:positionV relativeFrom="paragraph">
-                  <wp:posOffset>25400</wp:posOffset>
+                  <wp:posOffset>89535</wp:posOffset>
                 </wp:positionV>
-                <wp:extent cx="2779395" cy="453390"/>
-                <wp:effectExtent l="0" t="0" r="9525" b="3810"/>
+                <wp:extent cx="2675255" cy="361950"/>
+                <wp:effectExtent l="0" t="0" r="0" b="3810"/>
                 <wp:wrapNone/>
-                <wp:docPr id="3" name="组合 1"/>
+                <wp:docPr id="7" name="组合 30"/>
                 <wp:cNvGraphicFramePr/>
                 <a:graphic xmlns:a="http://schemas.openxmlformats.org/drawingml/2006/main">
                   <a:graphicData uri="http://schemas.microsoft.com/office/word/2010/wordprocessingGroup">
@@ -5650,54 +5647,39 @@
                       <wpg:cNvGrpSpPr/>
                       <wpg:grpSpPr>
                         <a:xfrm rot="0">
-                          <a:off x="3414395" y="2556510"/>
-                          <a:ext cx="2779395" cy="453390"/>
-                          <a:chOff x="7101" y="6197"/>
-                          <a:chExt cx="4377" cy="714"/>
+                          <a:off x="3423285" y="3842385"/>
+                          <a:ext cx="2675255" cy="361950"/>
+                          <a:chOff x="17956" y="40098"/>
+                          <a:chExt cx="4213" cy="570"/>
                         </a:xfrm>
                       </wpg:grpSpPr>
                       <pic:pic xmlns:pic="http://schemas.openxmlformats.org/drawingml/2006/picture">
                         <pic:nvPicPr>
-                          <pic:cNvPr id="59" name="图片 34" descr="晓敏"/>
+                          <pic:cNvPr id="8" name="图片 1" descr="24f613a0-66be-430b-9e80-270d3393fac5"/>
                           <pic:cNvPicPr>
                             <a:picLocks noChangeAspect="1"/>
                           </pic:cNvPicPr>
                         </pic:nvPicPr>
                         <pic:blipFill>
-                          <a:blip r:embed="rId12">
-                            <a:clrChange>
-                              <a:clrFrom>
-                                <a:srgbClr val="949FA1"/>
-                              </a:clrFrom>
-                              <a:clrTo>
-                                <a:srgbClr val="949FA1">
-                                  <a:alpha val="0"/>
-                                </a:srgbClr>
-                              </a:clrTo>
-                            </a:clrChange>
-                          </a:blip>
-                          <a:srcRect l="34062" t="26445" r="34097" b="9325"/>
+                          <a:blip r:embed="rId13"/>
+                          <a:srcRect l="43292" t="26660" r="21693" b="24394"/>
                           <a:stretch>
                             <a:fillRect/>
                           </a:stretch>
                         </pic:blipFill>
                         <pic:spPr>
                           <a:xfrm rot="16200000">
-                            <a:off x="7558" y="5850"/>
-                            <a:ext cx="560" cy="1475"/>
+                            <a:off x="18366" y="39740"/>
+                            <a:ext cx="506" cy="1327"/>
                           </a:xfrm>
                           <a:prstGeom prst="rect">
                             <a:avLst/>
                           </a:prstGeom>
-                          <a:noFill/>
-                          <a:ln>
-                            <a:noFill/>
-                          </a:ln>
                         </pic:spPr>
                       </pic:pic>
                       <pic:pic xmlns:pic="http://schemas.openxmlformats.org/drawingml/2006/picture">
                         <pic:nvPicPr>
-                          <pic:cNvPr id="45" name="图片 45" descr="微信图片_20220215110121"/>
+                          <pic:cNvPr id="29" name="图片 29" descr="IMG_256"/>
                           <pic:cNvPicPr>
                             <a:picLocks noChangeAspect="1"/>
                           </pic:cNvPicPr>
@@ -5706,18 +5688,17 @@
                           <a:blip r:embed="rId11">
                             <a:clrChange>
                               <a:clrFrom>
-                                <a:srgbClr val="A09D98">
+                                <a:srgbClr val="FFFFFF">
                                   <a:alpha val="100000"/>
                                 </a:srgbClr>
                               </a:clrFrom>
                               <a:clrTo>
-                                <a:srgbClr val="A09D98">
+                                <a:srgbClr val="FFFFFF">
                                   <a:alpha val="100000"/>
                                   <a:alpha val="0"/>
                                 </a:srgbClr>
                               </a:clrTo>
                             </a:clrChange>
-                            <a:biLevel thresh="50000"/>
                           </a:blip>
                           <a:stretch>
                             <a:fillRect/>
@@ -5725,12 +5706,16 @@
                         </pic:blipFill>
                         <pic:spPr>
                           <a:xfrm>
-                            <a:off x="10244" y="6197"/>
-                            <a:ext cx="1234" cy="715"/>
+                            <a:off x="21195" y="40098"/>
+                            <a:ext cx="975" cy="570"/>
                           </a:xfrm>
                           <a:prstGeom prst="rect">
                             <a:avLst/>
                           </a:prstGeom>
+                          <a:noFill/>
+                          <a:ln w="9525">
+                            <a:noFill/>
+                          </a:ln>
                         </pic:spPr>
                       </pic:pic>
                     </wpg:wgp>
@@ -5741,18 +5726,18 @@
           </mc:Choice>
           <mc:Fallback>
             <w:pict>
-              <v:group id="组合 1" o:spid="_x0000_s1026" o:spt="203" style="position:absolute;left:0pt;margin-left:217.85pt;margin-top:2pt;height:35.7pt;width:218.85pt;z-index:251667456;mso-width-relative:page;mso-height-relative:page;" coordorigin="7101,6197" coordsize="4377,714" o:gfxdata="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">
+              <v:group id="组合 30" o:spid="_x0000_s1026" o:spt="203" style="position:absolute;left:0pt;margin-left:218.55pt;margin-top:7.05pt;height:28.5pt;width:210.65pt;z-index:251667456;mso-width-relative:page;mso-height-relative:page;" coordorigin="17956,40098" coordsize="4213,570" o:gfxdata="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">
                 <o:lock v:ext="edit" aspectratio="f"/>
-                <v:shape id="图片 34" o:spid="_x0000_s1026" o:spt="75" alt="晓敏" type="#_x0000_t75" style="position:absolute;left:7558;top:5850;height:1475;width:560;rotation:-5898240f;" filled="f" o:preferrelative="t" stroked="f" coordsize="21600,21600" o:gfxdata="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">
+                <v:shape id="图片 1" o:spid="_x0000_s1026" o:spt="75" alt="24f613a0-66be-430b-9e80-270d3393fac5" type="#_x0000_t75" style="position:absolute;left:18366;top:39740;height:1327;width:506;rotation:-5898240f;" filled="f" o:preferrelative="t" stroked="f" coordsize="21600,21600" o:gfxdata="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">
                   <v:fill on="f" focussize="0,0"/>
                   <v:stroke on="f"/>
-                  <v:imagedata r:id="rId12" cropleft="22323f" croptop="17331f" cropright="22346f" cropbottom="6111f" chromakey="#949FA1" o:title=""/>
+                  <v:imagedata r:id="rId13" cropleft="28372f" croptop="17472f" cropright="14217f" cropbottom="15987f" o:title=""/>
                   <o:lock v:ext="edit" aspectratio="t"/>
                 </v:shape>
-                <v:shape id="_x0000_s1026" o:spid="_x0000_s1026" o:spt="75" alt="微信图片_20220215110121" type="#_x0000_t75" style="position:absolute;left:10244;top:6197;height:715;width:1234;" filled="f" o:preferrelative="t" stroked="f" coordsize="21600,21600" o:gfxdata="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">
+                <v:shape id="_x0000_s1026" o:spid="_x0000_s1026" o:spt="75" alt="IMG_256" type="#_x0000_t75" style="position:absolute;left:21195;top:40098;height:570;width:975;" filled="f" o:preferrelative="t" stroked="f" coordsize="21600,21600" o:gfxdata="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">
                   <v:fill on="f" focussize="0,0"/>
                   <v:stroke on="f"/>
-                  <v:imagedata r:id="rId11" grayscale="t" bilevel="t" chromakey="#A09D98" o:title=""/>
+                  <v:imagedata r:id="rId11" chromakey="#FFFFFF" o:title=""/>
                   <o:lock v:ext="edit" aspectratio="t"/>
                 </v:shape>
               </v:group>
@@ -6149,15 +6134,15 @@
               <wp:anchor distT="0" distB="0" distL="114300" distR="114300" simplePos="0" relativeHeight="251668480" behindDoc="0" locked="0" layoutInCell="1" allowOverlap="1">
                 <wp:simplePos x="0" y="0"/>
                 <wp:positionH relativeFrom="column">
-                  <wp:posOffset>2757170</wp:posOffset>
+                  <wp:posOffset>2715895</wp:posOffset>
                 </wp:positionH>
                 <wp:positionV relativeFrom="paragraph">
-                  <wp:posOffset>28575</wp:posOffset>
+                  <wp:posOffset>78740</wp:posOffset>
                 </wp:positionV>
-                <wp:extent cx="2872105" cy="453390"/>
-                <wp:effectExtent l="0" t="0" r="8255" b="3810"/>
+                <wp:extent cx="2672080" cy="414020"/>
+                <wp:effectExtent l="0" t="0" r="10160" b="12700"/>
                 <wp:wrapNone/>
-                <wp:docPr id="4" name="组合 15"/>
+                <wp:docPr id="39" name="组合 23"/>
                 <wp:cNvGraphicFramePr/>
                 <a:graphic xmlns:a="http://schemas.openxmlformats.org/drawingml/2006/main">
                   <a:graphicData uri="http://schemas.microsoft.com/office/word/2010/wordprocessingGroup">
@@ -6165,21 +6150,21 @@
                       <wpg:cNvGrpSpPr/>
                       <wpg:grpSpPr>
                         <a:xfrm rot="0">
-                          <a:off x="3404870" y="3677920"/>
-                          <a:ext cx="2872105" cy="453390"/>
-                          <a:chOff x="12357" y="7666"/>
-                          <a:chExt cx="4523" cy="714"/>
+                          <a:off x="3363595" y="4950460"/>
+                          <a:ext cx="2672080" cy="414020"/>
+                          <a:chOff x="17862" y="41843"/>
+                          <a:chExt cx="4208" cy="652"/>
                         </a:xfrm>
                       </wpg:grpSpPr>
                       <pic:pic xmlns:pic="http://schemas.openxmlformats.org/drawingml/2006/picture">
                         <pic:nvPicPr>
-                          <pic:cNvPr id="7" name="图片 59" descr="图片1"/>
+                          <pic:cNvPr id="22" name="图片 59" descr="图片1"/>
                           <pic:cNvPicPr>
                             <a:picLocks noChangeAspect="1"/>
                           </pic:cNvPicPr>
                         </pic:nvPicPr>
                         <pic:blipFill>
-                          <a:blip r:embed="rId13">
+                          <a:blip r:embed="rId14">
                             <a:biLevel thresh="50000"/>
                           </a:blip>
                           <a:srcRect l="7865" t="11797" r="5322" b="19074"/>
@@ -6189,7 +6174,7 @@
                         </pic:blipFill>
                         <pic:spPr>
                           <a:xfrm>
-                            <a:off x="12357" y="7738"/>
+                            <a:off x="17862" y="41869"/>
                             <a:ext cx="1468" cy="627"/>
                           </a:xfrm>
                           <a:prstGeom prst="rect">
@@ -6200,7 +6185,7 @@
                       </pic:pic>
                       <pic:pic xmlns:pic="http://schemas.openxmlformats.org/drawingml/2006/picture">
                         <pic:nvPicPr>
-                          <pic:cNvPr id="8" name="图片 14" descr="微信图片_20220215110121"/>
+                          <pic:cNvPr id="21" name="图片 29" descr="IMG_256"/>
                           <pic:cNvPicPr>
                             <a:picLocks noChangeAspect="1"/>
                           </pic:cNvPicPr>
@@ -6209,18 +6194,17 @@
                           <a:blip r:embed="rId11">
                             <a:clrChange>
                               <a:clrFrom>
-                                <a:srgbClr val="A09D98">
+                                <a:srgbClr val="FFFFFF">
                                   <a:alpha val="100000"/>
                                 </a:srgbClr>
                               </a:clrFrom>
                               <a:clrTo>
-                                <a:srgbClr val="A09D98">
+                                <a:srgbClr val="FFFFFF">
                                   <a:alpha val="100000"/>
                                   <a:alpha val="0"/>
                                 </a:srgbClr>
                               </a:clrTo>
                             </a:clrChange>
-                            <a:biLevel thresh="50000"/>
                           </a:blip>
                           <a:stretch>
                             <a:fillRect/>
@@ -6228,12 +6212,16 @@
                         </pic:blipFill>
                         <pic:spPr>
                           <a:xfrm>
-                            <a:off x="15646" y="7666"/>
-                            <a:ext cx="1234" cy="715"/>
+                            <a:off x="21096" y="41843"/>
+                            <a:ext cx="975" cy="570"/>
                           </a:xfrm>
                           <a:prstGeom prst="rect">
                             <a:avLst/>
                           </a:prstGeom>
+                          <a:noFill/>
+                          <a:ln w="9525">
+                            <a:noFill/>
+                          </a:ln>
                         </pic:spPr>
                       </pic:pic>
                     </wpg:wgp>
@@ -6244,18 +6232,18 @@
           </mc:Choice>
           <mc:Fallback>
             <w:pict>
-              <v:group id="组合 15" o:spid="_x0000_s1026" o:spt="203" style="position:absolute;left:0pt;margin-left:217.1pt;margin-top:2.25pt;height:35.7pt;width:226.15pt;z-index:251668480;mso-width-relative:page;mso-height-relative:page;" coordorigin="12357,7666" coordsize="4523,714" o:gfxdata="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">
+              <v:group id="组合 23" o:spid="_x0000_s1026" o:spt="203" style="position:absolute;left:0pt;margin-left:213.85pt;margin-top:6.2pt;height:32.6pt;width:210.4pt;z-index:251668480;mso-width-relative:page;mso-height-relative:page;" coordorigin="17862,41843" coordsize="4208,652" o:gfxdata="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">
                 <o:lock v:ext="edit" aspectratio="f"/>
-                <v:shape id="图片 59" o:spid="_x0000_s1026" o:spt="75" alt="图片1" type="#_x0000_t75" style="position:absolute;left:12357;top:7738;height:627;width:1468;" filled="f" o:preferrelative="t" stroked="f" coordsize="21600,21600" o:gfxdata="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">
+                <v:shape id="图片 59" o:spid="_x0000_s1026" o:spt="75" alt="图片1" type="#_x0000_t75" style="position:absolute;left:17862;top:41869;height:627;width:1468;" filled="f" o:preferrelative="t" stroked="f" coordsize="21600,21600" o:gfxdata="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">
                   <v:fill on="f" focussize="0,0"/>
                   <v:stroke on="f"/>
-                  <v:imagedata r:id="rId13" cropleft="5154f" croptop="7731f" cropright="3488f" cropbottom="12500f" grayscale="t" bilevel="t" o:title=""/>
+                  <v:imagedata r:id="rId14" cropleft="5154f" croptop="7731f" cropright="3488f" cropbottom="12500f" grayscale="t" bilevel="t" o:title=""/>
                   <o:lock v:ext="edit" aspectratio="t"/>
                 </v:shape>
-                <v:shape id="图片 14" o:spid="_x0000_s1026" o:spt="75" alt="微信图片_20220215110121" type="#_x0000_t75" style="position:absolute;left:15646;top:7666;height:715;width:1234;" filled="f" o:preferrelative="t" stroked="f" coordsize="21600,21600" o:gfxdata="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">
+                <v:shape id="图片 29" o:spid="_x0000_s1026" o:spt="75" alt="IMG_256" type="#_x0000_t75" style="position:absolute;left:21096;top:41843;height:570;width:975;" filled="f" o:preferrelative="t" stroked="f" coordsize="21600,21600" o:gfxdata="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">
                   <v:fill on="f" focussize="0,0"/>
                   <v:stroke on="f"/>
-                  <v:imagedata r:id="rId11" grayscale="t" bilevel="t" chromakey="#A09D98" o:title=""/>
+                  <v:imagedata r:id="rId11" chromakey="#FFFFFF" o:title=""/>
                   <o:lock v:ext="edit" aspectratio="t"/>
                 </v:shape>
               </v:group>
@@ -6634,6 +6622,16 @@
           <w:lang w:eastAsia="zh-CN"/>
         </w:rPr>
       </w:pPr>
+    </w:p>
+    <w:p>
+      <w:pPr>
+        <w:rPr>
+          <w:rFonts w:ascii="Times New Roman" w:hAnsi="Times New Roman" w:eastAsia="微软雅黑" w:cs="Times New Roman"/>
+          <w:sz w:val="24"/>
+          <w:szCs w:val="24"/>
+          <w:lang w:eastAsia="zh-CN"/>
+        </w:rPr>
+      </w:pPr>
       <w:r>
         <w:rPr>
           <w:sz w:val="24"/>
@@ -6644,15 +6642,15 @@
               <wp:anchor distT="0" distB="0" distL="114300" distR="114300" simplePos="0" relativeHeight="251669504" behindDoc="0" locked="0" layoutInCell="1" allowOverlap="1">
                 <wp:simplePos x="0" y="0"/>
                 <wp:positionH relativeFrom="column">
-                  <wp:posOffset>2787650</wp:posOffset>
+                  <wp:posOffset>2788285</wp:posOffset>
                 </wp:positionH>
                 <wp:positionV relativeFrom="paragraph">
-                  <wp:posOffset>174625</wp:posOffset>
+                  <wp:posOffset>85090</wp:posOffset>
                 </wp:positionV>
-                <wp:extent cx="2803525" cy="453390"/>
-                <wp:effectExtent l="0" t="0" r="635" b="3810"/>
+                <wp:extent cx="2889885" cy="397510"/>
+                <wp:effectExtent l="0" t="0" r="5715" b="13970"/>
                 <wp:wrapNone/>
-                <wp:docPr id="12" name="组合 22"/>
+                <wp:docPr id="41" name="组合 27"/>
                 <wp:cNvGraphicFramePr/>
                 <a:graphic xmlns:a="http://schemas.openxmlformats.org/drawingml/2006/main">
                   <a:graphicData uri="http://schemas.microsoft.com/office/word/2010/wordprocessingGroup">
@@ -6660,10 +6658,10 @@
                       <wpg:cNvGrpSpPr/>
                       <wpg:grpSpPr>
                         <a:xfrm rot="0">
-                          <a:off x="3435350" y="4766945"/>
-                          <a:ext cx="2803525" cy="453390"/>
-                          <a:chOff x="12525" y="9562"/>
-                          <a:chExt cx="4415" cy="714"/>
+                          <a:off x="3435985" y="6075045"/>
+                          <a:ext cx="2889885" cy="397510"/>
+                          <a:chOff x="17976" y="43614"/>
+                          <a:chExt cx="4551" cy="626"/>
                         </a:xfrm>
                       </wpg:grpSpPr>
                       <pic:pic xmlns:pic="http://schemas.openxmlformats.org/drawingml/2006/picture">
@@ -6674,7 +6672,7 @@
                           </pic:cNvPicPr>
                         </pic:nvPicPr>
                         <pic:blipFill>
-                          <a:blip r:embed="rId14">
+                          <a:blip r:embed="rId11">
                             <a:clrChange>
                               <a:clrFrom>
                                 <a:srgbClr val="FFFFFF">
@@ -6695,7 +6693,7 @@
                         </pic:blipFill>
                         <pic:spPr>
                           <a:xfrm>
-                            <a:off x="12525" y="9698"/>
+                            <a:off x="17976" y="43615"/>
                             <a:ext cx="975" cy="570"/>
                           </a:xfrm>
                           <a:prstGeom prst="rect">
@@ -6709,40 +6707,29 @@
                       </pic:pic>
                       <pic:pic xmlns:pic="http://schemas.openxmlformats.org/drawingml/2006/picture">
                         <pic:nvPicPr>
-                          <pic:cNvPr id="29" name="图片 20" descr="微信图片_20220215110121"/>
+                          <pic:cNvPr id="26" name="图片 59" descr="图片1"/>
                           <pic:cNvPicPr>
                             <a:picLocks noChangeAspect="1"/>
                           </pic:cNvPicPr>
                         </pic:nvPicPr>
                         <pic:blipFill>
-                          <a:blip r:embed="rId11">
-                            <a:clrChange>
-                              <a:clrFrom>
-                                <a:srgbClr val="A09D98">
-                                  <a:alpha val="100000"/>
-                                </a:srgbClr>
-                              </a:clrFrom>
-                              <a:clrTo>
-                                <a:srgbClr val="A09D98">
-                                  <a:alpha val="100000"/>
-                                  <a:alpha val="0"/>
-                                </a:srgbClr>
-                              </a:clrTo>
-                            </a:clrChange>
+                          <a:blip r:embed="rId14">
                             <a:biLevel thresh="50000"/>
                           </a:blip>
+                          <a:srcRect l="7865" t="11797" r="5322" b="19074"/>
                           <a:stretch>
                             <a:fillRect/>
                           </a:stretch>
                         </pic:blipFill>
                         <pic:spPr>
                           <a:xfrm>
-                            <a:off x="15706" y="9562"/>
-                            <a:ext cx="1234" cy="715"/>
+                            <a:off x="21059" y="43614"/>
+                            <a:ext cx="1468" cy="627"/>
                           </a:xfrm>
                           <a:prstGeom prst="rect">
                             <a:avLst/>
                           </a:prstGeom>
+                          <a:noFill/>
                         </pic:spPr>
                       </pic:pic>
                     </wpg:wgp>
@@ -6753,18 +6740,18 @@
           </mc:Choice>
           <mc:Fallback>
             <w:pict>
-              <v:group id="组合 22" o:spid="_x0000_s1026" o:spt="203" style="position:absolute;left:0pt;margin-left:219.5pt;margin-top:13.75pt;height:35.7pt;width:220.75pt;z-index:251669504;mso-width-relative:page;mso-height-relative:page;" coordorigin="12525,9562" coordsize="4415,714" o:gfxdata="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">
+              <v:group id="组合 27" o:spid="_x0000_s1026" o:spt="203" style="position:absolute;left:0pt;margin-left:219.55pt;margin-top:6.7pt;height:31.3pt;width:227.55pt;z-index:251669504;mso-width-relative:page;mso-height-relative:page;" coordorigin="17976,43614" coordsize="4551,626" o:gfxdata="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">
                 <o:lock v:ext="edit" aspectratio="f"/>
-                <v:shape id="图片 29" o:spid="_x0000_s1026" o:spt="75" alt="IMG_256" type="#_x0000_t75" style="position:absolute;left:12525;top:9698;height:570;width:975;" filled="f" o:preferrelative="t" stroked="f" coordsize="21600,21600" o:gfxdata="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">
+                <v:shape id="图片 29" o:spid="_x0000_s1026" o:spt="75" alt="IMG_256" type="#_x0000_t75" style="position:absolute;left:17976;top:43615;height:570;width:975;" filled="f" o:preferrelative="t" stroked="f" coordsize="21600,21600" o:gfxdata="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">
                   <v:fill on="f" focussize="0,0"/>
                   <v:stroke on="f"/>
-                  <v:imagedata r:id="rId14" chromakey="#FFFFFF" o:title=""/>
+                  <v:imagedata r:id="rId11" chromakey="#FFFFFF" o:title=""/>
                   <o:lock v:ext="edit" aspectratio="t"/>
                 </v:shape>
-                <v:shape id="图片 20" o:spid="_x0000_s1026" o:spt="75" alt="微信图片_20220215110121" type="#_x0000_t75" style="position:absolute;left:15706;top:9562;height:715;width:1234;" filled="f" o:preferrelative="t" stroked="f" coordsize="21600,21600" o:gfxdata="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">
+                <v:shape id="图片 59" o:spid="_x0000_s1026" o:spt="75" alt="图片1" type="#_x0000_t75" style="position:absolute;left:21059;top:43614;height:627;width:1468;" filled="f" o:preferrelative="t" stroked="f" coordsize="21600,21600" o:gfxdata="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">
                   <v:fill on="f" focussize="0,0"/>
                   <v:stroke on="f"/>
-                  <v:imagedata r:id="rId11" grayscale="t" bilevel="t" chromakey="#A09D98" o:title=""/>
+                  <v:imagedata r:id="rId14" cropleft="5154f" croptop="7731f" cropright="3488f" cropbottom="12500f" grayscale="t" bilevel="t" o:title=""/>
                   <o:lock v:ext="edit" aspectratio="t"/>
                 </v:shape>
               </v:group>
@@ -6773,12 +6760,377 @@
         </mc:AlternateContent>
       </w:r>
     </w:p>
+    <w:tbl>
+      <w:tblPr>
+        <w:tblStyle w:val="33"/>
+        <w:tblW w:w="6772" w:type="dxa"/>
+        <w:jc w:val="right"/>
+        <w:tblLayout w:type="fixed"/>
+        <w:tblCellMar>
+          <w:top w:w="0" w:type="dxa"/>
+          <w:left w:w="0" w:type="dxa"/>
+          <w:bottom w:w="0" w:type="dxa"/>
+          <w:right w:w="0" w:type="dxa"/>
+        </w:tblCellMar>
+      </w:tblPr>
+      <w:tblGrid>
+        <w:gridCol w:w="1272"/>
+        <w:gridCol w:w="2040"/>
+        <w:gridCol w:w="1166"/>
+        <w:gridCol w:w="2294"/>
+      </w:tblGrid>
+      <w:tr>
+        <w:tblPrEx>
+          <w:tblCellMar>
+            <w:top w:w="0" w:type="dxa"/>
+            <w:left w:w="0" w:type="dxa"/>
+            <w:bottom w:w="0" w:type="dxa"/>
+            <w:right w:w="0" w:type="dxa"/>
+          </w:tblCellMar>
+        </w:tblPrEx>
+        <w:trPr>
+          <w:trHeight w:val="441" w:hRule="exact"/>
+          <w:jc w:val="right"/>
+        </w:trPr>
+        <w:tc>
+          <w:tcPr>
+            <w:tcW w:w="1272" w:type="dxa"/>
+            <w:vAlign w:val="center"/>
+          </w:tcPr>
+          <w:p>
+            <w:pPr>
+              <w:pStyle w:val="22"/>
+              <w:spacing w:before="13"/>
+              <w:ind w:left="13" w:right="95"/>
+              <w:jc w:val="both"/>
+              <w:rPr>
+                <w:rFonts w:ascii="Times New Roman" w:hAnsi="Times New Roman" w:cs="Times New Roman"/>
+                <w:b/>
+                <w:sz w:val="24"/>
+                <w:szCs w:val="24"/>
+              </w:rPr>
+            </w:pPr>
+            <w:r>
+              <w:rPr>
+                <w:rFonts w:ascii="Times New Roman" w:hAnsi="Times New Roman" w:cs="Times New Roman"/>
+                <w:b/>
+                <w:sz w:val="24"/>
+                <w:szCs w:val="24"/>
+              </w:rPr>
+              <w:t>检测人：</w:t>
+            </w:r>
+          </w:p>
+        </w:tc>
+        <w:tc>
+          <w:tcPr>
+            <w:tcW w:w="2040" w:type="dxa"/>
+            <w:vAlign w:val="center"/>
+          </w:tcPr>
+          <w:p>
+            <w:pPr>
+              <w:pStyle w:val="22"/>
+              <w:spacing w:before="13"/>
+              <w:jc w:val="both"/>
+              <w:rPr>
+                <w:rFonts w:ascii="Times New Roman" w:hAnsi="Times New Roman" w:cs="Times New Roman"/>
+                <w:b/>
+                <w:sz w:val="24"/>
+                <w:szCs w:val="24"/>
+              </w:rPr>
+            </w:pPr>
+          </w:p>
+        </w:tc>
+        <w:tc>
+          <w:tcPr>
+            <w:tcW w:w="1166" w:type="dxa"/>
+            <w:vAlign w:val="center"/>
+          </w:tcPr>
+          <w:p>
+            <w:pPr>
+              <w:pStyle w:val="22"/>
+              <w:spacing w:before="13"/>
+              <w:jc w:val="both"/>
+              <w:rPr>
+                <w:rFonts w:ascii="Times New Roman" w:hAnsi="Times New Roman" w:cs="Times New Roman"/>
+                <w:b/>
+                <w:sz w:val="24"/>
+                <w:szCs w:val="24"/>
+              </w:rPr>
+            </w:pPr>
+            <w:r>
+              <w:rPr>
+                <w:rFonts w:ascii="Times New Roman" w:hAnsi="Times New Roman" w:cs="Times New Roman"/>
+                <w:b/>
+                <w:sz w:val="24"/>
+                <w:szCs w:val="24"/>
+              </w:rPr>
+              <w:t>复核人</w:t>
+            </w:r>
+            <w:r>
+              <w:rPr>
+                <w:rFonts w:ascii="Times New Roman" w:hAnsi="Times New Roman" w:cs="Times New Roman"/>
+                <w:b/>
+                <w:sz w:val="24"/>
+                <w:szCs w:val="24"/>
+                <w:lang w:eastAsia="zh-CN"/>
+              </w:rPr>
+              <w:t>：</w:t>
+            </w:r>
+          </w:p>
+        </w:tc>
+        <w:tc>
+          <w:tcPr>
+            <w:tcW w:w="2294" w:type="dxa"/>
+            <w:vAlign w:val="center"/>
+          </w:tcPr>
+          <w:p>
+            <w:pPr>
+              <w:pStyle w:val="22"/>
+              <w:spacing w:before="13"/>
+              <w:ind w:right="15"/>
+              <w:jc w:val="both"/>
+              <w:rPr>
+                <w:rFonts w:ascii="Times New Roman" w:hAnsi="Times New Roman" w:cs="Times New Roman"/>
+                <w:b/>
+                <w:sz w:val="24"/>
+                <w:szCs w:val="24"/>
+              </w:rPr>
+            </w:pPr>
+          </w:p>
+        </w:tc>
+      </w:tr>
+      <w:tr>
+        <w:tblPrEx>
+          <w:tblCellMar>
+            <w:top w:w="0" w:type="dxa"/>
+            <w:left w:w="0" w:type="dxa"/>
+            <w:bottom w:w="0" w:type="dxa"/>
+            <w:right w:w="0" w:type="dxa"/>
+          </w:tblCellMar>
+        </w:tblPrEx>
+        <w:trPr>
+          <w:trHeight w:val="457" w:hRule="exact"/>
+          <w:jc w:val="right"/>
+        </w:trPr>
+        <w:tc>
+          <w:tcPr>
+            <w:tcW w:w="1272" w:type="dxa"/>
+            <w:vAlign w:val="center"/>
+          </w:tcPr>
+          <w:p>
+            <w:pPr>
+              <w:pStyle w:val="22"/>
+              <w:spacing w:line="341" w:lineRule="exact"/>
+              <w:ind w:left="13" w:right="165"/>
+              <w:jc w:val="both"/>
+              <w:rPr>
+                <w:rFonts w:ascii="Times New Roman" w:hAnsi="Times New Roman" w:cs="Times New Roman"/>
+                <w:b/>
+                <w:sz w:val="24"/>
+                <w:szCs w:val="24"/>
+              </w:rPr>
+            </w:pPr>
+            <w:r>
+              <w:rPr>
+                <w:rFonts w:ascii="Times New Roman" w:hAnsi="Times New Roman" w:cs="Times New Roman"/>
+                <w:b/>
+                <w:sz w:val="24"/>
+                <w:szCs w:val="24"/>
+              </w:rPr>
+              <w:t>日</w:t>
+            </w:r>
+            <w:r>
+              <w:rPr>
+                <w:rFonts w:ascii="Times New Roman" w:hAnsi="Times New Roman" w:cs="Times New Roman"/>
+                <w:b/>
+                <w:sz w:val="24"/>
+                <w:szCs w:val="24"/>
+                <w:lang w:eastAsia="zh-CN"/>
+              </w:rPr>
+              <w:t xml:space="preserve">  </w:t>
+            </w:r>
+            <w:r>
+              <w:rPr>
+                <w:rFonts w:ascii="Times New Roman" w:hAnsi="Times New Roman" w:cs="Times New Roman"/>
+                <w:b/>
+                <w:sz w:val="24"/>
+                <w:szCs w:val="24"/>
+              </w:rPr>
+              <w:t>期：</w:t>
+            </w:r>
+          </w:p>
+        </w:tc>
+        <w:tc>
+          <w:tcPr>
+            <w:tcW w:w="2040" w:type="dxa"/>
+            <w:vAlign w:val="center"/>
+          </w:tcPr>
+          <w:p>
+            <w:pPr>
+              <w:pStyle w:val="22"/>
+              <w:spacing w:line="363" w:lineRule="exact"/>
+              <w:jc w:val="both"/>
+              <w:rPr>
+                <w:rFonts w:ascii="Times New Roman" w:hAnsi="Times New Roman" w:cs="Times New Roman"/>
+                <w:sz w:val="24"/>
+                <w:szCs w:val="24"/>
+              </w:rPr>
+            </w:pPr>
+            <w:r>
+              <w:rPr>
+                <w:rFonts w:ascii="Times New Roman" w:hAnsi="Times New Roman" w:cs="Times New Roman"/>
+                <w:kern w:val="2"/>
+                <w:sz w:val="24"/>
+                <w:szCs w:val="24"/>
+                <w:lang w:eastAsia="zh-CN"/>
+              </w:rPr>
+              <w:t>{{ reportdate }}</w:t>
+            </w:r>
+          </w:p>
+        </w:tc>
+        <w:tc>
+          <w:tcPr>
+            <w:tcW w:w="1166" w:type="dxa"/>
+            <w:vAlign w:val="center"/>
+          </w:tcPr>
+          <w:p>
+            <w:pPr>
+              <w:pStyle w:val="22"/>
+              <w:spacing w:line="341" w:lineRule="exact"/>
+              <w:jc w:val="both"/>
+              <w:rPr>
+                <w:rFonts w:ascii="Times New Roman" w:hAnsi="Times New Roman" w:cs="Times New Roman"/>
+                <w:b/>
+                <w:sz w:val="24"/>
+                <w:szCs w:val="24"/>
+              </w:rPr>
+            </w:pPr>
+            <w:r>
+              <w:rPr>
+                <w:rFonts w:ascii="Times New Roman" w:hAnsi="Times New Roman" w:cs="Times New Roman"/>
+                <w:b/>
+                <w:sz w:val="24"/>
+                <w:szCs w:val="24"/>
+              </w:rPr>
+              <w:t>日</w:t>
+            </w:r>
+            <w:r>
+              <w:rPr>
+                <w:rFonts w:ascii="Times New Roman" w:hAnsi="Times New Roman" w:cs="Times New Roman"/>
+                <w:b/>
+                <w:sz w:val="24"/>
+                <w:szCs w:val="24"/>
+                <w:lang w:eastAsia="zh-CN"/>
+              </w:rPr>
+              <w:t xml:space="preserve">  </w:t>
+            </w:r>
+            <w:r>
+              <w:rPr>
+                <w:rFonts w:ascii="Times New Roman" w:hAnsi="Times New Roman" w:cs="Times New Roman"/>
+                <w:b/>
+                <w:sz w:val="24"/>
+                <w:szCs w:val="24"/>
+              </w:rPr>
+              <w:t>期：</w:t>
+            </w:r>
+          </w:p>
+        </w:tc>
+        <w:tc>
+          <w:tcPr>
+            <w:tcW w:w="2294" w:type="dxa"/>
+            <w:vAlign w:val="center"/>
+          </w:tcPr>
+          <w:p>
+            <w:pPr>
+              <w:pStyle w:val="22"/>
+              <w:spacing w:line="363" w:lineRule="exact"/>
+              <w:ind w:right="15"/>
+              <w:jc w:val="both"/>
+              <w:rPr>
+                <w:rFonts w:ascii="Times New Roman" w:hAnsi="Times New Roman" w:cs="Times New Roman"/>
+                <w:sz w:val="24"/>
+                <w:szCs w:val="24"/>
+              </w:rPr>
+            </w:pPr>
+            <w:r>
+              <w:rPr>
+                <w:rFonts w:ascii="Times New Roman" w:hAnsi="Times New Roman" w:cs="Times New Roman"/>
+                <w:kern w:val="2"/>
+                <w:sz w:val="24"/>
+                <w:szCs w:val="24"/>
+                <w:lang w:eastAsia="zh-CN"/>
+              </w:rPr>
+              <w:t>{{ reportdate }}</w:t>
+            </w:r>
+          </w:p>
+        </w:tc>
+      </w:tr>
+    </w:tbl>
     <w:p>
       <w:pPr>
         <w:rPr>
           <w:rFonts w:ascii="Times New Roman" w:hAnsi="Times New Roman" w:eastAsia="微软雅黑" w:cs="Times New Roman"/>
           <w:sz w:val="24"/>
           <w:szCs w:val="24"/>
+          <w:lang w:eastAsia="zh-CN"/>
+        </w:rPr>
+      </w:pPr>
+      <w:r>
+        <w:rPr>
+          <w:rFonts w:hint="eastAsia" w:ascii="Times New Roman" w:hAnsi="Times New Roman" w:eastAsia="微软雅黑" w:cs="Times New Roman"/>
+          <w:sz w:val="24"/>
+          <w:szCs w:val="24"/>
+          <w:lang w:eastAsia="zh-CN"/>
+        </w:rPr>
+        <w:t xml:space="preserve">{% endif %}{% if testedby == </w:t>
+      </w:r>
+      <w:r>
+        <w:rPr>
+          <w:rFonts w:ascii="Times New Roman" w:hAnsi="Times New Roman" w:eastAsia="微软雅黑" w:cs="Times New Roman"/>
+          <w:sz w:val="24"/>
+          <w:szCs w:val="24"/>
+          <w:lang w:eastAsia="zh-CN"/>
+        </w:rPr>
+        <w:t>“</w:t>
+      </w:r>
+      <w:r>
+        <w:rPr>
+          <w:rFonts w:hint="eastAsia" w:ascii="Times New Roman" w:hAnsi="Times New Roman" w:eastAsia="微软雅黑" w:cs="Times New Roman"/>
+          <w:sz w:val="24"/>
+          <w:szCs w:val="24"/>
+          <w:lang w:eastAsia="zh-CN"/>
+        </w:rPr>
+        <w:t>5</w:t>
+      </w:r>
+      <w:r>
+        <w:rPr>
+          <w:rFonts w:ascii="Times New Roman" w:hAnsi="Times New Roman" w:eastAsia="微软雅黑" w:cs="Times New Roman"/>
+          <w:sz w:val="24"/>
+          <w:szCs w:val="24"/>
+          <w:lang w:eastAsia="zh-CN"/>
+        </w:rPr>
+        <w:t>”</w:t>
+      </w:r>
+      <w:r>
+        <w:rPr>
+          <w:rFonts w:hint="eastAsia" w:ascii="Times New Roman" w:hAnsi="Times New Roman" w:eastAsia="微软雅黑" w:cs="Times New Roman"/>
+          <w:sz w:val="24"/>
+          <w:szCs w:val="24"/>
+          <w:lang w:eastAsia="zh-CN"/>
+        </w:rPr>
+        <w:t xml:space="preserve"> %}</w:t>
+      </w:r>
+    </w:p>
+    <w:p>
+      <w:pPr>
+        <w:rPr>
+          <w:lang w:eastAsia="zh-CN"/>
+        </w:rPr>
+      </w:pPr>
+    </w:p>
+    <w:p>
+      <w:pPr>
+        <w:rPr>
           <w:lang w:eastAsia="zh-CN"/>
         </w:rPr>
       </w:pPr>
@@ -7123,7 +7475,7 @@
           <w:szCs w:val="24"/>
           <w:lang w:eastAsia="zh-CN"/>
         </w:rPr>
-        <w:t>5</w:t>
+        <w:t>6</w:t>
       </w:r>
       <w:r>
         <w:rPr>
@@ -7147,6 +7499,9 @@
     <w:p>
       <w:pPr>
         <w:rPr>
+          <w:rFonts w:ascii="Times New Roman" w:hAnsi="Times New Roman" w:eastAsia="微软雅黑" w:cs="Times New Roman"/>
+          <w:sz w:val="24"/>
+          <w:szCs w:val="24"/>
           <w:lang w:eastAsia="zh-CN"/>
         </w:rPr>
       </w:pPr>
@@ -7154,6 +7509,9 @@
     <w:p>
       <w:pPr>
         <w:rPr>
+          <w:rFonts w:ascii="Times New Roman" w:hAnsi="Times New Roman" w:eastAsia="微软雅黑" w:cs="Times New Roman"/>
+          <w:sz w:val="24"/>
+          <w:szCs w:val="24"/>
           <w:lang w:eastAsia="zh-CN"/>
         </w:rPr>
       </w:pPr>
@@ -7467,526 +7825,6 @@
     <w:p>
       <w:pPr>
         <w:rPr>
-          <w:rFonts w:ascii="Times New Roman" w:hAnsi="Times New Roman" w:eastAsia="微软雅黑" w:cs="Times New Roman"/>
-          <w:sz w:val="24"/>
-          <w:szCs w:val="24"/>
-          <w:lang w:eastAsia="zh-CN"/>
-        </w:rPr>
-      </w:pPr>
-      <w:r>
-        <w:rPr>
-          <w:rFonts w:hint="eastAsia" w:ascii="Times New Roman" w:hAnsi="Times New Roman" w:eastAsia="微软雅黑" w:cs="Times New Roman"/>
-          <w:sz w:val="24"/>
-          <w:szCs w:val="24"/>
-          <w:lang w:eastAsia="zh-CN"/>
-        </w:rPr>
-        <w:t xml:space="preserve">{% endif %}{% if testedby == </w:t>
-      </w:r>
-      <w:r>
-        <w:rPr>
-          <w:rFonts w:ascii="Times New Roman" w:hAnsi="Times New Roman" w:eastAsia="微软雅黑" w:cs="Times New Roman"/>
-          <w:sz w:val="24"/>
-          <w:szCs w:val="24"/>
-          <w:lang w:eastAsia="zh-CN"/>
-        </w:rPr>
-        <w:t>“</w:t>
-      </w:r>
-      <w:r>
-        <w:rPr>
-          <w:rFonts w:hint="eastAsia" w:ascii="Times New Roman" w:hAnsi="Times New Roman" w:eastAsia="微软雅黑" w:cs="Times New Roman"/>
-          <w:sz w:val="24"/>
-          <w:szCs w:val="24"/>
-          <w:lang w:eastAsia="zh-CN"/>
-        </w:rPr>
-        <w:t>6</w:t>
-      </w:r>
-      <w:r>
-        <w:rPr>
-          <w:rFonts w:ascii="Times New Roman" w:hAnsi="Times New Roman" w:eastAsia="微软雅黑" w:cs="Times New Roman"/>
-          <w:sz w:val="24"/>
-          <w:szCs w:val="24"/>
-          <w:lang w:eastAsia="zh-CN"/>
-        </w:rPr>
-        <w:t>”</w:t>
-      </w:r>
-      <w:r>
-        <w:rPr>
-          <w:rFonts w:hint="eastAsia" w:ascii="Times New Roman" w:hAnsi="Times New Roman" w:eastAsia="微软雅黑" w:cs="Times New Roman"/>
-          <w:sz w:val="24"/>
-          <w:szCs w:val="24"/>
-          <w:lang w:eastAsia="zh-CN"/>
-        </w:rPr>
-        <w:t xml:space="preserve"> %}</w:t>
-      </w:r>
-    </w:p>
-    <w:p>
-      <w:pPr>
-        <w:rPr>
-          <w:rFonts w:ascii="Times New Roman" w:hAnsi="Times New Roman" w:eastAsia="微软雅黑" w:cs="Times New Roman"/>
-          <w:sz w:val="24"/>
-          <w:szCs w:val="24"/>
-          <w:lang w:eastAsia="zh-CN"/>
-        </w:rPr>
-      </w:pPr>
-    </w:p>
-    <w:p>
-      <w:pPr>
-        <w:rPr>
-          <w:rFonts w:ascii="Times New Roman" w:hAnsi="Times New Roman" w:eastAsia="微软雅黑" w:cs="Times New Roman"/>
-          <w:sz w:val="24"/>
-          <w:szCs w:val="24"/>
-          <w:lang w:eastAsia="zh-CN"/>
-        </w:rPr>
-      </w:pPr>
-      <w:r>
-        <w:rPr>
-          <w:sz w:val="24"/>
-        </w:rPr>
-        <mc:AlternateContent>
-          <mc:Choice Requires="wpg">
-            <w:drawing>
-              <wp:anchor distT="0" distB="0" distL="114300" distR="114300" simplePos="0" relativeHeight="251670528" behindDoc="0" locked="0" layoutInCell="1" allowOverlap="1">
-                <wp:simplePos x="0" y="0"/>
-                <wp:positionH relativeFrom="column">
-                  <wp:posOffset>2785745</wp:posOffset>
-                </wp:positionH>
-                <wp:positionV relativeFrom="paragraph">
-                  <wp:posOffset>4445</wp:posOffset>
-                </wp:positionV>
-                <wp:extent cx="2757805" cy="627380"/>
-                <wp:effectExtent l="0" t="0" r="635" b="12700"/>
-                <wp:wrapNone/>
-                <wp:docPr id="15" name="组合 34"/>
-                <wp:cNvGraphicFramePr/>
-                <a:graphic xmlns:a="http://schemas.openxmlformats.org/drawingml/2006/main">
-                  <a:graphicData uri="http://schemas.microsoft.com/office/word/2010/wordprocessingGroup">
-                    <wpg:wgp>
-                      <wpg:cNvGrpSpPr/>
-                      <wpg:grpSpPr>
-                        <a:xfrm rot="0">
-                          <a:off x="3534410" y="6900545"/>
-                          <a:ext cx="2757805" cy="627380"/>
-                          <a:chOff x="12609" y="13215"/>
-                          <a:chExt cx="4343" cy="988"/>
-                        </a:xfrm>
-                      </wpg:grpSpPr>
-                      <pic:pic xmlns:pic="http://schemas.openxmlformats.org/drawingml/2006/picture">
-                        <pic:nvPicPr>
-                          <pic:cNvPr id="50" name="图片 1" descr="IMG_256"/>
-                          <pic:cNvPicPr>
-                            <a:picLocks noChangeAspect="1"/>
-                          </pic:cNvPicPr>
-                        </pic:nvPicPr>
-                        <pic:blipFill>
-                          <a:blip r:embed="rId15">
-                            <a:clrChange>
-                              <a:clrFrom>
-                                <a:srgbClr val="AAA9A5">
-                                  <a:alpha val="100000"/>
-                                </a:srgbClr>
-                              </a:clrFrom>
-                              <a:clrTo>
-                                <a:srgbClr val="AAA9A5">
-                                  <a:alpha val="100000"/>
-                                  <a:alpha val="0"/>
-                                </a:srgbClr>
-                              </a:clrTo>
-                            </a:clrChange>
-                          </a:blip>
-                          <a:srcRect l="27431" t="30452" r="31962" b="18126"/>
-                          <a:stretch>
-                            <a:fillRect/>
-                          </a:stretch>
-                        </pic:blipFill>
-                        <pic:spPr>
-                          <a:xfrm>
-                            <a:off x="12609" y="13215"/>
-                            <a:ext cx="781" cy="989"/>
-                          </a:xfrm>
-                          <a:prstGeom prst="rect">
-                            <a:avLst/>
-                          </a:prstGeom>
-                          <a:noFill/>
-                          <a:ln w="9525">
-                            <a:noFill/>
-                          </a:ln>
-                        </pic:spPr>
-                      </pic:pic>
-                      <pic:pic xmlns:pic="http://schemas.openxmlformats.org/drawingml/2006/picture">
-                        <pic:nvPicPr>
-                          <pic:cNvPr id="54" name="图片 31" descr="微信图片_20220215110121"/>
-                          <pic:cNvPicPr>
-                            <a:picLocks noChangeAspect="1"/>
-                          </pic:cNvPicPr>
-                        </pic:nvPicPr>
-                        <pic:blipFill>
-                          <a:blip r:embed="rId11">
-                            <a:clrChange>
-                              <a:clrFrom>
-                                <a:srgbClr val="A09D98">
-                                  <a:alpha val="100000"/>
-                                </a:srgbClr>
-                              </a:clrFrom>
-                              <a:clrTo>
-                                <a:srgbClr val="A09D98">
-                                  <a:alpha val="100000"/>
-                                  <a:alpha val="0"/>
-                                </a:srgbClr>
-                              </a:clrTo>
-                            </a:clrChange>
-                            <a:biLevel thresh="50000"/>
-                          </a:blip>
-                          <a:stretch>
-                            <a:fillRect/>
-                          </a:stretch>
-                        </pic:blipFill>
-                        <pic:spPr>
-                          <a:xfrm>
-                            <a:off x="15718" y="13246"/>
-                            <a:ext cx="1234" cy="715"/>
-                          </a:xfrm>
-                          <a:prstGeom prst="rect">
-                            <a:avLst/>
-                          </a:prstGeom>
-                        </pic:spPr>
-                      </pic:pic>
-                    </wpg:wgp>
-                  </a:graphicData>
-                </a:graphic>
-              </wp:anchor>
-            </w:drawing>
-          </mc:Choice>
-          <mc:Fallback>
-            <w:pict>
-              <v:group id="组合 34" o:spid="_x0000_s1026" o:spt="203" style="position:absolute;left:0pt;margin-left:219.35pt;margin-top:0.35pt;height:49.4pt;width:217.15pt;z-index:251670528;mso-width-relative:page;mso-height-relative:page;" coordorigin="12609,13215" coordsize="4343,988" o:gfxdata="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">
-                <o:lock v:ext="edit" aspectratio="f"/>
-                <v:shape id="图片 1" o:spid="_x0000_s1026" o:spt="75" alt="IMG_256" type="#_x0000_t75" style="position:absolute;left:12609;top:13215;height:989;width:781;" filled="f" o:preferrelative="t" stroked="f" coordsize="21600,21600" o:gfxdata="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">
-                  <v:fill on="f" focussize="0,0"/>
-                  <v:stroke on="f"/>
-                  <v:imagedata r:id="rId15" cropleft="17977f" croptop="19957f" cropright="20947f" cropbottom="11879f" chromakey="#AAA9A5" o:title=""/>
-                  <o:lock v:ext="edit" aspectratio="t"/>
-                </v:shape>
-                <v:shape id="图片 31" o:spid="_x0000_s1026" o:spt="75" alt="微信图片_20220215110121" type="#_x0000_t75" style="position:absolute;left:15718;top:13246;height:715;width:1234;" filled="f" o:preferrelative="t" stroked="f" coordsize="21600,21600" o:gfxdata="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">
-                  <v:fill on="f" focussize="0,0"/>
-                  <v:stroke on="f"/>
-                  <v:imagedata r:id="rId11" grayscale="t" bilevel="t" chromakey="#A09D98" o:title=""/>
-                  <o:lock v:ext="edit" aspectratio="t"/>
-                </v:shape>
-              </v:group>
-            </w:pict>
-          </mc:Fallback>
-        </mc:AlternateContent>
-      </w:r>
-    </w:p>
-    <w:tbl>
-      <w:tblPr>
-        <w:tblStyle w:val="33"/>
-        <w:tblW w:w="6772" w:type="dxa"/>
-        <w:jc w:val="right"/>
-        <w:tblLayout w:type="fixed"/>
-        <w:tblCellMar>
-          <w:top w:w="0" w:type="dxa"/>
-          <w:left w:w="0" w:type="dxa"/>
-          <w:bottom w:w="0" w:type="dxa"/>
-          <w:right w:w="0" w:type="dxa"/>
-        </w:tblCellMar>
-      </w:tblPr>
-      <w:tblGrid>
-        <w:gridCol w:w="1272"/>
-        <w:gridCol w:w="2040"/>
-        <w:gridCol w:w="1166"/>
-        <w:gridCol w:w="2294"/>
-      </w:tblGrid>
-      <w:tr>
-        <w:tblPrEx>
-          <w:tblCellMar>
-            <w:top w:w="0" w:type="dxa"/>
-            <w:left w:w="0" w:type="dxa"/>
-            <w:bottom w:w="0" w:type="dxa"/>
-            <w:right w:w="0" w:type="dxa"/>
-          </w:tblCellMar>
-        </w:tblPrEx>
-        <w:trPr>
-          <w:trHeight w:val="441" w:hRule="exact"/>
-          <w:jc w:val="right"/>
-        </w:trPr>
-        <w:tc>
-          <w:tcPr>
-            <w:tcW w:w="1272" w:type="dxa"/>
-            <w:vAlign w:val="center"/>
-          </w:tcPr>
-          <w:p>
-            <w:pPr>
-              <w:pStyle w:val="22"/>
-              <w:spacing w:before="13"/>
-              <w:ind w:left="13" w:right="95"/>
-              <w:jc w:val="both"/>
-              <w:rPr>
-                <w:rFonts w:ascii="Times New Roman" w:hAnsi="Times New Roman" w:cs="Times New Roman"/>
-                <w:b/>
-                <w:sz w:val="24"/>
-                <w:szCs w:val="24"/>
-              </w:rPr>
-            </w:pPr>
-            <w:r>
-              <w:rPr>
-                <w:rFonts w:ascii="Times New Roman" w:hAnsi="Times New Roman" w:cs="Times New Roman"/>
-                <w:b/>
-                <w:sz w:val="24"/>
-                <w:szCs w:val="24"/>
-              </w:rPr>
-              <w:t>检测人：</w:t>
-            </w:r>
-          </w:p>
-        </w:tc>
-        <w:tc>
-          <w:tcPr>
-            <w:tcW w:w="2040" w:type="dxa"/>
-            <w:vAlign w:val="center"/>
-          </w:tcPr>
-          <w:p>
-            <w:pPr>
-              <w:pStyle w:val="22"/>
-              <w:spacing w:before="13"/>
-              <w:jc w:val="both"/>
-              <w:rPr>
-                <w:rFonts w:ascii="Times New Roman" w:hAnsi="Times New Roman" w:cs="Times New Roman"/>
-                <w:b/>
-                <w:sz w:val="24"/>
-                <w:szCs w:val="24"/>
-              </w:rPr>
-            </w:pPr>
-          </w:p>
-        </w:tc>
-        <w:tc>
-          <w:tcPr>
-            <w:tcW w:w="1166" w:type="dxa"/>
-            <w:vAlign w:val="center"/>
-          </w:tcPr>
-          <w:p>
-            <w:pPr>
-              <w:pStyle w:val="22"/>
-              <w:spacing w:before="13"/>
-              <w:jc w:val="both"/>
-              <w:rPr>
-                <w:rFonts w:ascii="Times New Roman" w:hAnsi="Times New Roman" w:cs="Times New Roman"/>
-                <w:b/>
-                <w:sz w:val="24"/>
-                <w:szCs w:val="24"/>
-              </w:rPr>
-            </w:pPr>
-            <w:r>
-              <w:rPr>
-                <w:rFonts w:ascii="Times New Roman" w:hAnsi="Times New Roman" w:cs="Times New Roman"/>
-                <w:b/>
-                <w:sz w:val="24"/>
-                <w:szCs w:val="24"/>
-              </w:rPr>
-              <w:t>复核人</w:t>
-            </w:r>
-            <w:r>
-              <w:rPr>
-                <w:rFonts w:ascii="Times New Roman" w:hAnsi="Times New Roman" w:cs="Times New Roman"/>
-                <w:b/>
-                <w:sz w:val="24"/>
-                <w:szCs w:val="24"/>
-                <w:lang w:eastAsia="zh-CN"/>
-              </w:rPr>
-              <w:t>：</w:t>
-            </w:r>
-          </w:p>
-        </w:tc>
-        <w:tc>
-          <w:tcPr>
-            <w:tcW w:w="2294" w:type="dxa"/>
-            <w:vAlign w:val="center"/>
-          </w:tcPr>
-          <w:p>
-            <w:pPr>
-              <w:pStyle w:val="22"/>
-              <w:spacing w:before="13"/>
-              <w:ind w:right="15"/>
-              <w:jc w:val="both"/>
-              <w:rPr>
-                <w:rFonts w:ascii="Times New Roman" w:hAnsi="Times New Roman" w:cs="Times New Roman"/>
-                <w:b/>
-                <w:sz w:val="24"/>
-                <w:szCs w:val="24"/>
-              </w:rPr>
-            </w:pPr>
-          </w:p>
-        </w:tc>
-      </w:tr>
-      <w:tr>
-        <w:tblPrEx>
-          <w:tblCellMar>
-            <w:top w:w="0" w:type="dxa"/>
-            <w:left w:w="0" w:type="dxa"/>
-            <w:bottom w:w="0" w:type="dxa"/>
-            <w:right w:w="0" w:type="dxa"/>
-          </w:tblCellMar>
-        </w:tblPrEx>
-        <w:trPr>
-          <w:trHeight w:val="457" w:hRule="exact"/>
-          <w:jc w:val="right"/>
-        </w:trPr>
-        <w:tc>
-          <w:tcPr>
-            <w:tcW w:w="1272" w:type="dxa"/>
-            <w:vAlign w:val="center"/>
-          </w:tcPr>
-          <w:p>
-            <w:pPr>
-              <w:pStyle w:val="22"/>
-              <w:spacing w:line="341" w:lineRule="exact"/>
-              <w:ind w:left="13" w:right="165"/>
-              <w:jc w:val="both"/>
-              <w:rPr>
-                <w:rFonts w:ascii="Times New Roman" w:hAnsi="Times New Roman" w:cs="Times New Roman"/>
-                <w:b/>
-                <w:sz w:val="24"/>
-                <w:szCs w:val="24"/>
-              </w:rPr>
-            </w:pPr>
-            <w:r>
-              <w:rPr>
-                <w:rFonts w:ascii="Times New Roman" w:hAnsi="Times New Roman" w:cs="Times New Roman"/>
-                <w:b/>
-                <w:sz w:val="24"/>
-                <w:szCs w:val="24"/>
-              </w:rPr>
-              <w:t>日</w:t>
-            </w:r>
-            <w:r>
-              <w:rPr>
-                <w:rFonts w:ascii="Times New Roman" w:hAnsi="Times New Roman" w:cs="Times New Roman"/>
-                <w:b/>
-                <w:sz w:val="24"/>
-                <w:szCs w:val="24"/>
-                <w:lang w:eastAsia="zh-CN"/>
-              </w:rPr>
-              <w:t xml:space="preserve">  </w:t>
-            </w:r>
-            <w:r>
-              <w:rPr>
-                <w:rFonts w:ascii="Times New Roman" w:hAnsi="Times New Roman" w:cs="Times New Roman"/>
-                <w:b/>
-                <w:sz w:val="24"/>
-                <w:szCs w:val="24"/>
-              </w:rPr>
-              <w:t>期：</w:t>
-            </w:r>
-          </w:p>
-        </w:tc>
-        <w:tc>
-          <w:tcPr>
-            <w:tcW w:w="2040" w:type="dxa"/>
-            <w:vAlign w:val="center"/>
-          </w:tcPr>
-          <w:p>
-            <w:pPr>
-              <w:pStyle w:val="22"/>
-              <w:spacing w:line="363" w:lineRule="exact"/>
-              <w:jc w:val="both"/>
-              <w:rPr>
-                <w:rFonts w:ascii="Times New Roman" w:hAnsi="Times New Roman" w:cs="Times New Roman"/>
-                <w:sz w:val="24"/>
-                <w:szCs w:val="24"/>
-              </w:rPr>
-            </w:pPr>
-            <w:r>
-              <w:rPr>
-                <w:rFonts w:ascii="Times New Roman" w:hAnsi="Times New Roman" w:cs="Times New Roman"/>
-                <w:kern w:val="2"/>
-                <w:sz w:val="24"/>
-                <w:szCs w:val="24"/>
-                <w:lang w:eastAsia="zh-CN"/>
-              </w:rPr>
-              <w:t>{{ reportdate }}</w:t>
-            </w:r>
-          </w:p>
-        </w:tc>
-        <w:tc>
-          <w:tcPr>
-            <w:tcW w:w="1166" w:type="dxa"/>
-            <w:vAlign w:val="center"/>
-          </w:tcPr>
-          <w:p>
-            <w:pPr>
-              <w:pStyle w:val="22"/>
-              <w:spacing w:line="341" w:lineRule="exact"/>
-              <w:jc w:val="both"/>
-              <w:rPr>
-                <w:rFonts w:ascii="Times New Roman" w:hAnsi="Times New Roman" w:cs="Times New Roman"/>
-                <w:b/>
-                <w:sz w:val="24"/>
-                <w:szCs w:val="24"/>
-              </w:rPr>
-            </w:pPr>
-            <w:r>
-              <w:rPr>
-                <w:rFonts w:ascii="Times New Roman" w:hAnsi="Times New Roman" w:cs="Times New Roman"/>
-                <w:b/>
-                <w:sz w:val="24"/>
-                <w:szCs w:val="24"/>
-              </w:rPr>
-              <w:t>日</w:t>
-            </w:r>
-            <w:r>
-              <w:rPr>
-                <w:rFonts w:ascii="Times New Roman" w:hAnsi="Times New Roman" w:cs="Times New Roman"/>
-                <w:b/>
-                <w:sz w:val="24"/>
-                <w:szCs w:val="24"/>
-                <w:lang w:eastAsia="zh-CN"/>
-              </w:rPr>
-              <w:t xml:space="preserve">  </w:t>
-            </w:r>
-            <w:r>
-              <w:rPr>
-                <w:rFonts w:ascii="Times New Roman" w:hAnsi="Times New Roman" w:cs="Times New Roman"/>
-                <w:b/>
-                <w:sz w:val="24"/>
-                <w:szCs w:val="24"/>
-              </w:rPr>
-              <w:t>期：</w:t>
-            </w:r>
-          </w:p>
-        </w:tc>
-        <w:tc>
-          <w:tcPr>
-            <w:tcW w:w="2294" w:type="dxa"/>
-            <w:vAlign w:val="center"/>
-          </w:tcPr>
-          <w:p>
-            <w:pPr>
-              <w:pStyle w:val="22"/>
-              <w:spacing w:line="363" w:lineRule="exact"/>
-              <w:ind w:right="15"/>
-              <w:jc w:val="both"/>
-              <w:rPr>
-                <w:rFonts w:ascii="Times New Roman" w:hAnsi="Times New Roman" w:cs="Times New Roman"/>
-                <w:sz w:val="24"/>
-                <w:szCs w:val="24"/>
-              </w:rPr>
-            </w:pPr>
-            <w:r>
-              <w:rPr>
-                <w:rFonts w:ascii="Times New Roman" w:hAnsi="Times New Roman" w:cs="Times New Roman"/>
-                <w:kern w:val="2"/>
-                <w:sz w:val="24"/>
-                <w:szCs w:val="24"/>
-                <w:lang w:eastAsia="zh-CN"/>
-              </w:rPr>
-              <w:t>{{ reportdate }}</w:t>
-            </w:r>
-          </w:p>
-        </w:tc>
-      </w:tr>
-    </w:tbl>
-    <w:p>
-      <w:pPr>
-        <w:rPr>
           <w:rFonts w:ascii="Times New Roman" w:hAnsi="Times New Roman" w:eastAsia="微软雅黑" w:cs="黑体"/>
           <w:b/>
           <w:bCs/>
@@ -8005,8 +7843,6 @@
         </w:rPr>
         <w:t>{% endif %}</w:t>
       </w:r>
-      <w:bookmarkStart w:id="40" w:name="_Toc21059"/>
-      <w:bookmarkStart w:id="41" w:name="_Toc14270"/>
       <w:r>
         <w:rPr>
           <w:rFonts w:ascii="Times New Roman" w:hAnsi="Times New Roman" w:eastAsia="微软雅黑" w:cs="黑体"/>
@@ -8020,8 +7856,8 @@
         <w:br w:type="page"/>
       </w:r>
     </w:p>
-    <w:bookmarkEnd w:id="40"/>
-    <w:bookmarkEnd w:id="41"/>
+    <w:bookmarkEnd w:id="36"/>
+    <w:bookmarkEnd w:id="37"/>
     <w:p>
       <w:pPr>
         <w:pStyle w:val="3"/>
@@ -8178,10 +8014,10 @@
         </w:rPr>
         <w:t xml:space="preserve"> %}乳腺癌{% endif %}精准诊疗{% endif %}相关基因结果汇总</w:t>
       </w:r>
-      <w:bookmarkEnd w:id="36"/>
-      <w:bookmarkEnd w:id="37"/>
       <w:bookmarkEnd w:id="38"/>
       <w:bookmarkEnd w:id="39"/>
+      <w:bookmarkEnd w:id="40"/>
+      <w:bookmarkEnd w:id="41"/>
     </w:p>
     <w:p>
       <w:pPr>
@@ -9762,23 +9598,23 @@
         </w:rPr>
       </w:pPr>
       <w:bookmarkStart w:id="42" w:name="_Toc22132"/>
-      <w:bookmarkStart w:id="43" w:name="_Toc2866"/>
-      <w:bookmarkStart w:id="44" w:name="_Toc947"/>
-      <w:bookmarkStart w:id="45" w:name="_Toc24235"/>
-      <w:bookmarkStart w:id="46" w:name="_Toc107825550"/>
+      <w:bookmarkStart w:id="43" w:name="_Toc107825550"/>
+      <w:bookmarkStart w:id="44" w:name="_Toc24235"/>
+      <w:bookmarkStart w:id="45" w:name="_Toc947"/>
+      <w:bookmarkStart w:id="46" w:name="_Toc2866"/>
       <w:bookmarkStart w:id="47" w:name="_Toc208"/>
-      <w:bookmarkStart w:id="48" w:name="_Toc20136_WPSOffice_Level1"/>
-      <w:bookmarkStart w:id="49" w:name="_Toc19898_WPSOffice_Level1"/>
+      <w:bookmarkStart w:id="48" w:name="_Toc19898_WPSOffice_Level1"/>
+      <w:bookmarkStart w:id="49" w:name="_Toc6237"/>
       <w:bookmarkStart w:id="50" w:name="_Toc2781"/>
-      <w:bookmarkStart w:id="51" w:name="_Toc6237"/>
-      <w:bookmarkStart w:id="52" w:name="_Toc11015_WPSOffice_Level2"/>
-      <w:bookmarkStart w:id="53" w:name="_Toc27379"/>
+      <w:bookmarkStart w:id="51" w:name="_Toc20136_WPSOffice_Level1"/>
+      <w:bookmarkStart w:id="52" w:name="_Toc9088"/>
+      <w:bookmarkStart w:id="53" w:name="_Toc5728"/>
       <w:bookmarkStart w:id="54" w:name="_Toc23375"/>
-      <w:bookmarkStart w:id="55" w:name="_Toc18062_WPSOffice_Level2"/>
-      <w:bookmarkStart w:id="56" w:name="_Toc5728"/>
-      <w:bookmarkStart w:id="57" w:name="_Toc9088"/>
-      <w:bookmarkStart w:id="58" w:name="_Toc107825552"/>
-      <w:bookmarkStart w:id="59" w:name="_Toc15063"/>
+      <w:bookmarkStart w:id="55" w:name="_Toc27379"/>
+      <w:bookmarkStart w:id="56" w:name="_Toc107825552"/>
+      <w:bookmarkStart w:id="57" w:name="_Toc15063"/>
+      <w:bookmarkStart w:id="58" w:name="_Toc18062_WPSOffice_Level2"/>
+      <w:bookmarkStart w:id="59" w:name="_Toc11015_WPSOffice_Level2"/>
       <w:r>
         <w:rPr>
           <w:rStyle w:val="36"/>
@@ -14529,9 +14365,9 @@
         <w:br w:type="page"/>
       </w:r>
       <w:bookmarkStart w:id="62" w:name="_Toc149826009"/>
-      <w:bookmarkStart w:id="63" w:name="_Toc149832733"/>
-      <w:bookmarkStart w:id="64" w:name="_Toc22117"/>
-      <w:bookmarkStart w:id="65" w:name="_Toc17068"/>
+      <w:bookmarkStart w:id="63" w:name="_Toc22117"/>
+      <w:bookmarkStart w:id="64" w:name="_Toc17068"/>
+      <w:bookmarkStart w:id="65" w:name="_Toc149832733"/>
       <w:r>
         <w:rPr>
           <w:rFonts w:hint="default" w:ascii="Times New Roman" w:hAnsi="Times New Roman" w:eastAsia="微软雅黑" w:cs="Times New Roman"/>
@@ -15159,9 +14995,9 @@
           <w:lang w:eastAsia="zh-CN"/>
         </w:rPr>
       </w:pPr>
-      <w:bookmarkStart w:id="67" w:name="_Toc9834"/>
-      <w:bookmarkStart w:id="68" w:name="_Toc16158"/>
-      <w:bookmarkStart w:id="69" w:name="_Toc23141"/>
+      <w:bookmarkStart w:id="67" w:name="_Toc23141"/>
+      <w:bookmarkStart w:id="68" w:name="_Toc9834"/>
+      <w:bookmarkStart w:id="69" w:name="_Toc16158"/>
       <w:bookmarkStart w:id="70" w:name="_Toc149832735"/>
       <w:bookmarkStart w:id="71" w:name="_Toc149826011"/>
       <w:r>
@@ -16927,12 +16763,6 @@
             <w:insideH w:val="none" w:color="auto" w:sz="0" w:space="0"/>
             <w:insideV w:val="none" w:color="auto" w:sz="0" w:space="0"/>
           </w:tblBorders>
-          <w:tblCellMar>
-            <w:top w:w="0" w:type="dxa"/>
-            <w:left w:w="108" w:type="dxa"/>
-            <w:bottom w:w="0" w:type="dxa"/>
-            <w:right w:w="108" w:type="dxa"/>
-          </w:tblCellMar>
         </w:tblPrEx>
         <w:trPr>
           <w:trHeight w:val="313" w:hRule="atLeast"/>
@@ -18442,7 +18272,6 @@
             <w:insideH w:val="dotted" w:color="A5A5A5" w:sz="4" w:space="0"/>
             <w:insideV w:val="dotted" w:color="A5A5A5" w:sz="4" w:space="0"/>
           </w:tblBorders>
-          <w:shd w:val="clear" w:color="auto" w:fill="auto"/>
           <w:tblCellMar>
             <w:top w:w="0" w:type="dxa"/>
             <w:left w:w="108" w:type="dxa"/>
@@ -18998,7 +18827,6 @@
             <w:insideH w:val="dotted" w:color="A5A5A5" w:sz="4" w:space="0"/>
             <w:insideV w:val="dotted" w:color="A5A5A5" w:sz="4" w:space="0"/>
           </w:tblBorders>
-          <w:shd w:val="clear" w:color="auto" w:fill="auto"/>
           <w:tblCellMar>
             <w:top w:w="0" w:type="dxa"/>
             <w:left w:w="108" w:type="dxa"/>
@@ -19709,8 +19537,6 @@
           <w:lang w:eastAsia="zh-CN"/>
         </w:rPr>
       </w:pPr>
-      <w:bookmarkStart w:id="157" w:name="_GoBack"/>
-      <w:bookmarkEnd w:id="157"/>
     </w:p>
     <w:p>
       <w:pPr>
@@ -19786,17 +19612,17 @@
         </w:numPr>
         <w:jc w:val="left"/>
       </w:pPr>
-      <w:bookmarkStart w:id="74" w:name="_Toc25727"/>
-      <w:bookmarkStart w:id="75" w:name="_Toc32443_WPSOffice_Level1"/>
-      <w:bookmarkStart w:id="76" w:name="_Toc23846_WPSOffice_Level1"/>
+      <w:bookmarkStart w:id="74" w:name="_Toc23846_WPSOffice_Level1"/>
+      <w:bookmarkStart w:id="75" w:name="_Toc21183"/>
+      <w:bookmarkStart w:id="76" w:name="_Toc107825555"/>
       <w:bookmarkStart w:id="77" w:name="_Toc29372"/>
       <w:bookmarkStart w:id="78" w:name="_Toc24960"/>
       <w:bookmarkStart w:id="79" w:name="_Toc180"/>
-      <w:bookmarkStart w:id="80" w:name="_Toc4331_WPSOffice_Level1"/>
-      <w:bookmarkStart w:id="81" w:name="_Toc107825555"/>
+      <w:bookmarkStart w:id="80" w:name="_Toc25727"/>
+      <w:bookmarkStart w:id="81" w:name="_Toc4331_WPSOffice_Level1"/>
       <w:bookmarkStart w:id="82" w:name="_Toc4622"/>
       <w:bookmarkStart w:id="83" w:name="_Toc23903"/>
-      <w:bookmarkStart w:id="84" w:name="_Toc21183"/>
+      <w:bookmarkStart w:id="84" w:name="_Toc32443_WPSOffice_Level1"/>
       <w:bookmarkStart w:id="85" w:name="_Toc2749"/>
       <w:r>
         <w:t>基因检测结果解析</w:t>
@@ -19826,11 +19652,11 @@
           <w:lang w:eastAsia="zh-CN"/>
         </w:rPr>
       </w:pPr>
-      <w:bookmarkStart w:id="86" w:name="_Toc16525"/>
-      <w:bookmarkStart w:id="87" w:name="_Toc18963"/>
-      <w:bookmarkStart w:id="88" w:name="_Toc8388"/>
-      <w:bookmarkStart w:id="89" w:name="_Toc107825557"/>
-      <w:bookmarkStart w:id="90" w:name="_Toc31324"/>
+      <w:bookmarkStart w:id="86" w:name="_Toc8388"/>
+      <w:bookmarkStart w:id="87" w:name="_Toc16525"/>
+      <w:bookmarkStart w:id="88" w:name="_Toc107825557"/>
+      <w:bookmarkStart w:id="89" w:name="_Toc31324"/>
+      <w:bookmarkStart w:id="90" w:name="_Toc18963"/>
       <w:bookmarkStart w:id="91" w:name="_Toc27859"/>
       <w:r>
         <w:rPr>
@@ -28806,22 +28632,22 @@
           <w:szCs w:val="32"/>
         </w:rPr>
       </w:pPr>
-      <w:bookmarkStart w:id="92" w:name="_Toc21764_WPSOffice_Level1"/>
-      <w:bookmarkStart w:id="93" w:name="_Toc1707_WPSOffice_Level1"/>
-      <w:bookmarkStart w:id="94" w:name="_Toc11294"/>
-      <w:bookmarkStart w:id="95" w:name="_Toc14233"/>
-      <w:bookmarkStart w:id="96" w:name="_Toc27302"/>
-      <w:bookmarkStart w:id="97" w:name="_Toc13698"/>
-      <w:bookmarkStart w:id="98" w:name="_Toc28240"/>
-      <w:bookmarkStart w:id="99" w:name="_Toc13196_WPSOffice_Level1"/>
-      <w:bookmarkStart w:id="100" w:name="_Toc4129"/>
-      <w:bookmarkStart w:id="101" w:name="_Toc107825561"/>
+      <w:bookmarkStart w:id="92" w:name="_Toc107825561"/>
+      <w:bookmarkStart w:id="93" w:name="_Toc14233"/>
+      <w:bookmarkStart w:id="94" w:name="_Toc27302"/>
+      <w:bookmarkStart w:id="95" w:name="_Toc1707_WPSOffice_Level1"/>
+      <w:bookmarkStart w:id="96" w:name="_Toc11294"/>
+      <w:bookmarkStart w:id="97" w:name="_Toc4129"/>
+      <w:bookmarkStart w:id="98" w:name="_Toc13698"/>
+      <w:bookmarkStart w:id="99" w:name="_Toc28240"/>
+      <w:bookmarkStart w:id="100" w:name="_Toc21764_WPSOffice_Level1"/>
+      <w:bookmarkStart w:id="101" w:name="_Toc13196_WPSOffice_Level1"/>
       <w:bookmarkStart w:id="102" w:name="_Toc16835"/>
-      <w:bookmarkStart w:id="103" w:name="_Toc28810_WPSOffice_Level1"/>
-      <w:bookmarkStart w:id="104" w:name="_Toc1779"/>
-      <w:bookmarkStart w:id="105" w:name="_Toc11193_WPSOffice_Level1"/>
-      <w:bookmarkStart w:id="106" w:name="_Toc20303"/>
-      <w:bookmarkStart w:id="107" w:name="_Toc11896_WPSOffice_Level1"/>
+      <w:bookmarkStart w:id="103" w:name="_Toc11896_WPSOffice_Level1"/>
+      <w:bookmarkStart w:id="104" w:name="_Toc20303"/>
+      <w:bookmarkStart w:id="105" w:name="_Toc28810_WPSOffice_Level1"/>
+      <w:bookmarkStart w:id="106" w:name="_Toc11193_WPSOffice_Level1"/>
+      <w:bookmarkStart w:id="107" w:name="_Toc1779"/>
       <w:bookmarkStart w:id="108" w:name="_Toc11812"/>
       <w:r>
         <w:rPr>
@@ -28856,16 +28682,16 @@
           <w:lang w:eastAsia="zh-CN"/>
         </w:rPr>
       </w:pPr>
-      <w:bookmarkStart w:id="109" w:name="_Toc24085_WPSOffice_Level1"/>
-      <w:bookmarkStart w:id="110" w:name="_Toc32150"/>
+      <w:bookmarkStart w:id="109" w:name="_Toc15840_WPSOffice_Level1"/>
+      <w:bookmarkStart w:id="110" w:name="_Toc24085_WPSOffice_Level1"/>
       <w:bookmarkStart w:id="111" w:name="_Toc9066"/>
-      <w:bookmarkStart w:id="112" w:name="_Toc8392"/>
-      <w:bookmarkStart w:id="113" w:name="_Toc28605"/>
-      <w:bookmarkStart w:id="114" w:name="_Toc15840_WPSOffice_Level1"/>
-      <w:bookmarkStart w:id="115" w:name="_Toc14966"/>
+      <w:bookmarkStart w:id="112" w:name="_Toc28605"/>
+      <w:bookmarkStart w:id="113" w:name="_Toc3674"/>
+      <w:bookmarkStart w:id="114" w:name="_Toc14966"/>
+      <w:bookmarkStart w:id="115" w:name="_Toc32150"/>
       <w:bookmarkStart w:id="116" w:name="_Toc14255_WPSOffice_Level1"/>
       <w:bookmarkStart w:id="117" w:name="_Toc27230"/>
-      <w:bookmarkStart w:id="118" w:name="_Toc3674"/>
+      <w:bookmarkStart w:id="118" w:name="_Toc8392"/>
       <w:r>
         <w:rPr>
           <w:rFonts w:hint="eastAsia"/>
@@ -31122,27 +30948,27 @@
           <w:lang w:eastAsia="zh-CN"/>
         </w:rPr>
       </w:pPr>
-      <w:bookmarkStart w:id="119" w:name="_Toc30346"/>
-      <w:bookmarkStart w:id="120" w:name="_Toc27392"/>
-      <w:bookmarkStart w:id="121" w:name="_Toc11406"/>
-      <w:bookmarkStart w:id="122" w:name="_Toc20878"/>
-      <w:bookmarkStart w:id="123" w:name="_Toc5457"/>
-      <w:bookmarkStart w:id="124" w:name="_Toc18198"/>
-      <w:bookmarkStart w:id="125" w:name="_Toc2699"/>
-      <w:bookmarkStart w:id="126" w:name="_Toc32447"/>
-      <w:bookmarkStart w:id="127" w:name="_Toc29105"/>
-      <w:bookmarkStart w:id="128" w:name="_Toc16663"/>
-      <w:bookmarkStart w:id="129" w:name="_Toc2482"/>
-      <w:bookmarkStart w:id="130" w:name="_Toc699"/>
-      <w:bookmarkStart w:id="131" w:name="_Toc24462"/>
+      <w:bookmarkStart w:id="119" w:name="_Toc27392"/>
+      <w:bookmarkStart w:id="120" w:name="_Toc11406"/>
+      <w:bookmarkStart w:id="121" w:name="_Toc20878"/>
+      <w:bookmarkStart w:id="122" w:name="_Toc30346"/>
+      <w:bookmarkStart w:id="123" w:name="_Toc11535"/>
+      <w:bookmarkStart w:id="124" w:name="_Toc8550"/>
+      <w:bookmarkStart w:id="125" w:name="_Toc13498"/>
+      <w:bookmarkStart w:id="126" w:name="_Toc18198"/>
+      <w:bookmarkStart w:id="127" w:name="_Toc30512"/>
+      <w:bookmarkStart w:id="128" w:name="_Toc11925"/>
+      <w:bookmarkStart w:id="129" w:name="_Toc2699"/>
+      <w:bookmarkStart w:id="130" w:name="_Toc28557"/>
+      <w:bookmarkStart w:id="131" w:name="_Toc5457"/>
       <w:bookmarkStart w:id="132" w:name="_Toc10759"/>
-      <w:bookmarkStart w:id="133" w:name="_Toc11535"/>
-      <w:bookmarkStart w:id="134" w:name="_Toc8550"/>
-      <w:bookmarkStart w:id="135" w:name="_Toc18811"/>
-      <w:bookmarkStart w:id="136" w:name="_Toc13498"/>
-      <w:bookmarkStart w:id="137" w:name="_Toc30512"/>
-      <w:bookmarkStart w:id="138" w:name="_Toc11925"/>
-      <w:bookmarkStart w:id="139" w:name="_Toc28557"/>
+      <w:bookmarkStart w:id="133" w:name="_Toc2482"/>
+      <w:bookmarkStart w:id="134" w:name="_Toc32447"/>
+      <w:bookmarkStart w:id="135" w:name="_Toc29105"/>
+      <w:bookmarkStart w:id="136" w:name="_Toc699"/>
+      <w:bookmarkStart w:id="137" w:name="_Toc24462"/>
+      <w:bookmarkStart w:id="138" w:name="_Toc18811"/>
+      <w:bookmarkStart w:id="139" w:name="_Toc16663"/>
       <w:r>
         <w:rPr>
           <w:rFonts w:hint="eastAsia"/>
@@ -31762,6 +31588,12 @@
             <w:insideH w:val="single" w:color="auto" w:sz="4" w:space="0"/>
             <w:insideV w:val="single" w:color="auto" w:sz="4" w:space="0"/>
           </w:tblBorders>
+          <w:tblCellMar>
+            <w:top w:w="0" w:type="dxa"/>
+            <w:left w:w="108" w:type="dxa"/>
+            <w:bottom w:w="0" w:type="dxa"/>
+            <w:right w:w="108" w:type="dxa"/>
+          </w:tblCellMar>
         </w:tblPrEx>
         <w:tc>
           <w:tcPr>
@@ -32096,8 +31928,8 @@
           <w:lang w:eastAsia="zh-CN"/>
         </w:rPr>
       </w:pPr>
-      <w:bookmarkStart w:id="144" w:name="_Toc14743"/>
-      <w:bookmarkStart w:id="145" w:name="_Toc14752"/>
+      <w:bookmarkStart w:id="144" w:name="_Toc14752"/>
+      <w:bookmarkStart w:id="145" w:name="_Toc14743"/>
       <w:r>
         <w:rPr>
           <w:rFonts w:hint="eastAsia"/>
@@ -32327,17 +32159,17 @@
           <w:lang w:eastAsia="zh-CN"/>
         </w:rPr>
       </w:pPr>
-      <w:bookmarkStart w:id="146" w:name="_Toc11043"/>
-      <w:bookmarkStart w:id="147" w:name="_Toc27809"/>
+      <w:bookmarkStart w:id="146" w:name="_Toc11901"/>
+      <w:bookmarkStart w:id="147" w:name="_Toc11043"/>
       <w:bookmarkStart w:id="148" w:name="_Toc4503"/>
       <w:bookmarkStart w:id="149" w:name="_Toc26090"/>
-      <w:bookmarkStart w:id="150" w:name="_Toc11901"/>
+      <w:bookmarkStart w:id="150" w:name="_Toc27809"/>
       <w:bookmarkStart w:id="151" w:name="_Toc22623"/>
       <w:bookmarkStart w:id="152" w:name="_Toc17792_WPSOffice_Level2"/>
       <w:bookmarkStart w:id="153" w:name="_Toc19584_WPSOffice_Level1"/>
-      <w:bookmarkStart w:id="154" w:name="_Toc13275"/>
-      <w:bookmarkStart w:id="155" w:name="_Toc22162_WPSOffice_Level1"/>
-      <w:bookmarkStart w:id="156" w:name="_Toc14611_WPSOffice_Level1"/>
+      <w:bookmarkStart w:id="154" w:name="_Toc14611_WPSOffice_Level1"/>
+      <w:bookmarkStart w:id="155" w:name="_Toc13275"/>
+      <w:bookmarkStart w:id="156" w:name="_Toc22162_WPSOffice_Level1"/>
       <w:r>
         <w:rPr>
           <w:rFonts w:hint="eastAsia"/>
@@ -33689,7 +33521,7 @@
                     </pic:cNvPicPr>
                   </pic:nvPicPr>
                   <pic:blipFill>
-                    <a:blip r:embed="rId16"/>
+                    <a:blip r:embed="rId15"/>
                     <a:stretch>
                       <a:fillRect/>
                     </a:stretch>
@@ -35758,7 +35590,7 @@
     </w:pPr>
     <w:rPr>
       <w:rFonts w:ascii="Times New Roman" w:hAnsi="Times New Roman" w:eastAsia="微软雅黑"/>
-      <w:color w:val="7F7F7F" w:themeColor="background1" w:themeShade="80"/>
+      <w:color w:val="808080" w:themeColor="background1" w:themeShade="80"/>
       <w:sz w:val="28"/>
       <w:szCs w:val="28"/>
     </w:rPr>
@@ -36496,7 +36328,6 @@
     <customSectPr/>
     <customSectPr/>
     <customSectPr/>
-    <customSectPr/>
   </customSectProps>
   <customShpExts>
     <customShpInfo spid="_x0000_s1026" textRotate="1"/>

--- a/WebContent/docx/肺癌25基因检测报告-武汉平安好医.docx
+++ b/WebContent/docx/肺癌25基因检测报告-武汉平安好医.docx
@@ -2914,18 +2914,18 @@
         <w:jc w:val="left"/>
       </w:pPr>
       <w:bookmarkStart w:id="0" w:name="_Toc28946"/>
-      <w:bookmarkStart w:id="1" w:name="_Toc23010"/>
-      <w:bookmarkStart w:id="2" w:name="_Toc15112"/>
-      <w:bookmarkStart w:id="3" w:name="_Toc6195"/>
-      <w:bookmarkStart w:id="4" w:name="_Toc20532"/>
-      <w:bookmarkStart w:id="5" w:name="_Toc24686"/>
-      <w:bookmarkStart w:id="6" w:name="_Toc23530"/>
-      <w:bookmarkStart w:id="7" w:name="_Toc18886"/>
-      <w:bookmarkStart w:id="8" w:name="_Toc21253"/>
-      <w:bookmarkStart w:id="9" w:name="_Toc10575"/>
-      <w:bookmarkStart w:id="10" w:name="_Toc15567"/>
-      <w:bookmarkStart w:id="11" w:name="_Toc30629"/>
-      <w:bookmarkStart w:id="12" w:name="_Toc13044"/>
+      <w:bookmarkStart w:id="1" w:name="_Toc21253"/>
+      <w:bookmarkStart w:id="2" w:name="_Toc10575"/>
+      <w:bookmarkStart w:id="3" w:name="_Toc15567"/>
+      <w:bookmarkStart w:id="4" w:name="_Toc23530"/>
+      <w:bookmarkStart w:id="5" w:name="_Toc15112"/>
+      <w:bookmarkStart w:id="6" w:name="_Toc13044"/>
+      <w:bookmarkStart w:id="7" w:name="_Toc23010"/>
+      <w:bookmarkStart w:id="8" w:name="_Toc6195"/>
+      <w:bookmarkStart w:id="9" w:name="_Toc30629"/>
+      <w:bookmarkStart w:id="10" w:name="_Toc18886"/>
+      <w:bookmarkStart w:id="11" w:name="_Toc24686"/>
+      <w:bookmarkStart w:id="12" w:name="_Toc20532"/>
       <w:r>
         <w:t>样本信息</w:t>
       </w:r>
@@ -2981,7 +2981,6 @@
             <w:insideH w:val="single" w:color="BEBEBE" w:themeColor="background1" w:themeShade="BF" w:sz="4" w:space="0"/>
             <w:insideV w:val="single" w:color="BEBEBE" w:themeColor="background1" w:themeShade="BF" w:sz="4" w:space="0"/>
           </w:tblBorders>
-          <w:shd w:val="clear" w:color="auto" w:fill="FFFFFF" w:themeFill="background1"/>
           <w:tblCellMar>
             <w:top w:w="0" w:type="dxa"/>
             <w:left w:w="108" w:type="dxa"/>
@@ -3125,6 +3124,477 @@
                 <w:lang w:eastAsia="zh-CN"/>
               </w:rPr>
               <w:t>{{ subbarcode }}</w:t>
+            </w:r>
+          </w:p>
+        </w:tc>
+      </w:tr>
+      <w:tr>
+        <w:tblPrEx>
+          <w:tblBorders>
+            <w:top w:val="single" w:color="5A9D46" w:sz="24" w:space="0"/>
+            <w:left w:val="none" w:color="auto" w:sz="0" w:space="0"/>
+            <w:bottom w:val="none" w:color="auto" w:sz="0" w:space="0"/>
+            <w:right w:val="none" w:color="auto" w:sz="0" w:space="0"/>
+            <w:insideH w:val="single" w:color="BEBEBE" w:themeColor="background1" w:themeShade="BF" w:sz="4" w:space="0"/>
+            <w:insideV w:val="single" w:color="BEBEBE" w:themeColor="background1" w:themeShade="BF" w:sz="4" w:space="0"/>
+          </w:tblBorders>
+          <w:tblCellMar>
+            <w:top w:w="0" w:type="dxa"/>
+            <w:left w:w="108" w:type="dxa"/>
+            <w:bottom w:w="0" w:type="dxa"/>
+            <w:right w:w="108" w:type="dxa"/>
+          </w:tblCellMar>
+        </w:tblPrEx>
+        <w:trPr>
+          <w:trHeight w:val="397" w:hRule="atLeast"/>
+          <w:jc w:val="center"/>
+        </w:trPr>
+        <w:tc>
+          <w:tcPr>
+            <w:tcW w:w="3231" w:type="dxa"/>
+            <w:tcBorders>
+              <w:tl2br w:val="nil"/>
+              <w:tr2bl w:val="nil"/>
+            </w:tcBorders>
+            <w:shd w:val="clear" w:color="auto" w:fill="auto"/>
+            <w:vAlign w:val="center"/>
+          </w:tcPr>
+          <w:p>
+            <w:pPr>
+              <w:jc w:val="both"/>
+              <w:rPr>
+                <w:rFonts w:ascii="Times New Roman" w:hAnsi="Times New Roman" w:eastAsia="微软雅黑" w:cs="Times New Roman"/>
+                <w:bCs/>
+                <w:color w:val="000000"/>
+                <w:sz w:val="21"/>
+                <w:szCs w:val="21"/>
+                <w:lang w:eastAsia="zh-CN"/>
+              </w:rPr>
+            </w:pPr>
+            <w:r>
+              <w:rPr>
+                <w:rFonts w:ascii="Times New Roman" w:hAnsi="Times New Roman" w:eastAsia="微软雅黑" w:cs="Times New Roman"/>
+                <w:bCs/>
+                <w:color w:val="000000"/>
+                <w:sz w:val="21"/>
+                <w:szCs w:val="21"/>
+                <w:lang w:eastAsia="zh-CN"/>
+              </w:rPr>
+              <w:t>性别：</w:t>
+            </w:r>
+            <w:r>
+              <w:rPr>
+                <w:rFonts w:hint="eastAsia" w:ascii="Times New Roman" w:hAnsi="Times New Roman" w:eastAsia="微软雅黑" w:cs="Times New Roman"/>
+                <w:bCs/>
+                <w:color w:val="000000"/>
+                <w:sz w:val="21"/>
+                <w:szCs w:val="21"/>
+                <w:lang w:eastAsia="zh-CN"/>
+              </w:rPr>
+              <w:t>{{ sex }}</w:t>
+            </w:r>
+          </w:p>
+        </w:tc>
+        <w:tc>
+          <w:tcPr>
+            <w:tcW w:w="3323" w:type="dxa"/>
+            <w:tcBorders>
+              <w:tl2br w:val="nil"/>
+              <w:tr2bl w:val="nil"/>
+            </w:tcBorders>
+            <w:shd w:val="clear" w:color="auto" w:fill="auto"/>
+            <w:vAlign w:val="center"/>
+          </w:tcPr>
+          <w:p>
+            <w:pPr>
+              <w:jc w:val="both"/>
+              <w:rPr>
+                <w:rFonts w:ascii="Times New Roman" w:hAnsi="Times New Roman" w:eastAsia="微软雅黑" w:cs="Times New Roman"/>
+                <w:color w:val="000000"/>
+                <w:sz w:val="21"/>
+                <w:szCs w:val="21"/>
+                <w:lang w:eastAsia="zh-CN"/>
+              </w:rPr>
+            </w:pPr>
+            <w:r>
+              <w:rPr>
+                <w:rFonts w:ascii="Times New Roman" w:hAnsi="Times New Roman" w:eastAsia="微软雅黑" w:cs="Times New Roman"/>
+                <w:color w:val="000000"/>
+                <w:sz w:val="21"/>
+                <w:szCs w:val="21"/>
+                <w:lang w:eastAsia="zh-CN"/>
+              </w:rPr>
+              <w:t>送检科室：</w:t>
+            </w:r>
+            <w:r>
+              <w:rPr>
+                <w:rFonts w:hint="eastAsia" w:ascii="Times New Roman" w:hAnsi="Times New Roman" w:eastAsia="微软雅黑" w:cs="Times New Roman"/>
+                <w:color w:val="000000"/>
+                <w:sz w:val="21"/>
+                <w:szCs w:val="21"/>
+                <w:lang w:eastAsia="zh-CN"/>
+              </w:rPr>
+              <w:t>{{ locationname }}</w:t>
+            </w:r>
+          </w:p>
+        </w:tc>
+        <w:tc>
+          <w:tcPr>
+            <w:tcW w:w="3316" w:type="dxa"/>
+            <w:tcBorders>
+              <w:tl2br w:val="nil"/>
+              <w:tr2bl w:val="nil"/>
+            </w:tcBorders>
+            <w:shd w:val="clear" w:color="auto" w:fill="auto"/>
+            <w:vAlign w:val="center"/>
+          </w:tcPr>
+          <w:p>
+            <w:pPr>
+              <w:jc w:val="both"/>
+              <w:rPr>
+                <w:rFonts w:ascii="Times New Roman" w:hAnsi="Times New Roman" w:eastAsia="微软雅黑" w:cs="Times New Roman"/>
+                <w:bCs/>
+                <w:color w:val="000000"/>
+                <w:sz w:val="21"/>
+                <w:szCs w:val="21"/>
+                <w:lang w:eastAsia="zh-CN"/>
+              </w:rPr>
+            </w:pPr>
+            <w:r>
+              <w:rPr>
+                <w:rFonts w:ascii="Times New Roman" w:hAnsi="Times New Roman" w:eastAsia="微软雅黑" w:cs="Times New Roman"/>
+                <w:bCs/>
+                <w:color w:val="000000"/>
+                <w:sz w:val="21"/>
+                <w:szCs w:val="21"/>
+                <w:lang w:eastAsia="zh-CN"/>
+              </w:rPr>
+              <w:t>样本编号：</w:t>
+            </w:r>
+            <w:r>
+              <w:rPr>
+                <w:rFonts w:hint="eastAsia" w:ascii="Times New Roman" w:hAnsi="Times New Roman" w:eastAsia="微软雅黑" w:cs="Times New Roman"/>
+                <w:bCs/>
+                <w:color w:val="000000"/>
+                <w:sz w:val="21"/>
+                <w:szCs w:val="21"/>
+                <w:lang w:eastAsia="zh-CN"/>
+              </w:rPr>
+              <w:t>{{ subbarcode }}</w:t>
+            </w:r>
+          </w:p>
+        </w:tc>
+      </w:tr>
+      <w:tr>
+        <w:tblPrEx>
+          <w:tblBorders>
+            <w:top w:val="single" w:color="5A9D46" w:sz="24" w:space="0"/>
+            <w:left w:val="none" w:color="auto" w:sz="0" w:space="0"/>
+            <w:bottom w:val="none" w:color="auto" w:sz="0" w:space="0"/>
+            <w:right w:val="none" w:color="auto" w:sz="0" w:space="0"/>
+            <w:insideH w:val="single" w:color="BEBEBE" w:themeColor="background1" w:themeShade="BF" w:sz="4" w:space="0"/>
+            <w:insideV w:val="single" w:color="BEBEBE" w:themeColor="background1" w:themeShade="BF" w:sz="4" w:space="0"/>
+          </w:tblBorders>
+          <w:tblCellMar>
+            <w:top w:w="0" w:type="dxa"/>
+            <w:left w:w="108" w:type="dxa"/>
+            <w:bottom w:w="0" w:type="dxa"/>
+            <w:right w:w="108" w:type="dxa"/>
+          </w:tblCellMar>
+        </w:tblPrEx>
+        <w:trPr>
+          <w:trHeight w:val="397" w:hRule="atLeast"/>
+          <w:jc w:val="center"/>
+        </w:trPr>
+        <w:tc>
+          <w:tcPr>
+            <w:tcW w:w="3231" w:type="dxa"/>
+            <w:tcBorders>
+              <w:tl2br w:val="nil"/>
+              <w:tr2bl w:val="nil"/>
+            </w:tcBorders>
+            <w:shd w:val="clear" w:color="auto" w:fill="auto"/>
+            <w:vAlign w:val="center"/>
+          </w:tcPr>
+          <w:p>
+            <w:pPr>
+              <w:jc w:val="both"/>
+              <w:rPr>
+                <w:rFonts w:ascii="Times New Roman" w:hAnsi="Times New Roman" w:eastAsia="微软雅黑" w:cs="Times New Roman"/>
+                <w:bCs/>
+                <w:color w:val="000000"/>
+                <w:sz w:val="21"/>
+                <w:szCs w:val="21"/>
+                <w:lang w:eastAsia="zh-CN"/>
+              </w:rPr>
+            </w:pPr>
+            <w:r>
+              <w:rPr>
+                <w:rFonts w:ascii="Times New Roman" w:hAnsi="Times New Roman" w:eastAsia="微软雅黑" w:cs="Times New Roman"/>
+                <w:bCs/>
+                <w:color w:val="000000"/>
+                <w:sz w:val="21"/>
+                <w:szCs w:val="21"/>
+                <w:lang w:eastAsia="zh-CN"/>
+              </w:rPr>
+              <w:t>年龄：</w:t>
+            </w:r>
+            <w:r>
+              <w:rPr>
+                <w:rFonts w:hint="eastAsia" w:ascii="Times New Roman" w:hAnsi="Times New Roman" w:eastAsia="微软雅黑" w:cs="Times New Roman"/>
+                <w:bCs/>
+                <w:color w:val="000000"/>
+                <w:sz w:val="21"/>
+                <w:szCs w:val="21"/>
+                <w:lang w:eastAsia="zh-CN"/>
+              </w:rPr>
+              <w:t>{{ age }}</w:t>
+            </w:r>
+          </w:p>
+        </w:tc>
+        <w:tc>
+          <w:tcPr>
+            <w:tcW w:w="3323" w:type="dxa"/>
+            <w:tcBorders>
+              <w:tl2br w:val="nil"/>
+              <w:tr2bl w:val="nil"/>
+            </w:tcBorders>
+            <w:shd w:val="clear" w:color="auto" w:fill="auto"/>
+            <w:vAlign w:val="center"/>
+          </w:tcPr>
+          <w:p>
+            <w:pPr>
+              <w:jc w:val="both"/>
+              <w:rPr>
+                <w:rFonts w:ascii="Times New Roman" w:hAnsi="Times New Roman" w:eastAsia="微软雅黑" w:cs="Times New Roman"/>
+                <w:color w:val="000000"/>
+                <w:sz w:val="21"/>
+                <w:szCs w:val="21"/>
+                <w:lang w:eastAsia="zh-CN"/>
+              </w:rPr>
+            </w:pPr>
+            <w:r>
+              <w:rPr>
+                <w:rFonts w:ascii="Times New Roman" w:hAnsi="Times New Roman" w:eastAsia="微软雅黑" w:cs="Times New Roman"/>
+                <w:color w:val="000000"/>
+                <w:sz w:val="21"/>
+                <w:szCs w:val="21"/>
+                <w:lang w:eastAsia="zh-CN"/>
+              </w:rPr>
+              <w:t>送检医生：</w:t>
+            </w:r>
+            <w:r>
+              <w:rPr>
+                <w:rFonts w:hint="eastAsia" w:ascii="Times New Roman" w:hAnsi="Times New Roman" w:eastAsia="微软雅黑" w:cs="Times New Roman"/>
+                <w:color w:val="000000"/>
+                <w:sz w:val="21"/>
+                <w:szCs w:val="21"/>
+                <w:lang w:eastAsia="zh-CN"/>
+              </w:rPr>
+              <w:t>{{ doctorname }}</w:t>
+            </w:r>
+          </w:p>
+        </w:tc>
+        <w:tc>
+          <w:tcPr>
+            <w:tcW w:w="3316" w:type="dxa"/>
+            <w:tcBorders>
+              <w:tl2br w:val="nil"/>
+              <w:tr2bl w:val="nil"/>
+            </w:tcBorders>
+            <w:shd w:val="clear" w:color="auto" w:fill="auto"/>
+            <w:vAlign w:val="center"/>
+          </w:tcPr>
+          <w:p>
+            <w:pPr>
+              <w:jc w:val="both"/>
+              <w:rPr>
+                <w:rFonts w:ascii="Times New Roman" w:hAnsi="Times New Roman" w:eastAsia="微软雅黑" w:cs="Times New Roman"/>
+                <w:bCs/>
+                <w:color w:val="000000"/>
+                <w:sz w:val="21"/>
+                <w:szCs w:val="21"/>
+                <w:lang w:eastAsia="zh-CN"/>
+              </w:rPr>
+            </w:pPr>
+            <w:r>
+              <w:rPr>
+                <w:rFonts w:ascii="Times New Roman" w:hAnsi="Times New Roman" w:eastAsia="微软雅黑" w:cs="Times New Roman"/>
+                <w:bCs/>
+                <w:color w:val="000000"/>
+                <w:sz w:val="21"/>
+                <w:szCs w:val="21"/>
+                <w:lang w:eastAsia="zh-CN"/>
+              </w:rPr>
+              <w:t>门诊/住院号：</w:t>
+            </w:r>
+            <w:r>
+              <w:rPr>
+                <w:rFonts w:hint="eastAsia" w:ascii="Times New Roman" w:hAnsi="Times New Roman" w:eastAsia="微软雅黑" w:cs="Times New Roman"/>
+                <w:bCs/>
+                <w:color w:val="000000"/>
+                <w:sz w:val="21"/>
+                <w:szCs w:val="21"/>
+                <w:lang w:eastAsia="zh-CN"/>
+              </w:rPr>
+              <w:t>{{ room }}</w:t>
+            </w:r>
+          </w:p>
+        </w:tc>
+      </w:tr>
+      <w:tr>
+        <w:tblPrEx>
+          <w:tblBorders>
+            <w:top w:val="single" w:color="5A9D46" w:sz="24" w:space="0"/>
+            <w:left w:val="none" w:color="auto" w:sz="0" w:space="0"/>
+            <w:bottom w:val="none" w:color="auto" w:sz="0" w:space="0"/>
+            <w:right w:val="none" w:color="auto" w:sz="0" w:space="0"/>
+            <w:insideH w:val="single" w:color="BEBEBE" w:themeColor="background1" w:themeShade="BF" w:sz="4" w:space="0"/>
+            <w:insideV w:val="single" w:color="BEBEBE" w:themeColor="background1" w:themeShade="BF" w:sz="4" w:space="0"/>
+          </w:tblBorders>
+          <w:tblCellMar>
+            <w:top w:w="0" w:type="dxa"/>
+            <w:left w:w="108" w:type="dxa"/>
+            <w:bottom w:w="0" w:type="dxa"/>
+            <w:right w:w="108" w:type="dxa"/>
+          </w:tblCellMar>
+        </w:tblPrEx>
+        <w:trPr>
+          <w:trHeight w:val="397" w:hRule="atLeast"/>
+          <w:jc w:val="center"/>
+        </w:trPr>
+        <w:tc>
+          <w:tcPr>
+            <w:tcW w:w="3231" w:type="dxa"/>
+            <w:tcBorders>
+              <w:tl2br w:val="nil"/>
+              <w:tr2bl w:val="nil"/>
+            </w:tcBorders>
+            <w:shd w:val="clear" w:color="auto" w:fill="auto"/>
+            <w:vAlign w:val="center"/>
+          </w:tcPr>
+          <w:p>
+            <w:pPr>
+              <w:jc w:val="both"/>
+              <w:rPr>
+                <w:rFonts w:ascii="Times New Roman" w:hAnsi="Times New Roman" w:eastAsia="微软雅黑" w:cs="Times New Roman"/>
+                <w:bCs/>
+                <w:color w:val="000000"/>
+                <w:sz w:val="21"/>
+                <w:szCs w:val="21"/>
+                <w:lang w:eastAsia="zh-CN"/>
+              </w:rPr>
+            </w:pPr>
+            <w:r>
+              <w:rPr>
+                <w:rFonts w:ascii="Times New Roman" w:hAnsi="Times New Roman" w:eastAsia="微软雅黑" w:cs="Times New Roman"/>
+                <w:bCs/>
+                <w:color w:val="000000"/>
+                <w:sz w:val="21"/>
+                <w:szCs w:val="21"/>
+                <w:lang w:eastAsia="zh-CN"/>
+              </w:rPr>
+              <w:t>联系电话：</w:t>
+            </w:r>
+            <w:r>
+              <w:rPr>
+                <w:rFonts w:hint="eastAsia" w:ascii="Times New Roman" w:hAnsi="Times New Roman" w:eastAsia="微软雅黑" w:cs="Times New Roman"/>
+                <w:bCs/>
+                <w:color w:val="000000"/>
+                <w:sz w:val="21"/>
+                <w:szCs w:val="21"/>
+                <w:lang w:eastAsia="zh-CN"/>
+              </w:rPr>
+              <w:t>{{ patient_phone }}</w:t>
+            </w:r>
+          </w:p>
+        </w:tc>
+        <w:tc>
+          <w:tcPr>
+            <w:tcW w:w="3323" w:type="dxa"/>
+            <w:tcBorders>
+              <w:tl2br w:val="nil"/>
+              <w:tr2bl w:val="nil"/>
+            </w:tcBorders>
+            <w:shd w:val="clear" w:color="auto" w:fill="auto"/>
+            <w:vAlign w:val="center"/>
+          </w:tcPr>
+          <w:p>
+            <w:pPr>
+              <w:jc w:val="both"/>
+              <w:rPr>
+                <w:rFonts w:ascii="Times New Roman" w:hAnsi="Times New Roman" w:eastAsia="微软雅黑" w:cs="Times New Roman"/>
+                <w:color w:val="000000"/>
+                <w:sz w:val="21"/>
+                <w:szCs w:val="21"/>
+                <w:lang w:eastAsia="zh-CN"/>
+              </w:rPr>
+            </w:pPr>
+            <w:r>
+              <w:rPr>
+                <w:rFonts w:ascii="Times New Roman" w:hAnsi="Times New Roman" w:eastAsia="微软雅黑" w:cs="Times New Roman"/>
+                <w:color w:val="000000"/>
+                <w:sz w:val="21"/>
+                <w:szCs w:val="21"/>
+                <w:lang w:eastAsia="zh-CN"/>
+              </w:rPr>
+              <w:t>标本类型：</w:t>
+            </w:r>
+            <w:r>
+              <w:rPr>
+                <w:rFonts w:hint="eastAsia" w:ascii="Times New Roman" w:hAnsi="Times New Roman" w:eastAsia="微软雅黑" w:cs="Times New Roman"/>
+                <w:color w:val="000000"/>
+                <w:sz w:val="21"/>
+                <w:szCs w:val="21"/>
+                <w:lang w:eastAsia="zh-CN"/>
+              </w:rPr>
+              <w:t>{{ specimentype }}</w:t>
+            </w:r>
+          </w:p>
+        </w:tc>
+        <w:tc>
+          <w:tcPr>
+            <w:tcW w:w="3316" w:type="dxa"/>
+            <w:tcBorders>
+              <w:tl2br w:val="nil"/>
+              <w:tr2bl w:val="nil"/>
+            </w:tcBorders>
+            <w:shd w:val="clear" w:color="auto" w:fill="auto"/>
+            <w:vAlign w:val="center"/>
+          </w:tcPr>
+          <w:p>
+            <w:pPr>
+              <w:jc w:val="both"/>
+              <w:rPr>
+                <w:rFonts w:ascii="Times New Roman" w:hAnsi="Times New Roman" w:eastAsia="微软雅黑" w:cs="Times New Roman"/>
+                <w:bCs/>
+                <w:color w:val="000000"/>
+                <w:sz w:val="21"/>
+                <w:szCs w:val="21"/>
+                <w:lang w:eastAsia="zh-CN"/>
+              </w:rPr>
+            </w:pPr>
+            <w:r>
+              <w:rPr>
+                <w:rFonts w:ascii="Times New Roman" w:hAnsi="Times New Roman" w:eastAsia="微软雅黑" w:cs="Times New Roman"/>
+                <w:bCs/>
+                <w:color w:val="000000"/>
+                <w:sz w:val="21"/>
+                <w:szCs w:val="21"/>
+                <w:lang w:eastAsia="zh-CN"/>
+              </w:rPr>
+              <w:t>送检时间：</w:t>
+            </w:r>
+            <w:r>
+              <w:rPr>
+                <w:rFonts w:hint="eastAsia" w:ascii="Times New Roman" w:hAnsi="Times New Roman" w:eastAsia="微软雅黑" w:cs="Times New Roman"/>
+                <w:bCs/>
+                <w:color w:val="000000"/>
+                <w:sz w:val="21"/>
+                <w:szCs w:val="21"/>
+                <w:lang w:eastAsia="zh-CN"/>
+              </w:rPr>
+              <w:t>{{ commission_date }}</w:t>
             </w:r>
           </w:p>
         </w:tc>
@@ -3155,480 +3625,6 @@
           <w:tcPr>
             <w:tcW w:w="3231" w:type="dxa"/>
             <w:tcBorders>
-              <w:tl2br w:val="nil"/>
-              <w:tr2bl w:val="nil"/>
-            </w:tcBorders>
-            <w:shd w:val="clear" w:color="auto" w:fill="auto"/>
-            <w:vAlign w:val="center"/>
-          </w:tcPr>
-          <w:p>
-            <w:pPr>
-              <w:jc w:val="both"/>
-              <w:rPr>
-                <w:rFonts w:ascii="Times New Roman" w:hAnsi="Times New Roman" w:eastAsia="微软雅黑" w:cs="Times New Roman"/>
-                <w:bCs/>
-                <w:color w:val="000000"/>
-                <w:sz w:val="21"/>
-                <w:szCs w:val="21"/>
-                <w:lang w:eastAsia="zh-CN"/>
-              </w:rPr>
-            </w:pPr>
-            <w:r>
-              <w:rPr>
-                <w:rFonts w:ascii="Times New Roman" w:hAnsi="Times New Roman" w:eastAsia="微软雅黑" w:cs="Times New Roman"/>
-                <w:bCs/>
-                <w:color w:val="000000"/>
-                <w:sz w:val="21"/>
-                <w:szCs w:val="21"/>
-                <w:lang w:eastAsia="zh-CN"/>
-              </w:rPr>
-              <w:t>性别：</w:t>
-            </w:r>
-            <w:r>
-              <w:rPr>
-                <w:rFonts w:hint="eastAsia" w:ascii="Times New Roman" w:hAnsi="Times New Roman" w:eastAsia="微软雅黑" w:cs="Times New Roman"/>
-                <w:bCs/>
-                <w:color w:val="000000"/>
-                <w:sz w:val="21"/>
-                <w:szCs w:val="21"/>
-                <w:lang w:eastAsia="zh-CN"/>
-              </w:rPr>
-              <w:t>{{ sex }}</w:t>
-            </w:r>
-          </w:p>
-        </w:tc>
-        <w:tc>
-          <w:tcPr>
-            <w:tcW w:w="3323" w:type="dxa"/>
-            <w:tcBorders>
-              <w:tl2br w:val="nil"/>
-              <w:tr2bl w:val="nil"/>
-            </w:tcBorders>
-            <w:shd w:val="clear" w:color="auto" w:fill="auto"/>
-            <w:vAlign w:val="center"/>
-          </w:tcPr>
-          <w:p>
-            <w:pPr>
-              <w:jc w:val="both"/>
-              <w:rPr>
-                <w:rFonts w:ascii="Times New Roman" w:hAnsi="Times New Roman" w:eastAsia="微软雅黑" w:cs="Times New Roman"/>
-                <w:color w:val="000000"/>
-                <w:sz w:val="21"/>
-                <w:szCs w:val="21"/>
-                <w:lang w:eastAsia="zh-CN"/>
-              </w:rPr>
-            </w:pPr>
-            <w:r>
-              <w:rPr>
-                <w:rFonts w:ascii="Times New Roman" w:hAnsi="Times New Roman" w:eastAsia="微软雅黑" w:cs="Times New Roman"/>
-                <w:color w:val="000000"/>
-                <w:sz w:val="21"/>
-                <w:szCs w:val="21"/>
-                <w:lang w:eastAsia="zh-CN"/>
-              </w:rPr>
-              <w:t>送检科室：</w:t>
-            </w:r>
-            <w:r>
-              <w:rPr>
-                <w:rFonts w:hint="eastAsia" w:ascii="Times New Roman" w:hAnsi="Times New Roman" w:eastAsia="微软雅黑" w:cs="Times New Roman"/>
-                <w:color w:val="000000"/>
-                <w:sz w:val="21"/>
-                <w:szCs w:val="21"/>
-                <w:lang w:eastAsia="zh-CN"/>
-              </w:rPr>
-              <w:t>{{ locationname }}</w:t>
-            </w:r>
-          </w:p>
-        </w:tc>
-        <w:tc>
-          <w:tcPr>
-            <w:tcW w:w="3316" w:type="dxa"/>
-            <w:tcBorders>
-              <w:tl2br w:val="nil"/>
-              <w:tr2bl w:val="nil"/>
-            </w:tcBorders>
-            <w:shd w:val="clear" w:color="auto" w:fill="auto"/>
-            <w:vAlign w:val="center"/>
-          </w:tcPr>
-          <w:p>
-            <w:pPr>
-              <w:jc w:val="both"/>
-              <w:rPr>
-                <w:rFonts w:ascii="Times New Roman" w:hAnsi="Times New Roman" w:eastAsia="微软雅黑" w:cs="Times New Roman"/>
-                <w:bCs/>
-                <w:color w:val="000000"/>
-                <w:sz w:val="21"/>
-                <w:szCs w:val="21"/>
-                <w:lang w:eastAsia="zh-CN"/>
-              </w:rPr>
-            </w:pPr>
-            <w:r>
-              <w:rPr>
-                <w:rFonts w:ascii="Times New Roman" w:hAnsi="Times New Roman" w:eastAsia="微软雅黑" w:cs="Times New Roman"/>
-                <w:bCs/>
-                <w:color w:val="000000"/>
-                <w:sz w:val="21"/>
-                <w:szCs w:val="21"/>
-                <w:lang w:eastAsia="zh-CN"/>
-              </w:rPr>
-              <w:t>样本编号：</w:t>
-            </w:r>
-            <w:r>
-              <w:rPr>
-                <w:rFonts w:hint="eastAsia" w:ascii="Times New Roman" w:hAnsi="Times New Roman" w:eastAsia="微软雅黑" w:cs="Times New Roman"/>
-                <w:bCs/>
-                <w:color w:val="000000"/>
-                <w:sz w:val="21"/>
-                <w:szCs w:val="21"/>
-                <w:lang w:eastAsia="zh-CN"/>
-              </w:rPr>
-              <w:t>{{ subbarcode }}</w:t>
-            </w:r>
-          </w:p>
-        </w:tc>
-      </w:tr>
-      <w:tr>
-        <w:tblPrEx>
-          <w:tblBorders>
-            <w:top w:val="single" w:color="5A9D46" w:sz="24" w:space="0"/>
-            <w:left w:val="none" w:color="auto" w:sz="0" w:space="0"/>
-            <w:bottom w:val="none" w:color="auto" w:sz="0" w:space="0"/>
-            <w:right w:val="none" w:color="auto" w:sz="0" w:space="0"/>
-            <w:insideH w:val="single" w:color="BEBEBE" w:themeColor="background1" w:themeShade="BF" w:sz="4" w:space="0"/>
-            <w:insideV w:val="single" w:color="BEBEBE" w:themeColor="background1" w:themeShade="BF" w:sz="4" w:space="0"/>
-          </w:tblBorders>
-          <w:shd w:val="clear" w:color="auto" w:fill="FFFFFF" w:themeFill="background1"/>
-          <w:tblCellMar>
-            <w:top w:w="0" w:type="dxa"/>
-            <w:left w:w="108" w:type="dxa"/>
-            <w:bottom w:w="0" w:type="dxa"/>
-            <w:right w:w="108" w:type="dxa"/>
-          </w:tblCellMar>
-        </w:tblPrEx>
-        <w:trPr>
-          <w:trHeight w:val="397" w:hRule="atLeast"/>
-          <w:jc w:val="center"/>
-        </w:trPr>
-        <w:tc>
-          <w:tcPr>
-            <w:tcW w:w="3231" w:type="dxa"/>
-            <w:tcBorders>
-              <w:tl2br w:val="nil"/>
-              <w:tr2bl w:val="nil"/>
-            </w:tcBorders>
-            <w:shd w:val="clear" w:color="auto" w:fill="auto"/>
-            <w:vAlign w:val="center"/>
-          </w:tcPr>
-          <w:p>
-            <w:pPr>
-              <w:jc w:val="both"/>
-              <w:rPr>
-                <w:rFonts w:ascii="Times New Roman" w:hAnsi="Times New Roman" w:eastAsia="微软雅黑" w:cs="Times New Roman"/>
-                <w:bCs/>
-                <w:color w:val="000000"/>
-                <w:sz w:val="21"/>
-                <w:szCs w:val="21"/>
-                <w:lang w:eastAsia="zh-CN"/>
-              </w:rPr>
-            </w:pPr>
-            <w:r>
-              <w:rPr>
-                <w:rFonts w:ascii="Times New Roman" w:hAnsi="Times New Roman" w:eastAsia="微软雅黑" w:cs="Times New Roman"/>
-                <w:bCs/>
-                <w:color w:val="000000"/>
-                <w:sz w:val="21"/>
-                <w:szCs w:val="21"/>
-                <w:lang w:eastAsia="zh-CN"/>
-              </w:rPr>
-              <w:t>年龄：</w:t>
-            </w:r>
-            <w:r>
-              <w:rPr>
-                <w:rFonts w:hint="eastAsia" w:ascii="Times New Roman" w:hAnsi="Times New Roman" w:eastAsia="微软雅黑" w:cs="Times New Roman"/>
-                <w:bCs/>
-                <w:color w:val="000000"/>
-                <w:sz w:val="21"/>
-                <w:szCs w:val="21"/>
-                <w:lang w:eastAsia="zh-CN"/>
-              </w:rPr>
-              <w:t>{{ age }}</w:t>
-            </w:r>
-          </w:p>
-        </w:tc>
-        <w:tc>
-          <w:tcPr>
-            <w:tcW w:w="3323" w:type="dxa"/>
-            <w:tcBorders>
-              <w:tl2br w:val="nil"/>
-              <w:tr2bl w:val="nil"/>
-            </w:tcBorders>
-            <w:shd w:val="clear" w:color="auto" w:fill="auto"/>
-            <w:vAlign w:val="center"/>
-          </w:tcPr>
-          <w:p>
-            <w:pPr>
-              <w:jc w:val="both"/>
-              <w:rPr>
-                <w:rFonts w:ascii="Times New Roman" w:hAnsi="Times New Roman" w:eastAsia="微软雅黑" w:cs="Times New Roman"/>
-                <w:color w:val="000000"/>
-                <w:sz w:val="21"/>
-                <w:szCs w:val="21"/>
-                <w:lang w:eastAsia="zh-CN"/>
-              </w:rPr>
-            </w:pPr>
-            <w:r>
-              <w:rPr>
-                <w:rFonts w:ascii="Times New Roman" w:hAnsi="Times New Roman" w:eastAsia="微软雅黑" w:cs="Times New Roman"/>
-                <w:color w:val="000000"/>
-                <w:sz w:val="21"/>
-                <w:szCs w:val="21"/>
-                <w:lang w:eastAsia="zh-CN"/>
-              </w:rPr>
-              <w:t>送检医生：</w:t>
-            </w:r>
-            <w:r>
-              <w:rPr>
-                <w:rFonts w:hint="eastAsia" w:ascii="Times New Roman" w:hAnsi="Times New Roman" w:eastAsia="微软雅黑" w:cs="Times New Roman"/>
-                <w:color w:val="000000"/>
-                <w:sz w:val="21"/>
-                <w:szCs w:val="21"/>
-                <w:lang w:eastAsia="zh-CN"/>
-              </w:rPr>
-              <w:t>{{ doctorname }}</w:t>
-            </w:r>
-          </w:p>
-        </w:tc>
-        <w:tc>
-          <w:tcPr>
-            <w:tcW w:w="3316" w:type="dxa"/>
-            <w:tcBorders>
-              <w:tl2br w:val="nil"/>
-              <w:tr2bl w:val="nil"/>
-            </w:tcBorders>
-            <w:shd w:val="clear" w:color="auto" w:fill="auto"/>
-            <w:vAlign w:val="center"/>
-          </w:tcPr>
-          <w:p>
-            <w:pPr>
-              <w:jc w:val="both"/>
-              <w:rPr>
-                <w:rFonts w:ascii="Times New Roman" w:hAnsi="Times New Roman" w:eastAsia="微软雅黑" w:cs="Times New Roman"/>
-                <w:bCs/>
-                <w:color w:val="000000"/>
-                <w:sz w:val="21"/>
-                <w:szCs w:val="21"/>
-                <w:lang w:eastAsia="zh-CN"/>
-              </w:rPr>
-            </w:pPr>
-            <w:r>
-              <w:rPr>
-                <w:rFonts w:ascii="Times New Roman" w:hAnsi="Times New Roman" w:eastAsia="微软雅黑" w:cs="Times New Roman"/>
-                <w:bCs/>
-                <w:color w:val="000000"/>
-                <w:sz w:val="21"/>
-                <w:szCs w:val="21"/>
-                <w:lang w:eastAsia="zh-CN"/>
-              </w:rPr>
-              <w:t>门诊/住院号：</w:t>
-            </w:r>
-            <w:r>
-              <w:rPr>
-                <w:rFonts w:hint="eastAsia" w:ascii="Times New Roman" w:hAnsi="Times New Roman" w:eastAsia="微软雅黑" w:cs="Times New Roman"/>
-                <w:bCs/>
-                <w:color w:val="000000"/>
-                <w:sz w:val="21"/>
-                <w:szCs w:val="21"/>
-                <w:lang w:eastAsia="zh-CN"/>
-              </w:rPr>
-              <w:t>{{ room }}</w:t>
-            </w:r>
-          </w:p>
-        </w:tc>
-      </w:tr>
-      <w:tr>
-        <w:tblPrEx>
-          <w:tblBorders>
-            <w:top w:val="single" w:color="5A9D46" w:sz="24" w:space="0"/>
-            <w:left w:val="none" w:color="auto" w:sz="0" w:space="0"/>
-            <w:bottom w:val="none" w:color="auto" w:sz="0" w:space="0"/>
-            <w:right w:val="none" w:color="auto" w:sz="0" w:space="0"/>
-            <w:insideH w:val="single" w:color="BEBEBE" w:themeColor="background1" w:themeShade="BF" w:sz="4" w:space="0"/>
-            <w:insideV w:val="single" w:color="BEBEBE" w:themeColor="background1" w:themeShade="BF" w:sz="4" w:space="0"/>
-          </w:tblBorders>
-          <w:shd w:val="clear" w:color="auto" w:fill="FFFFFF" w:themeFill="background1"/>
-          <w:tblCellMar>
-            <w:top w:w="0" w:type="dxa"/>
-            <w:left w:w="108" w:type="dxa"/>
-            <w:bottom w:w="0" w:type="dxa"/>
-            <w:right w:w="108" w:type="dxa"/>
-          </w:tblCellMar>
-        </w:tblPrEx>
-        <w:trPr>
-          <w:trHeight w:val="397" w:hRule="atLeast"/>
-          <w:jc w:val="center"/>
-        </w:trPr>
-        <w:tc>
-          <w:tcPr>
-            <w:tcW w:w="3231" w:type="dxa"/>
-            <w:tcBorders>
-              <w:tl2br w:val="nil"/>
-              <w:tr2bl w:val="nil"/>
-            </w:tcBorders>
-            <w:shd w:val="clear" w:color="auto" w:fill="auto"/>
-            <w:vAlign w:val="center"/>
-          </w:tcPr>
-          <w:p>
-            <w:pPr>
-              <w:jc w:val="both"/>
-              <w:rPr>
-                <w:rFonts w:ascii="Times New Roman" w:hAnsi="Times New Roman" w:eastAsia="微软雅黑" w:cs="Times New Roman"/>
-                <w:bCs/>
-                <w:color w:val="000000"/>
-                <w:sz w:val="21"/>
-                <w:szCs w:val="21"/>
-                <w:lang w:eastAsia="zh-CN"/>
-              </w:rPr>
-            </w:pPr>
-            <w:r>
-              <w:rPr>
-                <w:rFonts w:ascii="Times New Roman" w:hAnsi="Times New Roman" w:eastAsia="微软雅黑" w:cs="Times New Roman"/>
-                <w:bCs/>
-                <w:color w:val="000000"/>
-                <w:sz w:val="21"/>
-                <w:szCs w:val="21"/>
-                <w:lang w:eastAsia="zh-CN"/>
-              </w:rPr>
-              <w:t>联系电话：</w:t>
-            </w:r>
-            <w:r>
-              <w:rPr>
-                <w:rFonts w:hint="eastAsia" w:ascii="Times New Roman" w:hAnsi="Times New Roman" w:eastAsia="微软雅黑" w:cs="Times New Roman"/>
-                <w:bCs/>
-                <w:color w:val="000000"/>
-                <w:sz w:val="21"/>
-                <w:szCs w:val="21"/>
-                <w:lang w:eastAsia="zh-CN"/>
-              </w:rPr>
-              <w:t>{{ patient_phone }}</w:t>
-            </w:r>
-          </w:p>
-        </w:tc>
-        <w:tc>
-          <w:tcPr>
-            <w:tcW w:w="3323" w:type="dxa"/>
-            <w:tcBorders>
-              <w:tl2br w:val="nil"/>
-              <w:tr2bl w:val="nil"/>
-            </w:tcBorders>
-            <w:shd w:val="clear" w:color="auto" w:fill="auto"/>
-            <w:vAlign w:val="center"/>
-          </w:tcPr>
-          <w:p>
-            <w:pPr>
-              <w:jc w:val="both"/>
-              <w:rPr>
-                <w:rFonts w:ascii="Times New Roman" w:hAnsi="Times New Roman" w:eastAsia="微软雅黑" w:cs="Times New Roman"/>
-                <w:color w:val="000000"/>
-                <w:sz w:val="21"/>
-                <w:szCs w:val="21"/>
-                <w:lang w:eastAsia="zh-CN"/>
-              </w:rPr>
-            </w:pPr>
-            <w:r>
-              <w:rPr>
-                <w:rFonts w:ascii="Times New Roman" w:hAnsi="Times New Roman" w:eastAsia="微软雅黑" w:cs="Times New Roman"/>
-                <w:color w:val="000000"/>
-                <w:sz w:val="21"/>
-                <w:szCs w:val="21"/>
-                <w:lang w:eastAsia="zh-CN"/>
-              </w:rPr>
-              <w:t>标本类型：</w:t>
-            </w:r>
-            <w:r>
-              <w:rPr>
-                <w:rFonts w:hint="eastAsia" w:ascii="Times New Roman" w:hAnsi="Times New Roman" w:eastAsia="微软雅黑" w:cs="Times New Roman"/>
-                <w:color w:val="000000"/>
-                <w:sz w:val="21"/>
-                <w:szCs w:val="21"/>
-                <w:lang w:eastAsia="zh-CN"/>
-              </w:rPr>
-              <w:t>{{ specimentype }}</w:t>
-            </w:r>
-          </w:p>
-        </w:tc>
-        <w:tc>
-          <w:tcPr>
-            <w:tcW w:w="3316" w:type="dxa"/>
-            <w:tcBorders>
-              <w:tl2br w:val="nil"/>
-              <w:tr2bl w:val="nil"/>
-            </w:tcBorders>
-            <w:shd w:val="clear" w:color="auto" w:fill="auto"/>
-            <w:vAlign w:val="center"/>
-          </w:tcPr>
-          <w:p>
-            <w:pPr>
-              <w:jc w:val="both"/>
-              <w:rPr>
-                <w:rFonts w:ascii="Times New Roman" w:hAnsi="Times New Roman" w:eastAsia="微软雅黑" w:cs="Times New Roman"/>
-                <w:bCs/>
-                <w:color w:val="000000"/>
-                <w:sz w:val="21"/>
-                <w:szCs w:val="21"/>
-                <w:lang w:eastAsia="zh-CN"/>
-              </w:rPr>
-            </w:pPr>
-            <w:r>
-              <w:rPr>
-                <w:rFonts w:ascii="Times New Roman" w:hAnsi="Times New Roman" w:eastAsia="微软雅黑" w:cs="Times New Roman"/>
-                <w:bCs/>
-                <w:color w:val="000000"/>
-                <w:sz w:val="21"/>
-                <w:szCs w:val="21"/>
-                <w:lang w:eastAsia="zh-CN"/>
-              </w:rPr>
-              <w:t>送检时间：</w:t>
-            </w:r>
-            <w:r>
-              <w:rPr>
-                <w:rFonts w:hint="eastAsia" w:ascii="Times New Roman" w:hAnsi="Times New Roman" w:eastAsia="微软雅黑" w:cs="Times New Roman"/>
-                <w:bCs/>
-                <w:color w:val="000000"/>
-                <w:sz w:val="21"/>
-                <w:szCs w:val="21"/>
-                <w:lang w:eastAsia="zh-CN"/>
-              </w:rPr>
-              <w:t>{{ commission_date }}</w:t>
-            </w:r>
-          </w:p>
-        </w:tc>
-      </w:tr>
-      <w:tr>
-        <w:tblPrEx>
-          <w:tblBorders>
-            <w:top w:val="single" w:color="5A9D46" w:sz="24" w:space="0"/>
-            <w:left w:val="none" w:color="auto" w:sz="0" w:space="0"/>
-            <w:bottom w:val="none" w:color="auto" w:sz="0" w:space="0"/>
-            <w:right w:val="none" w:color="auto" w:sz="0" w:space="0"/>
-            <w:insideH w:val="single" w:color="BEBEBE" w:themeColor="background1" w:themeShade="BF" w:sz="4" w:space="0"/>
-            <w:insideV w:val="single" w:color="BEBEBE" w:themeColor="background1" w:themeShade="BF" w:sz="4" w:space="0"/>
-          </w:tblBorders>
-          <w:shd w:val="clear" w:color="auto" w:fill="FFFFFF" w:themeFill="background1"/>
-          <w:tblCellMar>
-            <w:top w:w="0" w:type="dxa"/>
-            <w:left w:w="108" w:type="dxa"/>
-            <w:bottom w:w="0" w:type="dxa"/>
-            <w:right w:w="108" w:type="dxa"/>
-          </w:tblCellMar>
-        </w:tblPrEx>
-        <w:trPr>
-          <w:trHeight w:val="397" w:hRule="atLeast"/>
-          <w:jc w:val="center"/>
-        </w:trPr>
-        <w:tc>
-          <w:tcPr>
-            <w:tcW w:w="3231" w:type="dxa"/>
-            <w:tcBorders>
               <w:bottom w:val="single" w:color="A4A4A4" w:sz="4" w:space="0"/>
               <w:tl2br w:val="nil"/>
               <w:tr2bl w:val="nil"/>
@@ -3787,15 +3783,15 @@
         </w:numPr>
         <w:jc w:val="left"/>
       </w:pPr>
-      <w:bookmarkStart w:id="13" w:name="_Toc17451"/>
-      <w:bookmarkStart w:id="14" w:name="_Toc11465"/>
-      <w:bookmarkStart w:id="15" w:name="_Toc19594"/>
-      <w:bookmarkStart w:id="16" w:name="_Toc11015_WPSOffice_Level1"/>
-      <w:bookmarkStart w:id="17" w:name="_Toc18062_WPSOffice_Level1"/>
+      <w:bookmarkStart w:id="13" w:name="_Toc11015_WPSOffice_Level1"/>
+      <w:bookmarkStart w:id="14" w:name="_Toc18062_WPSOffice_Level1"/>
+      <w:bookmarkStart w:id="15" w:name="_Toc17451"/>
+      <w:bookmarkStart w:id="16" w:name="_Toc11465"/>
+      <w:bookmarkStart w:id="17" w:name="_Toc27191"/>
       <w:bookmarkStart w:id="18" w:name="_Toc8766"/>
-      <w:bookmarkStart w:id="19" w:name="_Toc27191"/>
-      <w:bookmarkStart w:id="20" w:name="_Toc7021_WPSOffice_Level1"/>
-      <w:bookmarkStart w:id="21" w:name="_Toc10518"/>
+      <w:bookmarkStart w:id="19" w:name="_Toc7021_WPSOffice_Level1"/>
+      <w:bookmarkStart w:id="20" w:name="_Toc10518"/>
+      <w:bookmarkStart w:id="21" w:name="_Toc19594"/>
       <w:r>
         <w:t>检测项目</w:t>
       </w:r>
@@ -4014,15 +4010,15 @@
         </w:numPr>
         <w:jc w:val="left"/>
       </w:pPr>
-      <w:bookmarkStart w:id="22" w:name="_Toc4088"/>
-      <w:bookmarkStart w:id="23" w:name="_Toc6221_WPSOffice_Level1"/>
-      <w:bookmarkStart w:id="24" w:name="_Toc1410"/>
+      <w:bookmarkStart w:id="22" w:name="_Toc6221_WPSOffice_Level1"/>
+      <w:bookmarkStart w:id="23" w:name="_Toc23369_WPSOffice_Level1"/>
+      <w:bookmarkStart w:id="24" w:name="_Toc18058"/>
       <w:bookmarkStart w:id="25" w:name="_Toc25920"/>
       <w:bookmarkStart w:id="26" w:name="_Toc3871"/>
-      <w:bookmarkStart w:id="27" w:name="_Toc23369_WPSOffice_Level1"/>
-      <w:bookmarkStart w:id="28" w:name="_Toc18058"/>
-      <w:bookmarkStart w:id="29" w:name="_Toc5916"/>
-      <w:bookmarkStart w:id="30" w:name="_Toc8889"/>
+      <w:bookmarkStart w:id="27" w:name="_Toc1410"/>
+      <w:bookmarkStart w:id="28" w:name="_Toc4088"/>
+      <w:bookmarkStart w:id="29" w:name="_Toc8889"/>
+      <w:bookmarkStart w:id="30" w:name="_Toc5916"/>
       <w:r>
         <w:rPr>
           <w:rFonts w:hint="eastAsia"/>
@@ -4057,11 +4053,11 @@
           <w:lang w:eastAsia="zh-CN"/>
         </w:rPr>
       </w:pPr>
-      <w:bookmarkStart w:id="31" w:name="_Toc149826003"/>
-      <w:bookmarkStart w:id="32" w:name="_Toc11674"/>
-      <w:bookmarkStart w:id="33" w:name="_Toc24468"/>
-      <w:bookmarkStart w:id="34" w:name="_Toc23217"/>
-      <w:bookmarkStart w:id="35" w:name="_Toc149832728"/>
+      <w:bookmarkStart w:id="31" w:name="_Toc23217"/>
+      <w:bookmarkStart w:id="32" w:name="_Toc149826003"/>
+      <w:bookmarkStart w:id="33" w:name="_Toc11674"/>
+      <w:bookmarkStart w:id="34" w:name="_Toc149832728"/>
+      <w:bookmarkStart w:id="35" w:name="_Toc24468"/>
       <w:r>
         <w:rPr>
           <w:rFonts w:hint="eastAsia"/>
@@ -5046,18 +5042,16 @@
     <w:p>
       <w:pPr>
         <w:rPr>
-          <w:rFonts w:hint="default" w:ascii="Times New Roman" w:hAnsi="Times New Roman" w:eastAsia="微软雅黑" w:cs="Times New Roman"/>
+          <w:rFonts w:ascii="Times New Roman" w:hAnsi="Times New Roman" w:eastAsia="微软雅黑" w:cs="Times New Roman"/>
           <w:sz w:val="24"/>
           <w:szCs w:val="24"/>
-          <w:lang w:val="en-US" w:eastAsia="zh-CN"/>
+          <w:lang w:eastAsia="zh-CN"/>
         </w:rPr>
       </w:pPr>
-      <w:bookmarkStart w:id="36" w:name="_Toc21059"/>
-      <w:bookmarkStart w:id="37" w:name="_Toc14270"/>
-      <w:bookmarkStart w:id="38" w:name="_Toc149832729"/>
-      <w:bookmarkStart w:id="39" w:name="_Toc31425"/>
-      <w:bookmarkStart w:id="40" w:name="_Toc1037"/>
-      <w:bookmarkStart w:id="41" w:name="_Toc4687"/>
+      <w:bookmarkStart w:id="36" w:name="_Toc149832729"/>
+      <w:bookmarkStart w:id="37" w:name="_Toc1037"/>
+      <w:bookmarkStart w:id="38" w:name="_Toc31425"/>
+      <w:bookmarkStart w:id="39" w:name="_Toc4687"/>
       <w:r>
         <w:rPr>
           <w:rFonts w:hint="eastAsia" w:ascii="Times New Roman" w:hAnsi="Times New Roman" w:eastAsia="微软雅黑" w:cs="Times New Roman"/>
@@ -5117,7 +5111,6 @@
           <w:lang w:eastAsia="zh-CN"/>
         </w:rPr>
       </w:pPr>
-      <w:bookmarkStart w:id="157" w:name="_GoBack"/>
       <w:r>
         <w:rPr>
           <w:sz w:val="22"/>
@@ -5128,15 +5121,15 @@
               <wp:anchor distT="0" distB="0" distL="114300" distR="114300" simplePos="0" relativeHeight="251666432" behindDoc="0" locked="0" layoutInCell="1" allowOverlap="1">
                 <wp:simplePos x="0" y="0"/>
                 <wp:positionH relativeFrom="column">
-                  <wp:posOffset>2775585</wp:posOffset>
+                  <wp:posOffset>2806065</wp:posOffset>
                 </wp:positionH>
                 <wp:positionV relativeFrom="paragraph">
-                  <wp:posOffset>80010</wp:posOffset>
+                  <wp:posOffset>46355</wp:posOffset>
                 </wp:positionV>
-                <wp:extent cx="2571115" cy="410210"/>
-                <wp:effectExtent l="0" t="0" r="4445" b="1270"/>
+                <wp:extent cx="2907030" cy="454025"/>
+                <wp:effectExtent l="0" t="0" r="3810" b="3175"/>
                 <wp:wrapNone/>
-                <wp:docPr id="35" name="组合 16"/>
+                <wp:docPr id="1" name="组合 6"/>
                 <wp:cNvGraphicFramePr/>
                 <a:graphic xmlns:a="http://schemas.openxmlformats.org/drawingml/2006/main">
                   <a:graphicData uri="http://schemas.microsoft.com/office/word/2010/wordprocessingGroup">
@@ -5144,15 +5137,15 @@
                       <wpg:cNvGrpSpPr/>
                       <wpg:grpSpPr>
                         <a:xfrm rot="0">
-                          <a:off x="3423285" y="2708910"/>
-                          <a:ext cx="2571115" cy="410210"/>
-                          <a:chOff x="17956" y="38313"/>
-                          <a:chExt cx="4049" cy="646"/>
+                          <a:off x="3453765" y="1440180"/>
+                          <a:ext cx="2907030" cy="454025"/>
+                          <a:chOff x="10964" y="4458"/>
+                          <a:chExt cx="4578" cy="715"/>
                         </a:xfrm>
                       </wpg:grpSpPr>
                       <pic:pic xmlns:pic="http://schemas.openxmlformats.org/drawingml/2006/picture">
                         <pic:nvPicPr>
-                          <pic:cNvPr id="5" name="图片 29" descr="IMG_256"/>
+                          <pic:cNvPr id="30" name="图片 30" descr="微信图片_20220215110121"/>
                           <pic:cNvPicPr>
                             <a:picLocks noChangeAspect="1"/>
                           </pic:cNvPicPr>
@@ -5161,17 +5154,18 @@
                           <a:blip r:embed="rId11">
                             <a:clrChange>
                               <a:clrFrom>
-                                <a:srgbClr val="FFFFFF">
+                                <a:srgbClr val="A09D98">
                                   <a:alpha val="100000"/>
                                 </a:srgbClr>
                               </a:clrFrom>
                               <a:clrTo>
-                                <a:srgbClr val="FFFFFF">
+                                <a:srgbClr val="A09D98">
                                   <a:alpha val="100000"/>
                                   <a:alpha val="0"/>
                                 </a:srgbClr>
                               </a:clrTo>
                             </a:clrChange>
+                            <a:biLevel thresh="50000"/>
                           </a:blip>
                           <a:stretch>
                             <a:fillRect/>
@@ -5179,40 +5173,51 @@
                         </pic:blipFill>
                         <pic:spPr>
                           <a:xfrm>
-                            <a:off x="21031" y="38313"/>
-                            <a:ext cx="975" cy="570"/>
+                            <a:off x="10964" y="4458"/>
+                            <a:ext cx="1234" cy="715"/>
+                          </a:xfrm>
+                          <a:prstGeom prst="rect">
+                            <a:avLst/>
+                          </a:prstGeom>
+                        </pic:spPr>
+                      </pic:pic>
+                      <pic:pic xmlns:pic="http://schemas.openxmlformats.org/drawingml/2006/picture">
+                        <pic:nvPicPr>
+                          <pic:cNvPr id="21" name="图片 34" descr="晓敏"/>
+                          <pic:cNvPicPr>
+                            <a:picLocks noChangeAspect="1"/>
+                          </pic:cNvPicPr>
+                        </pic:nvPicPr>
+                        <pic:blipFill>
+                          <a:blip r:embed="rId12">
+                            <a:clrChange>
+                              <a:clrFrom>
+                                <a:srgbClr val="949FA1"/>
+                              </a:clrFrom>
+                              <a:clrTo>
+                                <a:srgbClr val="949FA1">
+                                  <a:alpha val="0"/>
+                                </a:srgbClr>
+                              </a:clrTo>
+                            </a:clrChange>
+                          </a:blip>
+                          <a:srcRect l="34062" t="26445" r="34097" b="9325"/>
+                          <a:stretch>
+                            <a:fillRect/>
+                          </a:stretch>
+                        </pic:blipFill>
+                        <pic:spPr>
+                          <a:xfrm rot="16200000">
+                            <a:off x="14524" y="4047"/>
+                            <a:ext cx="560" cy="1475"/>
                           </a:xfrm>
                           <a:prstGeom prst="rect">
                             <a:avLst/>
                           </a:prstGeom>
                           <a:noFill/>
-                          <a:ln w="9525">
+                          <a:ln>
                             <a:noFill/>
                           </a:ln>
-                        </pic:spPr>
-                      </pic:pic>
-                      <pic:pic xmlns:pic="http://schemas.openxmlformats.org/drawingml/2006/picture">
-                        <pic:nvPicPr>
-                          <pic:cNvPr id="6" name="图片 15" descr="c9514d16fd70679bf0495aeebb03c72d_compress"/>
-                          <pic:cNvPicPr>
-                            <a:picLocks noChangeAspect="1"/>
-                          </pic:cNvPicPr>
-                        </pic:nvPicPr>
-                        <pic:blipFill>
-                          <a:blip r:embed="rId12"/>
-                          <a:srcRect l="21003" t="56913" r="27176" b="26386"/>
-                          <a:stretch>
-                            <a:fillRect/>
-                          </a:stretch>
-                        </pic:blipFill>
-                        <pic:spPr>
-                          <a:xfrm>
-                            <a:off x="17956" y="38485"/>
-                            <a:ext cx="1550" cy="475"/>
-                          </a:xfrm>
-                          <a:prstGeom prst="rect">
-                            <a:avLst/>
-                          </a:prstGeom>
                         </pic:spPr>
                       </pic:pic>
                     </wpg:wgp>
@@ -5223,18 +5228,18 @@
           </mc:Choice>
           <mc:Fallback>
             <w:pict>
-              <v:group id="组合 16" o:spid="_x0000_s1026" o:spt="203" style="position:absolute;left:0pt;margin-left:218.55pt;margin-top:6.3pt;height:32.3pt;width:202.45pt;z-index:251666432;mso-width-relative:page;mso-height-relative:page;" coordorigin="17956,38313" coordsize="4049,646" o:gfxdata="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">
+              <v:group id="组合 6" o:spid="_x0000_s1026" o:spt="203" style="position:absolute;left:0pt;margin-left:220.95pt;margin-top:3.65pt;height:35.75pt;width:228.9pt;z-index:251666432;mso-width-relative:page;mso-height-relative:page;" coordorigin="10964,4458" coordsize="4578,715" o:gfxdata="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">
                 <o:lock v:ext="edit" aspectratio="f"/>
-                <v:shape id="图片 29" o:spid="_x0000_s1026" o:spt="75" alt="IMG_256" type="#_x0000_t75" style="position:absolute;left:21031;top:38313;height:570;width:975;" filled="f" o:preferrelative="t" stroked="f" coordsize="21600,21600" o:gfxdata="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">
+                <v:shape id="_x0000_s1026" o:spid="_x0000_s1026" o:spt="75" alt="微信图片_20220215110121" type="#_x0000_t75" style="position:absolute;left:10964;top:4458;height:715;width:1234;" filled="f" o:preferrelative="t" stroked="f" coordsize="21600,21600" o:gfxdata="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">
                   <v:fill on="f" focussize="0,0"/>
                   <v:stroke on="f"/>
-                  <v:imagedata r:id="rId11" chromakey="#FFFFFF" o:title=""/>
+                  <v:imagedata r:id="rId11" grayscale="t" bilevel="t" chromakey="#A09D98" o:title=""/>
                   <o:lock v:ext="edit" aspectratio="t"/>
                 </v:shape>
-                <v:shape id="图片 15" o:spid="_x0000_s1026" o:spt="75" alt="c9514d16fd70679bf0495aeebb03c72d_compress" type="#_x0000_t75" style="position:absolute;left:17956;top:38485;height:475;width:1550;" filled="f" o:preferrelative="t" stroked="f" coordsize="21600,21600" o:gfxdata="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">
+                <v:shape id="图片 34" o:spid="_x0000_s1026" o:spt="75" alt="晓敏" type="#_x0000_t75" style="position:absolute;left:14524;top:4047;height:1475;width:560;rotation:-5898240f;" filled="f" o:preferrelative="t" stroked="f" coordsize="21600,21600" o:gfxdata="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">
                   <v:fill on="f" focussize="0,0"/>
                   <v:stroke on="f"/>
-                  <v:imagedata r:id="rId12" cropleft="13765f" croptop="37299f" cropright="17810f" cropbottom="17292f" o:title=""/>
+                  <v:imagedata r:id="rId12" cropleft="22323f" croptop="17331f" cropright="22346f" cropbottom="6111f" chromakey="#949FA1" o:title=""/>
                   <o:lock v:ext="edit" aspectratio="t"/>
                 </v:shape>
               </v:group>
@@ -5242,7 +5247,6 @@
           </mc:Fallback>
         </mc:AlternateContent>
       </w:r>
-      <w:bookmarkEnd w:id="157"/>
     </w:p>
     <w:tbl>
       <w:tblPr>
@@ -5608,9 +5612,8 @@
     <w:p>
       <w:pPr>
         <w:rPr>
-          <w:rFonts w:hint="default"/>
           <w:sz w:val="24"/>
-          <w:lang w:val="en-US" w:eastAsia="zh-CN"/>
+          <w:lang w:eastAsia="zh-CN"/>
         </w:rPr>
       </w:pPr>
     </w:p>
@@ -5631,15 +5634,15 @@
               <wp:anchor distT="0" distB="0" distL="114300" distR="114300" simplePos="0" relativeHeight="251667456" behindDoc="0" locked="0" layoutInCell="1" allowOverlap="1">
                 <wp:simplePos x="0" y="0"/>
                 <wp:positionH relativeFrom="column">
-                  <wp:posOffset>2775585</wp:posOffset>
+                  <wp:posOffset>2766695</wp:posOffset>
                 </wp:positionH>
                 <wp:positionV relativeFrom="paragraph">
-                  <wp:posOffset>89535</wp:posOffset>
+                  <wp:posOffset>25400</wp:posOffset>
                 </wp:positionV>
-                <wp:extent cx="2675255" cy="361950"/>
-                <wp:effectExtent l="0" t="0" r="0" b="3810"/>
+                <wp:extent cx="2779395" cy="453390"/>
+                <wp:effectExtent l="0" t="0" r="9525" b="3810"/>
                 <wp:wrapNone/>
-                <wp:docPr id="7" name="组合 30"/>
+                <wp:docPr id="3" name="组合 1"/>
                 <wp:cNvGraphicFramePr/>
                 <a:graphic xmlns:a="http://schemas.openxmlformats.org/drawingml/2006/main">
                   <a:graphicData uri="http://schemas.microsoft.com/office/word/2010/wordprocessingGroup">
@@ -5647,39 +5650,54 @@
                       <wpg:cNvGrpSpPr/>
                       <wpg:grpSpPr>
                         <a:xfrm rot="0">
-                          <a:off x="3423285" y="3842385"/>
-                          <a:ext cx="2675255" cy="361950"/>
-                          <a:chOff x="17956" y="40098"/>
-                          <a:chExt cx="4213" cy="570"/>
+                          <a:off x="3414395" y="2556510"/>
+                          <a:ext cx="2779395" cy="453390"/>
+                          <a:chOff x="7101" y="6197"/>
+                          <a:chExt cx="4377" cy="714"/>
                         </a:xfrm>
                       </wpg:grpSpPr>
                       <pic:pic xmlns:pic="http://schemas.openxmlformats.org/drawingml/2006/picture">
                         <pic:nvPicPr>
-                          <pic:cNvPr id="8" name="图片 1" descr="24f613a0-66be-430b-9e80-270d3393fac5"/>
+                          <pic:cNvPr id="59" name="图片 34" descr="晓敏"/>
                           <pic:cNvPicPr>
                             <a:picLocks noChangeAspect="1"/>
                           </pic:cNvPicPr>
                         </pic:nvPicPr>
                         <pic:blipFill>
-                          <a:blip r:embed="rId13"/>
-                          <a:srcRect l="43292" t="26660" r="21693" b="24394"/>
+                          <a:blip r:embed="rId12">
+                            <a:clrChange>
+                              <a:clrFrom>
+                                <a:srgbClr val="949FA1"/>
+                              </a:clrFrom>
+                              <a:clrTo>
+                                <a:srgbClr val="949FA1">
+                                  <a:alpha val="0"/>
+                                </a:srgbClr>
+                              </a:clrTo>
+                            </a:clrChange>
+                          </a:blip>
+                          <a:srcRect l="34062" t="26445" r="34097" b="9325"/>
                           <a:stretch>
                             <a:fillRect/>
                           </a:stretch>
                         </pic:blipFill>
                         <pic:spPr>
                           <a:xfrm rot="16200000">
-                            <a:off x="18366" y="39740"/>
-                            <a:ext cx="506" cy="1327"/>
+                            <a:off x="7558" y="5850"/>
+                            <a:ext cx="560" cy="1475"/>
                           </a:xfrm>
                           <a:prstGeom prst="rect">
                             <a:avLst/>
                           </a:prstGeom>
+                          <a:noFill/>
+                          <a:ln>
+                            <a:noFill/>
+                          </a:ln>
                         </pic:spPr>
                       </pic:pic>
                       <pic:pic xmlns:pic="http://schemas.openxmlformats.org/drawingml/2006/picture">
                         <pic:nvPicPr>
-                          <pic:cNvPr id="29" name="图片 29" descr="IMG_256"/>
+                          <pic:cNvPr id="45" name="图片 45" descr="微信图片_20220215110121"/>
                           <pic:cNvPicPr>
                             <a:picLocks noChangeAspect="1"/>
                           </pic:cNvPicPr>
@@ -5688,17 +5706,18 @@
                           <a:blip r:embed="rId11">
                             <a:clrChange>
                               <a:clrFrom>
-                                <a:srgbClr val="FFFFFF">
+                                <a:srgbClr val="A09D98">
                                   <a:alpha val="100000"/>
                                 </a:srgbClr>
                               </a:clrFrom>
                               <a:clrTo>
-                                <a:srgbClr val="FFFFFF">
+                                <a:srgbClr val="A09D98">
                                   <a:alpha val="100000"/>
                                   <a:alpha val="0"/>
                                 </a:srgbClr>
                               </a:clrTo>
                             </a:clrChange>
+                            <a:biLevel thresh="50000"/>
                           </a:blip>
                           <a:stretch>
                             <a:fillRect/>
@@ -5706,16 +5725,12 @@
                         </pic:blipFill>
                         <pic:spPr>
                           <a:xfrm>
-                            <a:off x="21195" y="40098"/>
-                            <a:ext cx="975" cy="570"/>
+                            <a:off x="10244" y="6197"/>
+                            <a:ext cx="1234" cy="715"/>
                           </a:xfrm>
                           <a:prstGeom prst="rect">
                             <a:avLst/>
                           </a:prstGeom>
-                          <a:noFill/>
-                          <a:ln w="9525">
-                            <a:noFill/>
-                          </a:ln>
                         </pic:spPr>
                       </pic:pic>
                     </wpg:wgp>
@@ -5726,18 +5741,18 @@
           </mc:Choice>
           <mc:Fallback>
             <w:pict>
-              <v:group id="组合 30" o:spid="_x0000_s1026" o:spt="203" style="position:absolute;left:0pt;margin-left:218.55pt;margin-top:7.05pt;height:28.5pt;width:210.65pt;z-index:251667456;mso-width-relative:page;mso-height-relative:page;" coordorigin="17956,40098" coordsize="4213,570" o:gfxdata="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">
+              <v:group id="组合 1" o:spid="_x0000_s1026" o:spt="203" style="position:absolute;left:0pt;margin-left:217.85pt;margin-top:2pt;height:35.7pt;width:218.85pt;z-index:251667456;mso-width-relative:page;mso-height-relative:page;" coordorigin="7101,6197" coordsize="4377,714" o:gfxdata="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">
                 <o:lock v:ext="edit" aspectratio="f"/>
-                <v:shape id="图片 1" o:spid="_x0000_s1026" o:spt="75" alt="24f613a0-66be-430b-9e80-270d3393fac5" type="#_x0000_t75" style="position:absolute;left:18366;top:39740;height:1327;width:506;rotation:-5898240f;" filled="f" o:preferrelative="t" stroked="f" coordsize="21600,21600" o:gfxdata="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">
+                <v:shape id="图片 34" o:spid="_x0000_s1026" o:spt="75" alt="晓敏" type="#_x0000_t75" style="position:absolute;left:7558;top:5850;height:1475;width:560;rotation:-5898240f;" filled="f" o:preferrelative="t" stroked="f" coordsize="21600,21600" o:gfxdata="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">
                   <v:fill on="f" focussize="0,0"/>
                   <v:stroke on="f"/>
-                  <v:imagedata r:id="rId13" cropleft="28372f" croptop="17472f" cropright="14217f" cropbottom="15987f" o:title=""/>
+                  <v:imagedata r:id="rId12" cropleft="22323f" croptop="17331f" cropright="22346f" cropbottom="6111f" chromakey="#949FA1" o:title=""/>
                   <o:lock v:ext="edit" aspectratio="t"/>
                 </v:shape>
-                <v:shape id="_x0000_s1026" o:spid="_x0000_s1026" o:spt="75" alt="IMG_256" type="#_x0000_t75" style="position:absolute;left:21195;top:40098;height:570;width:975;" filled="f" o:preferrelative="t" stroked="f" coordsize="21600,21600" o:gfxdata="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">
+                <v:shape id="_x0000_s1026" o:spid="_x0000_s1026" o:spt="75" alt="微信图片_20220215110121" type="#_x0000_t75" style="position:absolute;left:10244;top:6197;height:715;width:1234;" filled="f" o:preferrelative="t" stroked="f" coordsize="21600,21600" o:gfxdata="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">
                   <v:fill on="f" focussize="0,0"/>
                   <v:stroke on="f"/>
-                  <v:imagedata r:id="rId11" chromakey="#FFFFFF" o:title=""/>
+                  <v:imagedata r:id="rId11" grayscale="t" bilevel="t" chromakey="#A09D98" o:title=""/>
                   <o:lock v:ext="edit" aspectratio="t"/>
                 </v:shape>
               </v:group>
@@ -6134,15 +6149,15 @@
               <wp:anchor distT="0" distB="0" distL="114300" distR="114300" simplePos="0" relativeHeight="251668480" behindDoc="0" locked="0" layoutInCell="1" allowOverlap="1">
                 <wp:simplePos x="0" y="0"/>
                 <wp:positionH relativeFrom="column">
-                  <wp:posOffset>2715895</wp:posOffset>
+                  <wp:posOffset>2757170</wp:posOffset>
                 </wp:positionH>
                 <wp:positionV relativeFrom="paragraph">
-                  <wp:posOffset>78740</wp:posOffset>
+                  <wp:posOffset>28575</wp:posOffset>
                 </wp:positionV>
-                <wp:extent cx="2672080" cy="414020"/>
-                <wp:effectExtent l="0" t="0" r="10160" b="12700"/>
+                <wp:extent cx="2872105" cy="453390"/>
+                <wp:effectExtent l="0" t="0" r="8255" b="3810"/>
                 <wp:wrapNone/>
-                <wp:docPr id="39" name="组合 23"/>
+                <wp:docPr id="4" name="组合 15"/>
                 <wp:cNvGraphicFramePr/>
                 <a:graphic xmlns:a="http://schemas.openxmlformats.org/drawingml/2006/main">
                   <a:graphicData uri="http://schemas.microsoft.com/office/word/2010/wordprocessingGroup">
@@ -6150,21 +6165,21 @@
                       <wpg:cNvGrpSpPr/>
                       <wpg:grpSpPr>
                         <a:xfrm rot="0">
-                          <a:off x="3363595" y="4950460"/>
-                          <a:ext cx="2672080" cy="414020"/>
-                          <a:chOff x="17862" y="41843"/>
-                          <a:chExt cx="4208" cy="652"/>
+                          <a:off x="3404870" y="3677920"/>
+                          <a:ext cx="2872105" cy="453390"/>
+                          <a:chOff x="12357" y="7666"/>
+                          <a:chExt cx="4523" cy="714"/>
                         </a:xfrm>
                       </wpg:grpSpPr>
                       <pic:pic xmlns:pic="http://schemas.openxmlformats.org/drawingml/2006/picture">
                         <pic:nvPicPr>
-                          <pic:cNvPr id="22" name="图片 59" descr="图片1"/>
+                          <pic:cNvPr id="7" name="图片 59" descr="图片1"/>
                           <pic:cNvPicPr>
                             <a:picLocks noChangeAspect="1"/>
                           </pic:cNvPicPr>
                         </pic:nvPicPr>
                         <pic:blipFill>
-                          <a:blip r:embed="rId14">
+                          <a:blip r:embed="rId13">
                             <a:biLevel thresh="50000"/>
                           </a:blip>
                           <a:srcRect l="7865" t="11797" r="5322" b="19074"/>
@@ -6174,7 +6189,7 @@
                         </pic:blipFill>
                         <pic:spPr>
                           <a:xfrm>
-                            <a:off x="17862" y="41869"/>
+                            <a:off x="12357" y="7738"/>
                             <a:ext cx="1468" cy="627"/>
                           </a:xfrm>
                           <a:prstGeom prst="rect">
@@ -6185,7 +6200,7 @@
                       </pic:pic>
                       <pic:pic xmlns:pic="http://schemas.openxmlformats.org/drawingml/2006/picture">
                         <pic:nvPicPr>
-                          <pic:cNvPr id="21" name="图片 29" descr="IMG_256"/>
+                          <pic:cNvPr id="8" name="图片 14" descr="微信图片_20220215110121"/>
                           <pic:cNvPicPr>
                             <a:picLocks noChangeAspect="1"/>
                           </pic:cNvPicPr>
@@ -6194,17 +6209,18 @@
                           <a:blip r:embed="rId11">
                             <a:clrChange>
                               <a:clrFrom>
-                                <a:srgbClr val="FFFFFF">
+                                <a:srgbClr val="A09D98">
                                   <a:alpha val="100000"/>
                                 </a:srgbClr>
                               </a:clrFrom>
                               <a:clrTo>
-                                <a:srgbClr val="FFFFFF">
+                                <a:srgbClr val="A09D98">
                                   <a:alpha val="100000"/>
                                   <a:alpha val="0"/>
                                 </a:srgbClr>
                               </a:clrTo>
                             </a:clrChange>
+                            <a:biLevel thresh="50000"/>
                           </a:blip>
                           <a:stretch>
                             <a:fillRect/>
@@ -6212,16 +6228,12 @@
                         </pic:blipFill>
                         <pic:spPr>
                           <a:xfrm>
-                            <a:off x="21096" y="41843"/>
-                            <a:ext cx="975" cy="570"/>
+                            <a:off x="15646" y="7666"/>
+                            <a:ext cx="1234" cy="715"/>
                           </a:xfrm>
                           <a:prstGeom prst="rect">
                             <a:avLst/>
                           </a:prstGeom>
-                          <a:noFill/>
-                          <a:ln w="9525">
-                            <a:noFill/>
-                          </a:ln>
                         </pic:spPr>
                       </pic:pic>
                     </wpg:wgp>
@@ -6232,18 +6244,18 @@
           </mc:Choice>
           <mc:Fallback>
             <w:pict>
-              <v:group id="组合 23" o:spid="_x0000_s1026" o:spt="203" style="position:absolute;left:0pt;margin-left:213.85pt;margin-top:6.2pt;height:32.6pt;width:210.4pt;z-index:251668480;mso-width-relative:page;mso-height-relative:page;" coordorigin="17862,41843" coordsize="4208,652" o:gfxdata="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">
+              <v:group id="组合 15" o:spid="_x0000_s1026" o:spt="203" style="position:absolute;left:0pt;margin-left:217.1pt;margin-top:2.25pt;height:35.7pt;width:226.15pt;z-index:251668480;mso-width-relative:page;mso-height-relative:page;" coordorigin="12357,7666" coordsize="4523,714" o:gfxdata="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">
                 <o:lock v:ext="edit" aspectratio="f"/>
-                <v:shape id="图片 59" o:spid="_x0000_s1026" o:spt="75" alt="图片1" type="#_x0000_t75" style="position:absolute;left:17862;top:41869;height:627;width:1468;" filled="f" o:preferrelative="t" stroked="f" coordsize="21600,21600" o:gfxdata="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">
+                <v:shape id="图片 59" o:spid="_x0000_s1026" o:spt="75" alt="图片1" type="#_x0000_t75" style="position:absolute;left:12357;top:7738;height:627;width:1468;" filled="f" o:preferrelative="t" stroked="f" coordsize="21600,21600" o:gfxdata="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">
                   <v:fill on="f" focussize="0,0"/>
                   <v:stroke on="f"/>
-                  <v:imagedata r:id="rId14" cropleft="5154f" croptop="7731f" cropright="3488f" cropbottom="12500f" grayscale="t" bilevel="t" o:title=""/>
+                  <v:imagedata r:id="rId13" cropleft="5154f" croptop="7731f" cropright="3488f" cropbottom="12500f" grayscale="t" bilevel="t" o:title=""/>
                   <o:lock v:ext="edit" aspectratio="t"/>
                 </v:shape>
-                <v:shape id="图片 29" o:spid="_x0000_s1026" o:spt="75" alt="IMG_256" type="#_x0000_t75" style="position:absolute;left:21096;top:41843;height:570;width:975;" filled="f" o:preferrelative="t" stroked="f" coordsize="21600,21600" o:gfxdata="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">
+                <v:shape id="图片 14" o:spid="_x0000_s1026" o:spt="75" alt="微信图片_20220215110121" type="#_x0000_t75" style="position:absolute;left:15646;top:7666;height:715;width:1234;" filled="f" o:preferrelative="t" stroked="f" coordsize="21600,21600" o:gfxdata="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">
                   <v:fill on="f" focussize="0,0"/>
                   <v:stroke on="f"/>
-                  <v:imagedata r:id="rId11" chromakey="#FFFFFF" o:title=""/>
+                  <v:imagedata r:id="rId11" grayscale="t" bilevel="t" chromakey="#A09D98" o:title=""/>
                   <o:lock v:ext="edit" aspectratio="t"/>
                 </v:shape>
               </v:group>
@@ -6622,16 +6634,6 @@
           <w:lang w:eastAsia="zh-CN"/>
         </w:rPr>
       </w:pPr>
-    </w:p>
-    <w:p>
-      <w:pPr>
-        <w:rPr>
-          <w:rFonts w:ascii="Times New Roman" w:hAnsi="Times New Roman" w:eastAsia="微软雅黑" w:cs="Times New Roman"/>
-          <w:sz w:val="24"/>
-          <w:szCs w:val="24"/>
-          <w:lang w:eastAsia="zh-CN"/>
-        </w:rPr>
-      </w:pPr>
       <w:r>
         <w:rPr>
           <w:sz w:val="24"/>
@@ -6642,15 +6644,15 @@
               <wp:anchor distT="0" distB="0" distL="114300" distR="114300" simplePos="0" relativeHeight="251669504" behindDoc="0" locked="0" layoutInCell="1" allowOverlap="1">
                 <wp:simplePos x="0" y="0"/>
                 <wp:positionH relativeFrom="column">
-                  <wp:posOffset>2788285</wp:posOffset>
+                  <wp:posOffset>2787650</wp:posOffset>
                 </wp:positionH>
                 <wp:positionV relativeFrom="paragraph">
-                  <wp:posOffset>85090</wp:posOffset>
+                  <wp:posOffset>174625</wp:posOffset>
                 </wp:positionV>
-                <wp:extent cx="2889885" cy="397510"/>
-                <wp:effectExtent l="0" t="0" r="5715" b="13970"/>
+                <wp:extent cx="2803525" cy="453390"/>
+                <wp:effectExtent l="0" t="0" r="635" b="3810"/>
                 <wp:wrapNone/>
-                <wp:docPr id="41" name="组合 27"/>
+                <wp:docPr id="12" name="组合 22"/>
                 <wp:cNvGraphicFramePr/>
                 <a:graphic xmlns:a="http://schemas.openxmlformats.org/drawingml/2006/main">
                   <a:graphicData uri="http://schemas.microsoft.com/office/word/2010/wordprocessingGroup">
@@ -6658,10 +6660,10 @@
                       <wpg:cNvGrpSpPr/>
                       <wpg:grpSpPr>
                         <a:xfrm rot="0">
-                          <a:off x="3435985" y="6075045"/>
-                          <a:ext cx="2889885" cy="397510"/>
-                          <a:chOff x="17976" y="43614"/>
-                          <a:chExt cx="4551" cy="626"/>
+                          <a:off x="3435350" y="4766945"/>
+                          <a:ext cx="2803525" cy="453390"/>
+                          <a:chOff x="12525" y="9562"/>
+                          <a:chExt cx="4415" cy="714"/>
                         </a:xfrm>
                       </wpg:grpSpPr>
                       <pic:pic xmlns:pic="http://schemas.openxmlformats.org/drawingml/2006/picture">
@@ -6672,7 +6674,7 @@
                           </pic:cNvPicPr>
                         </pic:nvPicPr>
                         <pic:blipFill>
-                          <a:blip r:embed="rId11">
+                          <a:blip r:embed="rId14">
                             <a:clrChange>
                               <a:clrFrom>
                                 <a:srgbClr val="FFFFFF">
@@ -6693,7 +6695,7 @@
                         </pic:blipFill>
                         <pic:spPr>
                           <a:xfrm>
-                            <a:off x="17976" y="43615"/>
+                            <a:off x="12525" y="9698"/>
                             <a:ext cx="975" cy="570"/>
                           </a:xfrm>
                           <a:prstGeom prst="rect">
@@ -6707,29 +6709,40 @@
                       </pic:pic>
                       <pic:pic xmlns:pic="http://schemas.openxmlformats.org/drawingml/2006/picture">
                         <pic:nvPicPr>
-                          <pic:cNvPr id="26" name="图片 59" descr="图片1"/>
+                          <pic:cNvPr id="29" name="图片 20" descr="微信图片_20220215110121"/>
                           <pic:cNvPicPr>
                             <a:picLocks noChangeAspect="1"/>
                           </pic:cNvPicPr>
                         </pic:nvPicPr>
                         <pic:blipFill>
-                          <a:blip r:embed="rId14">
+                          <a:blip r:embed="rId11">
+                            <a:clrChange>
+                              <a:clrFrom>
+                                <a:srgbClr val="A09D98">
+                                  <a:alpha val="100000"/>
+                                </a:srgbClr>
+                              </a:clrFrom>
+                              <a:clrTo>
+                                <a:srgbClr val="A09D98">
+                                  <a:alpha val="100000"/>
+                                  <a:alpha val="0"/>
+                                </a:srgbClr>
+                              </a:clrTo>
+                            </a:clrChange>
                             <a:biLevel thresh="50000"/>
                           </a:blip>
-                          <a:srcRect l="7865" t="11797" r="5322" b="19074"/>
                           <a:stretch>
                             <a:fillRect/>
                           </a:stretch>
                         </pic:blipFill>
                         <pic:spPr>
                           <a:xfrm>
-                            <a:off x="21059" y="43614"/>
-                            <a:ext cx="1468" cy="627"/>
+                            <a:off x="15706" y="9562"/>
+                            <a:ext cx="1234" cy="715"/>
                           </a:xfrm>
                           <a:prstGeom prst="rect">
                             <a:avLst/>
                           </a:prstGeom>
-                          <a:noFill/>
                         </pic:spPr>
                       </pic:pic>
                     </wpg:wgp>
@@ -6740,18 +6753,18 @@
           </mc:Choice>
           <mc:Fallback>
             <w:pict>
-              <v:group id="组合 27" o:spid="_x0000_s1026" o:spt="203" style="position:absolute;left:0pt;margin-left:219.55pt;margin-top:6.7pt;height:31.3pt;width:227.55pt;z-index:251669504;mso-width-relative:page;mso-height-relative:page;" coordorigin="17976,43614" coordsize="4551,626" o:gfxdata="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">
+              <v:group id="组合 22" o:spid="_x0000_s1026" o:spt="203" style="position:absolute;left:0pt;margin-left:219.5pt;margin-top:13.75pt;height:35.7pt;width:220.75pt;z-index:251669504;mso-width-relative:page;mso-height-relative:page;" coordorigin="12525,9562" coordsize="4415,714" o:gfxdata="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">
                 <o:lock v:ext="edit" aspectratio="f"/>
-                <v:shape id="图片 29" o:spid="_x0000_s1026" o:spt="75" alt="IMG_256" type="#_x0000_t75" style="position:absolute;left:17976;top:43615;height:570;width:975;" filled="f" o:preferrelative="t" stroked="f" coordsize="21600,21600" o:gfxdata="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">
+                <v:shape id="图片 29" o:spid="_x0000_s1026" o:spt="75" alt="IMG_256" type="#_x0000_t75" style="position:absolute;left:12525;top:9698;height:570;width:975;" filled="f" o:preferrelative="t" stroked="f" coordsize="21600,21600" o:gfxdata="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">
                   <v:fill on="f" focussize="0,0"/>
                   <v:stroke on="f"/>
-                  <v:imagedata r:id="rId11" chromakey="#FFFFFF" o:title=""/>
+                  <v:imagedata r:id="rId14" chromakey="#FFFFFF" o:title=""/>
                   <o:lock v:ext="edit" aspectratio="t"/>
                 </v:shape>
-                <v:shape id="图片 59" o:spid="_x0000_s1026" o:spt="75" alt="图片1" type="#_x0000_t75" style="position:absolute;left:21059;top:43614;height:627;width:1468;" filled="f" o:preferrelative="t" stroked="f" coordsize="21600,21600" o:gfxdata="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">
+                <v:shape id="图片 20" o:spid="_x0000_s1026" o:spt="75" alt="微信图片_20220215110121" type="#_x0000_t75" style="position:absolute;left:15706;top:9562;height:715;width:1234;" filled="f" o:preferrelative="t" stroked="f" coordsize="21600,21600" o:gfxdata="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">
                   <v:fill on="f" focussize="0,0"/>
                   <v:stroke on="f"/>
-                  <v:imagedata r:id="rId14" cropleft="5154f" croptop="7731f" cropright="3488f" cropbottom="12500f" grayscale="t" bilevel="t" o:title=""/>
+                  <v:imagedata r:id="rId11" grayscale="t" bilevel="t" chromakey="#A09D98" o:title=""/>
                   <o:lock v:ext="edit" aspectratio="t"/>
                 </v:shape>
               </v:group>
@@ -6760,377 +6773,12 @@
         </mc:AlternateContent>
       </w:r>
     </w:p>
-    <w:tbl>
-      <w:tblPr>
-        <w:tblStyle w:val="33"/>
-        <w:tblW w:w="6772" w:type="dxa"/>
-        <w:jc w:val="right"/>
-        <w:tblLayout w:type="fixed"/>
-        <w:tblCellMar>
-          <w:top w:w="0" w:type="dxa"/>
-          <w:left w:w="0" w:type="dxa"/>
-          <w:bottom w:w="0" w:type="dxa"/>
-          <w:right w:w="0" w:type="dxa"/>
-        </w:tblCellMar>
-      </w:tblPr>
-      <w:tblGrid>
-        <w:gridCol w:w="1272"/>
-        <w:gridCol w:w="2040"/>
-        <w:gridCol w:w="1166"/>
-        <w:gridCol w:w="2294"/>
-      </w:tblGrid>
-      <w:tr>
-        <w:tblPrEx>
-          <w:tblCellMar>
-            <w:top w:w="0" w:type="dxa"/>
-            <w:left w:w="0" w:type="dxa"/>
-            <w:bottom w:w="0" w:type="dxa"/>
-            <w:right w:w="0" w:type="dxa"/>
-          </w:tblCellMar>
-        </w:tblPrEx>
-        <w:trPr>
-          <w:trHeight w:val="441" w:hRule="exact"/>
-          <w:jc w:val="right"/>
-        </w:trPr>
-        <w:tc>
-          <w:tcPr>
-            <w:tcW w:w="1272" w:type="dxa"/>
-            <w:vAlign w:val="center"/>
-          </w:tcPr>
-          <w:p>
-            <w:pPr>
-              <w:pStyle w:val="22"/>
-              <w:spacing w:before="13"/>
-              <w:ind w:left="13" w:right="95"/>
-              <w:jc w:val="both"/>
-              <w:rPr>
-                <w:rFonts w:ascii="Times New Roman" w:hAnsi="Times New Roman" w:cs="Times New Roman"/>
-                <w:b/>
-                <w:sz w:val="24"/>
-                <w:szCs w:val="24"/>
-              </w:rPr>
-            </w:pPr>
-            <w:r>
-              <w:rPr>
-                <w:rFonts w:ascii="Times New Roman" w:hAnsi="Times New Roman" w:cs="Times New Roman"/>
-                <w:b/>
-                <w:sz w:val="24"/>
-                <w:szCs w:val="24"/>
-              </w:rPr>
-              <w:t>检测人：</w:t>
-            </w:r>
-          </w:p>
-        </w:tc>
-        <w:tc>
-          <w:tcPr>
-            <w:tcW w:w="2040" w:type="dxa"/>
-            <w:vAlign w:val="center"/>
-          </w:tcPr>
-          <w:p>
-            <w:pPr>
-              <w:pStyle w:val="22"/>
-              <w:spacing w:before="13"/>
-              <w:jc w:val="both"/>
-              <w:rPr>
-                <w:rFonts w:ascii="Times New Roman" w:hAnsi="Times New Roman" w:cs="Times New Roman"/>
-                <w:b/>
-                <w:sz w:val="24"/>
-                <w:szCs w:val="24"/>
-              </w:rPr>
-            </w:pPr>
-          </w:p>
-        </w:tc>
-        <w:tc>
-          <w:tcPr>
-            <w:tcW w:w="1166" w:type="dxa"/>
-            <w:vAlign w:val="center"/>
-          </w:tcPr>
-          <w:p>
-            <w:pPr>
-              <w:pStyle w:val="22"/>
-              <w:spacing w:before="13"/>
-              <w:jc w:val="both"/>
-              <w:rPr>
-                <w:rFonts w:ascii="Times New Roman" w:hAnsi="Times New Roman" w:cs="Times New Roman"/>
-                <w:b/>
-                <w:sz w:val="24"/>
-                <w:szCs w:val="24"/>
-              </w:rPr>
-            </w:pPr>
-            <w:r>
-              <w:rPr>
-                <w:rFonts w:ascii="Times New Roman" w:hAnsi="Times New Roman" w:cs="Times New Roman"/>
-                <w:b/>
-                <w:sz w:val="24"/>
-                <w:szCs w:val="24"/>
-              </w:rPr>
-              <w:t>复核人</w:t>
-            </w:r>
-            <w:r>
-              <w:rPr>
-                <w:rFonts w:ascii="Times New Roman" w:hAnsi="Times New Roman" w:cs="Times New Roman"/>
-                <w:b/>
-                <w:sz w:val="24"/>
-                <w:szCs w:val="24"/>
-                <w:lang w:eastAsia="zh-CN"/>
-              </w:rPr>
-              <w:t>：</w:t>
-            </w:r>
-          </w:p>
-        </w:tc>
-        <w:tc>
-          <w:tcPr>
-            <w:tcW w:w="2294" w:type="dxa"/>
-            <w:vAlign w:val="center"/>
-          </w:tcPr>
-          <w:p>
-            <w:pPr>
-              <w:pStyle w:val="22"/>
-              <w:spacing w:before="13"/>
-              <w:ind w:right="15"/>
-              <w:jc w:val="both"/>
-              <w:rPr>
-                <w:rFonts w:ascii="Times New Roman" w:hAnsi="Times New Roman" w:cs="Times New Roman"/>
-                <w:b/>
-                <w:sz w:val="24"/>
-                <w:szCs w:val="24"/>
-              </w:rPr>
-            </w:pPr>
-          </w:p>
-        </w:tc>
-      </w:tr>
-      <w:tr>
-        <w:tblPrEx>
-          <w:tblCellMar>
-            <w:top w:w="0" w:type="dxa"/>
-            <w:left w:w="0" w:type="dxa"/>
-            <w:bottom w:w="0" w:type="dxa"/>
-            <w:right w:w="0" w:type="dxa"/>
-          </w:tblCellMar>
-        </w:tblPrEx>
-        <w:trPr>
-          <w:trHeight w:val="457" w:hRule="exact"/>
-          <w:jc w:val="right"/>
-        </w:trPr>
-        <w:tc>
-          <w:tcPr>
-            <w:tcW w:w="1272" w:type="dxa"/>
-            <w:vAlign w:val="center"/>
-          </w:tcPr>
-          <w:p>
-            <w:pPr>
-              <w:pStyle w:val="22"/>
-              <w:spacing w:line="341" w:lineRule="exact"/>
-              <w:ind w:left="13" w:right="165"/>
-              <w:jc w:val="both"/>
-              <w:rPr>
-                <w:rFonts w:ascii="Times New Roman" w:hAnsi="Times New Roman" w:cs="Times New Roman"/>
-                <w:b/>
-                <w:sz w:val="24"/>
-                <w:szCs w:val="24"/>
-              </w:rPr>
-            </w:pPr>
-            <w:r>
-              <w:rPr>
-                <w:rFonts w:ascii="Times New Roman" w:hAnsi="Times New Roman" w:cs="Times New Roman"/>
-                <w:b/>
-                <w:sz w:val="24"/>
-                <w:szCs w:val="24"/>
-              </w:rPr>
-              <w:t>日</w:t>
-            </w:r>
-            <w:r>
-              <w:rPr>
-                <w:rFonts w:ascii="Times New Roman" w:hAnsi="Times New Roman" w:cs="Times New Roman"/>
-                <w:b/>
-                <w:sz w:val="24"/>
-                <w:szCs w:val="24"/>
-                <w:lang w:eastAsia="zh-CN"/>
-              </w:rPr>
-              <w:t xml:space="preserve">  </w:t>
-            </w:r>
-            <w:r>
-              <w:rPr>
-                <w:rFonts w:ascii="Times New Roman" w:hAnsi="Times New Roman" w:cs="Times New Roman"/>
-                <w:b/>
-                <w:sz w:val="24"/>
-                <w:szCs w:val="24"/>
-              </w:rPr>
-              <w:t>期：</w:t>
-            </w:r>
-          </w:p>
-        </w:tc>
-        <w:tc>
-          <w:tcPr>
-            <w:tcW w:w="2040" w:type="dxa"/>
-            <w:vAlign w:val="center"/>
-          </w:tcPr>
-          <w:p>
-            <w:pPr>
-              <w:pStyle w:val="22"/>
-              <w:spacing w:line="363" w:lineRule="exact"/>
-              <w:jc w:val="both"/>
-              <w:rPr>
-                <w:rFonts w:ascii="Times New Roman" w:hAnsi="Times New Roman" w:cs="Times New Roman"/>
-                <w:sz w:val="24"/>
-                <w:szCs w:val="24"/>
-              </w:rPr>
-            </w:pPr>
-            <w:r>
-              <w:rPr>
-                <w:rFonts w:ascii="Times New Roman" w:hAnsi="Times New Roman" w:cs="Times New Roman"/>
-                <w:kern w:val="2"/>
-                <w:sz w:val="24"/>
-                <w:szCs w:val="24"/>
-                <w:lang w:eastAsia="zh-CN"/>
-              </w:rPr>
-              <w:t>{{ reportdate }}</w:t>
-            </w:r>
-          </w:p>
-        </w:tc>
-        <w:tc>
-          <w:tcPr>
-            <w:tcW w:w="1166" w:type="dxa"/>
-            <w:vAlign w:val="center"/>
-          </w:tcPr>
-          <w:p>
-            <w:pPr>
-              <w:pStyle w:val="22"/>
-              <w:spacing w:line="341" w:lineRule="exact"/>
-              <w:jc w:val="both"/>
-              <w:rPr>
-                <w:rFonts w:ascii="Times New Roman" w:hAnsi="Times New Roman" w:cs="Times New Roman"/>
-                <w:b/>
-                <w:sz w:val="24"/>
-                <w:szCs w:val="24"/>
-              </w:rPr>
-            </w:pPr>
-            <w:r>
-              <w:rPr>
-                <w:rFonts w:ascii="Times New Roman" w:hAnsi="Times New Roman" w:cs="Times New Roman"/>
-                <w:b/>
-                <w:sz w:val="24"/>
-                <w:szCs w:val="24"/>
-              </w:rPr>
-              <w:t>日</w:t>
-            </w:r>
-            <w:r>
-              <w:rPr>
-                <w:rFonts w:ascii="Times New Roman" w:hAnsi="Times New Roman" w:cs="Times New Roman"/>
-                <w:b/>
-                <w:sz w:val="24"/>
-                <w:szCs w:val="24"/>
-                <w:lang w:eastAsia="zh-CN"/>
-              </w:rPr>
-              <w:t xml:space="preserve">  </w:t>
-            </w:r>
-            <w:r>
-              <w:rPr>
-                <w:rFonts w:ascii="Times New Roman" w:hAnsi="Times New Roman" w:cs="Times New Roman"/>
-                <w:b/>
-                <w:sz w:val="24"/>
-                <w:szCs w:val="24"/>
-              </w:rPr>
-              <w:t>期：</w:t>
-            </w:r>
-          </w:p>
-        </w:tc>
-        <w:tc>
-          <w:tcPr>
-            <w:tcW w:w="2294" w:type="dxa"/>
-            <w:vAlign w:val="center"/>
-          </w:tcPr>
-          <w:p>
-            <w:pPr>
-              <w:pStyle w:val="22"/>
-              <w:spacing w:line="363" w:lineRule="exact"/>
-              <w:ind w:right="15"/>
-              <w:jc w:val="both"/>
-              <w:rPr>
-                <w:rFonts w:ascii="Times New Roman" w:hAnsi="Times New Roman" w:cs="Times New Roman"/>
-                <w:sz w:val="24"/>
-                <w:szCs w:val="24"/>
-              </w:rPr>
-            </w:pPr>
-            <w:r>
-              <w:rPr>
-                <w:rFonts w:ascii="Times New Roman" w:hAnsi="Times New Roman" w:cs="Times New Roman"/>
-                <w:kern w:val="2"/>
-                <w:sz w:val="24"/>
-                <w:szCs w:val="24"/>
-                <w:lang w:eastAsia="zh-CN"/>
-              </w:rPr>
-              <w:t>{{ reportdate }}</w:t>
-            </w:r>
-          </w:p>
-        </w:tc>
-      </w:tr>
-    </w:tbl>
     <w:p>
       <w:pPr>
         <w:rPr>
           <w:rFonts w:ascii="Times New Roman" w:hAnsi="Times New Roman" w:eastAsia="微软雅黑" w:cs="Times New Roman"/>
           <w:sz w:val="24"/>
           <w:szCs w:val="24"/>
-          <w:lang w:eastAsia="zh-CN"/>
-        </w:rPr>
-      </w:pPr>
-      <w:r>
-        <w:rPr>
-          <w:rFonts w:hint="eastAsia" w:ascii="Times New Roman" w:hAnsi="Times New Roman" w:eastAsia="微软雅黑" w:cs="Times New Roman"/>
-          <w:sz w:val="24"/>
-          <w:szCs w:val="24"/>
-          <w:lang w:eastAsia="zh-CN"/>
-        </w:rPr>
-        <w:t xml:space="preserve">{% endif %}{% if testedby == </w:t>
-      </w:r>
-      <w:r>
-        <w:rPr>
-          <w:rFonts w:ascii="Times New Roman" w:hAnsi="Times New Roman" w:eastAsia="微软雅黑" w:cs="Times New Roman"/>
-          <w:sz w:val="24"/>
-          <w:szCs w:val="24"/>
-          <w:lang w:eastAsia="zh-CN"/>
-        </w:rPr>
-        <w:t>“</w:t>
-      </w:r>
-      <w:r>
-        <w:rPr>
-          <w:rFonts w:hint="eastAsia" w:ascii="Times New Roman" w:hAnsi="Times New Roman" w:eastAsia="微软雅黑" w:cs="Times New Roman"/>
-          <w:sz w:val="24"/>
-          <w:szCs w:val="24"/>
-          <w:lang w:eastAsia="zh-CN"/>
-        </w:rPr>
-        <w:t>5</w:t>
-      </w:r>
-      <w:r>
-        <w:rPr>
-          <w:rFonts w:ascii="Times New Roman" w:hAnsi="Times New Roman" w:eastAsia="微软雅黑" w:cs="Times New Roman"/>
-          <w:sz w:val="24"/>
-          <w:szCs w:val="24"/>
-          <w:lang w:eastAsia="zh-CN"/>
-        </w:rPr>
-        <w:t>”</w:t>
-      </w:r>
-      <w:r>
-        <w:rPr>
-          <w:rFonts w:hint="eastAsia" w:ascii="Times New Roman" w:hAnsi="Times New Roman" w:eastAsia="微软雅黑" w:cs="Times New Roman"/>
-          <w:sz w:val="24"/>
-          <w:szCs w:val="24"/>
-          <w:lang w:eastAsia="zh-CN"/>
-        </w:rPr>
-        <w:t xml:space="preserve"> %}</w:t>
-      </w:r>
-    </w:p>
-    <w:p>
-      <w:pPr>
-        <w:rPr>
-          <w:lang w:eastAsia="zh-CN"/>
-        </w:rPr>
-      </w:pPr>
-    </w:p>
-    <w:p>
-      <w:pPr>
-        <w:rPr>
           <w:lang w:eastAsia="zh-CN"/>
         </w:rPr>
       </w:pPr>
@@ -7475,7 +7123,7 @@
           <w:szCs w:val="24"/>
           <w:lang w:eastAsia="zh-CN"/>
         </w:rPr>
-        <w:t>6</w:t>
+        <w:t>5</w:t>
       </w:r>
       <w:r>
         <w:rPr>
@@ -7499,9 +7147,6 @@
     <w:p>
       <w:pPr>
         <w:rPr>
-          <w:rFonts w:ascii="Times New Roman" w:hAnsi="Times New Roman" w:eastAsia="微软雅黑" w:cs="Times New Roman"/>
-          <w:sz w:val="24"/>
-          <w:szCs w:val="24"/>
           <w:lang w:eastAsia="zh-CN"/>
         </w:rPr>
       </w:pPr>
@@ -7509,9 +7154,6 @@
     <w:p>
       <w:pPr>
         <w:rPr>
-          <w:rFonts w:ascii="Times New Roman" w:hAnsi="Times New Roman" w:eastAsia="微软雅黑" w:cs="Times New Roman"/>
-          <w:sz w:val="24"/>
-          <w:szCs w:val="24"/>
           <w:lang w:eastAsia="zh-CN"/>
         </w:rPr>
       </w:pPr>
@@ -7825,6 +7467,526 @@
     <w:p>
       <w:pPr>
         <w:rPr>
+          <w:rFonts w:ascii="Times New Roman" w:hAnsi="Times New Roman" w:eastAsia="微软雅黑" w:cs="Times New Roman"/>
+          <w:sz w:val="24"/>
+          <w:szCs w:val="24"/>
+          <w:lang w:eastAsia="zh-CN"/>
+        </w:rPr>
+      </w:pPr>
+      <w:r>
+        <w:rPr>
+          <w:rFonts w:hint="eastAsia" w:ascii="Times New Roman" w:hAnsi="Times New Roman" w:eastAsia="微软雅黑" w:cs="Times New Roman"/>
+          <w:sz w:val="24"/>
+          <w:szCs w:val="24"/>
+          <w:lang w:eastAsia="zh-CN"/>
+        </w:rPr>
+        <w:t xml:space="preserve">{% endif %}{% if testedby == </w:t>
+      </w:r>
+      <w:r>
+        <w:rPr>
+          <w:rFonts w:ascii="Times New Roman" w:hAnsi="Times New Roman" w:eastAsia="微软雅黑" w:cs="Times New Roman"/>
+          <w:sz w:val="24"/>
+          <w:szCs w:val="24"/>
+          <w:lang w:eastAsia="zh-CN"/>
+        </w:rPr>
+        <w:t>“</w:t>
+      </w:r>
+      <w:r>
+        <w:rPr>
+          <w:rFonts w:hint="eastAsia" w:ascii="Times New Roman" w:hAnsi="Times New Roman" w:eastAsia="微软雅黑" w:cs="Times New Roman"/>
+          <w:sz w:val="24"/>
+          <w:szCs w:val="24"/>
+          <w:lang w:eastAsia="zh-CN"/>
+        </w:rPr>
+        <w:t>6</w:t>
+      </w:r>
+      <w:r>
+        <w:rPr>
+          <w:rFonts w:ascii="Times New Roman" w:hAnsi="Times New Roman" w:eastAsia="微软雅黑" w:cs="Times New Roman"/>
+          <w:sz w:val="24"/>
+          <w:szCs w:val="24"/>
+          <w:lang w:eastAsia="zh-CN"/>
+        </w:rPr>
+        <w:t>”</w:t>
+      </w:r>
+      <w:r>
+        <w:rPr>
+          <w:rFonts w:hint="eastAsia" w:ascii="Times New Roman" w:hAnsi="Times New Roman" w:eastAsia="微软雅黑" w:cs="Times New Roman"/>
+          <w:sz w:val="24"/>
+          <w:szCs w:val="24"/>
+          <w:lang w:eastAsia="zh-CN"/>
+        </w:rPr>
+        <w:t xml:space="preserve"> %}</w:t>
+      </w:r>
+    </w:p>
+    <w:p>
+      <w:pPr>
+        <w:rPr>
+          <w:rFonts w:ascii="Times New Roman" w:hAnsi="Times New Roman" w:eastAsia="微软雅黑" w:cs="Times New Roman"/>
+          <w:sz w:val="24"/>
+          <w:szCs w:val="24"/>
+          <w:lang w:eastAsia="zh-CN"/>
+        </w:rPr>
+      </w:pPr>
+    </w:p>
+    <w:p>
+      <w:pPr>
+        <w:rPr>
+          <w:rFonts w:ascii="Times New Roman" w:hAnsi="Times New Roman" w:eastAsia="微软雅黑" w:cs="Times New Roman"/>
+          <w:sz w:val="24"/>
+          <w:szCs w:val="24"/>
+          <w:lang w:eastAsia="zh-CN"/>
+        </w:rPr>
+      </w:pPr>
+      <w:r>
+        <w:rPr>
+          <w:sz w:val="24"/>
+        </w:rPr>
+        <mc:AlternateContent>
+          <mc:Choice Requires="wpg">
+            <w:drawing>
+              <wp:anchor distT="0" distB="0" distL="114300" distR="114300" simplePos="0" relativeHeight="251670528" behindDoc="0" locked="0" layoutInCell="1" allowOverlap="1">
+                <wp:simplePos x="0" y="0"/>
+                <wp:positionH relativeFrom="column">
+                  <wp:posOffset>2785745</wp:posOffset>
+                </wp:positionH>
+                <wp:positionV relativeFrom="paragraph">
+                  <wp:posOffset>4445</wp:posOffset>
+                </wp:positionV>
+                <wp:extent cx="2757805" cy="627380"/>
+                <wp:effectExtent l="0" t="0" r="635" b="12700"/>
+                <wp:wrapNone/>
+                <wp:docPr id="15" name="组合 34"/>
+                <wp:cNvGraphicFramePr/>
+                <a:graphic xmlns:a="http://schemas.openxmlformats.org/drawingml/2006/main">
+                  <a:graphicData uri="http://schemas.microsoft.com/office/word/2010/wordprocessingGroup">
+                    <wpg:wgp>
+                      <wpg:cNvGrpSpPr/>
+                      <wpg:grpSpPr>
+                        <a:xfrm rot="0">
+                          <a:off x="3534410" y="6900545"/>
+                          <a:ext cx="2757805" cy="627380"/>
+                          <a:chOff x="12609" y="13215"/>
+                          <a:chExt cx="4343" cy="988"/>
+                        </a:xfrm>
+                      </wpg:grpSpPr>
+                      <pic:pic xmlns:pic="http://schemas.openxmlformats.org/drawingml/2006/picture">
+                        <pic:nvPicPr>
+                          <pic:cNvPr id="50" name="图片 1" descr="IMG_256"/>
+                          <pic:cNvPicPr>
+                            <a:picLocks noChangeAspect="1"/>
+                          </pic:cNvPicPr>
+                        </pic:nvPicPr>
+                        <pic:blipFill>
+                          <a:blip r:embed="rId15">
+                            <a:clrChange>
+                              <a:clrFrom>
+                                <a:srgbClr val="AAA9A5">
+                                  <a:alpha val="100000"/>
+                                </a:srgbClr>
+                              </a:clrFrom>
+                              <a:clrTo>
+                                <a:srgbClr val="AAA9A5">
+                                  <a:alpha val="100000"/>
+                                  <a:alpha val="0"/>
+                                </a:srgbClr>
+                              </a:clrTo>
+                            </a:clrChange>
+                          </a:blip>
+                          <a:srcRect l="27431" t="30452" r="31962" b="18126"/>
+                          <a:stretch>
+                            <a:fillRect/>
+                          </a:stretch>
+                        </pic:blipFill>
+                        <pic:spPr>
+                          <a:xfrm>
+                            <a:off x="12609" y="13215"/>
+                            <a:ext cx="781" cy="989"/>
+                          </a:xfrm>
+                          <a:prstGeom prst="rect">
+                            <a:avLst/>
+                          </a:prstGeom>
+                          <a:noFill/>
+                          <a:ln w="9525">
+                            <a:noFill/>
+                          </a:ln>
+                        </pic:spPr>
+                      </pic:pic>
+                      <pic:pic xmlns:pic="http://schemas.openxmlformats.org/drawingml/2006/picture">
+                        <pic:nvPicPr>
+                          <pic:cNvPr id="54" name="图片 31" descr="微信图片_20220215110121"/>
+                          <pic:cNvPicPr>
+                            <a:picLocks noChangeAspect="1"/>
+                          </pic:cNvPicPr>
+                        </pic:nvPicPr>
+                        <pic:blipFill>
+                          <a:blip r:embed="rId11">
+                            <a:clrChange>
+                              <a:clrFrom>
+                                <a:srgbClr val="A09D98">
+                                  <a:alpha val="100000"/>
+                                </a:srgbClr>
+                              </a:clrFrom>
+                              <a:clrTo>
+                                <a:srgbClr val="A09D98">
+                                  <a:alpha val="100000"/>
+                                  <a:alpha val="0"/>
+                                </a:srgbClr>
+                              </a:clrTo>
+                            </a:clrChange>
+                            <a:biLevel thresh="50000"/>
+                          </a:blip>
+                          <a:stretch>
+                            <a:fillRect/>
+                          </a:stretch>
+                        </pic:blipFill>
+                        <pic:spPr>
+                          <a:xfrm>
+                            <a:off x="15718" y="13246"/>
+                            <a:ext cx="1234" cy="715"/>
+                          </a:xfrm>
+                          <a:prstGeom prst="rect">
+                            <a:avLst/>
+                          </a:prstGeom>
+                        </pic:spPr>
+                      </pic:pic>
+                    </wpg:wgp>
+                  </a:graphicData>
+                </a:graphic>
+              </wp:anchor>
+            </w:drawing>
+          </mc:Choice>
+          <mc:Fallback>
+            <w:pict>
+              <v:group id="组合 34" o:spid="_x0000_s1026" o:spt="203" style="position:absolute;left:0pt;margin-left:219.35pt;margin-top:0.35pt;height:49.4pt;width:217.15pt;z-index:251670528;mso-width-relative:page;mso-height-relative:page;" coordorigin="12609,13215" coordsize="4343,988" o:gfxdata="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">
+                <o:lock v:ext="edit" aspectratio="f"/>
+                <v:shape id="图片 1" o:spid="_x0000_s1026" o:spt="75" alt="IMG_256" type="#_x0000_t75" style="position:absolute;left:12609;top:13215;height:989;width:781;" filled="f" o:preferrelative="t" stroked="f" coordsize="21600,21600" o:gfxdata="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">
+                  <v:fill on="f" focussize="0,0"/>
+                  <v:stroke on="f"/>
+                  <v:imagedata r:id="rId15" cropleft="17977f" croptop="19957f" cropright="20947f" cropbottom="11879f" chromakey="#AAA9A5" o:title=""/>
+                  <o:lock v:ext="edit" aspectratio="t"/>
+                </v:shape>
+                <v:shape id="图片 31" o:spid="_x0000_s1026" o:spt="75" alt="微信图片_20220215110121" type="#_x0000_t75" style="position:absolute;left:15718;top:13246;height:715;width:1234;" filled="f" o:preferrelative="t" stroked="f" coordsize="21600,21600" o:gfxdata="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">
+                  <v:fill on="f" focussize="0,0"/>
+                  <v:stroke on="f"/>
+                  <v:imagedata r:id="rId11" grayscale="t" bilevel="t" chromakey="#A09D98" o:title=""/>
+                  <o:lock v:ext="edit" aspectratio="t"/>
+                </v:shape>
+              </v:group>
+            </w:pict>
+          </mc:Fallback>
+        </mc:AlternateContent>
+      </w:r>
+    </w:p>
+    <w:tbl>
+      <w:tblPr>
+        <w:tblStyle w:val="33"/>
+        <w:tblW w:w="6772" w:type="dxa"/>
+        <w:jc w:val="right"/>
+        <w:tblLayout w:type="fixed"/>
+        <w:tblCellMar>
+          <w:top w:w="0" w:type="dxa"/>
+          <w:left w:w="0" w:type="dxa"/>
+          <w:bottom w:w="0" w:type="dxa"/>
+          <w:right w:w="0" w:type="dxa"/>
+        </w:tblCellMar>
+      </w:tblPr>
+      <w:tblGrid>
+        <w:gridCol w:w="1272"/>
+        <w:gridCol w:w="2040"/>
+        <w:gridCol w:w="1166"/>
+        <w:gridCol w:w="2294"/>
+      </w:tblGrid>
+      <w:tr>
+        <w:tblPrEx>
+          <w:tblCellMar>
+            <w:top w:w="0" w:type="dxa"/>
+            <w:left w:w="0" w:type="dxa"/>
+            <w:bottom w:w="0" w:type="dxa"/>
+            <w:right w:w="0" w:type="dxa"/>
+          </w:tblCellMar>
+        </w:tblPrEx>
+        <w:trPr>
+          <w:trHeight w:val="441" w:hRule="exact"/>
+          <w:jc w:val="right"/>
+        </w:trPr>
+        <w:tc>
+          <w:tcPr>
+            <w:tcW w:w="1272" w:type="dxa"/>
+            <w:vAlign w:val="center"/>
+          </w:tcPr>
+          <w:p>
+            <w:pPr>
+              <w:pStyle w:val="22"/>
+              <w:spacing w:before="13"/>
+              <w:ind w:left="13" w:right="95"/>
+              <w:jc w:val="both"/>
+              <w:rPr>
+                <w:rFonts w:ascii="Times New Roman" w:hAnsi="Times New Roman" w:cs="Times New Roman"/>
+                <w:b/>
+                <w:sz w:val="24"/>
+                <w:szCs w:val="24"/>
+              </w:rPr>
+            </w:pPr>
+            <w:r>
+              <w:rPr>
+                <w:rFonts w:ascii="Times New Roman" w:hAnsi="Times New Roman" w:cs="Times New Roman"/>
+                <w:b/>
+                <w:sz w:val="24"/>
+                <w:szCs w:val="24"/>
+              </w:rPr>
+              <w:t>检测人：</w:t>
+            </w:r>
+          </w:p>
+        </w:tc>
+        <w:tc>
+          <w:tcPr>
+            <w:tcW w:w="2040" w:type="dxa"/>
+            <w:vAlign w:val="center"/>
+          </w:tcPr>
+          <w:p>
+            <w:pPr>
+              <w:pStyle w:val="22"/>
+              <w:spacing w:before="13"/>
+              <w:jc w:val="both"/>
+              <w:rPr>
+                <w:rFonts w:ascii="Times New Roman" w:hAnsi="Times New Roman" w:cs="Times New Roman"/>
+                <w:b/>
+                <w:sz w:val="24"/>
+                <w:szCs w:val="24"/>
+              </w:rPr>
+            </w:pPr>
+          </w:p>
+        </w:tc>
+        <w:tc>
+          <w:tcPr>
+            <w:tcW w:w="1166" w:type="dxa"/>
+            <w:vAlign w:val="center"/>
+          </w:tcPr>
+          <w:p>
+            <w:pPr>
+              <w:pStyle w:val="22"/>
+              <w:spacing w:before="13"/>
+              <w:jc w:val="both"/>
+              <w:rPr>
+                <w:rFonts w:ascii="Times New Roman" w:hAnsi="Times New Roman" w:cs="Times New Roman"/>
+                <w:b/>
+                <w:sz w:val="24"/>
+                <w:szCs w:val="24"/>
+              </w:rPr>
+            </w:pPr>
+            <w:r>
+              <w:rPr>
+                <w:rFonts w:ascii="Times New Roman" w:hAnsi="Times New Roman" w:cs="Times New Roman"/>
+                <w:b/>
+                <w:sz w:val="24"/>
+                <w:szCs w:val="24"/>
+              </w:rPr>
+              <w:t>复核人</w:t>
+            </w:r>
+            <w:r>
+              <w:rPr>
+                <w:rFonts w:ascii="Times New Roman" w:hAnsi="Times New Roman" w:cs="Times New Roman"/>
+                <w:b/>
+                <w:sz w:val="24"/>
+                <w:szCs w:val="24"/>
+                <w:lang w:eastAsia="zh-CN"/>
+              </w:rPr>
+              <w:t>：</w:t>
+            </w:r>
+          </w:p>
+        </w:tc>
+        <w:tc>
+          <w:tcPr>
+            <w:tcW w:w="2294" w:type="dxa"/>
+            <w:vAlign w:val="center"/>
+          </w:tcPr>
+          <w:p>
+            <w:pPr>
+              <w:pStyle w:val="22"/>
+              <w:spacing w:before="13"/>
+              <w:ind w:right="15"/>
+              <w:jc w:val="both"/>
+              <w:rPr>
+                <w:rFonts w:ascii="Times New Roman" w:hAnsi="Times New Roman" w:cs="Times New Roman"/>
+                <w:b/>
+                <w:sz w:val="24"/>
+                <w:szCs w:val="24"/>
+              </w:rPr>
+            </w:pPr>
+          </w:p>
+        </w:tc>
+      </w:tr>
+      <w:tr>
+        <w:tblPrEx>
+          <w:tblCellMar>
+            <w:top w:w="0" w:type="dxa"/>
+            <w:left w:w="0" w:type="dxa"/>
+            <w:bottom w:w="0" w:type="dxa"/>
+            <w:right w:w="0" w:type="dxa"/>
+          </w:tblCellMar>
+        </w:tblPrEx>
+        <w:trPr>
+          <w:trHeight w:val="457" w:hRule="exact"/>
+          <w:jc w:val="right"/>
+        </w:trPr>
+        <w:tc>
+          <w:tcPr>
+            <w:tcW w:w="1272" w:type="dxa"/>
+            <w:vAlign w:val="center"/>
+          </w:tcPr>
+          <w:p>
+            <w:pPr>
+              <w:pStyle w:val="22"/>
+              <w:spacing w:line="341" w:lineRule="exact"/>
+              <w:ind w:left="13" w:right="165"/>
+              <w:jc w:val="both"/>
+              <w:rPr>
+                <w:rFonts w:ascii="Times New Roman" w:hAnsi="Times New Roman" w:cs="Times New Roman"/>
+                <w:b/>
+                <w:sz w:val="24"/>
+                <w:szCs w:val="24"/>
+              </w:rPr>
+            </w:pPr>
+            <w:r>
+              <w:rPr>
+                <w:rFonts w:ascii="Times New Roman" w:hAnsi="Times New Roman" w:cs="Times New Roman"/>
+                <w:b/>
+                <w:sz w:val="24"/>
+                <w:szCs w:val="24"/>
+              </w:rPr>
+              <w:t>日</w:t>
+            </w:r>
+            <w:r>
+              <w:rPr>
+                <w:rFonts w:ascii="Times New Roman" w:hAnsi="Times New Roman" w:cs="Times New Roman"/>
+                <w:b/>
+                <w:sz w:val="24"/>
+                <w:szCs w:val="24"/>
+                <w:lang w:eastAsia="zh-CN"/>
+              </w:rPr>
+              <w:t xml:space="preserve">  </w:t>
+            </w:r>
+            <w:r>
+              <w:rPr>
+                <w:rFonts w:ascii="Times New Roman" w:hAnsi="Times New Roman" w:cs="Times New Roman"/>
+                <w:b/>
+                <w:sz w:val="24"/>
+                <w:szCs w:val="24"/>
+              </w:rPr>
+              <w:t>期：</w:t>
+            </w:r>
+          </w:p>
+        </w:tc>
+        <w:tc>
+          <w:tcPr>
+            <w:tcW w:w="2040" w:type="dxa"/>
+            <w:vAlign w:val="center"/>
+          </w:tcPr>
+          <w:p>
+            <w:pPr>
+              <w:pStyle w:val="22"/>
+              <w:spacing w:line="363" w:lineRule="exact"/>
+              <w:jc w:val="both"/>
+              <w:rPr>
+                <w:rFonts w:ascii="Times New Roman" w:hAnsi="Times New Roman" w:cs="Times New Roman"/>
+                <w:sz w:val="24"/>
+                <w:szCs w:val="24"/>
+              </w:rPr>
+            </w:pPr>
+            <w:r>
+              <w:rPr>
+                <w:rFonts w:ascii="Times New Roman" w:hAnsi="Times New Roman" w:cs="Times New Roman"/>
+                <w:kern w:val="2"/>
+                <w:sz w:val="24"/>
+                <w:szCs w:val="24"/>
+                <w:lang w:eastAsia="zh-CN"/>
+              </w:rPr>
+              <w:t>{{ reportdate }}</w:t>
+            </w:r>
+          </w:p>
+        </w:tc>
+        <w:tc>
+          <w:tcPr>
+            <w:tcW w:w="1166" w:type="dxa"/>
+            <w:vAlign w:val="center"/>
+          </w:tcPr>
+          <w:p>
+            <w:pPr>
+              <w:pStyle w:val="22"/>
+              <w:spacing w:line="341" w:lineRule="exact"/>
+              <w:jc w:val="both"/>
+              <w:rPr>
+                <w:rFonts w:ascii="Times New Roman" w:hAnsi="Times New Roman" w:cs="Times New Roman"/>
+                <w:b/>
+                <w:sz w:val="24"/>
+                <w:szCs w:val="24"/>
+              </w:rPr>
+            </w:pPr>
+            <w:r>
+              <w:rPr>
+                <w:rFonts w:ascii="Times New Roman" w:hAnsi="Times New Roman" w:cs="Times New Roman"/>
+                <w:b/>
+                <w:sz w:val="24"/>
+                <w:szCs w:val="24"/>
+              </w:rPr>
+              <w:t>日</w:t>
+            </w:r>
+            <w:r>
+              <w:rPr>
+                <w:rFonts w:ascii="Times New Roman" w:hAnsi="Times New Roman" w:cs="Times New Roman"/>
+                <w:b/>
+                <w:sz w:val="24"/>
+                <w:szCs w:val="24"/>
+                <w:lang w:eastAsia="zh-CN"/>
+              </w:rPr>
+              <w:t xml:space="preserve">  </w:t>
+            </w:r>
+            <w:r>
+              <w:rPr>
+                <w:rFonts w:ascii="Times New Roman" w:hAnsi="Times New Roman" w:cs="Times New Roman"/>
+                <w:b/>
+                <w:sz w:val="24"/>
+                <w:szCs w:val="24"/>
+              </w:rPr>
+              <w:t>期：</w:t>
+            </w:r>
+          </w:p>
+        </w:tc>
+        <w:tc>
+          <w:tcPr>
+            <w:tcW w:w="2294" w:type="dxa"/>
+            <w:vAlign w:val="center"/>
+          </w:tcPr>
+          <w:p>
+            <w:pPr>
+              <w:pStyle w:val="22"/>
+              <w:spacing w:line="363" w:lineRule="exact"/>
+              <w:ind w:right="15"/>
+              <w:jc w:val="both"/>
+              <w:rPr>
+                <w:rFonts w:ascii="Times New Roman" w:hAnsi="Times New Roman" w:cs="Times New Roman"/>
+                <w:sz w:val="24"/>
+                <w:szCs w:val="24"/>
+              </w:rPr>
+            </w:pPr>
+            <w:r>
+              <w:rPr>
+                <w:rFonts w:ascii="Times New Roman" w:hAnsi="Times New Roman" w:cs="Times New Roman"/>
+                <w:kern w:val="2"/>
+                <w:sz w:val="24"/>
+                <w:szCs w:val="24"/>
+                <w:lang w:eastAsia="zh-CN"/>
+              </w:rPr>
+              <w:t>{{ reportdate }}</w:t>
+            </w:r>
+          </w:p>
+        </w:tc>
+      </w:tr>
+    </w:tbl>
+    <w:p>
+      <w:pPr>
+        <w:rPr>
           <w:rFonts w:ascii="Times New Roman" w:hAnsi="Times New Roman" w:eastAsia="微软雅黑" w:cs="黑体"/>
           <w:b/>
           <w:bCs/>
@@ -7843,6 +8005,8 @@
         </w:rPr>
         <w:t>{% endif %}</w:t>
       </w:r>
+      <w:bookmarkStart w:id="40" w:name="_Toc21059"/>
+      <w:bookmarkStart w:id="41" w:name="_Toc14270"/>
       <w:r>
         <w:rPr>
           <w:rFonts w:ascii="Times New Roman" w:hAnsi="Times New Roman" w:eastAsia="微软雅黑" w:cs="黑体"/>
@@ -7856,8 +8020,8 @@
         <w:br w:type="page"/>
       </w:r>
     </w:p>
-    <w:bookmarkEnd w:id="36"/>
-    <w:bookmarkEnd w:id="37"/>
+    <w:bookmarkEnd w:id="40"/>
+    <w:bookmarkEnd w:id="41"/>
     <w:p>
       <w:pPr>
         <w:pStyle w:val="3"/>
@@ -8014,10 +8178,10 @@
         </w:rPr>
         <w:t xml:space="preserve"> %}乳腺癌{% endif %}精准诊疗{% endif %}相关基因结果汇总</w:t>
       </w:r>
+      <w:bookmarkEnd w:id="36"/>
+      <w:bookmarkEnd w:id="37"/>
       <w:bookmarkEnd w:id="38"/>
       <w:bookmarkEnd w:id="39"/>
-      <w:bookmarkEnd w:id="40"/>
-      <w:bookmarkEnd w:id="41"/>
     </w:p>
     <w:p>
       <w:pPr>
@@ -9598,23 +9762,23 @@
         </w:rPr>
       </w:pPr>
       <w:bookmarkStart w:id="42" w:name="_Toc22132"/>
-      <w:bookmarkStart w:id="43" w:name="_Toc107825550"/>
-      <w:bookmarkStart w:id="44" w:name="_Toc24235"/>
-      <w:bookmarkStart w:id="45" w:name="_Toc947"/>
-      <w:bookmarkStart w:id="46" w:name="_Toc2866"/>
+      <w:bookmarkStart w:id="43" w:name="_Toc2866"/>
+      <w:bookmarkStart w:id="44" w:name="_Toc947"/>
+      <w:bookmarkStart w:id="45" w:name="_Toc24235"/>
+      <w:bookmarkStart w:id="46" w:name="_Toc107825550"/>
       <w:bookmarkStart w:id="47" w:name="_Toc208"/>
-      <w:bookmarkStart w:id="48" w:name="_Toc19898_WPSOffice_Level1"/>
-      <w:bookmarkStart w:id="49" w:name="_Toc6237"/>
+      <w:bookmarkStart w:id="48" w:name="_Toc20136_WPSOffice_Level1"/>
+      <w:bookmarkStart w:id="49" w:name="_Toc19898_WPSOffice_Level1"/>
       <w:bookmarkStart w:id="50" w:name="_Toc2781"/>
-      <w:bookmarkStart w:id="51" w:name="_Toc20136_WPSOffice_Level1"/>
-      <w:bookmarkStart w:id="52" w:name="_Toc9088"/>
-      <w:bookmarkStart w:id="53" w:name="_Toc5728"/>
+      <w:bookmarkStart w:id="51" w:name="_Toc6237"/>
+      <w:bookmarkStart w:id="52" w:name="_Toc11015_WPSOffice_Level2"/>
+      <w:bookmarkStart w:id="53" w:name="_Toc27379"/>
       <w:bookmarkStart w:id="54" w:name="_Toc23375"/>
-      <w:bookmarkStart w:id="55" w:name="_Toc27379"/>
-      <w:bookmarkStart w:id="56" w:name="_Toc107825552"/>
-      <w:bookmarkStart w:id="57" w:name="_Toc15063"/>
-      <w:bookmarkStart w:id="58" w:name="_Toc18062_WPSOffice_Level2"/>
-      <w:bookmarkStart w:id="59" w:name="_Toc11015_WPSOffice_Level2"/>
+      <w:bookmarkStart w:id="55" w:name="_Toc18062_WPSOffice_Level2"/>
+      <w:bookmarkStart w:id="56" w:name="_Toc5728"/>
+      <w:bookmarkStart w:id="57" w:name="_Toc9088"/>
+      <w:bookmarkStart w:id="58" w:name="_Toc107825552"/>
+      <w:bookmarkStart w:id="59" w:name="_Toc15063"/>
       <w:r>
         <w:rPr>
           <w:rStyle w:val="36"/>
@@ -14365,9 +14529,9 @@
         <w:br w:type="page"/>
       </w:r>
       <w:bookmarkStart w:id="62" w:name="_Toc149826009"/>
-      <w:bookmarkStart w:id="63" w:name="_Toc22117"/>
-      <w:bookmarkStart w:id="64" w:name="_Toc17068"/>
-      <w:bookmarkStart w:id="65" w:name="_Toc149832733"/>
+      <w:bookmarkStart w:id="63" w:name="_Toc149832733"/>
+      <w:bookmarkStart w:id="64" w:name="_Toc22117"/>
+      <w:bookmarkStart w:id="65" w:name="_Toc17068"/>
       <w:r>
         <w:rPr>
           <w:rFonts w:hint="default" w:ascii="Times New Roman" w:hAnsi="Times New Roman" w:eastAsia="微软雅黑" w:cs="Times New Roman"/>
@@ -14995,9 +15159,9 @@
           <w:lang w:eastAsia="zh-CN"/>
         </w:rPr>
       </w:pPr>
-      <w:bookmarkStart w:id="67" w:name="_Toc23141"/>
-      <w:bookmarkStart w:id="68" w:name="_Toc9834"/>
-      <w:bookmarkStart w:id="69" w:name="_Toc16158"/>
+      <w:bookmarkStart w:id="67" w:name="_Toc9834"/>
+      <w:bookmarkStart w:id="68" w:name="_Toc16158"/>
+      <w:bookmarkStart w:id="69" w:name="_Toc23141"/>
       <w:bookmarkStart w:id="70" w:name="_Toc149832735"/>
       <w:bookmarkStart w:id="71" w:name="_Toc149826011"/>
       <w:r>
@@ -16763,6 +16927,12 @@
             <w:insideH w:val="none" w:color="auto" w:sz="0" w:space="0"/>
             <w:insideV w:val="none" w:color="auto" w:sz="0" w:space="0"/>
           </w:tblBorders>
+          <w:tblCellMar>
+            <w:top w:w="0" w:type="dxa"/>
+            <w:left w:w="108" w:type="dxa"/>
+            <w:bottom w:w="0" w:type="dxa"/>
+            <w:right w:w="108" w:type="dxa"/>
+          </w:tblCellMar>
         </w:tblPrEx>
         <w:trPr>
           <w:trHeight w:val="313" w:hRule="atLeast"/>
@@ -18272,6 +18442,7 @@
             <w:insideH w:val="dotted" w:color="A5A5A5" w:sz="4" w:space="0"/>
             <w:insideV w:val="dotted" w:color="A5A5A5" w:sz="4" w:space="0"/>
           </w:tblBorders>
+          <w:shd w:val="clear" w:color="auto" w:fill="auto"/>
           <w:tblCellMar>
             <w:top w:w="0" w:type="dxa"/>
             <w:left w:w="108" w:type="dxa"/>
@@ -18827,6 +18998,7 @@
             <w:insideH w:val="dotted" w:color="A5A5A5" w:sz="4" w:space="0"/>
             <w:insideV w:val="dotted" w:color="A5A5A5" w:sz="4" w:space="0"/>
           </w:tblBorders>
+          <w:shd w:val="clear" w:color="auto" w:fill="auto"/>
           <w:tblCellMar>
             <w:top w:w="0" w:type="dxa"/>
             <w:left w:w="108" w:type="dxa"/>
@@ -19537,6 +19709,8 @@
           <w:lang w:eastAsia="zh-CN"/>
         </w:rPr>
       </w:pPr>
+      <w:bookmarkStart w:id="157" w:name="_GoBack"/>
+      <w:bookmarkEnd w:id="157"/>
     </w:p>
     <w:p>
       <w:pPr>
@@ -19612,17 +19786,17 @@
         </w:numPr>
         <w:jc w:val="left"/>
       </w:pPr>
-      <w:bookmarkStart w:id="74" w:name="_Toc23846_WPSOffice_Level1"/>
-      <w:bookmarkStart w:id="75" w:name="_Toc21183"/>
-      <w:bookmarkStart w:id="76" w:name="_Toc107825555"/>
+      <w:bookmarkStart w:id="74" w:name="_Toc25727"/>
+      <w:bookmarkStart w:id="75" w:name="_Toc32443_WPSOffice_Level1"/>
+      <w:bookmarkStart w:id="76" w:name="_Toc23846_WPSOffice_Level1"/>
       <w:bookmarkStart w:id="77" w:name="_Toc29372"/>
       <w:bookmarkStart w:id="78" w:name="_Toc24960"/>
       <w:bookmarkStart w:id="79" w:name="_Toc180"/>
-      <w:bookmarkStart w:id="80" w:name="_Toc25727"/>
-      <w:bookmarkStart w:id="81" w:name="_Toc4331_WPSOffice_Level1"/>
+      <w:bookmarkStart w:id="80" w:name="_Toc4331_WPSOffice_Level1"/>
+      <w:bookmarkStart w:id="81" w:name="_Toc107825555"/>
       <w:bookmarkStart w:id="82" w:name="_Toc4622"/>
       <w:bookmarkStart w:id="83" w:name="_Toc23903"/>
-      <w:bookmarkStart w:id="84" w:name="_Toc32443_WPSOffice_Level1"/>
+      <w:bookmarkStart w:id="84" w:name="_Toc21183"/>
       <w:bookmarkStart w:id="85" w:name="_Toc2749"/>
       <w:r>
         <w:t>基因检测结果解析</w:t>
@@ -19652,11 +19826,11 @@
           <w:lang w:eastAsia="zh-CN"/>
         </w:rPr>
       </w:pPr>
-      <w:bookmarkStart w:id="86" w:name="_Toc8388"/>
-      <w:bookmarkStart w:id="87" w:name="_Toc16525"/>
-      <w:bookmarkStart w:id="88" w:name="_Toc107825557"/>
-      <w:bookmarkStart w:id="89" w:name="_Toc31324"/>
-      <w:bookmarkStart w:id="90" w:name="_Toc18963"/>
+      <w:bookmarkStart w:id="86" w:name="_Toc16525"/>
+      <w:bookmarkStart w:id="87" w:name="_Toc18963"/>
+      <w:bookmarkStart w:id="88" w:name="_Toc8388"/>
+      <w:bookmarkStart w:id="89" w:name="_Toc107825557"/>
+      <w:bookmarkStart w:id="90" w:name="_Toc31324"/>
       <w:bookmarkStart w:id="91" w:name="_Toc27859"/>
       <w:r>
         <w:rPr>
@@ -28632,22 +28806,22 @@
           <w:szCs w:val="32"/>
         </w:rPr>
       </w:pPr>
-      <w:bookmarkStart w:id="92" w:name="_Toc107825561"/>
-      <w:bookmarkStart w:id="93" w:name="_Toc14233"/>
-      <w:bookmarkStart w:id="94" w:name="_Toc27302"/>
-      <w:bookmarkStart w:id="95" w:name="_Toc1707_WPSOffice_Level1"/>
-      <w:bookmarkStart w:id="96" w:name="_Toc11294"/>
-      <w:bookmarkStart w:id="97" w:name="_Toc4129"/>
-      <w:bookmarkStart w:id="98" w:name="_Toc13698"/>
-      <w:bookmarkStart w:id="99" w:name="_Toc28240"/>
-      <w:bookmarkStart w:id="100" w:name="_Toc21764_WPSOffice_Level1"/>
-      <w:bookmarkStart w:id="101" w:name="_Toc13196_WPSOffice_Level1"/>
+      <w:bookmarkStart w:id="92" w:name="_Toc21764_WPSOffice_Level1"/>
+      <w:bookmarkStart w:id="93" w:name="_Toc1707_WPSOffice_Level1"/>
+      <w:bookmarkStart w:id="94" w:name="_Toc11294"/>
+      <w:bookmarkStart w:id="95" w:name="_Toc14233"/>
+      <w:bookmarkStart w:id="96" w:name="_Toc27302"/>
+      <w:bookmarkStart w:id="97" w:name="_Toc13698"/>
+      <w:bookmarkStart w:id="98" w:name="_Toc28240"/>
+      <w:bookmarkStart w:id="99" w:name="_Toc13196_WPSOffice_Level1"/>
+      <w:bookmarkStart w:id="100" w:name="_Toc4129"/>
+      <w:bookmarkStart w:id="101" w:name="_Toc107825561"/>
       <w:bookmarkStart w:id="102" w:name="_Toc16835"/>
-      <w:bookmarkStart w:id="103" w:name="_Toc11896_WPSOffice_Level1"/>
-      <w:bookmarkStart w:id="104" w:name="_Toc20303"/>
-      <w:bookmarkStart w:id="105" w:name="_Toc28810_WPSOffice_Level1"/>
-      <w:bookmarkStart w:id="106" w:name="_Toc11193_WPSOffice_Level1"/>
-      <w:bookmarkStart w:id="107" w:name="_Toc1779"/>
+      <w:bookmarkStart w:id="103" w:name="_Toc28810_WPSOffice_Level1"/>
+      <w:bookmarkStart w:id="104" w:name="_Toc1779"/>
+      <w:bookmarkStart w:id="105" w:name="_Toc11193_WPSOffice_Level1"/>
+      <w:bookmarkStart w:id="106" w:name="_Toc20303"/>
+      <w:bookmarkStart w:id="107" w:name="_Toc11896_WPSOffice_Level1"/>
       <w:bookmarkStart w:id="108" w:name="_Toc11812"/>
       <w:r>
         <w:rPr>
@@ -28682,16 +28856,16 @@
           <w:lang w:eastAsia="zh-CN"/>
         </w:rPr>
       </w:pPr>
-      <w:bookmarkStart w:id="109" w:name="_Toc15840_WPSOffice_Level1"/>
-      <w:bookmarkStart w:id="110" w:name="_Toc24085_WPSOffice_Level1"/>
+      <w:bookmarkStart w:id="109" w:name="_Toc24085_WPSOffice_Level1"/>
+      <w:bookmarkStart w:id="110" w:name="_Toc32150"/>
       <w:bookmarkStart w:id="111" w:name="_Toc9066"/>
-      <w:bookmarkStart w:id="112" w:name="_Toc28605"/>
-      <w:bookmarkStart w:id="113" w:name="_Toc3674"/>
-      <w:bookmarkStart w:id="114" w:name="_Toc14966"/>
-      <w:bookmarkStart w:id="115" w:name="_Toc32150"/>
+      <w:bookmarkStart w:id="112" w:name="_Toc8392"/>
+      <w:bookmarkStart w:id="113" w:name="_Toc28605"/>
+      <w:bookmarkStart w:id="114" w:name="_Toc15840_WPSOffice_Level1"/>
+      <w:bookmarkStart w:id="115" w:name="_Toc14966"/>
       <w:bookmarkStart w:id="116" w:name="_Toc14255_WPSOffice_Level1"/>
       <w:bookmarkStart w:id="117" w:name="_Toc27230"/>
-      <w:bookmarkStart w:id="118" w:name="_Toc8392"/>
+      <w:bookmarkStart w:id="118" w:name="_Toc3674"/>
       <w:r>
         <w:rPr>
           <w:rFonts w:hint="eastAsia"/>
@@ -30948,27 +31122,27 @@
           <w:lang w:eastAsia="zh-CN"/>
         </w:rPr>
       </w:pPr>
-      <w:bookmarkStart w:id="119" w:name="_Toc27392"/>
-      <w:bookmarkStart w:id="120" w:name="_Toc11406"/>
-      <w:bookmarkStart w:id="121" w:name="_Toc20878"/>
-      <w:bookmarkStart w:id="122" w:name="_Toc30346"/>
-      <w:bookmarkStart w:id="123" w:name="_Toc11535"/>
-      <w:bookmarkStart w:id="124" w:name="_Toc8550"/>
-      <w:bookmarkStart w:id="125" w:name="_Toc13498"/>
-      <w:bookmarkStart w:id="126" w:name="_Toc18198"/>
-      <w:bookmarkStart w:id="127" w:name="_Toc30512"/>
-      <w:bookmarkStart w:id="128" w:name="_Toc11925"/>
-      <w:bookmarkStart w:id="129" w:name="_Toc2699"/>
-      <w:bookmarkStart w:id="130" w:name="_Toc28557"/>
-      <w:bookmarkStart w:id="131" w:name="_Toc5457"/>
+      <w:bookmarkStart w:id="119" w:name="_Toc30346"/>
+      <w:bookmarkStart w:id="120" w:name="_Toc27392"/>
+      <w:bookmarkStart w:id="121" w:name="_Toc11406"/>
+      <w:bookmarkStart w:id="122" w:name="_Toc20878"/>
+      <w:bookmarkStart w:id="123" w:name="_Toc5457"/>
+      <w:bookmarkStart w:id="124" w:name="_Toc18198"/>
+      <w:bookmarkStart w:id="125" w:name="_Toc2699"/>
+      <w:bookmarkStart w:id="126" w:name="_Toc32447"/>
+      <w:bookmarkStart w:id="127" w:name="_Toc29105"/>
+      <w:bookmarkStart w:id="128" w:name="_Toc16663"/>
+      <w:bookmarkStart w:id="129" w:name="_Toc2482"/>
+      <w:bookmarkStart w:id="130" w:name="_Toc699"/>
+      <w:bookmarkStart w:id="131" w:name="_Toc24462"/>
       <w:bookmarkStart w:id="132" w:name="_Toc10759"/>
-      <w:bookmarkStart w:id="133" w:name="_Toc2482"/>
-      <w:bookmarkStart w:id="134" w:name="_Toc32447"/>
-      <w:bookmarkStart w:id="135" w:name="_Toc29105"/>
-      <w:bookmarkStart w:id="136" w:name="_Toc699"/>
-      <w:bookmarkStart w:id="137" w:name="_Toc24462"/>
-      <w:bookmarkStart w:id="138" w:name="_Toc18811"/>
-      <w:bookmarkStart w:id="139" w:name="_Toc16663"/>
+      <w:bookmarkStart w:id="133" w:name="_Toc11535"/>
+      <w:bookmarkStart w:id="134" w:name="_Toc8550"/>
+      <w:bookmarkStart w:id="135" w:name="_Toc18811"/>
+      <w:bookmarkStart w:id="136" w:name="_Toc13498"/>
+      <w:bookmarkStart w:id="137" w:name="_Toc30512"/>
+      <w:bookmarkStart w:id="138" w:name="_Toc11925"/>
+      <w:bookmarkStart w:id="139" w:name="_Toc28557"/>
       <w:r>
         <w:rPr>
           <w:rFonts w:hint="eastAsia"/>
@@ -31588,12 +31762,6 @@
             <w:insideH w:val="single" w:color="auto" w:sz="4" w:space="0"/>
             <w:insideV w:val="single" w:color="auto" w:sz="4" w:space="0"/>
           </w:tblBorders>
-          <w:tblCellMar>
-            <w:top w:w="0" w:type="dxa"/>
-            <w:left w:w="108" w:type="dxa"/>
-            <w:bottom w:w="0" w:type="dxa"/>
-            <w:right w:w="108" w:type="dxa"/>
-          </w:tblCellMar>
         </w:tblPrEx>
         <w:tc>
           <w:tcPr>
@@ -31928,8 +32096,8 @@
           <w:lang w:eastAsia="zh-CN"/>
         </w:rPr>
       </w:pPr>
-      <w:bookmarkStart w:id="144" w:name="_Toc14752"/>
-      <w:bookmarkStart w:id="145" w:name="_Toc14743"/>
+      <w:bookmarkStart w:id="144" w:name="_Toc14743"/>
+      <w:bookmarkStart w:id="145" w:name="_Toc14752"/>
       <w:r>
         <w:rPr>
           <w:rFonts w:hint="eastAsia"/>
@@ -32159,17 +32327,17 @@
           <w:lang w:eastAsia="zh-CN"/>
         </w:rPr>
       </w:pPr>
-      <w:bookmarkStart w:id="146" w:name="_Toc11901"/>
-      <w:bookmarkStart w:id="147" w:name="_Toc11043"/>
+      <w:bookmarkStart w:id="146" w:name="_Toc11043"/>
+      <w:bookmarkStart w:id="147" w:name="_Toc27809"/>
       <w:bookmarkStart w:id="148" w:name="_Toc4503"/>
       <w:bookmarkStart w:id="149" w:name="_Toc26090"/>
-      <w:bookmarkStart w:id="150" w:name="_Toc27809"/>
+      <w:bookmarkStart w:id="150" w:name="_Toc11901"/>
       <w:bookmarkStart w:id="151" w:name="_Toc22623"/>
       <w:bookmarkStart w:id="152" w:name="_Toc17792_WPSOffice_Level2"/>
       <w:bookmarkStart w:id="153" w:name="_Toc19584_WPSOffice_Level1"/>
-      <w:bookmarkStart w:id="154" w:name="_Toc14611_WPSOffice_Level1"/>
-      <w:bookmarkStart w:id="155" w:name="_Toc13275"/>
-      <w:bookmarkStart w:id="156" w:name="_Toc22162_WPSOffice_Level1"/>
+      <w:bookmarkStart w:id="154" w:name="_Toc13275"/>
+      <w:bookmarkStart w:id="155" w:name="_Toc22162_WPSOffice_Level1"/>
+      <w:bookmarkStart w:id="156" w:name="_Toc14611_WPSOffice_Level1"/>
       <w:r>
         <w:rPr>
           <w:rFonts w:hint="eastAsia"/>
@@ -33521,7 +33689,7 @@
                     </pic:cNvPicPr>
                   </pic:nvPicPr>
                   <pic:blipFill>
-                    <a:blip r:embed="rId15"/>
+                    <a:blip r:embed="rId16"/>
                     <a:stretch>
                       <a:fillRect/>
                     </a:stretch>
@@ -35590,7 +35758,7 @@
     </w:pPr>
     <w:rPr>
       <w:rFonts w:ascii="Times New Roman" w:hAnsi="Times New Roman" w:eastAsia="微软雅黑"/>
-      <w:color w:val="808080" w:themeColor="background1" w:themeShade="80"/>
+      <w:color w:val="7F7F7F" w:themeColor="background1" w:themeShade="80"/>
       <w:sz w:val="28"/>
       <w:szCs w:val="28"/>
     </w:rPr>
@@ -36328,6 +36496,7 @@
     <customSectPr/>
     <customSectPr/>
     <customSectPr/>
+    <customSectPr/>
   </customSectProps>
   <customShpExts>
     <customShpInfo spid="_x0000_s1026" textRotate="1"/>

--- a/WebContent/docx/肺癌25基因检测报告-武汉平安好医.docx
+++ b/WebContent/docx/肺癌25基因检测报告-武汉平安好医.docx
@@ -1302,7 +1302,7 @@
         <w:rPr>
           <w:lang w:eastAsia="zh-CN"/>
         </w:rPr>
-        <w:instrText xml:space="preserve"> HYPERLINK \l _Toc23530 </w:instrText>
+        <w:instrText xml:space="preserve"> HYPERLINK \l _Toc30582 </w:instrText>
       </w:r>
       <w:r>
         <w:rPr>
@@ -1320,7 +1320,7 @@
         <w:fldChar w:fldCharType="begin"/>
       </w:r>
       <w:r>
-        <w:instrText xml:space="preserve"> PAGEREF _Toc23530 \h </w:instrText>
+        <w:instrText xml:space="preserve"> PAGEREF _Toc30582 \h </w:instrText>
       </w:r>
       <w:r>
         <w:fldChar w:fldCharType="separate"/>
@@ -1355,7 +1355,7 @@
         <w:rPr>
           <w:lang w:eastAsia="zh-CN"/>
         </w:rPr>
-        <w:instrText xml:space="preserve"> HYPERLINK \l _Toc8766 </w:instrText>
+        <w:instrText xml:space="preserve"> HYPERLINK \l _Toc31065 </w:instrText>
       </w:r>
       <w:r>
         <w:rPr>
@@ -1373,7 +1373,7 @@
         <w:fldChar w:fldCharType="begin"/>
       </w:r>
       <w:r>
-        <w:instrText xml:space="preserve"> PAGEREF _Toc8766 \h </w:instrText>
+        <w:instrText xml:space="preserve"> PAGEREF _Toc31065 \h </w:instrText>
       </w:r>
       <w:r>
         <w:fldChar w:fldCharType="separate"/>
@@ -1408,7 +1408,7 @@
         <w:rPr>
           <w:lang w:eastAsia="zh-CN"/>
         </w:rPr>
-        <w:instrText xml:space="preserve"> HYPERLINK \l _Toc8889 </w:instrText>
+        <w:instrText xml:space="preserve"> HYPERLINK \l _Toc9534 </w:instrText>
       </w:r>
       <w:r>
         <w:rPr>
@@ -1429,7 +1429,7 @@
         <w:fldChar w:fldCharType="begin"/>
       </w:r>
       <w:r>
-        <w:instrText xml:space="preserve"> PAGEREF _Toc8889 \h </w:instrText>
+        <w:instrText xml:space="preserve"> PAGEREF _Toc9534 \h </w:instrText>
       </w:r>
       <w:r>
         <w:fldChar w:fldCharType="separate"/>
@@ -1474,7 +1474,7 @@
           <w:color w:val="auto"/>
           <w:lang w:eastAsia="zh-CN"/>
         </w:rPr>
-        <w:instrText xml:space="preserve"> HYPERLINK \l _Toc24468 </w:instrText>
+        <w:instrText xml:space="preserve"> HYPERLINK \l _Toc29011 </w:instrText>
       </w:r>
       <w:r>
         <w:rPr>
@@ -1514,7 +1514,7 @@
           <w:color w:val="auto"/>
           <w:lang w:eastAsia="zh-CN"/>
         </w:rPr>
-        <w:instrText xml:space="preserve"> PAGEREF _Toc24468 \h </w:instrText>
+        <w:instrText xml:space="preserve"> PAGEREF _Toc29011 \h </w:instrText>
       </w:r>
       <w:r>
         <w:rPr>
@@ -1556,19 +1556,22 @@
           <w:tab w:val="right" w:leader="dot" w:pos="9871"/>
         </w:tabs>
         <w:ind w:left="440"/>
+      </w:pPr>
+      <w:r>
         <w:rPr>
           <w:rFonts w:hint="eastAsia"/>
           <w:color w:val="auto"/>
           <w:lang w:eastAsia="zh-CN"/>
         </w:rPr>
-      </w:pPr>
+        <w:fldChar w:fldCharType="begin"/>
+      </w:r>
       <w:r>
         <w:rPr>
           <w:rFonts w:hint="eastAsia"/>
           <w:color w:val="auto"/>
           <w:lang w:eastAsia="zh-CN"/>
         </w:rPr>
-        <w:fldChar w:fldCharType="begin"/>
+        <w:instrText xml:space="preserve"> HYPERLINK \l _Toc12406 </w:instrText>
       </w:r>
       <w:r>
         <w:rPr>
@@ -1576,7 +1579,7 @@
           <w:color w:val="auto"/>
           <w:lang w:eastAsia="zh-CN"/>
         </w:rPr>
-        <w:instrText xml:space="preserve"> HYPERLINK \l _Toc1037 </w:instrText>
+        <w:fldChar w:fldCharType="separate"/>
       </w:r>
       <w:r>
         <w:rPr>
@@ -1584,7 +1587,7 @@
           <w:color w:val="auto"/>
           <w:lang w:eastAsia="zh-CN"/>
         </w:rPr>
-        <w:fldChar w:fldCharType="separate"/>
+        <w:t>{% if importantTargetedDiseaseName == ‘泛癌种’%}重要靶向用药{%else%}{% if importantTargetedDiseaseName == ‘肺癌’%}肺癌{% elif importantTargetedDiseaseName == ‘结直肠癌’ %}结直肠癌{% elif importantTargetedDiseaseName == ‘乳腺癌’ %}乳腺癌{% endif %}精准诊疗{% endif %}相关基因结果汇总</w:t>
       </w:r>
       <w:r>
         <w:rPr>
@@ -1592,7 +1595,7 @@
           <w:color w:val="auto"/>
           <w:lang w:eastAsia="zh-CN"/>
         </w:rPr>
-        <w:t>{% if importantTargetedDiseaseName == ‘泛癌种’%}重要靶向用药{%else%}{% if importantTargetedDiseaseName == ‘肺癌’%}肺癌{% elif importantTargetedDiseaseName == ‘结直肠癌’ %}结直肠癌{% elif importantTargetedDiseaseName == ‘乳腺癌’ %}乳腺癌{% endif %}精准诊疗{% endif %}相关基因结果汇总</w:t>
+        <w:tab/>
       </w:r>
       <w:r>
         <w:rPr>
@@ -1600,7 +1603,7 @@
           <w:color w:val="auto"/>
           <w:lang w:eastAsia="zh-CN"/>
         </w:rPr>
-        <w:tab/>
+        <w:fldChar w:fldCharType="begin"/>
       </w:r>
       <w:r>
         <w:rPr>
@@ -1608,15 +1611,7 @@
           <w:color w:val="auto"/>
           <w:lang w:eastAsia="zh-CN"/>
         </w:rPr>
-        <w:fldChar w:fldCharType="begin"/>
-      </w:r>
-      <w:r>
-        <w:rPr>
-          <w:rFonts w:hint="eastAsia"/>
-          <w:color w:val="auto"/>
-          <w:lang w:eastAsia="zh-CN"/>
-        </w:rPr>
-        <w:instrText xml:space="preserve"> PAGEREF _Toc1037 \h </w:instrText>
+        <w:instrText xml:space="preserve"> PAGEREF _Toc12406 \h </w:instrText>
       </w:r>
       <w:r>
         <w:rPr>
@@ -1655,58 +1650,74 @@
       <w:pPr>
         <w:pStyle w:val="13"/>
         <w:tabs>
-          <w:tab w:val="right" w:leader="dot" w:pos="9870"/>
+          <w:tab w:val="right" w:leader="dot" w:pos="9871"/>
         </w:tabs>
+        <w:rPr>
+          <w:lang w:eastAsia="zh-CN"/>
+        </w:rPr>
       </w:pPr>
       <w:r>
         <w:rPr>
-          <w:szCs w:val="21"/>
           <w:lang w:eastAsia="zh-CN"/>
         </w:rPr>
         <w:fldChar w:fldCharType="begin"/>
       </w:r>
       <w:r>
         <w:rPr>
-          <w:szCs w:val="21"/>
-          <w:lang w:eastAsia="zh-CN"/>
-        </w:rPr>
-        <w:instrText xml:space="preserve"> HYPERLINK \l _Toc947 </w:instrText>
-      </w:r>
-      <w:r>
-        <w:rPr>
-          <w:szCs w:val="21"/>
+          <w:lang w:eastAsia="zh-CN"/>
+        </w:rPr>
+        <w:instrText xml:space="preserve"> HYPERLINK \l _Toc4312 </w:instrText>
+      </w:r>
+      <w:r>
+        <w:rPr>
           <w:lang w:eastAsia="zh-CN"/>
         </w:rPr>
         <w:fldChar w:fldCharType="separate"/>
       </w:r>
       <w:r>
         <w:rPr>
-          <w:bCs/>
-          <w:szCs w:val="40"/>
+          <w:lang w:eastAsia="zh-CN"/>
         </w:rPr>
         <w:t>检测结果及用药提示</w:t>
       </w:r>
       <w:r>
+        <w:rPr>
+          <w:lang w:eastAsia="zh-CN"/>
+        </w:rPr>
         <w:tab/>
       </w:r>
       <w:r>
+        <w:rPr>
+          <w:lang w:eastAsia="zh-CN"/>
+        </w:rPr>
         <w:fldChar w:fldCharType="begin"/>
       </w:r>
       <w:r>
-        <w:instrText xml:space="preserve"> PAGEREF _Toc947 \h </w:instrText>
-      </w:r>
-      <w:r>
+        <w:rPr>
+          <w:lang w:eastAsia="zh-CN"/>
+        </w:rPr>
+        <w:instrText xml:space="preserve"> PAGEREF _Toc4312 \h </w:instrText>
+      </w:r>
+      <w:r>
+        <w:rPr>
+          <w:lang w:eastAsia="zh-CN"/>
+        </w:rPr>
         <w:fldChar w:fldCharType="separate"/>
       </w:r>
       <w:r>
+        <w:rPr>
+          <w:lang w:eastAsia="zh-CN"/>
+        </w:rPr>
         <w:t>4</w:t>
       </w:r>
       <w:r>
+        <w:rPr>
+          <w:lang w:eastAsia="zh-CN"/>
+        </w:rPr>
         <w:fldChar w:fldCharType="end"/>
       </w:r>
       <w:r>
         <w:rPr>
-          <w:szCs w:val="21"/>
           <w:lang w:eastAsia="zh-CN"/>
         </w:rPr>
         <w:fldChar w:fldCharType="end"/>
@@ -1739,7 +1750,7 @@
           <w:color w:val="auto"/>
           <w:lang w:eastAsia="zh-CN"/>
         </w:rPr>
-        <w:instrText xml:space="preserve"> HYPERLINK \l _Toc762 </w:instrText>
+        <w:instrText xml:space="preserve"> HYPERLINK \l _Toc15998 </w:instrText>
       </w:r>
       <w:r>
         <w:rPr>
@@ -1779,7 +1790,7 @@
           <w:color w:val="auto"/>
           <w:lang w:eastAsia="zh-CN"/>
         </w:rPr>
-        <w:instrText xml:space="preserve"> PAGEREF _Toc762 \h </w:instrText>
+        <w:instrText xml:space="preserve"> PAGEREF _Toc15998 \h </w:instrText>
       </w:r>
       <w:r>
         <w:rPr>
@@ -1849,7 +1860,7 @@
           <w:color w:val="auto"/>
           <w:lang w:eastAsia="zh-CN"/>
         </w:rPr>
-        <w:instrText xml:space="preserve"> HYPERLINK \l _Toc31278 </w:instrText>
+        <w:instrText xml:space="preserve"> HYPERLINK \l _Toc4250 </w:instrText>
       </w:r>
       <w:r>
         <w:rPr>
@@ -1889,7 +1900,7 @@
           <w:color w:val="auto"/>
           <w:lang w:eastAsia="zh-CN"/>
         </w:rPr>
-        <w:instrText xml:space="preserve"> PAGEREF _Toc31278 \h </w:instrText>
+        <w:instrText xml:space="preserve"> PAGEREF _Toc4250 \h </w:instrText>
       </w:r>
       <w:r>
         <w:rPr>
@@ -2036,7 +2047,7 @@
           <w:color w:val="auto"/>
           <w:lang w:eastAsia="zh-CN"/>
         </w:rPr>
-        <w:instrText xml:space="preserve"> HYPERLINK \l _Toc9834 </w:instrText>
+        <w:instrText xml:space="preserve"> HYPERLINK \l _Toc29386 </w:instrText>
       </w:r>
       <w:r>
         <w:rPr>
@@ -2076,7 +2087,7 @@
           <w:color w:val="auto"/>
           <w:lang w:eastAsia="zh-CN"/>
         </w:rPr>
-        <w:instrText xml:space="preserve"> PAGEREF _Toc9834 \h </w:instrText>
+        <w:instrText xml:space="preserve"> PAGEREF _Toc29386 \h </w:instrText>
       </w:r>
       <w:r>
         <w:rPr>
@@ -2125,54 +2136,74 @@
       <w:pPr>
         <w:pStyle w:val="13"/>
         <w:tabs>
-          <w:tab w:val="right" w:leader="dot" w:pos="9870"/>
+          <w:tab w:val="right" w:leader="dot" w:pos="9871"/>
         </w:tabs>
+        <w:rPr>
+          <w:lang w:eastAsia="zh-CN"/>
+        </w:rPr>
       </w:pPr>
       <w:r>
         <w:rPr>
-          <w:szCs w:val="21"/>
           <w:lang w:eastAsia="zh-CN"/>
         </w:rPr>
         <w:fldChar w:fldCharType="begin"/>
       </w:r>
       <w:r>
         <w:rPr>
-          <w:szCs w:val="21"/>
-          <w:lang w:eastAsia="zh-CN"/>
-        </w:rPr>
-        <w:instrText xml:space="preserve"> HYPERLINK \l _Toc4622 </w:instrText>
-      </w:r>
-      <w:r>
-        <w:rPr>
-          <w:szCs w:val="21"/>
+          <w:lang w:eastAsia="zh-CN"/>
+        </w:rPr>
+        <w:instrText xml:space="preserve"> HYPERLINK \l _Toc6182 </w:instrText>
+      </w:r>
+      <w:r>
+        <w:rPr>
           <w:lang w:eastAsia="zh-CN"/>
         </w:rPr>
         <w:fldChar w:fldCharType="separate"/>
       </w:r>
       <w:r>
+        <w:rPr>
+          <w:lang w:eastAsia="zh-CN"/>
+        </w:rPr>
         <w:t>基因检测结果解析</w:t>
       </w:r>
       <w:r>
+        <w:rPr>
+          <w:lang w:eastAsia="zh-CN"/>
+        </w:rPr>
         <w:tab/>
       </w:r>
       <w:r>
+        <w:rPr>
+          <w:lang w:eastAsia="zh-CN"/>
+        </w:rPr>
         <w:fldChar w:fldCharType="begin"/>
       </w:r>
       <w:r>
-        <w:instrText xml:space="preserve"> PAGEREF _Toc4622 \h </w:instrText>
-      </w:r>
-      <w:r>
+        <w:rPr>
+          <w:lang w:eastAsia="zh-CN"/>
+        </w:rPr>
+        <w:instrText xml:space="preserve"> PAGEREF _Toc6182 \h </w:instrText>
+      </w:r>
+      <w:r>
+        <w:rPr>
+          <w:lang w:eastAsia="zh-CN"/>
+        </w:rPr>
         <w:fldChar w:fldCharType="separate"/>
       </w:r>
       <w:r>
+        <w:rPr>
+          <w:lang w:eastAsia="zh-CN"/>
+        </w:rPr>
         <w:t>11</w:t>
       </w:r>
       <w:r>
+        <w:rPr>
+          <w:lang w:eastAsia="zh-CN"/>
+        </w:rPr>
         <w:fldChar w:fldCharType="end"/>
       </w:r>
       <w:r>
         <w:rPr>
-          <w:szCs w:val="21"/>
           <w:lang w:eastAsia="zh-CN"/>
         </w:rPr>
         <w:fldChar w:fldCharType="end"/>
@@ -2205,7 +2236,7 @@
           <w:color w:val="auto"/>
           <w:lang w:eastAsia="zh-CN"/>
         </w:rPr>
-        <w:instrText xml:space="preserve"> HYPERLINK \l _Toc18963 </w:instrText>
+        <w:instrText xml:space="preserve"> HYPERLINK \l _Toc23026 </w:instrText>
       </w:r>
       <w:r>
         <w:rPr>
@@ -2245,7 +2276,7 @@
           <w:color w:val="auto"/>
           <w:lang w:eastAsia="zh-CN"/>
         </w:rPr>
-        <w:instrText xml:space="preserve"> PAGEREF _Toc18963 \h </w:instrText>
+        <w:instrText xml:space="preserve"> PAGEREF _Toc23026 \h </w:instrText>
       </w:r>
       <w:r>
         <w:rPr>
@@ -2294,58 +2325,75 @@
       <w:pPr>
         <w:pStyle w:val="13"/>
         <w:tabs>
-          <w:tab w:val="right" w:leader="dot" w:pos="9870"/>
+          <w:tab w:val="right" w:leader="dot" w:pos="9871"/>
         </w:tabs>
+        <w:rPr>
+          <w:lang w:eastAsia="zh-CN"/>
+        </w:rPr>
       </w:pPr>
       <w:r>
         <w:rPr>
-          <w:szCs w:val="21"/>
           <w:lang w:eastAsia="zh-CN"/>
         </w:rPr>
         <w:fldChar w:fldCharType="begin"/>
       </w:r>
       <w:r>
         <w:rPr>
-          <w:szCs w:val="21"/>
-          <w:lang w:eastAsia="zh-CN"/>
-        </w:rPr>
-        <w:instrText xml:space="preserve"> HYPERLINK \l _Toc14233 </w:instrText>
-      </w:r>
-      <w:r>
-        <w:rPr>
-          <w:szCs w:val="21"/>
+          <w:lang w:eastAsia="zh-CN"/>
+        </w:rPr>
+        <w:instrText xml:space="preserve"> HYPERLINK \l _Toc22802 </w:instrText>
+      </w:r>
+      <w:r>
+        <w:rPr>
           <w:lang w:eastAsia="zh-CN"/>
         </w:rPr>
         <w:fldChar w:fldCharType="separate"/>
       </w:r>
       <w:r>
         <w:rPr>
-          <w:rFonts w:hint="eastAsia" w:ascii="微软雅黑" w:hAnsi="微软雅黑" w:cs="微软雅黑"/>
-          <w:szCs w:val="32"/>
+          <w:rFonts w:hint="eastAsia"/>
+          <w:lang w:eastAsia="zh-CN"/>
         </w:rPr>
         <w:t>附录</w:t>
       </w:r>
       <w:r>
+        <w:rPr>
+          <w:lang w:eastAsia="zh-CN"/>
+        </w:rPr>
         <w:tab/>
       </w:r>
       <w:r>
+        <w:rPr>
+          <w:lang w:eastAsia="zh-CN"/>
+        </w:rPr>
         <w:fldChar w:fldCharType="begin"/>
       </w:r>
       <w:r>
-        <w:instrText xml:space="preserve"> PAGEREF _Toc14233 \h </w:instrText>
-      </w:r>
-      <w:r>
+        <w:rPr>
+          <w:lang w:eastAsia="zh-CN"/>
+        </w:rPr>
+        <w:instrText xml:space="preserve"> PAGEREF _Toc22802 \h </w:instrText>
+      </w:r>
+      <w:r>
+        <w:rPr>
+          <w:lang w:eastAsia="zh-CN"/>
+        </w:rPr>
         <w:fldChar w:fldCharType="separate"/>
       </w:r>
       <w:r>
+        <w:rPr>
+          <w:lang w:eastAsia="zh-CN"/>
+        </w:rPr>
         <w:t>14</w:t>
       </w:r>
       <w:r>
+        <w:rPr>
+          <w:lang w:eastAsia="zh-CN"/>
+        </w:rPr>
         <w:fldChar w:fldCharType="end"/>
       </w:r>
       <w:r>
         <w:rPr>
-          <w:szCs w:val="21"/>
           <w:lang w:eastAsia="zh-CN"/>
         </w:rPr>
         <w:fldChar w:fldCharType="end"/>
@@ -2378,7 +2426,7 @@
           <w:color w:val="auto"/>
           <w:lang w:eastAsia="zh-CN"/>
         </w:rPr>
-        <w:instrText xml:space="preserve"> HYPERLINK \l _Toc14966 </w:instrText>
+        <w:instrText xml:space="preserve"> HYPERLINK \l _Toc31769 </w:instrText>
       </w:r>
       <w:r>
         <w:rPr>
@@ -2418,7 +2466,7 @@
           <w:color w:val="auto"/>
           <w:lang w:eastAsia="zh-CN"/>
         </w:rPr>
-        <w:instrText xml:space="preserve"> PAGEREF _Toc14966 \h </w:instrText>
+        <w:instrText xml:space="preserve"> PAGEREF _Toc31769 \h </w:instrText>
       </w:r>
       <w:r>
         <w:rPr>
@@ -2480,7 +2528,7 @@
           <w:color w:val="auto"/>
           <w:lang w:eastAsia="zh-CN"/>
         </w:rPr>
-        <w:instrText xml:space="preserve"> HYPERLINK \l _Toc27392 </w:instrText>
+        <w:instrText xml:space="preserve"> HYPERLINK \l _Toc10238 </w:instrText>
       </w:r>
       <w:r>
         <w:rPr>
@@ -2520,7 +2568,7 @@
           <w:color w:val="auto"/>
           <w:lang w:eastAsia="zh-CN"/>
         </w:rPr>
-        <w:instrText xml:space="preserve"> PAGEREF _Toc27392 \h </w:instrText>
+        <w:instrText xml:space="preserve"> PAGEREF _Toc10238 \h </w:instrText>
       </w:r>
       <w:r>
         <w:rPr>
@@ -2582,7 +2630,7 @@
           <w:color w:val="auto"/>
           <w:lang w:eastAsia="zh-CN"/>
         </w:rPr>
-        <w:instrText xml:space="preserve"> HYPERLINK \l _Toc7091 </w:instrText>
+        <w:instrText xml:space="preserve"> HYPERLINK \l _Toc17107 </w:instrText>
       </w:r>
       <w:r>
         <w:rPr>
@@ -2622,7 +2670,7 @@
           <w:color w:val="auto"/>
           <w:lang w:eastAsia="zh-CN"/>
         </w:rPr>
-        <w:instrText xml:space="preserve"> PAGEREF _Toc7091 \h </w:instrText>
+        <w:instrText xml:space="preserve"> PAGEREF _Toc17107 \h </w:instrText>
       </w:r>
       <w:r>
         <w:rPr>
@@ -2684,7 +2732,7 @@
           <w:color w:val="auto"/>
           <w:lang w:eastAsia="zh-CN"/>
         </w:rPr>
-        <w:instrText xml:space="preserve"> HYPERLINK \l _Toc14743 </w:instrText>
+        <w:instrText xml:space="preserve"> HYPERLINK \l _Toc15986 </w:instrText>
       </w:r>
       <w:r>
         <w:rPr>
@@ -2724,7 +2772,7 @@
           <w:color w:val="auto"/>
           <w:lang w:eastAsia="zh-CN"/>
         </w:rPr>
-        <w:instrText xml:space="preserve"> PAGEREF _Toc14743 \h </w:instrText>
+        <w:instrText xml:space="preserve"> PAGEREF _Toc15986 \h </w:instrText>
       </w:r>
       <w:r>
         <w:rPr>
@@ -2786,7 +2834,7 @@
           <w:color w:val="auto"/>
           <w:lang w:eastAsia="zh-CN"/>
         </w:rPr>
-        <w:instrText xml:space="preserve"> HYPERLINK \l _Toc11043 </w:instrText>
+        <w:instrText xml:space="preserve"> HYPERLINK \l _Toc12334 </w:instrText>
       </w:r>
       <w:r>
         <w:rPr>
@@ -2826,7 +2874,7 @@
           <w:color w:val="auto"/>
           <w:lang w:eastAsia="zh-CN"/>
         </w:rPr>
-        <w:instrText xml:space="preserve"> PAGEREF _Toc11043 \h </w:instrText>
+        <w:instrText xml:space="preserve"> PAGEREF _Toc12334 \h </w:instrText>
       </w:r>
       <w:r>
         <w:rPr>
@@ -2913,19 +2961,19 @@
         </w:numPr>
         <w:jc w:val="left"/>
       </w:pPr>
-      <w:bookmarkStart w:id="0" w:name="_Toc28946"/>
-      <w:bookmarkStart w:id="1" w:name="_Toc23010"/>
-      <w:bookmarkStart w:id="2" w:name="_Toc15112"/>
-      <w:bookmarkStart w:id="3" w:name="_Toc6195"/>
-      <w:bookmarkStart w:id="4" w:name="_Toc20532"/>
-      <w:bookmarkStart w:id="5" w:name="_Toc24686"/>
-      <w:bookmarkStart w:id="6" w:name="_Toc23530"/>
-      <w:bookmarkStart w:id="7" w:name="_Toc18886"/>
-      <w:bookmarkStart w:id="8" w:name="_Toc21253"/>
-      <w:bookmarkStart w:id="9" w:name="_Toc10575"/>
-      <w:bookmarkStart w:id="10" w:name="_Toc15567"/>
-      <w:bookmarkStart w:id="11" w:name="_Toc30629"/>
-      <w:bookmarkStart w:id="12" w:name="_Toc13044"/>
+      <w:bookmarkStart w:id="0" w:name="_Toc30582"/>
+      <w:bookmarkStart w:id="1" w:name="_Toc21253"/>
+      <w:bookmarkStart w:id="2" w:name="_Toc20532"/>
+      <w:bookmarkStart w:id="3" w:name="_Toc23010"/>
+      <w:bookmarkStart w:id="4" w:name="_Toc10575"/>
+      <w:bookmarkStart w:id="5" w:name="_Toc13044"/>
+      <w:bookmarkStart w:id="6" w:name="_Toc30629"/>
+      <w:bookmarkStart w:id="7" w:name="_Toc15567"/>
+      <w:bookmarkStart w:id="8" w:name="_Toc15112"/>
+      <w:bookmarkStart w:id="9" w:name="_Toc18886"/>
+      <w:bookmarkStart w:id="10" w:name="_Toc28946"/>
+      <w:bookmarkStart w:id="11" w:name="_Toc6195"/>
+      <w:bookmarkStart w:id="12" w:name="_Toc24686"/>
       <w:r>
         <w:t>样本信息</w:t>
       </w:r>
@@ -3788,14 +3836,14 @@
         <w:jc w:val="left"/>
       </w:pPr>
       <w:bookmarkStart w:id="13" w:name="_Toc17451"/>
-      <w:bookmarkStart w:id="14" w:name="_Toc11465"/>
-      <w:bookmarkStart w:id="15" w:name="_Toc19594"/>
-      <w:bookmarkStart w:id="16" w:name="_Toc11015_WPSOffice_Level1"/>
-      <w:bookmarkStart w:id="17" w:name="_Toc18062_WPSOffice_Level1"/>
-      <w:bookmarkStart w:id="18" w:name="_Toc8766"/>
+      <w:bookmarkStart w:id="14" w:name="_Toc19594"/>
+      <w:bookmarkStart w:id="15" w:name="_Toc11015_WPSOffice_Level1"/>
+      <w:bookmarkStart w:id="16" w:name="_Toc7021_WPSOffice_Level1"/>
+      <w:bookmarkStart w:id="17" w:name="_Toc11465"/>
+      <w:bookmarkStart w:id="18" w:name="_Toc18062_WPSOffice_Level1"/>
       <w:bookmarkStart w:id="19" w:name="_Toc27191"/>
-      <w:bookmarkStart w:id="20" w:name="_Toc7021_WPSOffice_Level1"/>
-      <w:bookmarkStart w:id="21" w:name="_Toc10518"/>
+      <w:bookmarkStart w:id="20" w:name="_Toc10518"/>
+      <w:bookmarkStart w:id="21" w:name="_Toc31065"/>
       <w:r>
         <w:t>检测项目</w:t>
       </w:r>
@@ -4014,15 +4062,15 @@
         </w:numPr>
         <w:jc w:val="left"/>
       </w:pPr>
-      <w:bookmarkStart w:id="22" w:name="_Toc4088"/>
-      <w:bookmarkStart w:id="23" w:name="_Toc6221_WPSOffice_Level1"/>
-      <w:bookmarkStart w:id="24" w:name="_Toc1410"/>
+      <w:bookmarkStart w:id="22" w:name="_Toc6221_WPSOffice_Level1"/>
+      <w:bookmarkStart w:id="23" w:name="_Toc1410"/>
+      <w:bookmarkStart w:id="24" w:name="_Toc3871"/>
       <w:bookmarkStart w:id="25" w:name="_Toc25920"/>
-      <w:bookmarkStart w:id="26" w:name="_Toc3871"/>
-      <w:bookmarkStart w:id="27" w:name="_Toc23369_WPSOffice_Level1"/>
+      <w:bookmarkStart w:id="26" w:name="_Toc23369_WPSOffice_Level1"/>
+      <w:bookmarkStart w:id="27" w:name="_Toc4088"/>
       <w:bookmarkStart w:id="28" w:name="_Toc18058"/>
-      <w:bookmarkStart w:id="29" w:name="_Toc5916"/>
-      <w:bookmarkStart w:id="30" w:name="_Toc8889"/>
+      <w:bookmarkStart w:id="29" w:name="_Toc9534"/>
+      <w:bookmarkStart w:id="30" w:name="_Toc5916"/>
       <w:r>
         <w:rPr>
           <w:rFonts w:hint="eastAsia"/>
@@ -4058,10 +4106,10 @@
         </w:rPr>
       </w:pPr>
       <w:bookmarkStart w:id="31" w:name="_Toc149826003"/>
-      <w:bookmarkStart w:id="32" w:name="_Toc11674"/>
-      <w:bookmarkStart w:id="33" w:name="_Toc24468"/>
-      <w:bookmarkStart w:id="34" w:name="_Toc23217"/>
-      <w:bookmarkStart w:id="35" w:name="_Toc149832728"/>
+      <w:bookmarkStart w:id="32" w:name="_Toc29011"/>
+      <w:bookmarkStart w:id="33" w:name="_Toc23217"/>
+      <w:bookmarkStart w:id="34" w:name="_Toc149832728"/>
+      <w:bookmarkStart w:id="35" w:name="_Toc11674"/>
       <w:r>
         <w:rPr>
           <w:rFonts w:hint="eastAsia"/>
@@ -5054,10 +5102,9 @@
       </w:pPr>
       <w:bookmarkStart w:id="36" w:name="_Toc21059"/>
       <w:bookmarkStart w:id="37" w:name="_Toc14270"/>
-      <w:bookmarkStart w:id="38" w:name="_Toc149832729"/>
-      <w:bookmarkStart w:id="39" w:name="_Toc31425"/>
-      <w:bookmarkStart w:id="40" w:name="_Toc1037"/>
-      <w:bookmarkStart w:id="41" w:name="_Toc4687"/>
+      <w:bookmarkStart w:id="38" w:name="_Toc4687"/>
+      <w:bookmarkStart w:id="39" w:name="_Toc149832729"/>
+      <w:bookmarkStart w:id="40" w:name="_Toc31425"/>
       <w:r>
         <w:rPr>
           <w:rFonts w:hint="eastAsia" w:ascii="Times New Roman" w:hAnsi="Times New Roman" w:eastAsia="微软雅黑" w:cs="Times New Roman"/>
@@ -5117,7 +5164,8 @@
           <w:lang w:eastAsia="zh-CN"/>
         </w:rPr>
       </w:pPr>
-      <w:bookmarkStart w:id="157" w:name="_GoBack"/>
+      <w:bookmarkStart w:id="158" w:name="_GoBack"/>
+      <w:bookmarkEnd w:id="158"/>
       <w:r>
         <w:rPr>
           <w:sz w:val="22"/>
@@ -5128,31 +5176,31 @@
               <wp:anchor distT="0" distB="0" distL="114300" distR="114300" simplePos="0" relativeHeight="251666432" behindDoc="0" locked="0" layoutInCell="1" allowOverlap="1">
                 <wp:simplePos x="0" y="0"/>
                 <wp:positionH relativeFrom="column">
-                  <wp:posOffset>2775585</wp:posOffset>
+                  <wp:posOffset>2782570</wp:posOffset>
                 </wp:positionH>
                 <wp:positionV relativeFrom="paragraph">
-                  <wp:posOffset>80010</wp:posOffset>
+                  <wp:posOffset>52070</wp:posOffset>
                 </wp:positionV>
-                <wp:extent cx="2571115" cy="410210"/>
-                <wp:effectExtent l="0" t="0" r="4445" b="1270"/>
+                <wp:extent cx="2735580" cy="452755"/>
+                <wp:effectExtent l="0" t="0" r="0" b="0"/>
                 <wp:wrapNone/>
-                <wp:docPr id="35" name="组合 16"/>
+                <wp:docPr id="5" name="组合 5"/>
                 <wp:cNvGraphicFramePr/>
                 <a:graphic xmlns:a="http://schemas.openxmlformats.org/drawingml/2006/main">
                   <a:graphicData uri="http://schemas.microsoft.com/office/word/2010/wordprocessingGroup">
                     <wpg:wgp>
                       <wpg:cNvGrpSpPr/>
                       <wpg:grpSpPr>
-                        <a:xfrm rot="0">
-                          <a:off x="3423285" y="2708910"/>
-                          <a:ext cx="2571115" cy="410210"/>
-                          <a:chOff x="17956" y="38313"/>
-                          <a:chExt cx="4049" cy="646"/>
+                        <a:xfrm>
+                          <a:off x="0" y="0"/>
+                          <a:ext cx="2735580" cy="452755"/>
+                          <a:chOff x="19211" y="19395"/>
+                          <a:chExt cx="4308" cy="713"/>
                         </a:xfrm>
                       </wpg:grpSpPr>
                       <pic:pic xmlns:pic="http://schemas.openxmlformats.org/drawingml/2006/picture">
                         <pic:nvPicPr>
-                          <pic:cNvPr id="5" name="图片 29" descr="IMG_256"/>
+                          <pic:cNvPr id="1" name="图片 6" descr="蔡冬雪"/>
                           <pic:cNvPicPr>
                             <a:picLocks noChangeAspect="1"/>
                           </pic:cNvPicPr>
@@ -5173,42 +5221,52 @@
                               </a:clrTo>
                             </a:clrChange>
                           </a:blip>
+                          <a:srcRect l="18656" t="33322" r="18897" b="26699"/>
                           <a:stretch>
                             <a:fillRect/>
                           </a:stretch>
                         </pic:blipFill>
                         <pic:spPr>
                           <a:xfrm>
-                            <a:off x="21031" y="38313"/>
-                            <a:ext cx="975" cy="570"/>
+                            <a:off x="19211" y="19491"/>
+                            <a:ext cx="1261" cy="566"/>
                           </a:xfrm>
                           <a:prstGeom prst="rect">
                             <a:avLst/>
                           </a:prstGeom>
-                          <a:noFill/>
-                          <a:ln w="9525">
-                            <a:noFill/>
-                          </a:ln>
                         </pic:spPr>
                       </pic:pic>
                       <pic:pic xmlns:pic="http://schemas.openxmlformats.org/drawingml/2006/picture">
                         <pic:nvPicPr>
-                          <pic:cNvPr id="6" name="图片 15" descr="c9514d16fd70679bf0495aeebb03c72d_compress"/>
+                          <pic:cNvPr id="13" name="图片 4" descr="王建丽"/>
                           <pic:cNvPicPr>
                             <a:picLocks noChangeAspect="1"/>
                           </pic:cNvPicPr>
                         </pic:nvPicPr>
                         <pic:blipFill>
-                          <a:blip r:embed="rId12"/>
-                          <a:srcRect l="21003" t="56913" r="27176" b="26386"/>
+                          <a:blip r:embed="rId12">
+                            <a:clrChange>
+                              <a:clrFrom>
+                                <a:srgbClr val="FFFFFF">
+                                  <a:alpha val="100000"/>
+                                </a:srgbClr>
+                              </a:clrFrom>
+                              <a:clrTo>
+                                <a:srgbClr val="FFFFFF">
+                                  <a:alpha val="100000"/>
+                                  <a:alpha val="0"/>
+                                </a:srgbClr>
+                              </a:clrTo>
+                            </a:clrChange>
+                          </a:blip>
                           <a:stretch>
                             <a:fillRect/>
                           </a:stretch>
                         </pic:blipFill>
                         <pic:spPr>
                           <a:xfrm>
-                            <a:off x="17956" y="38485"/>
-                            <a:ext cx="1550" cy="475"/>
+                            <a:off x="22261" y="19395"/>
+                            <a:ext cx="1258" cy="713"/>
                           </a:xfrm>
                           <a:prstGeom prst="rect">
                             <a:avLst/>
@@ -5223,18 +5281,18 @@
           </mc:Choice>
           <mc:Fallback>
             <w:pict>
-              <v:group id="组合 16" o:spid="_x0000_s1026" o:spt="203" style="position:absolute;left:0pt;margin-left:218.55pt;margin-top:6.3pt;height:32.3pt;width:202.45pt;z-index:251666432;mso-width-relative:page;mso-height-relative:page;" coordorigin="17956,38313" coordsize="4049,646" o:gfxdata="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">
+              <v:group id="_x0000_s1026" o:spid="_x0000_s1026" o:spt="203" style="position:absolute;left:0pt;margin-left:219.1pt;margin-top:4.1pt;height:35.65pt;width:215.4pt;z-index:251666432;mso-width-relative:page;mso-height-relative:page;" coordorigin="19211,19395" coordsize="4308,713" o:gfxdata="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">
                 <o:lock v:ext="edit" aspectratio="f"/>
-                <v:shape id="图片 29" o:spid="_x0000_s1026" o:spt="75" alt="IMG_256" type="#_x0000_t75" style="position:absolute;left:21031;top:38313;height:570;width:975;" filled="f" o:preferrelative="t" stroked="f" coordsize="21600,21600" o:gfxdata="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">
+                <v:shape id="图片 6" o:spid="_x0000_s1026" o:spt="75" alt="蔡冬雪" type="#_x0000_t75" style="position:absolute;left:19211;top:19491;height:566;width:1261;" filled="f" o:preferrelative="t" stroked="f" coordsize="21600,21600" o:gfxdata="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">
                   <v:fill on="f" focussize="0,0"/>
                   <v:stroke on="f"/>
-                  <v:imagedata r:id="rId11" chromakey="#FFFFFF" o:title=""/>
+                  <v:imagedata r:id="rId11" cropleft="12226f" croptop="21838f" cropright="12384f" cropbottom="17497f" chromakey="#FFFFFF" o:title=""/>
                   <o:lock v:ext="edit" aspectratio="t"/>
                 </v:shape>
-                <v:shape id="图片 15" o:spid="_x0000_s1026" o:spt="75" alt="c9514d16fd70679bf0495aeebb03c72d_compress" type="#_x0000_t75" style="position:absolute;left:17956;top:38485;height:475;width:1550;" filled="f" o:preferrelative="t" stroked="f" coordsize="21600,21600" o:gfxdata="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">
+                <v:shape id="图片 4" o:spid="_x0000_s1026" o:spt="75" alt="王建丽" type="#_x0000_t75" style="position:absolute;left:22261;top:19395;height:713;width:1258;" filled="f" o:preferrelative="t" stroked="f" coordsize="21600,21600" o:gfxdata="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">
                   <v:fill on="f" focussize="0,0"/>
                   <v:stroke on="f"/>
-                  <v:imagedata r:id="rId12" cropleft="13765f" croptop="37299f" cropright="17810f" cropbottom="17292f" o:title=""/>
+                  <v:imagedata r:id="rId12" chromakey="#FFFFFF" o:title=""/>
                   <o:lock v:ext="edit" aspectratio="t"/>
                 </v:shape>
               </v:group>
@@ -5242,7 +5300,6 @@
           </mc:Fallback>
         </mc:AlternateContent>
       </w:r>
-      <w:bookmarkEnd w:id="157"/>
     </w:p>
     <w:tbl>
       <w:tblPr>
@@ -5623,7 +5680,7 @@
       </w:pPr>
       <w:r>
         <w:rPr>
-          <w:sz w:val="24"/>
+          <w:sz w:val="22"/>
         </w:rPr>
         <mc:AlternateContent>
           <mc:Choice Requires="wpg">
@@ -5631,61 +5688,79 @@
               <wp:anchor distT="0" distB="0" distL="114300" distR="114300" simplePos="0" relativeHeight="251667456" behindDoc="0" locked="0" layoutInCell="1" allowOverlap="1">
                 <wp:simplePos x="0" y="0"/>
                 <wp:positionH relativeFrom="column">
-                  <wp:posOffset>2775585</wp:posOffset>
+                  <wp:posOffset>2774950</wp:posOffset>
                 </wp:positionH>
                 <wp:positionV relativeFrom="paragraph">
-                  <wp:posOffset>89535</wp:posOffset>
+                  <wp:posOffset>76200</wp:posOffset>
                 </wp:positionV>
-                <wp:extent cx="2675255" cy="361950"/>
-                <wp:effectExtent l="0" t="0" r="0" b="3810"/>
+                <wp:extent cx="2927350" cy="572135"/>
+                <wp:effectExtent l="0" t="0" r="0" b="0"/>
                 <wp:wrapNone/>
-                <wp:docPr id="7" name="组合 30"/>
+                <wp:docPr id="19" name="组合 19"/>
                 <wp:cNvGraphicFramePr/>
                 <a:graphic xmlns:a="http://schemas.openxmlformats.org/drawingml/2006/main">
                   <a:graphicData uri="http://schemas.microsoft.com/office/word/2010/wordprocessingGroup">
                     <wpg:wgp>
                       <wpg:cNvGrpSpPr/>
                       <wpg:grpSpPr>
-                        <a:xfrm rot="0">
-                          <a:off x="3423285" y="3842385"/>
-                          <a:ext cx="2675255" cy="361950"/>
-                          <a:chOff x="17956" y="40098"/>
-                          <a:chExt cx="4213" cy="570"/>
+                        <a:xfrm>
+                          <a:off x="0" y="0"/>
+                          <a:ext cx="2927350" cy="572135"/>
+                          <a:chOff x="19199" y="21203"/>
+                          <a:chExt cx="4610" cy="901"/>
                         </a:xfrm>
                       </wpg:grpSpPr>
                       <pic:pic xmlns:pic="http://schemas.openxmlformats.org/drawingml/2006/picture">
                         <pic:nvPicPr>
-                          <pic:cNvPr id="8" name="图片 1" descr="24f613a0-66be-430b-9e80-270d3393fac5"/>
+                          <pic:cNvPr id="23" name="图片 1"/>
                           <pic:cNvPicPr>
                             <a:picLocks noChangeAspect="1"/>
                           </pic:cNvPicPr>
                         </pic:nvPicPr>
                         <pic:blipFill>
-                          <a:blip r:embed="rId13"/>
-                          <a:srcRect l="43292" t="26660" r="21693" b="24394"/>
+                          <a:blip r:embed="rId13">
+                            <a:clrChange>
+                              <a:clrFrom>
+                                <a:srgbClr val="FFFFFF">
+                                  <a:alpha val="100000"/>
+                                </a:srgbClr>
+                              </a:clrFrom>
+                              <a:clrTo>
+                                <a:srgbClr val="FFFFFF">
+                                  <a:alpha val="100000"/>
+                                  <a:alpha val="0"/>
+                                </a:srgbClr>
+                              </a:clrTo>
+                            </a:clrChange>
+                          </a:blip>
+                          <a:srcRect l="10922" t="11667"/>
                           <a:stretch>
                             <a:fillRect/>
                           </a:stretch>
                         </pic:blipFill>
                         <pic:spPr>
-                          <a:xfrm rot="16200000">
-                            <a:off x="18366" y="39740"/>
-                            <a:ext cx="506" cy="1327"/>
+                          <a:xfrm>
+                            <a:off x="19199" y="21203"/>
+                            <a:ext cx="1672" cy="901"/>
                           </a:xfrm>
                           <a:prstGeom prst="rect">
                             <a:avLst/>
                           </a:prstGeom>
+                          <a:noFill/>
+                          <a:ln>
+                            <a:noFill/>
+                          </a:ln>
                         </pic:spPr>
                       </pic:pic>
                       <pic:pic xmlns:pic="http://schemas.openxmlformats.org/drawingml/2006/picture">
                         <pic:nvPicPr>
-                          <pic:cNvPr id="29" name="图片 29" descr="IMG_256"/>
+                          <pic:cNvPr id="27" name="图片 11" descr="王建丽"/>
                           <pic:cNvPicPr>
                             <a:picLocks noChangeAspect="1"/>
                           </pic:cNvPicPr>
                         </pic:nvPicPr>
                         <pic:blipFill>
-                          <a:blip r:embed="rId11">
+                          <a:blip r:embed="rId12">
                             <a:clrChange>
                               <a:clrFrom>
                                 <a:srgbClr val="FFFFFF">
@@ -5706,16 +5781,12 @@
                         </pic:blipFill>
                         <pic:spPr>
                           <a:xfrm>
-                            <a:off x="21195" y="40098"/>
-                            <a:ext cx="975" cy="570"/>
+                            <a:off x="22321" y="21215"/>
+                            <a:ext cx="1488" cy="842"/>
                           </a:xfrm>
                           <a:prstGeom prst="rect">
                             <a:avLst/>
                           </a:prstGeom>
-                          <a:noFill/>
-                          <a:ln w="9525">
-                            <a:noFill/>
-                          </a:ln>
                         </pic:spPr>
                       </pic:pic>
                     </wpg:wgp>
@@ -5726,18 +5797,18 @@
           </mc:Choice>
           <mc:Fallback>
             <w:pict>
-              <v:group id="组合 30" o:spid="_x0000_s1026" o:spt="203" style="position:absolute;left:0pt;margin-left:218.55pt;margin-top:7.05pt;height:28.5pt;width:210.65pt;z-index:251667456;mso-width-relative:page;mso-height-relative:page;" coordorigin="17956,40098" coordsize="4213,570" o:gfxdata="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">
+              <v:group id="_x0000_s1026" o:spid="_x0000_s1026" o:spt="203" style="position:absolute;left:0pt;margin-left:218.5pt;margin-top:6pt;height:45.05pt;width:230.5pt;z-index:251667456;mso-width-relative:page;mso-height-relative:page;" coordorigin="19199,21203" coordsize="4610,901" o:gfxdata="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">
                 <o:lock v:ext="edit" aspectratio="f"/>
-                <v:shape id="图片 1" o:spid="_x0000_s1026" o:spt="75" alt="24f613a0-66be-430b-9e80-270d3393fac5" type="#_x0000_t75" style="position:absolute;left:18366;top:39740;height:1327;width:506;rotation:-5898240f;" filled="f" o:preferrelative="t" stroked="f" coordsize="21600,21600" o:gfxdata="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">
+                <v:shape id="图片 1" o:spid="_x0000_s1026" o:spt="75" type="#_x0000_t75" style="position:absolute;left:19199;top:21203;height:901;width:1672;" filled="f" o:preferrelative="t" stroked="f" coordsize="21600,21600" o:gfxdata="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">
                   <v:fill on="f" focussize="0,0"/>
                   <v:stroke on="f"/>
-                  <v:imagedata r:id="rId13" cropleft="28372f" croptop="17472f" cropright="14217f" cropbottom="15987f" o:title=""/>
+                  <v:imagedata r:id="rId13" cropleft="7158f" croptop="7646f" chromakey="#FFFFFF" o:title=""/>
                   <o:lock v:ext="edit" aspectratio="t"/>
                 </v:shape>
-                <v:shape id="_x0000_s1026" o:spid="_x0000_s1026" o:spt="75" alt="IMG_256" type="#_x0000_t75" style="position:absolute;left:21195;top:40098;height:570;width:975;" filled="f" o:preferrelative="t" stroked="f" coordsize="21600,21600" o:gfxdata="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">
+                <v:shape id="图片 11" o:spid="_x0000_s1026" o:spt="75" alt="王建丽" type="#_x0000_t75" style="position:absolute;left:22321;top:21215;height:842;width:1488;" filled="f" o:preferrelative="t" stroked="f" coordsize="21600,21600" o:gfxdata="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">
                   <v:fill on="f" focussize="0,0"/>
                   <v:stroke on="f"/>
-                  <v:imagedata r:id="rId11" chromakey="#FFFFFF" o:title=""/>
+                  <v:imagedata r:id="rId12" chromakey="#FFFFFF" o:title=""/>
                   <o:lock v:ext="edit" aspectratio="t"/>
                 </v:shape>
               </v:group>
@@ -6055,1776 +6126,6 @@
     <w:p>
       <w:pPr>
         <w:rPr>
-          <w:rFonts w:ascii="Times New Roman" w:hAnsi="Times New Roman" w:eastAsia="微软雅黑" w:cs="Times New Roman"/>
-          <w:sz w:val="24"/>
-          <w:szCs w:val="24"/>
-          <w:lang w:eastAsia="zh-CN"/>
-        </w:rPr>
-      </w:pPr>
-      <w:r>
-        <w:rPr>
-          <w:rFonts w:hint="eastAsia" w:ascii="Times New Roman" w:hAnsi="Times New Roman" w:eastAsia="微软雅黑" w:cs="Times New Roman"/>
-          <w:sz w:val="24"/>
-          <w:szCs w:val="24"/>
-          <w:lang w:eastAsia="zh-CN"/>
-        </w:rPr>
-        <w:t xml:space="preserve">{% endif %}{% if testedby == </w:t>
-      </w:r>
-      <w:r>
-        <w:rPr>
-          <w:rFonts w:ascii="Times New Roman" w:hAnsi="Times New Roman" w:eastAsia="微软雅黑" w:cs="Times New Roman"/>
-          <w:sz w:val="24"/>
-          <w:szCs w:val="24"/>
-          <w:lang w:eastAsia="zh-CN"/>
-        </w:rPr>
-        <w:t>“</w:t>
-      </w:r>
-      <w:r>
-        <w:rPr>
-          <w:rFonts w:hint="eastAsia" w:ascii="Times New Roman" w:hAnsi="Times New Roman" w:eastAsia="微软雅黑" w:cs="Times New Roman"/>
-          <w:sz w:val="24"/>
-          <w:szCs w:val="24"/>
-          <w:lang w:eastAsia="zh-CN"/>
-        </w:rPr>
-        <w:t>3</w:t>
-      </w:r>
-      <w:r>
-        <w:rPr>
-          <w:rFonts w:ascii="Times New Roman" w:hAnsi="Times New Roman" w:eastAsia="微软雅黑" w:cs="Times New Roman"/>
-          <w:sz w:val="24"/>
-          <w:szCs w:val="24"/>
-          <w:lang w:eastAsia="zh-CN"/>
-        </w:rPr>
-        <w:t>”</w:t>
-      </w:r>
-      <w:r>
-        <w:rPr>
-          <w:rFonts w:hint="eastAsia" w:ascii="Times New Roman" w:hAnsi="Times New Roman" w:eastAsia="微软雅黑" w:cs="Times New Roman"/>
-          <w:sz w:val="24"/>
-          <w:szCs w:val="24"/>
-          <w:lang w:eastAsia="zh-CN"/>
-        </w:rPr>
-        <w:t xml:space="preserve"> %}</w:t>
-      </w:r>
-    </w:p>
-    <w:p>
-      <w:pPr>
-        <w:rPr>
-          <w:rFonts w:ascii="Times New Roman" w:hAnsi="Times New Roman" w:eastAsia="微软雅黑" w:cs="Times New Roman"/>
-          <w:sz w:val="24"/>
-          <w:szCs w:val="24"/>
-          <w:lang w:eastAsia="zh-CN"/>
-        </w:rPr>
-      </w:pPr>
-    </w:p>
-    <w:p>
-      <w:pPr>
-        <w:rPr>
-          <w:sz w:val="24"/>
-          <w:lang w:eastAsia="zh-CN"/>
-        </w:rPr>
-      </w:pPr>
-      <w:r>
-        <w:rPr>
-          <w:sz w:val="24"/>
-        </w:rPr>
-        <mc:AlternateContent>
-          <mc:Choice Requires="wpg">
-            <w:drawing>
-              <wp:anchor distT="0" distB="0" distL="114300" distR="114300" simplePos="0" relativeHeight="251668480" behindDoc="0" locked="0" layoutInCell="1" allowOverlap="1">
-                <wp:simplePos x="0" y="0"/>
-                <wp:positionH relativeFrom="column">
-                  <wp:posOffset>2715895</wp:posOffset>
-                </wp:positionH>
-                <wp:positionV relativeFrom="paragraph">
-                  <wp:posOffset>78740</wp:posOffset>
-                </wp:positionV>
-                <wp:extent cx="2672080" cy="414020"/>
-                <wp:effectExtent l="0" t="0" r="10160" b="12700"/>
-                <wp:wrapNone/>
-                <wp:docPr id="39" name="组合 23"/>
-                <wp:cNvGraphicFramePr/>
-                <a:graphic xmlns:a="http://schemas.openxmlformats.org/drawingml/2006/main">
-                  <a:graphicData uri="http://schemas.microsoft.com/office/word/2010/wordprocessingGroup">
-                    <wpg:wgp>
-                      <wpg:cNvGrpSpPr/>
-                      <wpg:grpSpPr>
-                        <a:xfrm rot="0">
-                          <a:off x="3363595" y="4950460"/>
-                          <a:ext cx="2672080" cy="414020"/>
-                          <a:chOff x="17862" y="41843"/>
-                          <a:chExt cx="4208" cy="652"/>
-                        </a:xfrm>
-                      </wpg:grpSpPr>
-                      <pic:pic xmlns:pic="http://schemas.openxmlformats.org/drawingml/2006/picture">
-                        <pic:nvPicPr>
-                          <pic:cNvPr id="22" name="图片 59" descr="图片1"/>
-                          <pic:cNvPicPr>
-                            <a:picLocks noChangeAspect="1"/>
-                          </pic:cNvPicPr>
-                        </pic:nvPicPr>
-                        <pic:blipFill>
-                          <a:blip r:embed="rId14">
-                            <a:biLevel thresh="50000"/>
-                          </a:blip>
-                          <a:srcRect l="7865" t="11797" r="5322" b="19074"/>
-                          <a:stretch>
-                            <a:fillRect/>
-                          </a:stretch>
-                        </pic:blipFill>
-                        <pic:spPr>
-                          <a:xfrm>
-                            <a:off x="17862" y="41869"/>
-                            <a:ext cx="1468" cy="627"/>
-                          </a:xfrm>
-                          <a:prstGeom prst="rect">
-                            <a:avLst/>
-                          </a:prstGeom>
-                          <a:noFill/>
-                        </pic:spPr>
-                      </pic:pic>
-                      <pic:pic xmlns:pic="http://schemas.openxmlformats.org/drawingml/2006/picture">
-                        <pic:nvPicPr>
-                          <pic:cNvPr id="21" name="图片 29" descr="IMG_256"/>
-                          <pic:cNvPicPr>
-                            <a:picLocks noChangeAspect="1"/>
-                          </pic:cNvPicPr>
-                        </pic:nvPicPr>
-                        <pic:blipFill>
-                          <a:blip r:embed="rId11">
-                            <a:clrChange>
-                              <a:clrFrom>
-                                <a:srgbClr val="FFFFFF">
-                                  <a:alpha val="100000"/>
-                                </a:srgbClr>
-                              </a:clrFrom>
-                              <a:clrTo>
-                                <a:srgbClr val="FFFFFF">
-                                  <a:alpha val="100000"/>
-                                  <a:alpha val="0"/>
-                                </a:srgbClr>
-                              </a:clrTo>
-                            </a:clrChange>
-                          </a:blip>
-                          <a:stretch>
-                            <a:fillRect/>
-                          </a:stretch>
-                        </pic:blipFill>
-                        <pic:spPr>
-                          <a:xfrm>
-                            <a:off x="21096" y="41843"/>
-                            <a:ext cx="975" cy="570"/>
-                          </a:xfrm>
-                          <a:prstGeom prst="rect">
-                            <a:avLst/>
-                          </a:prstGeom>
-                          <a:noFill/>
-                          <a:ln w="9525">
-                            <a:noFill/>
-                          </a:ln>
-                        </pic:spPr>
-                      </pic:pic>
-                    </wpg:wgp>
-                  </a:graphicData>
-                </a:graphic>
-              </wp:anchor>
-            </w:drawing>
-          </mc:Choice>
-          <mc:Fallback>
-            <w:pict>
-              <v:group id="组合 23" o:spid="_x0000_s1026" o:spt="203" style="position:absolute;left:0pt;margin-left:213.85pt;margin-top:6.2pt;height:32.6pt;width:210.4pt;z-index:251668480;mso-width-relative:page;mso-height-relative:page;" coordorigin="17862,41843" coordsize="4208,652" o:gfxdata="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">
-                <o:lock v:ext="edit" aspectratio="f"/>
-                <v:shape id="图片 59" o:spid="_x0000_s1026" o:spt="75" alt="图片1" type="#_x0000_t75" style="position:absolute;left:17862;top:41869;height:627;width:1468;" filled="f" o:preferrelative="t" stroked="f" coordsize="21600,21600" o:gfxdata="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">
-                  <v:fill on="f" focussize="0,0"/>
-                  <v:stroke on="f"/>
-                  <v:imagedata r:id="rId14" cropleft="5154f" croptop="7731f" cropright="3488f" cropbottom="12500f" grayscale="t" bilevel="t" o:title=""/>
-                  <o:lock v:ext="edit" aspectratio="t"/>
-                </v:shape>
-                <v:shape id="图片 29" o:spid="_x0000_s1026" o:spt="75" alt="IMG_256" type="#_x0000_t75" style="position:absolute;left:21096;top:41843;height:570;width:975;" filled="f" o:preferrelative="t" stroked="f" coordsize="21600,21600" o:gfxdata="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">
-                  <v:fill on="f" focussize="0,0"/>
-                  <v:stroke on="f"/>
-                  <v:imagedata r:id="rId11" chromakey="#FFFFFF" o:title=""/>
-                  <o:lock v:ext="edit" aspectratio="t"/>
-                </v:shape>
-              </v:group>
-            </w:pict>
-          </mc:Fallback>
-        </mc:AlternateContent>
-      </w:r>
-    </w:p>
-    <w:tbl>
-      <w:tblPr>
-        <w:tblStyle w:val="33"/>
-        <w:tblW w:w="6772" w:type="dxa"/>
-        <w:jc w:val="right"/>
-        <w:tblLayout w:type="fixed"/>
-        <w:tblCellMar>
-          <w:top w:w="0" w:type="dxa"/>
-          <w:left w:w="0" w:type="dxa"/>
-          <w:bottom w:w="0" w:type="dxa"/>
-          <w:right w:w="0" w:type="dxa"/>
-        </w:tblCellMar>
-      </w:tblPr>
-      <w:tblGrid>
-        <w:gridCol w:w="1272"/>
-        <w:gridCol w:w="2040"/>
-        <w:gridCol w:w="1166"/>
-        <w:gridCol w:w="2294"/>
-      </w:tblGrid>
-      <w:tr>
-        <w:tblPrEx>
-          <w:tblCellMar>
-            <w:top w:w="0" w:type="dxa"/>
-            <w:left w:w="0" w:type="dxa"/>
-            <w:bottom w:w="0" w:type="dxa"/>
-            <w:right w:w="0" w:type="dxa"/>
-          </w:tblCellMar>
-        </w:tblPrEx>
-        <w:trPr>
-          <w:trHeight w:val="441" w:hRule="exact"/>
-          <w:jc w:val="right"/>
-        </w:trPr>
-        <w:tc>
-          <w:tcPr>
-            <w:tcW w:w="1272" w:type="dxa"/>
-            <w:vAlign w:val="center"/>
-          </w:tcPr>
-          <w:p>
-            <w:pPr>
-              <w:pStyle w:val="22"/>
-              <w:spacing w:before="13"/>
-              <w:ind w:left="13" w:right="95"/>
-              <w:jc w:val="both"/>
-              <w:rPr>
-                <w:rFonts w:ascii="Times New Roman" w:hAnsi="Times New Roman" w:cs="Times New Roman"/>
-                <w:b/>
-                <w:sz w:val="24"/>
-                <w:szCs w:val="24"/>
-              </w:rPr>
-            </w:pPr>
-            <w:r>
-              <w:rPr>
-                <w:rFonts w:ascii="Times New Roman" w:hAnsi="Times New Roman" w:cs="Times New Roman"/>
-                <w:b/>
-                <w:sz w:val="24"/>
-                <w:szCs w:val="24"/>
-              </w:rPr>
-              <w:t>检测人：</w:t>
-            </w:r>
-          </w:p>
-        </w:tc>
-        <w:tc>
-          <w:tcPr>
-            <w:tcW w:w="2040" w:type="dxa"/>
-            <w:vAlign w:val="center"/>
-          </w:tcPr>
-          <w:p>
-            <w:pPr>
-              <w:pStyle w:val="22"/>
-              <w:spacing w:before="13"/>
-              <w:jc w:val="both"/>
-              <w:rPr>
-                <w:rFonts w:ascii="Times New Roman" w:hAnsi="Times New Roman" w:cs="Times New Roman"/>
-                <w:b/>
-                <w:sz w:val="24"/>
-                <w:szCs w:val="24"/>
-              </w:rPr>
-            </w:pPr>
-          </w:p>
-        </w:tc>
-        <w:tc>
-          <w:tcPr>
-            <w:tcW w:w="1166" w:type="dxa"/>
-            <w:vAlign w:val="center"/>
-          </w:tcPr>
-          <w:p>
-            <w:pPr>
-              <w:pStyle w:val="22"/>
-              <w:spacing w:before="13"/>
-              <w:jc w:val="both"/>
-              <w:rPr>
-                <w:rFonts w:ascii="Times New Roman" w:hAnsi="Times New Roman" w:cs="Times New Roman"/>
-                <w:b/>
-                <w:sz w:val="24"/>
-                <w:szCs w:val="24"/>
-              </w:rPr>
-            </w:pPr>
-            <w:r>
-              <w:rPr>
-                <w:rFonts w:ascii="Times New Roman" w:hAnsi="Times New Roman" w:cs="Times New Roman"/>
-                <w:b/>
-                <w:sz w:val="24"/>
-                <w:szCs w:val="24"/>
-              </w:rPr>
-              <w:t>复核人</w:t>
-            </w:r>
-            <w:r>
-              <w:rPr>
-                <w:rFonts w:ascii="Times New Roman" w:hAnsi="Times New Roman" w:cs="Times New Roman"/>
-                <w:b/>
-                <w:sz w:val="24"/>
-                <w:szCs w:val="24"/>
-                <w:lang w:eastAsia="zh-CN"/>
-              </w:rPr>
-              <w:t>：</w:t>
-            </w:r>
-          </w:p>
-        </w:tc>
-        <w:tc>
-          <w:tcPr>
-            <w:tcW w:w="2294" w:type="dxa"/>
-            <w:vAlign w:val="center"/>
-          </w:tcPr>
-          <w:p>
-            <w:pPr>
-              <w:pStyle w:val="22"/>
-              <w:spacing w:before="13"/>
-              <w:ind w:right="15"/>
-              <w:jc w:val="both"/>
-              <w:rPr>
-                <w:rFonts w:ascii="Times New Roman" w:hAnsi="Times New Roman" w:cs="Times New Roman"/>
-                <w:b/>
-                <w:sz w:val="24"/>
-                <w:szCs w:val="24"/>
-              </w:rPr>
-            </w:pPr>
-          </w:p>
-        </w:tc>
-      </w:tr>
-      <w:tr>
-        <w:tblPrEx>
-          <w:tblCellMar>
-            <w:top w:w="0" w:type="dxa"/>
-            <w:left w:w="0" w:type="dxa"/>
-            <w:bottom w:w="0" w:type="dxa"/>
-            <w:right w:w="0" w:type="dxa"/>
-          </w:tblCellMar>
-        </w:tblPrEx>
-        <w:trPr>
-          <w:trHeight w:val="457" w:hRule="exact"/>
-          <w:jc w:val="right"/>
-        </w:trPr>
-        <w:tc>
-          <w:tcPr>
-            <w:tcW w:w="1272" w:type="dxa"/>
-            <w:vAlign w:val="center"/>
-          </w:tcPr>
-          <w:p>
-            <w:pPr>
-              <w:pStyle w:val="22"/>
-              <w:spacing w:line="341" w:lineRule="exact"/>
-              <w:ind w:left="13" w:right="165"/>
-              <w:jc w:val="both"/>
-              <w:rPr>
-                <w:rFonts w:ascii="Times New Roman" w:hAnsi="Times New Roman" w:cs="Times New Roman"/>
-                <w:b/>
-                <w:sz w:val="24"/>
-                <w:szCs w:val="24"/>
-              </w:rPr>
-            </w:pPr>
-            <w:r>
-              <w:rPr>
-                <w:rFonts w:ascii="Times New Roman" w:hAnsi="Times New Roman" w:cs="Times New Roman"/>
-                <w:b/>
-                <w:sz w:val="24"/>
-                <w:szCs w:val="24"/>
-              </w:rPr>
-              <w:t>日</w:t>
-            </w:r>
-            <w:r>
-              <w:rPr>
-                <w:rFonts w:ascii="Times New Roman" w:hAnsi="Times New Roman" w:cs="Times New Roman"/>
-                <w:b/>
-                <w:sz w:val="24"/>
-                <w:szCs w:val="24"/>
-                <w:lang w:eastAsia="zh-CN"/>
-              </w:rPr>
-              <w:t xml:space="preserve">  </w:t>
-            </w:r>
-            <w:r>
-              <w:rPr>
-                <w:rFonts w:ascii="Times New Roman" w:hAnsi="Times New Roman" w:cs="Times New Roman"/>
-                <w:b/>
-                <w:sz w:val="24"/>
-                <w:szCs w:val="24"/>
-              </w:rPr>
-              <w:t>期：</w:t>
-            </w:r>
-          </w:p>
-        </w:tc>
-        <w:tc>
-          <w:tcPr>
-            <w:tcW w:w="2040" w:type="dxa"/>
-            <w:vAlign w:val="center"/>
-          </w:tcPr>
-          <w:p>
-            <w:pPr>
-              <w:pStyle w:val="22"/>
-              <w:spacing w:line="363" w:lineRule="exact"/>
-              <w:jc w:val="both"/>
-              <w:rPr>
-                <w:rFonts w:ascii="Times New Roman" w:hAnsi="Times New Roman" w:cs="Times New Roman"/>
-                <w:sz w:val="24"/>
-                <w:szCs w:val="24"/>
-              </w:rPr>
-            </w:pPr>
-            <w:r>
-              <w:rPr>
-                <w:rFonts w:ascii="Times New Roman" w:hAnsi="Times New Roman" w:cs="Times New Roman"/>
-                <w:kern w:val="2"/>
-                <w:sz w:val="24"/>
-                <w:szCs w:val="24"/>
-                <w:lang w:eastAsia="zh-CN"/>
-              </w:rPr>
-              <w:t>{{ reportdate }}</w:t>
-            </w:r>
-          </w:p>
-        </w:tc>
-        <w:tc>
-          <w:tcPr>
-            <w:tcW w:w="1166" w:type="dxa"/>
-            <w:vAlign w:val="center"/>
-          </w:tcPr>
-          <w:p>
-            <w:pPr>
-              <w:pStyle w:val="22"/>
-              <w:spacing w:line="341" w:lineRule="exact"/>
-              <w:jc w:val="both"/>
-              <w:rPr>
-                <w:rFonts w:ascii="Times New Roman" w:hAnsi="Times New Roman" w:cs="Times New Roman"/>
-                <w:b/>
-                <w:sz w:val="24"/>
-                <w:szCs w:val="24"/>
-              </w:rPr>
-            </w:pPr>
-            <w:r>
-              <w:rPr>
-                <w:rFonts w:ascii="Times New Roman" w:hAnsi="Times New Roman" w:cs="Times New Roman"/>
-                <w:b/>
-                <w:sz w:val="24"/>
-                <w:szCs w:val="24"/>
-              </w:rPr>
-              <w:t>日</w:t>
-            </w:r>
-            <w:r>
-              <w:rPr>
-                <w:rFonts w:ascii="Times New Roman" w:hAnsi="Times New Roman" w:cs="Times New Roman"/>
-                <w:b/>
-                <w:sz w:val="24"/>
-                <w:szCs w:val="24"/>
-                <w:lang w:eastAsia="zh-CN"/>
-              </w:rPr>
-              <w:t xml:space="preserve">  </w:t>
-            </w:r>
-            <w:r>
-              <w:rPr>
-                <w:rFonts w:ascii="Times New Roman" w:hAnsi="Times New Roman" w:cs="Times New Roman"/>
-                <w:b/>
-                <w:sz w:val="24"/>
-                <w:szCs w:val="24"/>
-              </w:rPr>
-              <w:t>期：</w:t>
-            </w:r>
-          </w:p>
-        </w:tc>
-        <w:tc>
-          <w:tcPr>
-            <w:tcW w:w="2294" w:type="dxa"/>
-            <w:vAlign w:val="center"/>
-          </w:tcPr>
-          <w:p>
-            <w:pPr>
-              <w:pStyle w:val="22"/>
-              <w:spacing w:line="363" w:lineRule="exact"/>
-              <w:ind w:right="15"/>
-              <w:jc w:val="both"/>
-              <w:rPr>
-                <w:rFonts w:ascii="Times New Roman" w:hAnsi="Times New Roman" w:cs="Times New Roman"/>
-                <w:sz w:val="24"/>
-                <w:szCs w:val="24"/>
-              </w:rPr>
-            </w:pPr>
-            <w:r>
-              <w:rPr>
-                <w:rFonts w:ascii="Times New Roman" w:hAnsi="Times New Roman" w:cs="Times New Roman"/>
-                <w:kern w:val="2"/>
-                <w:sz w:val="24"/>
-                <w:szCs w:val="24"/>
-                <w:lang w:eastAsia="zh-CN"/>
-              </w:rPr>
-              <w:t>{{ reportdate }}</w:t>
-            </w:r>
-          </w:p>
-        </w:tc>
-      </w:tr>
-    </w:tbl>
-    <w:p>
-      <w:pPr>
-        <w:rPr>
-          <w:rFonts w:ascii="Times New Roman" w:hAnsi="Times New Roman" w:eastAsia="微软雅黑" w:cs="Times New Roman"/>
-          <w:sz w:val="24"/>
-          <w:szCs w:val="24"/>
-          <w:lang w:eastAsia="zh-CN"/>
-        </w:rPr>
-      </w:pPr>
-      <w:r>
-        <w:rPr>
-          <w:rFonts w:hint="eastAsia" w:ascii="Times New Roman" w:hAnsi="Times New Roman" w:eastAsia="微软雅黑" w:cs="Times New Roman"/>
-          <w:sz w:val="24"/>
-          <w:szCs w:val="24"/>
-          <w:lang w:eastAsia="zh-CN"/>
-        </w:rPr>
-        <w:t xml:space="preserve">{% endif %}{% if testedby == </w:t>
-      </w:r>
-      <w:r>
-        <w:rPr>
-          <w:rFonts w:ascii="Times New Roman" w:hAnsi="Times New Roman" w:eastAsia="微软雅黑" w:cs="Times New Roman"/>
-          <w:sz w:val="24"/>
-          <w:szCs w:val="24"/>
-          <w:lang w:eastAsia="zh-CN"/>
-        </w:rPr>
-        <w:t>“</w:t>
-      </w:r>
-      <w:r>
-        <w:rPr>
-          <w:rFonts w:hint="eastAsia" w:ascii="Times New Roman" w:hAnsi="Times New Roman" w:eastAsia="微软雅黑" w:cs="Times New Roman"/>
-          <w:sz w:val="24"/>
-          <w:szCs w:val="24"/>
-          <w:lang w:eastAsia="zh-CN"/>
-        </w:rPr>
-        <w:t>4</w:t>
-      </w:r>
-      <w:r>
-        <w:rPr>
-          <w:rFonts w:ascii="Times New Roman" w:hAnsi="Times New Roman" w:eastAsia="微软雅黑" w:cs="Times New Roman"/>
-          <w:sz w:val="24"/>
-          <w:szCs w:val="24"/>
-          <w:lang w:eastAsia="zh-CN"/>
-        </w:rPr>
-        <w:t>”</w:t>
-      </w:r>
-      <w:r>
-        <w:rPr>
-          <w:rFonts w:hint="eastAsia" w:ascii="Times New Roman" w:hAnsi="Times New Roman" w:eastAsia="微软雅黑" w:cs="Times New Roman"/>
-          <w:sz w:val="24"/>
-          <w:szCs w:val="24"/>
-          <w:lang w:eastAsia="zh-CN"/>
-        </w:rPr>
-        <w:t xml:space="preserve"> %}</w:t>
-      </w:r>
-    </w:p>
-    <w:p>
-      <w:pPr>
-        <w:rPr>
-          <w:rFonts w:ascii="Times New Roman" w:hAnsi="Times New Roman" w:eastAsia="微软雅黑" w:cs="Times New Roman"/>
-          <w:sz w:val="24"/>
-          <w:szCs w:val="24"/>
-          <w:lang w:eastAsia="zh-CN"/>
-        </w:rPr>
-      </w:pPr>
-    </w:p>
-    <w:p>
-      <w:pPr>
-        <w:rPr>
-          <w:rFonts w:ascii="Times New Roman" w:hAnsi="Times New Roman" w:eastAsia="微软雅黑" w:cs="Times New Roman"/>
-          <w:sz w:val="24"/>
-          <w:szCs w:val="24"/>
-          <w:lang w:eastAsia="zh-CN"/>
-        </w:rPr>
-      </w:pPr>
-      <w:r>
-        <w:rPr>
-          <w:sz w:val="24"/>
-        </w:rPr>
-        <mc:AlternateContent>
-          <mc:Choice Requires="wpg">
-            <w:drawing>
-              <wp:anchor distT="0" distB="0" distL="114300" distR="114300" simplePos="0" relativeHeight="251669504" behindDoc="0" locked="0" layoutInCell="1" allowOverlap="1">
-                <wp:simplePos x="0" y="0"/>
-                <wp:positionH relativeFrom="column">
-                  <wp:posOffset>2788285</wp:posOffset>
-                </wp:positionH>
-                <wp:positionV relativeFrom="paragraph">
-                  <wp:posOffset>85090</wp:posOffset>
-                </wp:positionV>
-                <wp:extent cx="2889885" cy="397510"/>
-                <wp:effectExtent l="0" t="0" r="5715" b="13970"/>
-                <wp:wrapNone/>
-                <wp:docPr id="41" name="组合 27"/>
-                <wp:cNvGraphicFramePr/>
-                <a:graphic xmlns:a="http://schemas.openxmlformats.org/drawingml/2006/main">
-                  <a:graphicData uri="http://schemas.microsoft.com/office/word/2010/wordprocessingGroup">
-                    <wpg:wgp>
-                      <wpg:cNvGrpSpPr/>
-                      <wpg:grpSpPr>
-                        <a:xfrm rot="0">
-                          <a:off x="3435985" y="6075045"/>
-                          <a:ext cx="2889885" cy="397510"/>
-                          <a:chOff x="17976" y="43614"/>
-                          <a:chExt cx="4551" cy="626"/>
-                        </a:xfrm>
-                      </wpg:grpSpPr>
-                      <pic:pic xmlns:pic="http://schemas.openxmlformats.org/drawingml/2006/picture">
-                        <pic:nvPicPr>
-                          <pic:cNvPr id="13" name="图片 29" descr="IMG_256"/>
-                          <pic:cNvPicPr>
-                            <a:picLocks noChangeAspect="1"/>
-                          </pic:cNvPicPr>
-                        </pic:nvPicPr>
-                        <pic:blipFill>
-                          <a:blip r:embed="rId11">
-                            <a:clrChange>
-                              <a:clrFrom>
-                                <a:srgbClr val="FFFFFF">
-                                  <a:alpha val="100000"/>
-                                </a:srgbClr>
-                              </a:clrFrom>
-                              <a:clrTo>
-                                <a:srgbClr val="FFFFFF">
-                                  <a:alpha val="100000"/>
-                                  <a:alpha val="0"/>
-                                </a:srgbClr>
-                              </a:clrTo>
-                            </a:clrChange>
-                          </a:blip>
-                          <a:stretch>
-                            <a:fillRect/>
-                          </a:stretch>
-                        </pic:blipFill>
-                        <pic:spPr>
-                          <a:xfrm>
-                            <a:off x="17976" y="43615"/>
-                            <a:ext cx="975" cy="570"/>
-                          </a:xfrm>
-                          <a:prstGeom prst="rect">
-                            <a:avLst/>
-                          </a:prstGeom>
-                          <a:noFill/>
-                          <a:ln w="9525">
-                            <a:noFill/>
-                          </a:ln>
-                        </pic:spPr>
-                      </pic:pic>
-                      <pic:pic xmlns:pic="http://schemas.openxmlformats.org/drawingml/2006/picture">
-                        <pic:nvPicPr>
-                          <pic:cNvPr id="26" name="图片 59" descr="图片1"/>
-                          <pic:cNvPicPr>
-                            <a:picLocks noChangeAspect="1"/>
-                          </pic:cNvPicPr>
-                        </pic:nvPicPr>
-                        <pic:blipFill>
-                          <a:blip r:embed="rId14">
-                            <a:biLevel thresh="50000"/>
-                          </a:blip>
-                          <a:srcRect l="7865" t="11797" r="5322" b="19074"/>
-                          <a:stretch>
-                            <a:fillRect/>
-                          </a:stretch>
-                        </pic:blipFill>
-                        <pic:spPr>
-                          <a:xfrm>
-                            <a:off x="21059" y="43614"/>
-                            <a:ext cx="1468" cy="627"/>
-                          </a:xfrm>
-                          <a:prstGeom prst="rect">
-                            <a:avLst/>
-                          </a:prstGeom>
-                          <a:noFill/>
-                        </pic:spPr>
-                      </pic:pic>
-                    </wpg:wgp>
-                  </a:graphicData>
-                </a:graphic>
-              </wp:anchor>
-            </w:drawing>
-          </mc:Choice>
-          <mc:Fallback>
-            <w:pict>
-              <v:group id="组合 27" o:spid="_x0000_s1026" o:spt="203" style="position:absolute;left:0pt;margin-left:219.55pt;margin-top:6.7pt;height:31.3pt;width:227.55pt;z-index:251669504;mso-width-relative:page;mso-height-relative:page;" coordorigin="17976,43614" coordsize="4551,626" o:gfxdata="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">
-                <o:lock v:ext="edit" aspectratio="f"/>
-                <v:shape id="图片 29" o:spid="_x0000_s1026" o:spt="75" alt="IMG_256" type="#_x0000_t75" style="position:absolute;left:17976;top:43615;height:570;width:975;" filled="f" o:preferrelative="t" stroked="f" coordsize="21600,21600" o:gfxdata="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">
-                  <v:fill on="f" focussize="0,0"/>
-                  <v:stroke on="f"/>
-                  <v:imagedata r:id="rId11" chromakey="#FFFFFF" o:title=""/>
-                  <o:lock v:ext="edit" aspectratio="t"/>
-                </v:shape>
-                <v:shape id="图片 59" o:spid="_x0000_s1026" o:spt="75" alt="图片1" type="#_x0000_t75" style="position:absolute;left:21059;top:43614;height:627;width:1468;" filled="f" o:preferrelative="t" stroked="f" coordsize="21600,21600" o:gfxdata="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">
-                  <v:fill on="f" focussize="0,0"/>
-                  <v:stroke on="f"/>
-                  <v:imagedata r:id="rId14" cropleft="5154f" croptop="7731f" cropright="3488f" cropbottom="12500f" grayscale="t" bilevel="t" o:title=""/>
-                  <o:lock v:ext="edit" aspectratio="t"/>
-                </v:shape>
-              </v:group>
-            </w:pict>
-          </mc:Fallback>
-        </mc:AlternateContent>
-      </w:r>
-    </w:p>
-    <w:tbl>
-      <w:tblPr>
-        <w:tblStyle w:val="33"/>
-        <w:tblW w:w="6772" w:type="dxa"/>
-        <w:jc w:val="right"/>
-        <w:tblLayout w:type="fixed"/>
-        <w:tblCellMar>
-          <w:top w:w="0" w:type="dxa"/>
-          <w:left w:w="0" w:type="dxa"/>
-          <w:bottom w:w="0" w:type="dxa"/>
-          <w:right w:w="0" w:type="dxa"/>
-        </w:tblCellMar>
-      </w:tblPr>
-      <w:tblGrid>
-        <w:gridCol w:w="1272"/>
-        <w:gridCol w:w="2040"/>
-        <w:gridCol w:w="1166"/>
-        <w:gridCol w:w="2294"/>
-      </w:tblGrid>
-      <w:tr>
-        <w:tblPrEx>
-          <w:tblCellMar>
-            <w:top w:w="0" w:type="dxa"/>
-            <w:left w:w="0" w:type="dxa"/>
-            <w:bottom w:w="0" w:type="dxa"/>
-            <w:right w:w="0" w:type="dxa"/>
-          </w:tblCellMar>
-        </w:tblPrEx>
-        <w:trPr>
-          <w:trHeight w:val="441" w:hRule="exact"/>
-          <w:jc w:val="right"/>
-        </w:trPr>
-        <w:tc>
-          <w:tcPr>
-            <w:tcW w:w="1272" w:type="dxa"/>
-            <w:vAlign w:val="center"/>
-          </w:tcPr>
-          <w:p>
-            <w:pPr>
-              <w:pStyle w:val="22"/>
-              <w:spacing w:before="13"/>
-              <w:ind w:left="13" w:right="95"/>
-              <w:jc w:val="both"/>
-              <w:rPr>
-                <w:rFonts w:ascii="Times New Roman" w:hAnsi="Times New Roman" w:cs="Times New Roman"/>
-                <w:b/>
-                <w:sz w:val="24"/>
-                <w:szCs w:val="24"/>
-              </w:rPr>
-            </w:pPr>
-            <w:r>
-              <w:rPr>
-                <w:rFonts w:ascii="Times New Roman" w:hAnsi="Times New Roman" w:cs="Times New Roman"/>
-                <w:b/>
-                <w:sz w:val="24"/>
-                <w:szCs w:val="24"/>
-              </w:rPr>
-              <w:t>检测人：</w:t>
-            </w:r>
-          </w:p>
-        </w:tc>
-        <w:tc>
-          <w:tcPr>
-            <w:tcW w:w="2040" w:type="dxa"/>
-            <w:vAlign w:val="center"/>
-          </w:tcPr>
-          <w:p>
-            <w:pPr>
-              <w:pStyle w:val="22"/>
-              <w:spacing w:before="13"/>
-              <w:jc w:val="both"/>
-              <w:rPr>
-                <w:rFonts w:ascii="Times New Roman" w:hAnsi="Times New Roman" w:cs="Times New Roman"/>
-                <w:b/>
-                <w:sz w:val="24"/>
-                <w:szCs w:val="24"/>
-              </w:rPr>
-            </w:pPr>
-          </w:p>
-        </w:tc>
-        <w:tc>
-          <w:tcPr>
-            <w:tcW w:w="1166" w:type="dxa"/>
-            <w:vAlign w:val="center"/>
-          </w:tcPr>
-          <w:p>
-            <w:pPr>
-              <w:pStyle w:val="22"/>
-              <w:spacing w:before="13"/>
-              <w:jc w:val="both"/>
-              <w:rPr>
-                <w:rFonts w:ascii="Times New Roman" w:hAnsi="Times New Roman" w:cs="Times New Roman"/>
-                <w:b/>
-                <w:sz w:val="24"/>
-                <w:szCs w:val="24"/>
-              </w:rPr>
-            </w:pPr>
-            <w:r>
-              <w:rPr>
-                <w:rFonts w:ascii="Times New Roman" w:hAnsi="Times New Roman" w:cs="Times New Roman"/>
-                <w:b/>
-                <w:sz w:val="24"/>
-                <w:szCs w:val="24"/>
-              </w:rPr>
-              <w:t>复核人</w:t>
-            </w:r>
-            <w:r>
-              <w:rPr>
-                <w:rFonts w:ascii="Times New Roman" w:hAnsi="Times New Roman" w:cs="Times New Roman"/>
-                <w:b/>
-                <w:sz w:val="24"/>
-                <w:szCs w:val="24"/>
-                <w:lang w:eastAsia="zh-CN"/>
-              </w:rPr>
-              <w:t>：</w:t>
-            </w:r>
-          </w:p>
-        </w:tc>
-        <w:tc>
-          <w:tcPr>
-            <w:tcW w:w="2294" w:type="dxa"/>
-            <w:vAlign w:val="center"/>
-          </w:tcPr>
-          <w:p>
-            <w:pPr>
-              <w:pStyle w:val="22"/>
-              <w:spacing w:before="13"/>
-              <w:ind w:right="15"/>
-              <w:jc w:val="both"/>
-              <w:rPr>
-                <w:rFonts w:ascii="Times New Roman" w:hAnsi="Times New Roman" w:cs="Times New Roman"/>
-                <w:b/>
-                <w:sz w:val="24"/>
-                <w:szCs w:val="24"/>
-              </w:rPr>
-            </w:pPr>
-          </w:p>
-        </w:tc>
-      </w:tr>
-      <w:tr>
-        <w:tblPrEx>
-          <w:tblCellMar>
-            <w:top w:w="0" w:type="dxa"/>
-            <w:left w:w="0" w:type="dxa"/>
-            <w:bottom w:w="0" w:type="dxa"/>
-            <w:right w:w="0" w:type="dxa"/>
-          </w:tblCellMar>
-        </w:tblPrEx>
-        <w:trPr>
-          <w:trHeight w:val="457" w:hRule="exact"/>
-          <w:jc w:val="right"/>
-        </w:trPr>
-        <w:tc>
-          <w:tcPr>
-            <w:tcW w:w="1272" w:type="dxa"/>
-            <w:vAlign w:val="center"/>
-          </w:tcPr>
-          <w:p>
-            <w:pPr>
-              <w:pStyle w:val="22"/>
-              <w:spacing w:line="341" w:lineRule="exact"/>
-              <w:ind w:left="13" w:right="165"/>
-              <w:jc w:val="both"/>
-              <w:rPr>
-                <w:rFonts w:ascii="Times New Roman" w:hAnsi="Times New Roman" w:cs="Times New Roman"/>
-                <w:b/>
-                <w:sz w:val="24"/>
-                <w:szCs w:val="24"/>
-              </w:rPr>
-            </w:pPr>
-            <w:r>
-              <w:rPr>
-                <w:rFonts w:ascii="Times New Roman" w:hAnsi="Times New Roman" w:cs="Times New Roman"/>
-                <w:b/>
-                <w:sz w:val="24"/>
-                <w:szCs w:val="24"/>
-              </w:rPr>
-              <w:t>日</w:t>
-            </w:r>
-            <w:r>
-              <w:rPr>
-                <w:rFonts w:ascii="Times New Roman" w:hAnsi="Times New Roman" w:cs="Times New Roman"/>
-                <w:b/>
-                <w:sz w:val="24"/>
-                <w:szCs w:val="24"/>
-                <w:lang w:eastAsia="zh-CN"/>
-              </w:rPr>
-              <w:t xml:space="preserve">  </w:t>
-            </w:r>
-            <w:r>
-              <w:rPr>
-                <w:rFonts w:ascii="Times New Roman" w:hAnsi="Times New Roman" w:cs="Times New Roman"/>
-                <w:b/>
-                <w:sz w:val="24"/>
-                <w:szCs w:val="24"/>
-              </w:rPr>
-              <w:t>期：</w:t>
-            </w:r>
-          </w:p>
-        </w:tc>
-        <w:tc>
-          <w:tcPr>
-            <w:tcW w:w="2040" w:type="dxa"/>
-            <w:vAlign w:val="center"/>
-          </w:tcPr>
-          <w:p>
-            <w:pPr>
-              <w:pStyle w:val="22"/>
-              <w:spacing w:line="363" w:lineRule="exact"/>
-              <w:jc w:val="both"/>
-              <w:rPr>
-                <w:rFonts w:ascii="Times New Roman" w:hAnsi="Times New Roman" w:cs="Times New Roman"/>
-                <w:sz w:val="24"/>
-                <w:szCs w:val="24"/>
-              </w:rPr>
-            </w:pPr>
-            <w:r>
-              <w:rPr>
-                <w:rFonts w:ascii="Times New Roman" w:hAnsi="Times New Roman" w:cs="Times New Roman"/>
-                <w:kern w:val="2"/>
-                <w:sz w:val="24"/>
-                <w:szCs w:val="24"/>
-                <w:lang w:eastAsia="zh-CN"/>
-              </w:rPr>
-              <w:t>{{ reportdate }}</w:t>
-            </w:r>
-          </w:p>
-        </w:tc>
-        <w:tc>
-          <w:tcPr>
-            <w:tcW w:w="1166" w:type="dxa"/>
-            <w:vAlign w:val="center"/>
-          </w:tcPr>
-          <w:p>
-            <w:pPr>
-              <w:pStyle w:val="22"/>
-              <w:spacing w:line="341" w:lineRule="exact"/>
-              <w:jc w:val="both"/>
-              <w:rPr>
-                <w:rFonts w:ascii="Times New Roman" w:hAnsi="Times New Roman" w:cs="Times New Roman"/>
-                <w:b/>
-                <w:sz w:val="24"/>
-                <w:szCs w:val="24"/>
-              </w:rPr>
-            </w:pPr>
-            <w:r>
-              <w:rPr>
-                <w:rFonts w:ascii="Times New Roman" w:hAnsi="Times New Roman" w:cs="Times New Roman"/>
-                <w:b/>
-                <w:sz w:val="24"/>
-                <w:szCs w:val="24"/>
-              </w:rPr>
-              <w:t>日</w:t>
-            </w:r>
-            <w:r>
-              <w:rPr>
-                <w:rFonts w:ascii="Times New Roman" w:hAnsi="Times New Roman" w:cs="Times New Roman"/>
-                <w:b/>
-                <w:sz w:val="24"/>
-                <w:szCs w:val="24"/>
-                <w:lang w:eastAsia="zh-CN"/>
-              </w:rPr>
-              <w:t xml:space="preserve">  </w:t>
-            </w:r>
-            <w:r>
-              <w:rPr>
-                <w:rFonts w:ascii="Times New Roman" w:hAnsi="Times New Roman" w:cs="Times New Roman"/>
-                <w:b/>
-                <w:sz w:val="24"/>
-                <w:szCs w:val="24"/>
-              </w:rPr>
-              <w:t>期：</w:t>
-            </w:r>
-          </w:p>
-        </w:tc>
-        <w:tc>
-          <w:tcPr>
-            <w:tcW w:w="2294" w:type="dxa"/>
-            <w:vAlign w:val="center"/>
-          </w:tcPr>
-          <w:p>
-            <w:pPr>
-              <w:pStyle w:val="22"/>
-              <w:spacing w:line="363" w:lineRule="exact"/>
-              <w:ind w:right="15"/>
-              <w:jc w:val="both"/>
-              <w:rPr>
-                <w:rFonts w:ascii="Times New Roman" w:hAnsi="Times New Roman" w:cs="Times New Roman"/>
-                <w:sz w:val="24"/>
-                <w:szCs w:val="24"/>
-              </w:rPr>
-            </w:pPr>
-            <w:r>
-              <w:rPr>
-                <w:rFonts w:ascii="Times New Roman" w:hAnsi="Times New Roman" w:cs="Times New Roman"/>
-                <w:kern w:val="2"/>
-                <w:sz w:val="24"/>
-                <w:szCs w:val="24"/>
-                <w:lang w:eastAsia="zh-CN"/>
-              </w:rPr>
-              <w:t>{{ reportdate }}</w:t>
-            </w:r>
-          </w:p>
-        </w:tc>
-      </w:tr>
-    </w:tbl>
-    <w:p>
-      <w:pPr>
-        <w:rPr>
-          <w:rFonts w:ascii="Times New Roman" w:hAnsi="Times New Roman" w:eastAsia="微软雅黑" w:cs="Times New Roman"/>
-          <w:sz w:val="24"/>
-          <w:szCs w:val="24"/>
-          <w:lang w:eastAsia="zh-CN"/>
-        </w:rPr>
-      </w:pPr>
-      <w:r>
-        <w:rPr>
-          <w:rFonts w:hint="eastAsia" w:ascii="Times New Roman" w:hAnsi="Times New Roman" w:eastAsia="微软雅黑" w:cs="Times New Roman"/>
-          <w:sz w:val="24"/>
-          <w:szCs w:val="24"/>
-          <w:lang w:eastAsia="zh-CN"/>
-        </w:rPr>
-        <w:t xml:space="preserve">{% endif %}{% if testedby == </w:t>
-      </w:r>
-      <w:r>
-        <w:rPr>
-          <w:rFonts w:ascii="Times New Roman" w:hAnsi="Times New Roman" w:eastAsia="微软雅黑" w:cs="Times New Roman"/>
-          <w:sz w:val="24"/>
-          <w:szCs w:val="24"/>
-          <w:lang w:eastAsia="zh-CN"/>
-        </w:rPr>
-        <w:t>“</w:t>
-      </w:r>
-      <w:r>
-        <w:rPr>
-          <w:rFonts w:hint="eastAsia" w:ascii="Times New Roman" w:hAnsi="Times New Roman" w:eastAsia="微软雅黑" w:cs="Times New Roman"/>
-          <w:sz w:val="24"/>
-          <w:szCs w:val="24"/>
-          <w:lang w:eastAsia="zh-CN"/>
-        </w:rPr>
-        <w:t>5</w:t>
-      </w:r>
-      <w:r>
-        <w:rPr>
-          <w:rFonts w:ascii="Times New Roman" w:hAnsi="Times New Roman" w:eastAsia="微软雅黑" w:cs="Times New Roman"/>
-          <w:sz w:val="24"/>
-          <w:szCs w:val="24"/>
-          <w:lang w:eastAsia="zh-CN"/>
-        </w:rPr>
-        <w:t>”</w:t>
-      </w:r>
-      <w:r>
-        <w:rPr>
-          <w:rFonts w:hint="eastAsia" w:ascii="Times New Roman" w:hAnsi="Times New Roman" w:eastAsia="微软雅黑" w:cs="Times New Roman"/>
-          <w:sz w:val="24"/>
-          <w:szCs w:val="24"/>
-          <w:lang w:eastAsia="zh-CN"/>
-        </w:rPr>
-        <w:t xml:space="preserve"> %}</w:t>
-      </w:r>
-    </w:p>
-    <w:p>
-      <w:pPr>
-        <w:rPr>
-          <w:lang w:eastAsia="zh-CN"/>
-        </w:rPr>
-      </w:pPr>
-    </w:p>
-    <w:p>
-      <w:pPr>
-        <w:rPr>
-          <w:lang w:eastAsia="zh-CN"/>
-        </w:rPr>
-      </w:pPr>
-    </w:p>
-    <w:tbl>
-      <w:tblPr>
-        <w:tblStyle w:val="33"/>
-        <w:tblW w:w="6772" w:type="dxa"/>
-        <w:jc w:val="right"/>
-        <w:tblLayout w:type="fixed"/>
-        <w:tblCellMar>
-          <w:top w:w="0" w:type="dxa"/>
-          <w:left w:w="0" w:type="dxa"/>
-          <w:bottom w:w="0" w:type="dxa"/>
-          <w:right w:w="0" w:type="dxa"/>
-        </w:tblCellMar>
-      </w:tblPr>
-      <w:tblGrid>
-        <w:gridCol w:w="1272"/>
-        <w:gridCol w:w="2040"/>
-        <w:gridCol w:w="1166"/>
-        <w:gridCol w:w="2294"/>
-      </w:tblGrid>
-      <w:tr>
-        <w:tblPrEx>
-          <w:tblCellMar>
-            <w:top w:w="0" w:type="dxa"/>
-            <w:left w:w="0" w:type="dxa"/>
-            <w:bottom w:w="0" w:type="dxa"/>
-            <w:right w:w="0" w:type="dxa"/>
-          </w:tblCellMar>
-        </w:tblPrEx>
-        <w:trPr>
-          <w:trHeight w:val="441" w:hRule="exact"/>
-          <w:jc w:val="right"/>
-        </w:trPr>
-        <w:tc>
-          <w:tcPr>
-            <w:tcW w:w="1272" w:type="dxa"/>
-            <w:vAlign w:val="center"/>
-          </w:tcPr>
-          <w:p>
-            <w:pPr>
-              <w:pStyle w:val="22"/>
-              <w:spacing w:before="13"/>
-              <w:ind w:left="13" w:right="95"/>
-              <w:jc w:val="both"/>
-              <w:rPr>
-                <w:rFonts w:ascii="Times New Roman" w:hAnsi="Times New Roman" w:cs="Times New Roman"/>
-                <w:b/>
-                <w:sz w:val="24"/>
-                <w:szCs w:val="24"/>
-              </w:rPr>
-            </w:pPr>
-            <w:r>
-              <w:rPr>
-                <w:rFonts w:ascii="Times New Roman" w:hAnsi="Times New Roman" w:cs="Times New Roman"/>
-                <w:b/>
-                <w:sz w:val="24"/>
-                <w:szCs w:val="24"/>
-              </w:rPr>
-              <w:t>检测人：</w:t>
-            </w:r>
-          </w:p>
-        </w:tc>
-        <w:tc>
-          <w:tcPr>
-            <w:tcW w:w="2040" w:type="dxa"/>
-            <w:vAlign w:val="center"/>
-          </w:tcPr>
-          <w:p>
-            <w:pPr>
-              <w:pStyle w:val="22"/>
-              <w:spacing w:before="13"/>
-              <w:jc w:val="both"/>
-              <w:rPr>
-                <w:rFonts w:ascii="Times New Roman" w:hAnsi="Times New Roman" w:cs="Times New Roman"/>
-                <w:b/>
-                <w:sz w:val="24"/>
-                <w:szCs w:val="24"/>
-              </w:rPr>
-            </w:pPr>
-          </w:p>
-        </w:tc>
-        <w:tc>
-          <w:tcPr>
-            <w:tcW w:w="1166" w:type="dxa"/>
-            <w:vAlign w:val="center"/>
-          </w:tcPr>
-          <w:p>
-            <w:pPr>
-              <w:pStyle w:val="22"/>
-              <w:spacing w:before="13"/>
-              <w:jc w:val="both"/>
-              <w:rPr>
-                <w:rFonts w:ascii="Times New Roman" w:hAnsi="Times New Roman" w:cs="Times New Roman"/>
-                <w:b/>
-                <w:sz w:val="24"/>
-                <w:szCs w:val="24"/>
-              </w:rPr>
-            </w:pPr>
-            <w:r>
-              <w:rPr>
-                <w:rFonts w:ascii="Times New Roman" w:hAnsi="Times New Roman" w:cs="Times New Roman"/>
-                <w:b/>
-                <w:sz w:val="24"/>
-                <w:szCs w:val="24"/>
-              </w:rPr>
-              <w:t>复核人</w:t>
-            </w:r>
-            <w:r>
-              <w:rPr>
-                <w:rFonts w:ascii="Times New Roman" w:hAnsi="Times New Roman" w:cs="Times New Roman"/>
-                <w:b/>
-                <w:sz w:val="24"/>
-                <w:szCs w:val="24"/>
-                <w:lang w:eastAsia="zh-CN"/>
-              </w:rPr>
-              <w:t>：</w:t>
-            </w:r>
-          </w:p>
-        </w:tc>
-        <w:tc>
-          <w:tcPr>
-            <w:tcW w:w="2294" w:type="dxa"/>
-            <w:vAlign w:val="center"/>
-          </w:tcPr>
-          <w:p>
-            <w:pPr>
-              <w:pStyle w:val="22"/>
-              <w:spacing w:before="13"/>
-              <w:ind w:right="15"/>
-              <w:jc w:val="both"/>
-              <w:rPr>
-                <w:rFonts w:ascii="Times New Roman" w:hAnsi="Times New Roman" w:cs="Times New Roman"/>
-                <w:b/>
-                <w:sz w:val="24"/>
-                <w:szCs w:val="24"/>
-              </w:rPr>
-            </w:pPr>
-          </w:p>
-        </w:tc>
-      </w:tr>
-      <w:tr>
-        <w:tblPrEx>
-          <w:tblCellMar>
-            <w:top w:w="0" w:type="dxa"/>
-            <w:left w:w="0" w:type="dxa"/>
-            <w:bottom w:w="0" w:type="dxa"/>
-            <w:right w:w="0" w:type="dxa"/>
-          </w:tblCellMar>
-        </w:tblPrEx>
-        <w:trPr>
-          <w:trHeight w:val="457" w:hRule="exact"/>
-          <w:jc w:val="right"/>
-        </w:trPr>
-        <w:tc>
-          <w:tcPr>
-            <w:tcW w:w="1272" w:type="dxa"/>
-            <w:vAlign w:val="center"/>
-          </w:tcPr>
-          <w:p>
-            <w:pPr>
-              <w:pStyle w:val="22"/>
-              <w:spacing w:line="341" w:lineRule="exact"/>
-              <w:ind w:left="13" w:right="165"/>
-              <w:jc w:val="both"/>
-              <w:rPr>
-                <w:rFonts w:ascii="Times New Roman" w:hAnsi="Times New Roman" w:cs="Times New Roman"/>
-                <w:b/>
-                <w:sz w:val="24"/>
-                <w:szCs w:val="24"/>
-              </w:rPr>
-            </w:pPr>
-            <w:r>
-              <w:rPr>
-                <w:rFonts w:ascii="Times New Roman" w:hAnsi="Times New Roman" w:cs="Times New Roman"/>
-                <w:b/>
-                <w:sz w:val="24"/>
-                <w:szCs w:val="24"/>
-              </w:rPr>
-              <w:t>日</w:t>
-            </w:r>
-            <w:r>
-              <w:rPr>
-                <w:rFonts w:ascii="Times New Roman" w:hAnsi="Times New Roman" w:cs="Times New Roman"/>
-                <w:b/>
-                <w:sz w:val="24"/>
-                <w:szCs w:val="24"/>
-                <w:lang w:eastAsia="zh-CN"/>
-              </w:rPr>
-              <w:t xml:space="preserve">  </w:t>
-            </w:r>
-            <w:r>
-              <w:rPr>
-                <w:rFonts w:ascii="Times New Roman" w:hAnsi="Times New Roman" w:cs="Times New Roman"/>
-                <w:b/>
-                <w:sz w:val="24"/>
-                <w:szCs w:val="24"/>
-              </w:rPr>
-              <w:t>期：</w:t>
-            </w:r>
-          </w:p>
-        </w:tc>
-        <w:tc>
-          <w:tcPr>
-            <w:tcW w:w="2040" w:type="dxa"/>
-            <w:vAlign w:val="center"/>
-          </w:tcPr>
-          <w:p>
-            <w:pPr>
-              <w:pStyle w:val="22"/>
-              <w:spacing w:line="363" w:lineRule="exact"/>
-              <w:jc w:val="both"/>
-              <w:rPr>
-                <w:rFonts w:ascii="Times New Roman" w:hAnsi="Times New Roman" w:cs="Times New Roman"/>
-                <w:sz w:val="24"/>
-                <w:szCs w:val="24"/>
-              </w:rPr>
-            </w:pPr>
-            <w:r>
-              <w:rPr>
-                <w:rFonts w:ascii="Times New Roman" w:hAnsi="Times New Roman" w:cs="Times New Roman"/>
-                <w:kern w:val="2"/>
-                <w:sz w:val="24"/>
-                <w:szCs w:val="24"/>
-                <w:lang w:eastAsia="zh-CN"/>
-              </w:rPr>
-              <w:t>{{ reportdate }}</w:t>
-            </w:r>
-          </w:p>
-        </w:tc>
-        <w:tc>
-          <w:tcPr>
-            <w:tcW w:w="1166" w:type="dxa"/>
-            <w:vAlign w:val="center"/>
-          </w:tcPr>
-          <w:p>
-            <w:pPr>
-              <w:pStyle w:val="22"/>
-              <w:spacing w:line="341" w:lineRule="exact"/>
-              <w:jc w:val="both"/>
-              <w:rPr>
-                <w:rFonts w:ascii="Times New Roman" w:hAnsi="Times New Roman" w:cs="Times New Roman"/>
-                <w:b/>
-                <w:sz w:val="24"/>
-                <w:szCs w:val="24"/>
-              </w:rPr>
-            </w:pPr>
-            <w:r>
-              <w:rPr>
-                <w:rFonts w:ascii="Times New Roman" w:hAnsi="Times New Roman" w:cs="Times New Roman"/>
-                <w:b/>
-                <w:sz w:val="24"/>
-                <w:szCs w:val="24"/>
-              </w:rPr>
-              <w:t>日</w:t>
-            </w:r>
-            <w:r>
-              <w:rPr>
-                <w:rFonts w:ascii="Times New Roman" w:hAnsi="Times New Roman" w:cs="Times New Roman"/>
-                <w:b/>
-                <w:sz w:val="24"/>
-                <w:szCs w:val="24"/>
-                <w:lang w:eastAsia="zh-CN"/>
-              </w:rPr>
-              <w:t xml:space="preserve">  </w:t>
-            </w:r>
-            <w:r>
-              <w:rPr>
-                <w:rFonts w:ascii="Times New Roman" w:hAnsi="Times New Roman" w:cs="Times New Roman"/>
-                <w:b/>
-                <w:sz w:val="24"/>
-                <w:szCs w:val="24"/>
-              </w:rPr>
-              <w:t>期：</w:t>
-            </w:r>
-          </w:p>
-        </w:tc>
-        <w:tc>
-          <w:tcPr>
-            <w:tcW w:w="2294" w:type="dxa"/>
-            <w:vAlign w:val="center"/>
-          </w:tcPr>
-          <w:p>
-            <w:pPr>
-              <w:pStyle w:val="22"/>
-              <w:spacing w:line="363" w:lineRule="exact"/>
-              <w:ind w:right="15"/>
-              <w:jc w:val="both"/>
-              <w:rPr>
-                <w:rFonts w:ascii="Times New Roman" w:hAnsi="Times New Roman" w:cs="Times New Roman"/>
-                <w:sz w:val="24"/>
-                <w:szCs w:val="24"/>
-              </w:rPr>
-            </w:pPr>
-            <w:r>
-              <w:rPr>
-                <w:rFonts w:ascii="Times New Roman" w:hAnsi="Times New Roman" w:cs="Times New Roman"/>
-                <w:kern w:val="2"/>
-                <w:sz w:val="24"/>
-                <w:szCs w:val="24"/>
-                <w:lang w:eastAsia="zh-CN"/>
-              </w:rPr>
-              <w:t>{{ reportdate }}</w:t>
-            </w:r>
-          </w:p>
-        </w:tc>
-      </w:tr>
-    </w:tbl>
-    <w:p>
-      <w:pPr>
-        <w:rPr>
-          <w:rFonts w:ascii="Times New Roman" w:hAnsi="Times New Roman" w:eastAsia="微软雅黑" w:cs="Times New Roman"/>
-          <w:sz w:val="24"/>
-          <w:szCs w:val="24"/>
-          <w:lang w:eastAsia="zh-CN"/>
-        </w:rPr>
-      </w:pPr>
-      <w:r>
-        <w:rPr>
-          <w:rFonts w:hint="eastAsia" w:ascii="Times New Roman" w:hAnsi="Times New Roman" w:eastAsia="微软雅黑" w:cs="Times New Roman"/>
-          <w:sz w:val="24"/>
-          <w:szCs w:val="24"/>
-          <w:lang w:eastAsia="zh-CN"/>
-        </w:rPr>
-        <w:t xml:space="preserve">{% endif %}{% if testedby == </w:t>
-      </w:r>
-      <w:r>
-        <w:rPr>
-          <w:rFonts w:ascii="Times New Roman" w:hAnsi="Times New Roman" w:eastAsia="微软雅黑" w:cs="Times New Roman"/>
-          <w:sz w:val="24"/>
-          <w:szCs w:val="24"/>
-          <w:lang w:eastAsia="zh-CN"/>
-        </w:rPr>
-        <w:t>“</w:t>
-      </w:r>
-      <w:r>
-        <w:rPr>
-          <w:rFonts w:hint="eastAsia" w:ascii="Times New Roman" w:hAnsi="Times New Roman" w:eastAsia="微软雅黑" w:cs="Times New Roman"/>
-          <w:sz w:val="24"/>
-          <w:szCs w:val="24"/>
-          <w:lang w:eastAsia="zh-CN"/>
-        </w:rPr>
-        <w:t>6</w:t>
-      </w:r>
-      <w:r>
-        <w:rPr>
-          <w:rFonts w:ascii="Times New Roman" w:hAnsi="Times New Roman" w:eastAsia="微软雅黑" w:cs="Times New Roman"/>
-          <w:sz w:val="24"/>
-          <w:szCs w:val="24"/>
-          <w:lang w:eastAsia="zh-CN"/>
-        </w:rPr>
-        <w:t>”</w:t>
-      </w:r>
-      <w:r>
-        <w:rPr>
-          <w:rFonts w:hint="eastAsia" w:ascii="Times New Roman" w:hAnsi="Times New Roman" w:eastAsia="微软雅黑" w:cs="Times New Roman"/>
-          <w:sz w:val="24"/>
-          <w:szCs w:val="24"/>
-          <w:lang w:eastAsia="zh-CN"/>
-        </w:rPr>
-        <w:t xml:space="preserve"> %}</w:t>
-      </w:r>
-    </w:p>
-    <w:p>
-      <w:pPr>
-        <w:rPr>
-          <w:rFonts w:ascii="Times New Roman" w:hAnsi="Times New Roman" w:eastAsia="微软雅黑" w:cs="Times New Roman"/>
-          <w:sz w:val="24"/>
-          <w:szCs w:val="24"/>
-          <w:lang w:eastAsia="zh-CN"/>
-        </w:rPr>
-      </w:pPr>
-    </w:p>
-    <w:p>
-      <w:pPr>
-        <w:rPr>
-          <w:rFonts w:ascii="Times New Roman" w:hAnsi="Times New Roman" w:eastAsia="微软雅黑" w:cs="Times New Roman"/>
-          <w:sz w:val="24"/>
-          <w:szCs w:val="24"/>
-          <w:lang w:eastAsia="zh-CN"/>
-        </w:rPr>
-      </w:pPr>
-    </w:p>
-    <w:tbl>
-      <w:tblPr>
-        <w:tblStyle w:val="33"/>
-        <w:tblW w:w="6772" w:type="dxa"/>
-        <w:jc w:val="right"/>
-        <w:tblLayout w:type="fixed"/>
-        <w:tblCellMar>
-          <w:top w:w="0" w:type="dxa"/>
-          <w:left w:w="0" w:type="dxa"/>
-          <w:bottom w:w="0" w:type="dxa"/>
-          <w:right w:w="0" w:type="dxa"/>
-        </w:tblCellMar>
-      </w:tblPr>
-      <w:tblGrid>
-        <w:gridCol w:w="1272"/>
-        <w:gridCol w:w="2040"/>
-        <w:gridCol w:w="1166"/>
-        <w:gridCol w:w="2294"/>
-      </w:tblGrid>
-      <w:tr>
-        <w:tblPrEx>
-          <w:tblCellMar>
-            <w:top w:w="0" w:type="dxa"/>
-            <w:left w:w="0" w:type="dxa"/>
-            <w:bottom w:w="0" w:type="dxa"/>
-            <w:right w:w="0" w:type="dxa"/>
-          </w:tblCellMar>
-        </w:tblPrEx>
-        <w:trPr>
-          <w:trHeight w:val="441" w:hRule="exact"/>
-          <w:jc w:val="right"/>
-        </w:trPr>
-        <w:tc>
-          <w:tcPr>
-            <w:tcW w:w="1272" w:type="dxa"/>
-            <w:vAlign w:val="center"/>
-          </w:tcPr>
-          <w:p>
-            <w:pPr>
-              <w:pStyle w:val="22"/>
-              <w:spacing w:before="13"/>
-              <w:ind w:left="13" w:right="95"/>
-              <w:jc w:val="both"/>
-              <w:rPr>
-                <w:rFonts w:ascii="Times New Roman" w:hAnsi="Times New Roman" w:cs="Times New Roman"/>
-                <w:b/>
-                <w:sz w:val="24"/>
-                <w:szCs w:val="24"/>
-              </w:rPr>
-            </w:pPr>
-            <w:r>
-              <w:rPr>
-                <w:rFonts w:ascii="Times New Roman" w:hAnsi="Times New Roman" w:cs="Times New Roman"/>
-                <w:b/>
-                <w:sz w:val="24"/>
-                <w:szCs w:val="24"/>
-              </w:rPr>
-              <w:t>检测人：</w:t>
-            </w:r>
-          </w:p>
-        </w:tc>
-        <w:tc>
-          <w:tcPr>
-            <w:tcW w:w="2040" w:type="dxa"/>
-            <w:vAlign w:val="center"/>
-          </w:tcPr>
-          <w:p>
-            <w:pPr>
-              <w:pStyle w:val="22"/>
-              <w:spacing w:before="13"/>
-              <w:jc w:val="both"/>
-              <w:rPr>
-                <w:rFonts w:ascii="Times New Roman" w:hAnsi="Times New Roman" w:cs="Times New Roman"/>
-                <w:b/>
-                <w:sz w:val="24"/>
-                <w:szCs w:val="24"/>
-              </w:rPr>
-            </w:pPr>
-          </w:p>
-        </w:tc>
-        <w:tc>
-          <w:tcPr>
-            <w:tcW w:w="1166" w:type="dxa"/>
-            <w:vAlign w:val="center"/>
-          </w:tcPr>
-          <w:p>
-            <w:pPr>
-              <w:pStyle w:val="22"/>
-              <w:spacing w:before="13"/>
-              <w:jc w:val="both"/>
-              <w:rPr>
-                <w:rFonts w:ascii="Times New Roman" w:hAnsi="Times New Roman" w:cs="Times New Roman"/>
-                <w:b/>
-                <w:sz w:val="24"/>
-                <w:szCs w:val="24"/>
-              </w:rPr>
-            </w:pPr>
-            <w:r>
-              <w:rPr>
-                <w:rFonts w:ascii="Times New Roman" w:hAnsi="Times New Roman" w:cs="Times New Roman"/>
-                <w:b/>
-                <w:sz w:val="24"/>
-                <w:szCs w:val="24"/>
-              </w:rPr>
-              <w:t>复核人</w:t>
-            </w:r>
-            <w:r>
-              <w:rPr>
-                <w:rFonts w:ascii="Times New Roman" w:hAnsi="Times New Roman" w:cs="Times New Roman"/>
-                <w:b/>
-                <w:sz w:val="24"/>
-                <w:szCs w:val="24"/>
-                <w:lang w:eastAsia="zh-CN"/>
-              </w:rPr>
-              <w:t>：</w:t>
-            </w:r>
-          </w:p>
-        </w:tc>
-        <w:tc>
-          <w:tcPr>
-            <w:tcW w:w="2294" w:type="dxa"/>
-            <w:vAlign w:val="center"/>
-          </w:tcPr>
-          <w:p>
-            <w:pPr>
-              <w:pStyle w:val="22"/>
-              <w:spacing w:before="13"/>
-              <w:ind w:right="15"/>
-              <w:jc w:val="both"/>
-              <w:rPr>
-                <w:rFonts w:ascii="Times New Roman" w:hAnsi="Times New Roman" w:cs="Times New Roman"/>
-                <w:b/>
-                <w:sz w:val="24"/>
-                <w:szCs w:val="24"/>
-              </w:rPr>
-            </w:pPr>
-          </w:p>
-        </w:tc>
-      </w:tr>
-      <w:tr>
-        <w:tblPrEx>
-          <w:tblCellMar>
-            <w:top w:w="0" w:type="dxa"/>
-            <w:left w:w="0" w:type="dxa"/>
-            <w:bottom w:w="0" w:type="dxa"/>
-            <w:right w:w="0" w:type="dxa"/>
-          </w:tblCellMar>
-        </w:tblPrEx>
-        <w:trPr>
-          <w:trHeight w:val="457" w:hRule="exact"/>
-          <w:jc w:val="right"/>
-        </w:trPr>
-        <w:tc>
-          <w:tcPr>
-            <w:tcW w:w="1272" w:type="dxa"/>
-            <w:vAlign w:val="center"/>
-          </w:tcPr>
-          <w:p>
-            <w:pPr>
-              <w:pStyle w:val="22"/>
-              <w:spacing w:line="341" w:lineRule="exact"/>
-              <w:ind w:left="13" w:right="165"/>
-              <w:jc w:val="both"/>
-              <w:rPr>
-                <w:rFonts w:ascii="Times New Roman" w:hAnsi="Times New Roman" w:cs="Times New Roman"/>
-                <w:b/>
-                <w:sz w:val="24"/>
-                <w:szCs w:val="24"/>
-              </w:rPr>
-            </w:pPr>
-            <w:r>
-              <w:rPr>
-                <w:rFonts w:ascii="Times New Roman" w:hAnsi="Times New Roman" w:cs="Times New Roman"/>
-                <w:b/>
-                <w:sz w:val="24"/>
-                <w:szCs w:val="24"/>
-              </w:rPr>
-              <w:t>日</w:t>
-            </w:r>
-            <w:r>
-              <w:rPr>
-                <w:rFonts w:ascii="Times New Roman" w:hAnsi="Times New Roman" w:cs="Times New Roman"/>
-                <w:b/>
-                <w:sz w:val="24"/>
-                <w:szCs w:val="24"/>
-                <w:lang w:eastAsia="zh-CN"/>
-              </w:rPr>
-              <w:t xml:space="preserve">  </w:t>
-            </w:r>
-            <w:r>
-              <w:rPr>
-                <w:rFonts w:ascii="Times New Roman" w:hAnsi="Times New Roman" w:cs="Times New Roman"/>
-                <w:b/>
-                <w:sz w:val="24"/>
-                <w:szCs w:val="24"/>
-              </w:rPr>
-              <w:t>期：</w:t>
-            </w:r>
-          </w:p>
-        </w:tc>
-        <w:tc>
-          <w:tcPr>
-            <w:tcW w:w="2040" w:type="dxa"/>
-            <w:vAlign w:val="center"/>
-          </w:tcPr>
-          <w:p>
-            <w:pPr>
-              <w:pStyle w:val="22"/>
-              <w:spacing w:line="363" w:lineRule="exact"/>
-              <w:jc w:val="both"/>
-              <w:rPr>
-                <w:rFonts w:ascii="Times New Roman" w:hAnsi="Times New Roman" w:cs="Times New Roman"/>
-                <w:sz w:val="24"/>
-                <w:szCs w:val="24"/>
-              </w:rPr>
-            </w:pPr>
-            <w:r>
-              <w:rPr>
-                <w:rFonts w:ascii="Times New Roman" w:hAnsi="Times New Roman" w:cs="Times New Roman"/>
-                <w:kern w:val="2"/>
-                <w:sz w:val="24"/>
-                <w:szCs w:val="24"/>
-                <w:lang w:eastAsia="zh-CN"/>
-              </w:rPr>
-              <w:t>{{ reportdate }}</w:t>
-            </w:r>
-          </w:p>
-        </w:tc>
-        <w:tc>
-          <w:tcPr>
-            <w:tcW w:w="1166" w:type="dxa"/>
-            <w:vAlign w:val="center"/>
-          </w:tcPr>
-          <w:p>
-            <w:pPr>
-              <w:pStyle w:val="22"/>
-              <w:spacing w:line="341" w:lineRule="exact"/>
-              <w:jc w:val="both"/>
-              <w:rPr>
-                <w:rFonts w:ascii="Times New Roman" w:hAnsi="Times New Roman" w:cs="Times New Roman"/>
-                <w:b/>
-                <w:sz w:val="24"/>
-                <w:szCs w:val="24"/>
-              </w:rPr>
-            </w:pPr>
-            <w:r>
-              <w:rPr>
-                <w:rFonts w:ascii="Times New Roman" w:hAnsi="Times New Roman" w:cs="Times New Roman"/>
-                <w:b/>
-                <w:sz w:val="24"/>
-                <w:szCs w:val="24"/>
-              </w:rPr>
-              <w:t>日</w:t>
-            </w:r>
-            <w:r>
-              <w:rPr>
-                <w:rFonts w:ascii="Times New Roman" w:hAnsi="Times New Roman" w:cs="Times New Roman"/>
-                <w:b/>
-                <w:sz w:val="24"/>
-                <w:szCs w:val="24"/>
-                <w:lang w:eastAsia="zh-CN"/>
-              </w:rPr>
-              <w:t xml:space="preserve">  </w:t>
-            </w:r>
-            <w:r>
-              <w:rPr>
-                <w:rFonts w:ascii="Times New Roman" w:hAnsi="Times New Roman" w:cs="Times New Roman"/>
-                <w:b/>
-                <w:sz w:val="24"/>
-                <w:szCs w:val="24"/>
-              </w:rPr>
-              <w:t>期：</w:t>
-            </w:r>
-          </w:p>
-        </w:tc>
-        <w:tc>
-          <w:tcPr>
-            <w:tcW w:w="2294" w:type="dxa"/>
-            <w:vAlign w:val="center"/>
-          </w:tcPr>
-          <w:p>
-            <w:pPr>
-              <w:pStyle w:val="22"/>
-              <w:spacing w:line="363" w:lineRule="exact"/>
-              <w:ind w:right="15"/>
-              <w:jc w:val="both"/>
-              <w:rPr>
-                <w:rFonts w:ascii="Times New Roman" w:hAnsi="Times New Roman" w:cs="Times New Roman"/>
-                <w:sz w:val="24"/>
-                <w:szCs w:val="24"/>
-              </w:rPr>
-            </w:pPr>
-            <w:r>
-              <w:rPr>
-                <w:rFonts w:ascii="Times New Roman" w:hAnsi="Times New Roman" w:cs="Times New Roman"/>
-                <w:kern w:val="2"/>
-                <w:sz w:val="24"/>
-                <w:szCs w:val="24"/>
-                <w:lang w:eastAsia="zh-CN"/>
-              </w:rPr>
-              <w:t>{{ reportdate }}</w:t>
-            </w:r>
-          </w:p>
-        </w:tc>
-      </w:tr>
-    </w:tbl>
-    <w:p>
-      <w:pPr>
-        <w:rPr>
           <w:rFonts w:ascii="Times New Roman" w:hAnsi="Times New Roman" w:eastAsia="微软雅黑" w:cs="黑体"/>
           <w:b/>
           <w:bCs/>
@@ -7871,6 +6172,7 @@
           <w:lang w:eastAsia="zh-CN"/>
         </w:rPr>
       </w:pPr>
+      <w:bookmarkStart w:id="41" w:name="_Toc12406"/>
       <w:r>
         <w:rPr>
           <w:rFonts w:hint="eastAsia"/>
@@ -9597,24 +7899,24 @@
           <w:sz w:val="30"/>
         </w:rPr>
       </w:pPr>
-      <w:bookmarkStart w:id="42" w:name="_Toc22132"/>
-      <w:bookmarkStart w:id="43" w:name="_Toc107825550"/>
-      <w:bookmarkStart w:id="44" w:name="_Toc24235"/>
-      <w:bookmarkStart w:id="45" w:name="_Toc947"/>
-      <w:bookmarkStart w:id="46" w:name="_Toc2866"/>
-      <w:bookmarkStart w:id="47" w:name="_Toc208"/>
-      <w:bookmarkStart w:id="48" w:name="_Toc19898_WPSOffice_Level1"/>
-      <w:bookmarkStart w:id="49" w:name="_Toc6237"/>
-      <w:bookmarkStart w:id="50" w:name="_Toc2781"/>
-      <w:bookmarkStart w:id="51" w:name="_Toc20136_WPSOffice_Level1"/>
-      <w:bookmarkStart w:id="52" w:name="_Toc9088"/>
-      <w:bookmarkStart w:id="53" w:name="_Toc5728"/>
-      <w:bookmarkStart w:id="54" w:name="_Toc23375"/>
-      <w:bookmarkStart w:id="55" w:name="_Toc27379"/>
-      <w:bookmarkStart w:id="56" w:name="_Toc107825552"/>
-      <w:bookmarkStart w:id="57" w:name="_Toc15063"/>
-      <w:bookmarkStart w:id="58" w:name="_Toc18062_WPSOffice_Level2"/>
-      <w:bookmarkStart w:id="59" w:name="_Toc11015_WPSOffice_Level2"/>
+      <w:bookmarkStart w:id="42" w:name="_Toc208"/>
+      <w:bookmarkStart w:id="43" w:name="_Toc24235"/>
+      <w:bookmarkStart w:id="44" w:name="_Toc22132"/>
+      <w:bookmarkStart w:id="45" w:name="_Toc19898_WPSOffice_Level1"/>
+      <w:bookmarkStart w:id="46" w:name="_Toc4312"/>
+      <w:bookmarkStart w:id="47" w:name="_Toc107825550"/>
+      <w:bookmarkStart w:id="48" w:name="_Toc20136_WPSOffice_Level1"/>
+      <w:bookmarkStart w:id="49" w:name="_Toc2781"/>
+      <w:bookmarkStart w:id="50" w:name="_Toc2866"/>
+      <w:bookmarkStart w:id="51" w:name="_Toc6237"/>
+      <w:bookmarkStart w:id="52" w:name="_Toc27379"/>
+      <w:bookmarkStart w:id="53" w:name="_Toc9088"/>
+      <w:bookmarkStart w:id="54" w:name="_Toc15063"/>
+      <w:bookmarkStart w:id="55" w:name="_Toc5728"/>
+      <w:bookmarkStart w:id="56" w:name="_Toc11015_WPSOffice_Level2"/>
+      <w:bookmarkStart w:id="57" w:name="_Toc18062_WPSOffice_Level2"/>
+      <w:bookmarkStart w:id="58" w:name="_Toc23375"/>
+      <w:bookmarkStart w:id="59" w:name="_Toc107825552"/>
       <w:r>
         <w:rPr>
           <w:rStyle w:val="36"/>
@@ -9647,8 +7949,8 @@
           <w:color w:val="auto"/>
         </w:rPr>
       </w:pPr>
-      <w:bookmarkStart w:id="60" w:name="_Toc762"/>
-      <w:bookmarkStart w:id="61" w:name="_Toc24556"/>
+      <w:bookmarkStart w:id="60" w:name="_Toc24556"/>
+      <w:bookmarkStart w:id="61" w:name="_Toc15998"/>
       <w:r>
         <w:rPr>
           <w:color w:val="auto"/>
@@ -14364,10 +12666,10 @@
         </w:rPr>
         <w:br w:type="page"/>
       </w:r>
-      <w:bookmarkStart w:id="62" w:name="_Toc149826009"/>
-      <w:bookmarkStart w:id="63" w:name="_Toc22117"/>
-      <w:bookmarkStart w:id="64" w:name="_Toc17068"/>
-      <w:bookmarkStart w:id="65" w:name="_Toc149832733"/>
+      <w:bookmarkStart w:id="62" w:name="_Toc149832733"/>
+      <w:bookmarkStart w:id="63" w:name="_Toc17068"/>
+      <w:bookmarkStart w:id="64" w:name="_Toc149826009"/>
+      <w:bookmarkStart w:id="65" w:name="_Toc22117"/>
       <w:r>
         <w:rPr>
           <w:rFonts w:hint="default" w:ascii="Times New Roman" w:hAnsi="Times New Roman" w:eastAsia="微软雅黑" w:cs="Times New Roman"/>
@@ -14432,7 +12734,7 @@
           <w:lang w:eastAsia="zh-CN"/>
         </w:rPr>
       </w:pPr>
-      <w:bookmarkStart w:id="66" w:name="_Toc31278"/>
+      <w:bookmarkStart w:id="66" w:name="_Toc4250"/>
       <w:r>
         <w:rPr>
           <w:rFonts w:hint="eastAsia"/>
@@ -14995,11 +13297,11 @@
           <w:lang w:eastAsia="zh-CN"/>
         </w:rPr>
       </w:pPr>
-      <w:bookmarkStart w:id="67" w:name="_Toc23141"/>
-      <w:bookmarkStart w:id="68" w:name="_Toc9834"/>
-      <w:bookmarkStart w:id="69" w:name="_Toc16158"/>
+      <w:bookmarkStart w:id="67" w:name="_Toc16158"/>
+      <w:bookmarkStart w:id="68" w:name="_Toc23141"/>
+      <w:bookmarkStart w:id="69" w:name="_Toc149826011"/>
       <w:bookmarkStart w:id="70" w:name="_Toc149832735"/>
-      <w:bookmarkStart w:id="71" w:name="_Toc149826011"/>
+      <w:bookmarkStart w:id="71" w:name="_Toc29386"/>
       <w:r>
         <w:rPr>
           <w:rFonts w:hint="eastAsia"/>
@@ -18060,8 +16362,9 @@
           <w:lang w:eastAsia="zh-CN"/>
         </w:rPr>
       </w:pPr>
-      <w:bookmarkStart w:id="72" w:name="_Toc22875"/>
+      <w:bookmarkStart w:id="72" w:name="_Toc17822"/>
       <w:bookmarkStart w:id="73" w:name="_Toc26760"/>
+      <w:bookmarkStart w:id="74" w:name="_Toc22875"/>
       <w:r>
         <w:rPr>
           <w:rFonts w:hint="eastAsia"/>
@@ -18074,6 +16377,7 @@
       </w:r>
       <w:bookmarkEnd w:id="72"/>
       <w:bookmarkEnd w:id="73"/>
+      <w:bookmarkEnd w:id="74"/>
     </w:p>
     <w:p>
       <w:pPr>
@@ -18212,6 +16516,7 @@
             <w:insideH w:val="dotted" w:color="A5A5A5" w:sz="4" w:space="0"/>
             <w:insideV w:val="dotted" w:color="A5A5A5" w:sz="4" w:space="0"/>
           </w:tblBorders>
+          <w:shd w:val="clear" w:color="auto" w:fill="auto"/>
           <w:tblCellMar>
             <w:top w:w="0" w:type="dxa"/>
             <w:left w:w="108" w:type="dxa"/>
@@ -18272,6 +16577,7 @@
             <w:insideH w:val="dotted" w:color="A5A5A5" w:sz="4" w:space="0"/>
             <w:insideV w:val="dotted" w:color="A5A5A5" w:sz="4" w:space="0"/>
           </w:tblBorders>
+          <w:shd w:val="clear" w:color="auto" w:fill="auto"/>
           <w:tblCellMar>
             <w:top w:w="0" w:type="dxa"/>
             <w:left w:w="108" w:type="dxa"/>
@@ -18827,6 +17133,7 @@
             <w:insideH w:val="dotted" w:color="A5A5A5" w:sz="4" w:space="0"/>
             <w:insideV w:val="dotted" w:color="A5A5A5" w:sz="4" w:space="0"/>
           </w:tblBorders>
+          <w:shd w:val="clear" w:color="auto" w:fill="auto"/>
           <w:tblCellMar>
             <w:top w:w="0" w:type="dxa"/>
             <w:left w:w="108" w:type="dxa"/>
@@ -19479,6 +17786,7 @@
             <w:insideH w:val="dotted" w:color="A5A5A5" w:sz="4" w:space="0"/>
             <w:insideV w:val="dotted" w:color="A5A5A5" w:sz="4" w:space="0"/>
           </w:tblBorders>
+          <w:shd w:val="clear" w:color="auto" w:fill="auto"/>
           <w:tblCellMar>
             <w:top w:w="0" w:type="dxa"/>
             <w:left w:w="108" w:type="dxa"/>
@@ -19612,22 +17920,21 @@
         </w:numPr>
         <w:jc w:val="left"/>
       </w:pPr>
-      <w:bookmarkStart w:id="74" w:name="_Toc23846_WPSOffice_Level1"/>
-      <w:bookmarkStart w:id="75" w:name="_Toc21183"/>
-      <w:bookmarkStart w:id="76" w:name="_Toc107825555"/>
-      <w:bookmarkStart w:id="77" w:name="_Toc29372"/>
-      <w:bookmarkStart w:id="78" w:name="_Toc24960"/>
-      <w:bookmarkStart w:id="79" w:name="_Toc180"/>
-      <w:bookmarkStart w:id="80" w:name="_Toc25727"/>
-      <w:bookmarkStart w:id="81" w:name="_Toc4331_WPSOffice_Level1"/>
-      <w:bookmarkStart w:id="82" w:name="_Toc4622"/>
-      <w:bookmarkStart w:id="83" w:name="_Toc23903"/>
-      <w:bookmarkStart w:id="84" w:name="_Toc32443_WPSOffice_Level1"/>
-      <w:bookmarkStart w:id="85" w:name="_Toc2749"/>
+      <w:bookmarkStart w:id="75" w:name="_Toc25727"/>
+      <w:bookmarkStart w:id="76" w:name="_Toc180"/>
+      <w:bookmarkStart w:id="77" w:name="_Toc24960"/>
+      <w:bookmarkStart w:id="78" w:name="_Toc23846_WPSOffice_Level1"/>
+      <w:bookmarkStart w:id="79" w:name="_Toc107825555"/>
+      <w:bookmarkStart w:id="80" w:name="_Toc23903"/>
+      <w:bookmarkStart w:id="81" w:name="_Toc21183"/>
+      <w:bookmarkStart w:id="82" w:name="_Toc32443_WPSOffice_Level1"/>
+      <w:bookmarkStart w:id="83" w:name="_Toc29372"/>
+      <w:bookmarkStart w:id="84" w:name="_Toc6182"/>
+      <w:bookmarkStart w:id="85" w:name="_Toc4331_WPSOffice_Level1"/>
+      <w:bookmarkStart w:id="86" w:name="_Toc2749"/>
       <w:r>
         <w:t>基因检测结果解析</w:t>
       </w:r>
-      <w:bookmarkEnd w:id="74"/>
       <w:bookmarkEnd w:id="75"/>
       <w:bookmarkEnd w:id="76"/>
       <w:bookmarkEnd w:id="77"/>
@@ -19638,6 +17945,7 @@
       <w:bookmarkEnd w:id="82"/>
       <w:bookmarkEnd w:id="83"/>
       <w:bookmarkEnd w:id="84"/>
+      <w:bookmarkEnd w:id="85"/>
     </w:p>
     <w:p>
       <w:pPr>
@@ -19652,12 +17960,12 @@
           <w:lang w:eastAsia="zh-CN"/>
         </w:rPr>
       </w:pPr>
-      <w:bookmarkStart w:id="86" w:name="_Toc8388"/>
-      <w:bookmarkStart w:id="87" w:name="_Toc16525"/>
+      <w:bookmarkStart w:id="87" w:name="_Toc31324"/>
       <w:bookmarkStart w:id="88" w:name="_Toc107825557"/>
-      <w:bookmarkStart w:id="89" w:name="_Toc31324"/>
-      <w:bookmarkStart w:id="90" w:name="_Toc18963"/>
-      <w:bookmarkStart w:id="91" w:name="_Toc27859"/>
+      <w:bookmarkStart w:id="89" w:name="_Toc8388"/>
+      <w:bookmarkStart w:id="90" w:name="_Toc23026"/>
+      <w:bookmarkStart w:id="91" w:name="_Toc16525"/>
+      <w:bookmarkStart w:id="92" w:name="_Toc27859"/>
       <w:r>
         <w:rPr>
           <w:rFonts w:hint="eastAsia"/>
@@ -19666,11 +17974,11 @@
         </w:rPr>
         <w:t>变异位点结果解析</w:t>
       </w:r>
-      <w:bookmarkEnd w:id="86"/>
       <w:bookmarkEnd w:id="87"/>
       <w:bookmarkEnd w:id="88"/>
       <w:bookmarkEnd w:id="89"/>
       <w:bookmarkEnd w:id="90"/>
+      <w:bookmarkEnd w:id="91"/>
     </w:p>
     <w:p>
       <w:pPr>
@@ -19694,7 +18002,7 @@
         </w:rPr>
         <w:t>{% for tdd in BodyDrugNoComplexStr %}</w:t>
       </w:r>
-      <w:bookmarkEnd w:id="91"/>
+      <w:bookmarkEnd w:id="92"/>
     </w:p>
     <w:p>
       <w:pPr>
@@ -28617,7 +26925,7 @@
         <w:t>{% endif %}</w:t>
       </w:r>
     </w:p>
-    <w:bookmarkEnd w:id="85"/>
+    <w:bookmarkEnd w:id="86"/>
     <w:p>
       <w:pPr>
         <w:numPr>
@@ -28632,23 +26940,23 @@
           <w:szCs w:val="32"/>
         </w:rPr>
       </w:pPr>
-      <w:bookmarkStart w:id="92" w:name="_Toc107825561"/>
-      <w:bookmarkStart w:id="93" w:name="_Toc14233"/>
+      <w:bookmarkStart w:id="93" w:name="_Toc13196_WPSOffice_Level1"/>
       <w:bookmarkStart w:id="94" w:name="_Toc27302"/>
-      <w:bookmarkStart w:id="95" w:name="_Toc1707_WPSOffice_Level1"/>
-      <w:bookmarkStart w:id="96" w:name="_Toc11294"/>
-      <w:bookmarkStart w:id="97" w:name="_Toc4129"/>
-      <w:bookmarkStart w:id="98" w:name="_Toc13698"/>
-      <w:bookmarkStart w:id="99" w:name="_Toc28240"/>
+      <w:bookmarkStart w:id="95" w:name="_Toc107825561"/>
+      <w:bookmarkStart w:id="96" w:name="_Toc4129"/>
+      <w:bookmarkStart w:id="97" w:name="_Toc22802"/>
+      <w:bookmarkStart w:id="98" w:name="_Toc1707_WPSOffice_Level1"/>
+      <w:bookmarkStart w:id="99" w:name="_Toc13698"/>
       <w:bookmarkStart w:id="100" w:name="_Toc21764_WPSOffice_Level1"/>
-      <w:bookmarkStart w:id="101" w:name="_Toc13196_WPSOffice_Level1"/>
-      <w:bookmarkStart w:id="102" w:name="_Toc16835"/>
-      <w:bookmarkStart w:id="103" w:name="_Toc11896_WPSOffice_Level1"/>
+      <w:bookmarkStart w:id="101" w:name="_Toc11294"/>
+      <w:bookmarkStart w:id="102" w:name="_Toc28240"/>
+      <w:bookmarkStart w:id="103" w:name="_Toc16835"/>
       <w:bookmarkStart w:id="104" w:name="_Toc20303"/>
-      <w:bookmarkStart w:id="105" w:name="_Toc28810_WPSOffice_Level1"/>
+      <w:bookmarkStart w:id="105" w:name="_Toc11812"/>
       <w:bookmarkStart w:id="106" w:name="_Toc11193_WPSOffice_Level1"/>
-      <w:bookmarkStart w:id="107" w:name="_Toc1779"/>
-      <w:bookmarkStart w:id="108" w:name="_Toc11812"/>
+      <w:bookmarkStart w:id="107" w:name="_Toc28810_WPSOffice_Level1"/>
+      <w:bookmarkStart w:id="108" w:name="_Toc11896_WPSOffice_Level1"/>
+      <w:bookmarkStart w:id="109" w:name="_Toc1779"/>
       <w:r>
         <w:rPr>
           <w:rStyle w:val="36"/>
@@ -28657,7 +26965,6 @@
         </w:rPr>
         <w:t>附录</w:t>
       </w:r>
-      <w:bookmarkEnd w:id="92"/>
       <w:bookmarkEnd w:id="93"/>
       <w:bookmarkEnd w:id="94"/>
       <w:bookmarkEnd w:id="95"/>
@@ -28667,8 +26974,9 @@
       <w:bookmarkEnd w:id="99"/>
       <w:bookmarkEnd w:id="100"/>
       <w:bookmarkEnd w:id="101"/>
+      <w:bookmarkEnd w:id="102"/>
     </w:p>
-    <w:bookmarkEnd w:id="102"/>
+    <w:bookmarkEnd w:id="103"/>
     <w:p>
       <w:pPr>
         <w:pStyle w:val="3"/>
@@ -28682,16 +26990,16 @@
           <w:lang w:eastAsia="zh-CN"/>
         </w:rPr>
       </w:pPr>
-      <w:bookmarkStart w:id="109" w:name="_Toc15840_WPSOffice_Level1"/>
-      <w:bookmarkStart w:id="110" w:name="_Toc24085_WPSOffice_Level1"/>
-      <w:bookmarkStart w:id="111" w:name="_Toc9066"/>
-      <w:bookmarkStart w:id="112" w:name="_Toc28605"/>
-      <w:bookmarkStart w:id="113" w:name="_Toc3674"/>
-      <w:bookmarkStart w:id="114" w:name="_Toc14966"/>
-      <w:bookmarkStart w:id="115" w:name="_Toc32150"/>
-      <w:bookmarkStart w:id="116" w:name="_Toc14255_WPSOffice_Level1"/>
-      <w:bookmarkStart w:id="117" w:name="_Toc27230"/>
-      <w:bookmarkStart w:id="118" w:name="_Toc8392"/>
+      <w:bookmarkStart w:id="110" w:name="_Toc8392"/>
+      <w:bookmarkStart w:id="111" w:name="_Toc14255_WPSOffice_Level1"/>
+      <w:bookmarkStart w:id="112" w:name="_Toc9066"/>
+      <w:bookmarkStart w:id="113" w:name="_Toc27230"/>
+      <w:bookmarkStart w:id="114" w:name="_Toc24085_WPSOffice_Level1"/>
+      <w:bookmarkStart w:id="115" w:name="_Toc15840_WPSOffice_Level1"/>
+      <w:bookmarkStart w:id="116" w:name="_Toc31769"/>
+      <w:bookmarkStart w:id="117" w:name="_Toc3674"/>
+      <w:bookmarkStart w:id="118" w:name="_Toc28605"/>
+      <w:bookmarkStart w:id="119" w:name="_Toc32150"/>
       <w:r>
         <w:rPr>
           <w:rFonts w:hint="eastAsia"/>
@@ -28700,7 +27008,6 @@
         </w:rPr>
         <w:t>样本质控情况</w:t>
       </w:r>
-      <w:bookmarkEnd w:id="109"/>
       <w:bookmarkEnd w:id="110"/>
       <w:bookmarkEnd w:id="111"/>
       <w:bookmarkEnd w:id="112"/>
@@ -28710,6 +27017,7 @@
       <w:bookmarkEnd w:id="116"/>
       <w:bookmarkEnd w:id="117"/>
       <w:bookmarkEnd w:id="118"/>
+      <w:bookmarkEnd w:id="119"/>
     </w:p>
     <w:tbl>
       <w:tblPr>
@@ -30929,12 +29237,12 @@
         <w:br w:type="page"/>
       </w:r>
     </w:p>
-    <w:bookmarkEnd w:id="103"/>
     <w:bookmarkEnd w:id="104"/>
     <w:bookmarkEnd w:id="105"/>
     <w:bookmarkEnd w:id="106"/>
     <w:bookmarkEnd w:id="107"/>
     <w:bookmarkEnd w:id="108"/>
+    <w:bookmarkEnd w:id="109"/>
     <w:p>
       <w:pPr>
         <w:pStyle w:val="3"/>
@@ -30948,27 +29256,27 @@
           <w:lang w:eastAsia="zh-CN"/>
         </w:rPr>
       </w:pPr>
-      <w:bookmarkStart w:id="119" w:name="_Toc27392"/>
-      <w:bookmarkStart w:id="120" w:name="_Toc11406"/>
+      <w:bookmarkStart w:id="120" w:name="_Toc10238"/>
       <w:bookmarkStart w:id="121" w:name="_Toc20878"/>
       <w:bookmarkStart w:id="122" w:name="_Toc30346"/>
-      <w:bookmarkStart w:id="123" w:name="_Toc11535"/>
-      <w:bookmarkStart w:id="124" w:name="_Toc8550"/>
-      <w:bookmarkStart w:id="125" w:name="_Toc13498"/>
-      <w:bookmarkStart w:id="126" w:name="_Toc18198"/>
-      <w:bookmarkStart w:id="127" w:name="_Toc30512"/>
-      <w:bookmarkStart w:id="128" w:name="_Toc11925"/>
-      <w:bookmarkStart w:id="129" w:name="_Toc2699"/>
-      <w:bookmarkStart w:id="130" w:name="_Toc28557"/>
-      <w:bookmarkStart w:id="131" w:name="_Toc5457"/>
-      <w:bookmarkStart w:id="132" w:name="_Toc10759"/>
-      <w:bookmarkStart w:id="133" w:name="_Toc2482"/>
-      <w:bookmarkStart w:id="134" w:name="_Toc32447"/>
-      <w:bookmarkStart w:id="135" w:name="_Toc29105"/>
-      <w:bookmarkStart w:id="136" w:name="_Toc699"/>
-      <w:bookmarkStart w:id="137" w:name="_Toc24462"/>
-      <w:bookmarkStart w:id="138" w:name="_Toc18811"/>
-      <w:bookmarkStart w:id="139" w:name="_Toc16663"/>
+      <w:bookmarkStart w:id="123" w:name="_Toc11406"/>
+      <w:bookmarkStart w:id="124" w:name="_Toc2482"/>
+      <w:bookmarkStart w:id="125" w:name="_Toc699"/>
+      <w:bookmarkStart w:id="126" w:name="_Toc24462"/>
+      <w:bookmarkStart w:id="127" w:name="_Toc32447"/>
+      <w:bookmarkStart w:id="128" w:name="_Toc8550"/>
+      <w:bookmarkStart w:id="129" w:name="_Toc10759"/>
+      <w:bookmarkStart w:id="130" w:name="_Toc16663"/>
+      <w:bookmarkStart w:id="131" w:name="_Toc18811"/>
+      <w:bookmarkStart w:id="132" w:name="_Toc28557"/>
+      <w:bookmarkStart w:id="133" w:name="_Toc18198"/>
+      <w:bookmarkStart w:id="134" w:name="_Toc5457"/>
+      <w:bookmarkStart w:id="135" w:name="_Toc11925"/>
+      <w:bookmarkStart w:id="136" w:name="_Toc29105"/>
+      <w:bookmarkStart w:id="137" w:name="_Toc13498"/>
+      <w:bookmarkStart w:id="138" w:name="_Toc11535"/>
+      <w:bookmarkStart w:id="139" w:name="_Toc30512"/>
+      <w:bookmarkStart w:id="140" w:name="_Toc2699"/>
       <w:r>
         <w:rPr>
           <w:rFonts w:hint="eastAsia"/>
@@ -30977,10 +29285,10 @@
         </w:rPr>
         <w:t>常见靶向药物相关基因检测列表</w:t>
       </w:r>
-      <w:bookmarkEnd w:id="119"/>
       <w:bookmarkEnd w:id="120"/>
       <w:bookmarkEnd w:id="121"/>
       <w:bookmarkEnd w:id="122"/>
+      <w:bookmarkEnd w:id="123"/>
     </w:p>
     <w:tbl>
       <w:tblPr>
@@ -31534,10 +29842,10 @@
           <w:szCs w:val="21"/>
         </w:rPr>
       </w:pPr>
-      <w:bookmarkStart w:id="140" w:name="_Toc24508"/>
-      <w:bookmarkStart w:id="141" w:name="_Toc7091"/>
-      <w:bookmarkStart w:id="142" w:name="_Toc15114"/>
+      <w:bookmarkStart w:id="141" w:name="_Toc24508"/>
+      <w:bookmarkStart w:id="142" w:name="_Toc17107"/>
       <w:bookmarkStart w:id="143" w:name="_Toc3409"/>
+      <w:bookmarkStart w:id="144" w:name="_Toc15114"/>
       <w:r>
         <w:rPr>
           <w:rFonts w:hint="eastAsia"/>
@@ -31546,8 +29854,8 @@
         </w:rPr>
         <w:t>检测基因列表</w:t>
       </w:r>
-      <w:bookmarkEnd w:id="140"/>
       <w:bookmarkEnd w:id="141"/>
+      <w:bookmarkEnd w:id="142"/>
     </w:p>
     <w:tbl>
       <w:tblPr>
@@ -31928,8 +30236,8 @@
           <w:lang w:eastAsia="zh-CN"/>
         </w:rPr>
       </w:pPr>
-      <w:bookmarkStart w:id="144" w:name="_Toc14752"/>
-      <w:bookmarkStart w:id="145" w:name="_Toc14743"/>
+      <w:bookmarkStart w:id="145" w:name="_Toc14752"/>
+      <w:bookmarkStart w:id="146" w:name="_Toc15986"/>
       <w:r>
         <w:rPr>
           <w:rFonts w:hint="eastAsia"/>
@@ -31938,10 +30246,10 @@
         </w:rPr>
         <w:t>检测方法与局限性</w:t>
       </w:r>
-      <w:bookmarkEnd w:id="142"/>
       <w:bookmarkEnd w:id="143"/>
       <w:bookmarkEnd w:id="144"/>
       <w:bookmarkEnd w:id="145"/>
+      <w:bookmarkEnd w:id="146"/>
     </w:p>
     <w:p>
       <w:pPr>
@@ -32129,7 +30437,6 @@
         <w:br w:type="page"/>
       </w:r>
     </w:p>
-    <w:bookmarkEnd w:id="123"/>
     <w:bookmarkEnd w:id="124"/>
     <w:bookmarkEnd w:id="125"/>
     <w:bookmarkEnd w:id="126"/>
@@ -32146,6 +30453,7 @@
     <w:bookmarkEnd w:id="137"/>
     <w:bookmarkEnd w:id="138"/>
     <w:bookmarkEnd w:id="139"/>
+    <w:bookmarkEnd w:id="140"/>
     <w:p>
       <w:pPr>
         <w:pStyle w:val="3"/>
@@ -32159,17 +30467,17 @@
           <w:lang w:eastAsia="zh-CN"/>
         </w:rPr>
       </w:pPr>
-      <w:bookmarkStart w:id="146" w:name="_Toc11901"/>
-      <w:bookmarkStart w:id="147" w:name="_Toc11043"/>
-      <w:bookmarkStart w:id="148" w:name="_Toc4503"/>
-      <w:bookmarkStart w:id="149" w:name="_Toc26090"/>
+      <w:bookmarkStart w:id="147" w:name="_Toc26090"/>
+      <w:bookmarkStart w:id="148" w:name="_Toc12334"/>
+      <w:bookmarkStart w:id="149" w:name="_Toc11901"/>
       <w:bookmarkStart w:id="150" w:name="_Toc27809"/>
-      <w:bookmarkStart w:id="151" w:name="_Toc22623"/>
-      <w:bookmarkStart w:id="152" w:name="_Toc17792_WPSOffice_Level2"/>
-      <w:bookmarkStart w:id="153" w:name="_Toc19584_WPSOffice_Level1"/>
-      <w:bookmarkStart w:id="154" w:name="_Toc14611_WPSOffice_Level1"/>
-      <w:bookmarkStart w:id="155" w:name="_Toc13275"/>
-      <w:bookmarkStart w:id="156" w:name="_Toc22162_WPSOffice_Level1"/>
+      <w:bookmarkStart w:id="151" w:name="_Toc4503"/>
+      <w:bookmarkStart w:id="152" w:name="_Toc22162_WPSOffice_Level1"/>
+      <w:bookmarkStart w:id="153" w:name="_Toc13275"/>
+      <w:bookmarkStart w:id="154" w:name="_Toc17792_WPSOffice_Level2"/>
+      <w:bookmarkStart w:id="155" w:name="_Toc19584_WPSOffice_Level1"/>
+      <w:bookmarkStart w:id="156" w:name="_Toc14611_WPSOffice_Level1"/>
+      <w:bookmarkStart w:id="157" w:name="_Toc22623"/>
       <w:r>
         <w:rPr>
           <w:rFonts w:hint="eastAsia"/>
@@ -32178,18 +30486,18 @@
         </w:rPr>
         <w:t>参考文献</w:t>
       </w:r>
-      <w:bookmarkEnd w:id="146"/>
       <w:bookmarkEnd w:id="147"/>
       <w:bookmarkEnd w:id="148"/>
       <w:bookmarkEnd w:id="149"/>
       <w:bookmarkEnd w:id="150"/>
+      <w:bookmarkEnd w:id="151"/>
     </w:p>
-    <w:bookmarkEnd w:id="151"/>
     <w:bookmarkEnd w:id="152"/>
     <w:bookmarkEnd w:id="153"/>
     <w:bookmarkEnd w:id="154"/>
     <w:bookmarkEnd w:id="155"/>
     <w:bookmarkEnd w:id="156"/>
+    <w:bookmarkEnd w:id="157"/>
     <w:p>
       <w:pPr>
         <w:spacing w:after="84" w:line="260" w:lineRule="auto"/>
@@ -33521,7 +31829,7 @@
                     </pic:cNvPicPr>
                   </pic:nvPicPr>
                   <pic:blipFill>
-                    <a:blip r:embed="rId15"/>
+                    <a:blip r:embed="rId14"/>
                     <a:stretch>
                       <a:fillRect/>
                     </a:stretch>
